--- a/docs/Relatório.docx
+++ b/docs/Relatório.docx
@@ -1041,12 +1041,64 @@
     <w:p>
       <w:pPr>
         <w:pStyle w:val="ListParagraph"/>
+        <w:numPr>
+          <w:ilvl w:val="0"/>
+          <w:numId w:val="23"/>
+        </w:numPr>
+        <w:jc w:val="both"/>
+        <w:rPr>
+          <w:rFonts w:ascii="Times New Roman" w:hAnsi="Times New Roman" w:cs="Times New Roman"/>
+          <w:b/>
+          <w:bCs/>
+          <w:sz w:val="40"/>
+          <w:szCs w:val="40"/>
+          <w:lang w:val="en-US"/>
+        </w:rPr>
+      </w:pPr>
+      <w:r>
+        <w:rPr>
+          <w:rFonts w:ascii="Times New Roman" w:hAnsi="Times New Roman" w:cs="Times New Roman"/>
+          <w:b/>
+          <w:bCs/>
+          <w:sz w:val="40"/>
+          <w:szCs w:val="40"/>
+          <w:lang w:val="en-US"/>
+        </w:rPr>
+        <w:t xml:space="preserve">Testes de </w:t>
+      </w:r>
+      <w:proofErr w:type="spellStart"/>
+      <w:r>
+        <w:rPr>
+          <w:rFonts w:ascii="Times New Roman" w:hAnsi="Times New Roman" w:cs="Times New Roman"/>
+          <w:b/>
+          <w:bCs/>
+          <w:sz w:val="40"/>
+          <w:szCs w:val="40"/>
+          <w:lang w:val="en-US"/>
+        </w:rPr>
+        <w:t>Normalidade</w:t>
+      </w:r>
+      <w:proofErr w:type="spellEnd"/>
+    </w:p>
+    <w:p>
+      <w:pPr>
+        <w:pStyle w:val="ListParagraph"/>
         <w:ind w:left="792"/>
         <w:jc w:val="both"/>
         <w:rPr>
           <w:rFonts w:ascii="Times New Roman" w:hAnsi="Times New Roman" w:cs="Times New Roman"/>
           <w:sz w:val="36"/>
           <w:szCs w:val="36"/>
+        </w:rPr>
+      </w:pPr>
+    </w:p>
+    <w:p>
+      <w:pPr>
+        <w:jc w:val="both"/>
+        <w:rPr>
+          <w:rFonts w:ascii="Times New Roman" w:hAnsi="Times New Roman" w:cs="Times New Roman"/>
+          <w:sz w:val="44"/>
+          <w:szCs w:val="44"/>
         </w:rPr>
       </w:pPr>
     </w:p>
@@ -2428,6 +2480,7 @@
           <w:rFonts w:ascii="Times New Roman" w:hAnsi="Times New Roman" w:cs="Times New Roman"/>
           <w:b/>
           <w:bCs/>
+          <w:noProof/>
           <w:sz w:val="48"/>
           <w:szCs w:val="48"/>
         </w:rPr>
@@ -2657,6 +2710,9 @@
         </w:rPr>
       </w:pPr>
       <w:r>
+        <w:rPr>
+          <w:noProof/>
+        </w:rPr>
         <w:lastRenderedPageBreak/>
         <w:drawing>
           <wp:anchor distT="0" distB="0" distL="114300" distR="114300" simplePos="0" relativeHeight="251660288" behindDoc="0" locked="0" layoutInCell="1" allowOverlap="1" wp14:anchorId="029F7ABB" wp14:editId="6E35DD92">
@@ -2782,6 +2838,7 @@
           <w:rFonts w:ascii="Times New Roman" w:hAnsi="Times New Roman" w:cs="Times New Roman"/>
           <w:b/>
           <w:bCs/>
+          <w:noProof/>
         </w:rPr>
         <w:drawing>
           <wp:anchor distT="0" distB="0" distL="114300" distR="114300" simplePos="0" relativeHeight="251661312" behindDoc="1" locked="0" layoutInCell="1" allowOverlap="1" wp14:anchorId="60EB238F" wp14:editId="4BA30C27">
@@ -2976,19 +3033,7 @@
         <w:rPr>
           <w:rFonts w:ascii="Times New Roman" w:hAnsi="Times New Roman" w:cs="Times New Roman"/>
         </w:rPr>
-        <w:t xml:space="preserve">                                                           </w:t>
-      </w:r>
-      <w:r>
-        <w:rPr>
-          <w:rFonts w:ascii="Times New Roman" w:hAnsi="Times New Roman" w:cs="Times New Roman"/>
-        </w:rPr>
-        <w:t xml:space="preserve"> </w:t>
-      </w:r>
-      <w:r>
-        <w:rPr>
-          <w:rFonts w:ascii="Times New Roman" w:hAnsi="Times New Roman" w:cs="Times New Roman"/>
-        </w:rPr>
-        <w:t xml:space="preserve"> </w:t>
+        <w:t xml:space="preserve">                                                             </w:t>
       </w:r>
       <w:r>
         <w:rPr>
@@ -3041,6 +3086,7 @@
       <w:r>
         <w:rPr>
           <w:rFonts w:ascii="Times New Roman" w:hAnsi="Times New Roman" w:cs="Times New Roman"/>
+          <w:noProof/>
           <w:sz w:val="28"/>
           <w:szCs w:val="28"/>
         </w:rPr>
@@ -3147,6 +3193,7 @@
       <w:r>
         <w:rPr>
           <w:rFonts w:ascii="Times New Roman" w:hAnsi="Times New Roman" w:cs="Times New Roman"/>
+          <w:noProof/>
         </w:rPr>
         <w:drawing>
           <wp:anchor distT="0" distB="0" distL="114300" distR="114300" simplePos="0" relativeHeight="251662336" behindDoc="1" locked="0" layoutInCell="1" allowOverlap="1" wp14:anchorId="2592E62C" wp14:editId="227E2B5D">
@@ -3365,6 +3412,7 @@
       <w:r>
         <w:rPr>
           <w:rFonts w:ascii="Times New Roman" w:hAnsi="Times New Roman" w:cs="Times New Roman"/>
+          <w:noProof/>
         </w:rPr>
         <w:lastRenderedPageBreak/>
         <w:drawing>
@@ -3544,6 +3592,7 @@
       <w:r>
         <w:rPr>
           <w:rFonts w:ascii="Times New Roman" w:hAnsi="Times New Roman" w:cs="Times New Roman"/>
+          <w:noProof/>
         </w:rPr>
         <w:drawing>
           <wp:anchor distT="0" distB="0" distL="114300" distR="114300" simplePos="0" relativeHeight="251664384" behindDoc="1" locked="0" layoutInCell="1" allowOverlap="1" wp14:anchorId="2659CE39" wp14:editId="18F7073D">
@@ -4372,6 +4421,7 @@
       <w:r>
         <w:rPr>
           <w:rFonts w:ascii="Times New Roman" w:hAnsi="Times New Roman" w:cs="Times New Roman"/>
+          <w:noProof/>
           <w:sz w:val="28"/>
           <w:szCs w:val="28"/>
         </w:rPr>
@@ -4680,6 +4730,7 @@
       <w:r>
         <w:rPr>
           <w:rFonts w:ascii="Times New Roman" w:hAnsi="Times New Roman" w:cs="Times New Roman"/>
+          <w:noProof/>
           <w:sz w:val="28"/>
           <w:szCs w:val="28"/>
         </w:rPr>
@@ -4805,6 +4856,7 @@
       <w:r>
         <w:rPr>
           <w:rFonts w:ascii="Times New Roman" w:hAnsi="Times New Roman" w:cs="Times New Roman"/>
+          <w:noProof/>
           <w:sz w:val="28"/>
           <w:szCs w:val="28"/>
         </w:rPr>
@@ -4869,6 +4921,7 @@
           <w:rFonts w:ascii="Times New Roman" w:hAnsi="Times New Roman" w:cs="Times New Roman"/>
           <w:sz w:val="28"/>
           <w:szCs w:val="28"/>
+          <w:lang w:val="en-US"/>
         </w:rPr>
         <w:tab/>
       </w:r>
@@ -4877,6 +4930,7 @@
           <w:rFonts w:ascii="Times New Roman" w:hAnsi="Times New Roman" w:cs="Times New Roman"/>
           <w:sz w:val="28"/>
           <w:szCs w:val="28"/>
+          <w:lang w:val="en-US"/>
         </w:rPr>
         <w:tab/>
       </w:r>
@@ -4885,8 +4939,10 @@
           <w:rFonts w:ascii="Times New Roman" w:hAnsi="Times New Roman" w:cs="Times New Roman"/>
           <w:sz w:val="28"/>
           <w:szCs w:val="28"/>
+          <w:lang w:val="en-US"/>
         </w:rPr>
         <w:tab/>
+        <w:t xml:space="preserve">      </w:t>
       </w:r>
       <w:r>
         <w:rPr>
@@ -4895,7 +4951,7 @@
           <w:szCs w:val="28"/>
           <w:lang w:val="en-US"/>
         </w:rPr>
-        <w:t xml:space="preserve">      Top 10 features via Fisher Score</w:t>
+        <w:t>Top 10 features via Fisher Score</w:t>
       </w:r>
       <w:r>
         <w:rPr>
@@ -5044,8 +5100,455 @@
         <w:t>Relief</w:t>
       </w:r>
     </w:p>
+    <w:p>
+      <w:pPr>
+        <w:jc w:val="both"/>
+        <w:rPr>
+          <w:rFonts w:ascii="Times New Roman" w:hAnsi="Times New Roman" w:cs="Times New Roman"/>
+          <w:sz w:val="28"/>
+          <w:szCs w:val="28"/>
+          <w:lang w:val="en-US"/>
+        </w:rPr>
+      </w:pPr>
+    </w:p>
+    <w:p>
+      <w:pPr>
+        <w:jc w:val="both"/>
+        <w:rPr>
+          <w:rFonts w:ascii="Times New Roman" w:hAnsi="Times New Roman" w:cs="Times New Roman"/>
+          <w:sz w:val="28"/>
+          <w:szCs w:val="28"/>
+          <w:lang w:val="en-US"/>
+        </w:rPr>
+      </w:pPr>
+    </w:p>
+    <w:p>
+      <w:pPr>
+        <w:pStyle w:val="ListParagraph"/>
+        <w:numPr>
+          <w:ilvl w:val="0"/>
+          <w:numId w:val="24"/>
+        </w:numPr>
+        <w:jc w:val="both"/>
+        <w:rPr>
+          <w:rFonts w:ascii="Times New Roman" w:hAnsi="Times New Roman" w:cs="Times New Roman"/>
+          <w:sz w:val="28"/>
+          <w:szCs w:val="28"/>
+        </w:rPr>
+      </w:pPr>
+      <w:r>
+        <w:rPr>
+          <w:rFonts w:ascii="Times New Roman" w:hAnsi="Times New Roman" w:cs="Times New Roman"/>
+          <w:b/>
+          <w:bCs/>
+          <w:sz w:val="48"/>
+          <w:szCs w:val="48"/>
+        </w:rPr>
+        <w:t xml:space="preserve"> Testes de Normalidade</w:t>
+      </w:r>
+    </w:p>
+    <w:p>
+      <w:pPr>
+        <w:jc w:val="both"/>
+        <w:rPr>
+          <w:rFonts w:ascii="Times New Roman" w:hAnsi="Times New Roman" w:cs="Times New Roman"/>
+          <w:sz w:val="16"/>
+          <w:szCs w:val="16"/>
+        </w:rPr>
+      </w:pPr>
+      <w:r>
+        <w:rPr>
+          <w:rFonts w:ascii="Times New Roman" w:hAnsi="Times New Roman" w:cs="Times New Roman"/>
+          <w:sz w:val="28"/>
+          <w:szCs w:val="28"/>
+        </w:rPr>
+        <w:t>Os resultados obtidos mostram que as três variáveis analisadas</w:t>
+      </w:r>
+      <w:r>
+        <w:rPr>
+          <w:rFonts w:ascii="Times New Roman" w:hAnsi="Times New Roman" w:cs="Times New Roman"/>
+          <w:sz w:val="28"/>
+          <w:szCs w:val="28"/>
+        </w:rPr>
+        <w:t>:</w:t>
+      </w:r>
+      <w:r>
+        <w:rPr>
+          <w:rFonts w:ascii="Times New Roman" w:hAnsi="Times New Roman" w:cs="Times New Roman"/>
+          <w:sz w:val="28"/>
+          <w:szCs w:val="28"/>
+        </w:rPr>
+        <w:t xml:space="preserve"> Aceleração , Velocidade Angular e Campo Magnético não seguem uma distribuição normal em nenhuma das 16 atividades avaliadas, com p-valores menores que 0,05 em todos os casos. Dada esta não normalidade, foi aplicado o teste não paramétrico de Kruskal-Wallis para comparar os valores médios entre atividades, revelando diferenças estatisticamente significativas em todas as variáveis, indicando que estas possuem capacidade discriminante entre atividades. A variável |Gyro| apresenta a maior variação média, sugerindo ser a mais informativa para distinguir atividades, enquanto |Acc| e |Mag|, apesar de variarem menos, também contribuem para a separação entre grupos. Estes resultados confirmam que a extração de características médias a partir dos sensores é relevante para compressão do espaço do problema e para a implementação de soluções eficazes de classificação</w:t>
+      </w:r>
+      <w:r>
+        <w:rPr>
+          <w:rFonts w:ascii="Times New Roman" w:hAnsi="Times New Roman" w:cs="Times New Roman"/>
+          <w:sz w:val="28"/>
+          <w:szCs w:val="28"/>
+        </w:rPr>
+        <w:t>.</w:t>
+      </w:r>
+    </w:p>
+    <w:p>
+      <w:pPr>
+        <w:jc w:val="both"/>
+        <w:rPr>
+          <w:rFonts w:ascii="Times New Roman" w:hAnsi="Times New Roman" w:cs="Times New Roman"/>
+          <w:sz w:val="28"/>
+          <w:szCs w:val="28"/>
+        </w:rPr>
+      </w:pPr>
+      <w:r>
+        <w:rPr>
+          <w:rFonts w:ascii="Times New Roman" w:hAnsi="Times New Roman" w:cs="Times New Roman"/>
+          <w:sz w:val="28"/>
+          <w:szCs w:val="28"/>
+        </w:rPr>
+        <w:drawing>
+          <wp:anchor distT="0" distB="0" distL="114300" distR="114300" simplePos="0" relativeHeight="251669504" behindDoc="1" locked="0" layoutInCell="1" allowOverlap="1" wp14:anchorId="1CDF7120" wp14:editId="5E33520E">
+            <wp:simplePos x="0" y="0"/>
+            <wp:positionH relativeFrom="column">
+              <wp:posOffset>2918587</wp:posOffset>
+            </wp:positionH>
+            <wp:positionV relativeFrom="paragraph">
+              <wp:posOffset>166624</wp:posOffset>
+            </wp:positionV>
+            <wp:extent cx="2235835" cy="2030934"/>
+            <wp:effectExtent l="0" t="0" r="0" b="7620"/>
+            <wp:wrapNone/>
+            <wp:docPr id="1439932598" name="Picture 1" descr="A table with numbers and a few objects&#10;&#10;AI-generated content may be incorrect."/>
+            <wp:cNvGraphicFramePr>
+              <a:graphicFrameLocks xmlns:a="http://schemas.openxmlformats.org/drawingml/2006/main" noChangeAspect="1"/>
+            </wp:cNvGraphicFramePr>
+            <a:graphic xmlns:a="http://schemas.openxmlformats.org/drawingml/2006/main">
+              <a:graphicData uri="http://schemas.openxmlformats.org/drawingml/2006/picture">
+                <pic:pic xmlns:pic="http://schemas.openxmlformats.org/drawingml/2006/picture">
+                  <pic:nvPicPr>
+                    <pic:cNvPr id="1439932598" name="Picture 1" descr="A table with numbers and a few objects&#10;&#10;AI-generated content may be incorrect."/>
+                    <pic:cNvPicPr/>
+                  </pic:nvPicPr>
+                  <pic:blipFill>
+                    <a:blip r:embed="rId18">
+                      <a:extLst>
+                        <a:ext uri="{28A0092B-C50C-407E-A947-70E740481C1C}">
+                          <a14:useLocalDpi xmlns:a14="http://schemas.microsoft.com/office/drawing/2010/main" val="0"/>
+                        </a:ext>
+                      </a:extLst>
+                    </a:blip>
+                    <a:stretch>
+                      <a:fillRect/>
+                    </a:stretch>
+                  </pic:blipFill>
+                  <pic:spPr>
+                    <a:xfrm>
+                      <a:off x="0" y="0"/>
+                      <a:ext cx="2235835" cy="2030934"/>
+                    </a:xfrm>
+                    <a:prstGeom prst="rect">
+                      <a:avLst/>
+                    </a:prstGeom>
+                  </pic:spPr>
+                </pic:pic>
+              </a:graphicData>
+            </a:graphic>
+            <wp14:sizeRelH relativeFrom="margin">
+              <wp14:pctWidth>0</wp14:pctWidth>
+            </wp14:sizeRelH>
+            <wp14:sizeRelV relativeFrom="margin">
+              <wp14:pctHeight>0</wp14:pctHeight>
+            </wp14:sizeRelV>
+          </wp:anchor>
+        </w:drawing>
+      </w:r>
+      <w:r>
+        <w:rPr>
+          <w:rFonts w:ascii="Times New Roman" w:hAnsi="Times New Roman" w:cs="Times New Roman"/>
+          <w:sz w:val="28"/>
+          <w:szCs w:val="28"/>
+        </w:rPr>
+        <w:drawing>
+          <wp:anchor distT="0" distB="0" distL="114300" distR="114300" simplePos="0" relativeHeight="251668480" behindDoc="1" locked="0" layoutInCell="1" allowOverlap="1" wp14:anchorId="2A0EFE16" wp14:editId="4DE90B9A">
+            <wp:simplePos x="0" y="0"/>
+            <wp:positionH relativeFrom="column">
+              <wp:posOffset>163195</wp:posOffset>
+            </wp:positionH>
+            <wp:positionV relativeFrom="paragraph">
+              <wp:posOffset>172593</wp:posOffset>
+            </wp:positionV>
+            <wp:extent cx="2371344" cy="2046337"/>
+            <wp:effectExtent l="0" t="0" r="0" b="0"/>
+            <wp:wrapNone/>
+            <wp:docPr id="1137842657" name="Picture 1" descr="A table of numbers and activities&#10;&#10;AI-generated content may be incorrect."/>
+            <wp:cNvGraphicFramePr>
+              <a:graphicFrameLocks xmlns:a="http://schemas.openxmlformats.org/drawingml/2006/main" noChangeAspect="1"/>
+            </wp:cNvGraphicFramePr>
+            <a:graphic xmlns:a="http://schemas.openxmlformats.org/drawingml/2006/main">
+              <a:graphicData uri="http://schemas.openxmlformats.org/drawingml/2006/picture">
+                <pic:pic xmlns:pic="http://schemas.openxmlformats.org/drawingml/2006/picture">
+                  <pic:nvPicPr>
+                    <pic:cNvPr id="1137842657" name="Picture 1" descr="A table of numbers and activities&#10;&#10;AI-generated content may be incorrect."/>
+                    <pic:cNvPicPr/>
+                  </pic:nvPicPr>
+                  <pic:blipFill>
+                    <a:blip r:embed="rId19">
+                      <a:extLst>
+                        <a:ext uri="{28A0092B-C50C-407E-A947-70E740481C1C}">
+                          <a14:useLocalDpi xmlns:a14="http://schemas.microsoft.com/office/drawing/2010/main" val="0"/>
+                        </a:ext>
+                      </a:extLst>
+                    </a:blip>
+                    <a:stretch>
+                      <a:fillRect/>
+                    </a:stretch>
+                  </pic:blipFill>
+                  <pic:spPr>
+                    <a:xfrm>
+                      <a:off x="0" y="0"/>
+                      <a:ext cx="2371344" cy="2046337"/>
+                    </a:xfrm>
+                    <a:prstGeom prst="rect">
+                      <a:avLst/>
+                    </a:prstGeom>
+                  </pic:spPr>
+                </pic:pic>
+              </a:graphicData>
+            </a:graphic>
+            <wp14:sizeRelH relativeFrom="margin">
+              <wp14:pctWidth>0</wp14:pctWidth>
+            </wp14:sizeRelH>
+            <wp14:sizeRelV relativeFrom="margin">
+              <wp14:pctHeight>0</wp14:pctHeight>
+            </wp14:sizeRelV>
+          </wp:anchor>
+        </w:drawing>
+      </w:r>
+    </w:p>
+    <w:p>
+      <w:pPr>
+        <w:rPr>
+          <w:rFonts w:ascii="Times New Roman" w:hAnsi="Times New Roman" w:cs="Times New Roman"/>
+          <w:sz w:val="28"/>
+          <w:szCs w:val="28"/>
+        </w:rPr>
+      </w:pPr>
+    </w:p>
+    <w:p>
+      <w:pPr>
+        <w:rPr>
+          <w:rFonts w:ascii="Times New Roman" w:hAnsi="Times New Roman" w:cs="Times New Roman"/>
+          <w:sz w:val="28"/>
+          <w:szCs w:val="28"/>
+        </w:rPr>
+      </w:pPr>
+    </w:p>
+    <w:p>
+      <w:pPr>
+        <w:rPr>
+          <w:rFonts w:ascii="Times New Roman" w:hAnsi="Times New Roman" w:cs="Times New Roman"/>
+          <w:sz w:val="28"/>
+          <w:szCs w:val="28"/>
+        </w:rPr>
+      </w:pPr>
+    </w:p>
+    <w:p>
+      <w:pPr>
+        <w:rPr>
+          <w:rFonts w:ascii="Times New Roman" w:hAnsi="Times New Roman" w:cs="Times New Roman"/>
+          <w:sz w:val="28"/>
+          <w:szCs w:val="28"/>
+        </w:rPr>
+      </w:pPr>
+    </w:p>
+    <w:p>
+      <w:pPr>
+        <w:rPr>
+          <w:rFonts w:ascii="Times New Roman" w:hAnsi="Times New Roman" w:cs="Times New Roman"/>
+          <w:sz w:val="28"/>
+          <w:szCs w:val="28"/>
+        </w:rPr>
+      </w:pPr>
+    </w:p>
+    <w:p>
+      <w:pPr>
+        <w:rPr>
+          <w:rFonts w:ascii="Times New Roman" w:hAnsi="Times New Roman" w:cs="Times New Roman"/>
+          <w:sz w:val="28"/>
+          <w:szCs w:val="28"/>
+        </w:rPr>
+      </w:pPr>
+    </w:p>
+    <w:p>
+      <w:pPr>
+        <w:ind w:firstLine="708"/>
+        <w:rPr>
+          <w:rFonts w:ascii="Times New Roman" w:hAnsi="Times New Roman" w:cs="Times New Roman"/>
+          <w:sz w:val="22"/>
+          <w:szCs w:val="22"/>
+        </w:rPr>
+      </w:pPr>
+      <w:r>
+        <w:rPr>
+          <w:rFonts w:ascii="Times New Roman" w:hAnsi="Times New Roman" w:cs="Times New Roman"/>
+          <w:sz w:val="22"/>
+          <w:szCs w:val="22"/>
+        </w:rPr>
+        <w:t xml:space="preserve">                    Aceleração                                                   Velocidade Angular</w:t>
+      </w:r>
+    </w:p>
+    <w:p>
+      <w:pPr>
+        <w:rPr>
+          <w:rFonts w:ascii="Times New Roman" w:hAnsi="Times New Roman" w:cs="Times New Roman"/>
+          <w:sz w:val="22"/>
+          <w:szCs w:val="22"/>
+        </w:rPr>
+      </w:pPr>
+      <w:r>
+        <w:rPr>
+          <w:rFonts w:ascii="Times New Roman" w:hAnsi="Times New Roman" w:cs="Times New Roman"/>
+          <w:sz w:val="28"/>
+          <w:szCs w:val="28"/>
+        </w:rPr>
+        <w:drawing>
+          <wp:anchor distT="0" distB="0" distL="114300" distR="114300" simplePos="0" relativeHeight="251670528" behindDoc="1" locked="0" layoutInCell="1" allowOverlap="1" wp14:anchorId="29CC8E87" wp14:editId="3C9C8BF0">
+            <wp:simplePos x="0" y="0"/>
+            <wp:positionH relativeFrom="margin">
+              <wp:align>center</wp:align>
+            </wp:positionH>
+            <wp:positionV relativeFrom="paragraph">
+              <wp:posOffset>70739</wp:posOffset>
+            </wp:positionV>
+            <wp:extent cx="2282215" cy="2084832"/>
+            <wp:effectExtent l="0" t="0" r="3810" b="0"/>
+            <wp:wrapNone/>
+            <wp:docPr id="2096259213" name="Picture 1" descr="A table with numbers and symbols&#10;&#10;AI-generated content may be incorrect."/>
+            <wp:cNvGraphicFramePr>
+              <a:graphicFrameLocks xmlns:a="http://schemas.openxmlformats.org/drawingml/2006/main" noChangeAspect="1"/>
+            </wp:cNvGraphicFramePr>
+            <a:graphic xmlns:a="http://schemas.openxmlformats.org/drawingml/2006/main">
+              <a:graphicData uri="http://schemas.openxmlformats.org/drawingml/2006/picture">
+                <pic:pic xmlns:pic="http://schemas.openxmlformats.org/drawingml/2006/picture">
+                  <pic:nvPicPr>
+                    <pic:cNvPr id="2096259213" name="Picture 1" descr="A table with numbers and symbols&#10;&#10;AI-generated content may be incorrect."/>
+                    <pic:cNvPicPr/>
+                  </pic:nvPicPr>
+                  <pic:blipFill>
+                    <a:blip r:embed="rId20">
+                      <a:extLst>
+                        <a:ext uri="{28A0092B-C50C-407E-A947-70E740481C1C}">
+                          <a14:useLocalDpi xmlns:a14="http://schemas.microsoft.com/office/drawing/2010/main" val="0"/>
+                        </a:ext>
+                      </a:extLst>
+                    </a:blip>
+                    <a:stretch>
+                      <a:fillRect/>
+                    </a:stretch>
+                  </pic:blipFill>
+                  <pic:spPr>
+                    <a:xfrm>
+                      <a:off x="0" y="0"/>
+                      <a:ext cx="2282215" cy="2084832"/>
+                    </a:xfrm>
+                    <a:prstGeom prst="rect">
+                      <a:avLst/>
+                    </a:prstGeom>
+                  </pic:spPr>
+                </pic:pic>
+              </a:graphicData>
+            </a:graphic>
+            <wp14:sizeRelH relativeFrom="margin">
+              <wp14:pctWidth>0</wp14:pctWidth>
+            </wp14:sizeRelH>
+            <wp14:sizeRelV relativeFrom="margin">
+              <wp14:pctHeight>0</wp14:pctHeight>
+            </wp14:sizeRelV>
+          </wp:anchor>
+        </w:drawing>
+      </w:r>
+    </w:p>
+    <w:p>
+      <w:pPr>
+        <w:rPr>
+          <w:rFonts w:ascii="Times New Roman" w:hAnsi="Times New Roman" w:cs="Times New Roman"/>
+          <w:sz w:val="22"/>
+          <w:szCs w:val="22"/>
+        </w:rPr>
+      </w:pPr>
+    </w:p>
+    <w:p>
+      <w:pPr>
+        <w:rPr>
+          <w:rFonts w:ascii="Times New Roman" w:hAnsi="Times New Roman" w:cs="Times New Roman"/>
+          <w:sz w:val="22"/>
+          <w:szCs w:val="22"/>
+        </w:rPr>
+      </w:pPr>
+    </w:p>
+    <w:p>
+      <w:pPr>
+        <w:rPr>
+          <w:rFonts w:ascii="Times New Roman" w:hAnsi="Times New Roman" w:cs="Times New Roman"/>
+          <w:sz w:val="22"/>
+          <w:szCs w:val="22"/>
+        </w:rPr>
+      </w:pPr>
+    </w:p>
+    <w:p>
+      <w:pPr>
+        <w:rPr>
+          <w:rFonts w:ascii="Times New Roman" w:hAnsi="Times New Roman" w:cs="Times New Roman"/>
+          <w:sz w:val="22"/>
+          <w:szCs w:val="22"/>
+        </w:rPr>
+      </w:pPr>
+    </w:p>
+    <w:p>
+      <w:pPr>
+        <w:rPr>
+          <w:rFonts w:ascii="Times New Roman" w:hAnsi="Times New Roman" w:cs="Times New Roman"/>
+          <w:sz w:val="22"/>
+          <w:szCs w:val="22"/>
+        </w:rPr>
+      </w:pPr>
+    </w:p>
+    <w:p>
+      <w:pPr>
+        <w:rPr>
+          <w:rFonts w:ascii="Times New Roman" w:hAnsi="Times New Roman" w:cs="Times New Roman"/>
+          <w:sz w:val="22"/>
+          <w:szCs w:val="22"/>
+        </w:rPr>
+      </w:pPr>
+    </w:p>
+    <w:p>
+      <w:pPr>
+        <w:rPr>
+          <w:rFonts w:ascii="Times New Roman" w:hAnsi="Times New Roman" w:cs="Times New Roman"/>
+          <w:sz w:val="22"/>
+          <w:szCs w:val="22"/>
+        </w:rPr>
+      </w:pPr>
+    </w:p>
+    <w:p>
+      <w:pPr>
+        <w:ind w:firstLine="708"/>
+        <w:rPr>
+          <w:rFonts w:ascii="Times New Roman" w:hAnsi="Times New Roman" w:cs="Times New Roman"/>
+          <w:sz w:val="22"/>
+          <w:szCs w:val="22"/>
+        </w:rPr>
+      </w:pPr>
+      <w:r>
+        <w:rPr>
+          <w:rFonts w:ascii="Times New Roman" w:hAnsi="Times New Roman" w:cs="Times New Roman"/>
+          <w:sz w:val="22"/>
+          <w:szCs w:val="22"/>
+        </w:rPr>
+        <w:t xml:space="preserve">                                                 Campo Magnético</w:t>
+      </w:r>
+    </w:p>
     <w:sectPr>
-      <w:footerReference w:type="default" r:id="rId18"/>
+      <w:footerReference w:type="default" r:id="rId21"/>
       <w:pgSz w:w="11906" w:h="16838"/>
       <w:pgMar w:top="1417" w:right="1701" w:bottom="1417" w:left="1701" w:header="708" w:footer="708" w:gutter="0"/>
       <w:cols w:space="708"/>

--- a/docs/Relatório.docx
+++ b/docs/Relatório.docx
@@ -123,7 +123,7 @@
                     <pic:cNvPicPr/>
                   </pic:nvPicPr>
                   <pic:blipFill>
-                    <a:blip r:embed="rId7">
+                    <a:blip r:embed="rId8">
                       <a:extLst>
                         <a:ext uri="{28A0092B-C50C-407E-A947-70E740481C1C}">
                           <a14:useLocalDpi xmlns:a14="http://schemas.microsoft.com/office/drawing/2010/main" val="0"/>
@@ -180,7 +180,7 @@
     </w:p>
     <w:p>
       <w:pPr>
-        <w:pStyle w:val="BodyText"/>
+        <w:pStyle w:val="Corpodetexto"/>
         <w:spacing w:before="81"/>
         <w:rPr>
           <w:rFonts w:ascii="Arial"/>
@@ -808,7 +808,7 @@
     </w:p>
     <w:p>
       <w:pPr>
-        <w:pStyle w:val="ListParagraph"/>
+        <w:pStyle w:val="PargrafodaLista"/>
         <w:numPr>
           <w:ilvl w:val="0"/>
           <w:numId w:val="23"/>
@@ -835,7 +835,7 @@
     </w:p>
     <w:p>
       <w:pPr>
-        <w:pStyle w:val="ListParagraph"/>
+        <w:pStyle w:val="PargrafodaLista"/>
         <w:numPr>
           <w:ilvl w:val="0"/>
           <w:numId w:val="23"/>
@@ -862,7 +862,7 @@
     </w:p>
     <w:p>
       <w:pPr>
-        <w:pStyle w:val="ListParagraph"/>
+        <w:pStyle w:val="PargrafodaLista"/>
         <w:numPr>
           <w:ilvl w:val="0"/>
           <w:numId w:val="23"/>
@@ -889,7 +889,7 @@
     </w:p>
     <w:p>
       <w:pPr>
-        <w:pStyle w:val="ListParagraph"/>
+        <w:pStyle w:val="PargrafodaLista"/>
         <w:numPr>
           <w:ilvl w:val="0"/>
           <w:numId w:val="23"/>
@@ -953,7 +953,7 @@
     </w:p>
     <w:p>
       <w:pPr>
-        <w:pStyle w:val="ListParagraph"/>
+        <w:pStyle w:val="PargrafodaLista"/>
         <w:numPr>
           <w:ilvl w:val="0"/>
           <w:numId w:val="23"/>
@@ -995,7 +995,7 @@
     </w:p>
     <w:p>
       <w:pPr>
-        <w:pStyle w:val="ListParagraph"/>
+        <w:pStyle w:val="PargrafodaLista"/>
         <w:numPr>
           <w:ilvl w:val="0"/>
           <w:numId w:val="23"/>
@@ -1022,7 +1022,7 @@
     </w:p>
     <w:p>
       <w:pPr>
-        <w:pStyle w:val="ListParagraph"/>
+        <w:pStyle w:val="PargrafodaLista"/>
         <w:numPr>
           <w:ilvl w:val="0"/>
           <w:numId w:val="23"/>
@@ -1049,7 +1049,7 @@
     </w:p>
     <w:p>
       <w:pPr>
-        <w:pStyle w:val="ListParagraph"/>
+        <w:pStyle w:val="PargrafodaLista"/>
         <w:numPr>
           <w:ilvl w:val="0"/>
           <w:numId w:val="23"/>
@@ -1076,7 +1076,7 @@
     </w:p>
     <w:p>
       <w:pPr>
-        <w:pStyle w:val="ListParagraph"/>
+        <w:pStyle w:val="PargrafodaLista"/>
         <w:ind w:left="792"/>
         <w:jc w:val="both"/>
         <w:rPr>
@@ -1198,7 +1198,7 @@
     </w:p>
     <w:p>
       <w:pPr>
-        <w:pStyle w:val="ListParagraph"/>
+        <w:pStyle w:val="PargrafodaLista"/>
         <w:numPr>
           <w:ilvl w:val="0"/>
           <w:numId w:val="24"/>
@@ -1254,7 +1254,7 @@
     </w:p>
     <w:p>
       <w:pPr>
-        <w:pStyle w:val="ListParagraph"/>
+        <w:pStyle w:val="PargrafodaLista"/>
         <w:numPr>
           <w:ilvl w:val="0"/>
           <w:numId w:val="24"/>
@@ -1909,7 +1909,7 @@
     </w:p>
     <w:p>
       <w:pPr>
-        <w:pStyle w:val="ListParagraph"/>
+        <w:pStyle w:val="PargrafodaLista"/>
         <w:numPr>
           <w:ilvl w:val="0"/>
           <w:numId w:val="24"/>
@@ -2024,7 +2024,7 @@
     </w:p>
     <w:p>
       <w:pPr>
-        <w:pStyle w:val="ListParagraph"/>
+        <w:pStyle w:val="PargrafodaLista"/>
         <w:numPr>
           <w:ilvl w:val="0"/>
           <w:numId w:val="24"/>
@@ -2103,7 +2103,7 @@
     </w:p>
     <w:p>
       <w:pPr>
-        <w:pStyle w:val="ListParagraph"/>
+        <w:pStyle w:val="PargrafodaLista"/>
         <w:numPr>
           <w:ilvl w:val="0"/>
           <w:numId w:val="26"/>
@@ -2175,7 +2175,7 @@
     </w:p>
     <w:p>
       <w:pPr>
-        <w:pStyle w:val="ListParagraph"/>
+        <w:pStyle w:val="PargrafodaLista"/>
         <w:numPr>
           <w:ilvl w:val="0"/>
           <w:numId w:val="26"/>
@@ -2262,7 +2262,7 @@
     </w:p>
     <w:p>
       <w:pPr>
-        <w:pStyle w:val="ListParagraph"/>
+        <w:pStyle w:val="PargrafodaLista"/>
         <w:numPr>
           <w:ilvl w:val="0"/>
           <w:numId w:val="26"/>
@@ -2341,7 +2341,7 @@
     </w:p>
     <w:p>
       <w:pPr>
-        <w:pStyle w:val="ListParagraph"/>
+        <w:pStyle w:val="PargrafodaLista"/>
         <w:numPr>
           <w:ilvl w:val="0"/>
           <w:numId w:val="26"/>
@@ -2640,7 +2640,7 @@
                     <pic:cNvPicPr/>
                   </pic:nvPicPr>
                   <pic:blipFill>
-                    <a:blip r:embed="rId8" cstate="print">
+                    <a:blip r:embed="rId9" cstate="print">
                       <a:extLst>
                         <a:ext uri="{28A0092B-C50C-407E-A947-70E740481C1C}">
                           <a14:useLocalDpi xmlns:a14="http://schemas.microsoft.com/office/drawing/2010/main" val="0"/>
@@ -2870,7 +2870,7 @@
                     <pic:cNvPicPr/>
                   </pic:nvPicPr>
                   <pic:blipFill>
-                    <a:blip r:embed="rId9" cstate="print">
+                    <a:blip r:embed="rId10" cstate="print">
                       <a:extLst>
                         <a:ext uri="{28A0092B-C50C-407E-A947-70E740481C1C}">
                           <a14:useLocalDpi xmlns:a14="http://schemas.microsoft.com/office/drawing/2010/main" val="0"/>
@@ -2996,7 +2996,7 @@
                     <pic:cNvPicPr/>
                   </pic:nvPicPr>
                   <pic:blipFill>
-                    <a:blip r:embed="rId10">
+                    <a:blip r:embed="rId11">
                       <a:extLst>
                         <a:ext uri="{28A0092B-C50C-407E-A947-70E740481C1C}">
                           <a14:useLocalDpi xmlns:a14="http://schemas.microsoft.com/office/drawing/2010/main" val="0"/>
@@ -3238,7 +3238,7 @@
                     <pic:cNvPicPr/>
                   </pic:nvPicPr>
                   <pic:blipFill>
-                    <a:blip r:embed="rId11"/>
+                    <a:blip r:embed="rId12"/>
                     <a:stretch>
                       <a:fillRect/>
                     </a:stretch>
@@ -3339,7 +3339,7 @@
                     <pic:cNvPicPr/>
                   </pic:nvPicPr>
                   <pic:blipFill>
-                    <a:blip r:embed="rId12">
+                    <a:blip r:embed="rId13">
                       <a:extLst>
                         <a:ext uri="{28A0092B-C50C-407E-A947-70E740481C1C}">
                           <a14:useLocalDpi xmlns:a14="http://schemas.microsoft.com/office/drawing/2010/main" val="0"/>
@@ -3546,7 +3546,7 @@
                     <pic:cNvPicPr/>
                   </pic:nvPicPr>
                   <pic:blipFill>
-                    <a:blip r:embed="rId13">
+                    <a:blip r:embed="rId14">
                       <a:extLst>
                         <a:ext uri="{28A0092B-C50C-407E-A947-70E740481C1C}">
                           <a14:useLocalDpi xmlns:a14="http://schemas.microsoft.com/office/drawing/2010/main" val="0"/>
@@ -3725,7 +3725,7 @@
                     <pic:cNvPicPr/>
                   </pic:nvPicPr>
                   <pic:blipFill>
-                    <a:blip r:embed="rId14">
+                    <a:blip r:embed="rId15">
                       <a:extLst>
                         <a:ext uri="{28A0092B-C50C-407E-A947-70E740481C1C}">
                           <a14:useLocalDpi xmlns:a14="http://schemas.microsoft.com/office/drawing/2010/main" val="0"/>
@@ -3943,7 +3943,7 @@
     </w:p>
     <w:p>
       <w:pPr>
-        <w:pStyle w:val="ListParagraph"/>
+        <w:pStyle w:val="PargrafodaLista"/>
         <w:numPr>
           <w:ilvl w:val="0"/>
           <w:numId w:val="24"/>
@@ -3963,17 +3963,7 @@
           <w:sz w:val="48"/>
           <w:szCs w:val="48"/>
         </w:rPr>
-        <w:t xml:space="preserve"> </w:t>
-      </w:r>
-      <w:r>
-        <w:rPr>
-          <w:rFonts w:ascii="Times New Roman" w:hAnsi="Times New Roman" w:cs="Times New Roman"/>
-          <w:b/>
-          <w:bCs/>
-          <w:sz w:val="48"/>
-          <w:szCs w:val="48"/>
-        </w:rPr>
-        <w:t>Testes de Normalidade</w:t>
+        <w:t xml:space="preserve"> Testes de Normalidade</w:t>
       </w:r>
     </w:p>
     <w:p>
@@ -4074,7 +4064,7 @@
                     <pic:cNvPicPr/>
                   </pic:nvPicPr>
                   <pic:blipFill>
-                    <a:blip r:embed="rId15">
+                    <a:blip r:embed="rId16">
                       <a:extLst>
                         <a:ext uri="{28A0092B-C50C-407E-A947-70E740481C1C}">
                           <a14:useLocalDpi xmlns:a14="http://schemas.microsoft.com/office/drawing/2010/main" val="0"/>
@@ -4137,7 +4127,7 @@
                     <pic:cNvPicPr/>
                   </pic:nvPicPr>
                   <pic:blipFill>
-                    <a:blip r:embed="rId16">
+                    <a:blip r:embed="rId17">
                       <a:extLst>
                         <a:ext uri="{28A0092B-C50C-407E-A947-70E740481C1C}">
                           <a14:useLocalDpi xmlns:a14="http://schemas.microsoft.com/office/drawing/2010/main" val="0"/>
@@ -4281,7 +4271,7 @@
                     <pic:cNvPicPr/>
                   </pic:nvPicPr>
                   <pic:blipFill>
-                    <a:blip r:embed="rId17">
+                    <a:blip r:embed="rId18">
                       <a:extLst>
                         <a:ext uri="{28A0092B-C50C-407E-A947-70E740481C1C}">
                           <a14:useLocalDpi xmlns:a14="http://schemas.microsoft.com/office/drawing/2010/main" val="0"/>
@@ -4402,7 +4392,7 @@
     </w:p>
     <w:p>
       <w:pPr>
-        <w:pStyle w:val="ListParagraph"/>
+        <w:pStyle w:val="PargrafodaLista"/>
         <w:numPr>
           <w:ilvl w:val="0"/>
           <w:numId w:val="24"/>
@@ -4639,7 +4629,7 @@
     </w:p>
     <w:p>
       <w:pPr>
-        <w:pStyle w:val="ListParagraph"/>
+        <w:pStyle w:val="PargrafodaLista"/>
         <w:numPr>
           <w:ilvl w:val="0"/>
           <w:numId w:val="24"/>
@@ -4751,7 +4741,7 @@
     </w:p>
     <w:p>
       <w:pPr>
-        <w:pStyle w:val="ListParagraph"/>
+        <w:pStyle w:val="PargrafodaLista"/>
         <w:numPr>
           <w:ilvl w:val="0"/>
           <w:numId w:val="28"/>
@@ -4890,11 +4880,12 @@
       <w:r>
         <w:rPr>
           <w:rFonts w:ascii="Times New Roman" w:hAnsi="Times New Roman" w:cs="Times New Roman"/>
+          <w:noProof/>
           <w:sz w:val="28"/>
           <w:szCs w:val="28"/>
         </w:rPr>
         <w:drawing>
-          <wp:anchor distT="0" distB="0" distL="114300" distR="114300" simplePos="0" relativeHeight="251675648" behindDoc="1" locked="0" layoutInCell="1" allowOverlap="1" wp14:anchorId="54A8846A" wp14:editId="2D989616">
+          <wp:anchor distT="0" distB="0" distL="114300" distR="114300" simplePos="0" relativeHeight="251675648" behindDoc="1" locked="0" layoutInCell="1" allowOverlap="1" wp14:anchorId="54A8846A" wp14:editId="2C0C8178">
             <wp:simplePos x="0" y="0"/>
             <wp:positionH relativeFrom="margin">
               <wp:posOffset>-325289</wp:posOffset>
@@ -4917,7 +4908,7 @@
                     <pic:cNvPicPr/>
                   </pic:nvPicPr>
                   <pic:blipFill>
-                    <a:blip r:embed="rId18" cstate="print">
+                    <a:blip r:embed="rId19" cstate="print">
                       <a:extLst>
                         <a:ext uri="{28A0092B-C50C-407E-A947-70E740481C1C}">
                           <a14:useLocalDpi xmlns:a14="http://schemas.microsoft.com/office/drawing/2010/main" val="0"/>
@@ -5101,7 +5092,7 @@
     </w:p>
     <w:p>
       <w:pPr>
-        <w:pStyle w:val="ListParagraph"/>
+        <w:pStyle w:val="PargrafodaLista"/>
         <w:numPr>
           <w:ilvl w:val="0"/>
           <w:numId w:val="24"/>
@@ -5123,6 +5114,7 @@
         </w:rPr>
         <w:t xml:space="preserve"> </w:t>
       </w:r>
+      <w:bookmarkStart w:id="0" w:name="_Hlk215667210"/>
       <w:r>
         <w:rPr>
           <w:rFonts w:ascii="Times New Roman" w:hAnsi="Times New Roman" w:cs="Times New Roman"/>
@@ -5133,6 +5125,7 @@
         </w:rPr>
         <w:t xml:space="preserve">Seleção de Features </w:t>
       </w:r>
+      <w:bookmarkEnd w:id="0"/>
     </w:p>
     <w:p>
       <w:pPr>
@@ -5162,7 +5155,7 @@
     </w:p>
     <w:p>
       <w:pPr>
-        <w:pStyle w:val="ListParagraph"/>
+        <w:pStyle w:val="PargrafodaLista"/>
         <w:numPr>
           <w:ilvl w:val="0"/>
           <w:numId w:val="29"/>
@@ -5201,7 +5194,7 @@
     </w:p>
     <w:p>
       <w:pPr>
-        <w:pStyle w:val="ListParagraph"/>
+        <w:pStyle w:val="PargrafodaLista"/>
         <w:numPr>
           <w:ilvl w:val="0"/>
           <w:numId w:val="29"/>
@@ -5234,6 +5227,7 @@
       <w:r>
         <w:rPr>
           <w:rFonts w:ascii="Times New Roman" w:hAnsi="Times New Roman" w:cs="Times New Roman"/>
+          <w:noProof/>
           <w:sz w:val="28"/>
           <w:szCs w:val="28"/>
         </w:rPr>
@@ -5261,7 +5255,7 @@
                     <pic:cNvPicPr/>
                   </pic:nvPicPr>
                   <pic:blipFill>
-                    <a:blip r:embed="rId19">
+                    <a:blip r:embed="rId20">
                       <a:extLst>
                         <a:ext uri="{28A0092B-C50C-407E-A947-70E740481C1C}">
                           <a14:useLocalDpi xmlns:a14="http://schemas.microsoft.com/office/drawing/2010/main" val="0"/>
@@ -5432,6 +5426,7 @@
       <w:r>
         <w:rPr>
           <w:rFonts w:ascii="Times New Roman" w:hAnsi="Times New Roman" w:cs="Times New Roman"/>
+          <w:noProof/>
           <w:sz w:val="28"/>
           <w:szCs w:val="28"/>
         </w:rPr>
@@ -5459,7 +5454,7 @@
                     <pic:cNvPicPr/>
                   </pic:nvPicPr>
                   <pic:blipFill>
-                    <a:blip r:embed="rId20">
+                    <a:blip r:embed="rId21">
                       <a:extLst>
                         <a:ext uri="{28A0092B-C50C-407E-A947-70E740481C1C}">
                           <a14:useLocalDpi xmlns:a14="http://schemas.microsoft.com/office/drawing/2010/main" val="0"/>
@@ -5615,14 +5610,545 @@
     </w:p>
     <w:p>
       <w:pPr>
-        <w:jc w:val="both"/>
-        <w:rPr>
-          <w:rFonts w:ascii="Times New Roman" w:hAnsi="Times New Roman" w:cs="Times New Roman"/>
-          <w:sz w:val="28"/>
-          <w:szCs w:val="28"/>
-          <w:lang w:val="en-US"/>
-        </w:rPr>
-      </w:pPr>
+        <w:pStyle w:val="PargrafodaLista"/>
+        <w:numPr>
+          <w:ilvl w:val="0"/>
+          <w:numId w:val="24"/>
+        </w:numPr>
+        <w:jc w:val="both"/>
+        <w:rPr>
+          <w:rFonts w:ascii="Times New Roman" w:hAnsi="Times New Roman" w:cs="Times New Roman"/>
+          <w:sz w:val="28"/>
+          <w:szCs w:val="28"/>
+        </w:rPr>
+      </w:pPr>
+      <w:r>
+        <w:lastRenderedPageBreak/>
+        <w:t xml:space="preserve"> </w:t>
+      </w:r>
+      <w:r>
+        <w:t xml:space="preserve"> </w:t>
+      </w:r>
+      <w:r>
+        <w:rPr>
+          <w:rFonts w:ascii="Times New Roman" w:hAnsi="Times New Roman" w:cs="Times New Roman"/>
+          <w:b/>
+          <w:bCs/>
+          <w:sz w:val="48"/>
+          <w:szCs w:val="48"/>
+        </w:rPr>
+        <w:t xml:space="preserve">Data </w:t>
+      </w:r>
+      <w:proofErr w:type="spellStart"/>
+      <w:r>
+        <w:rPr>
+          <w:rFonts w:ascii="Times New Roman" w:hAnsi="Times New Roman" w:cs="Times New Roman"/>
+          <w:b/>
+          <w:bCs/>
+          <w:sz w:val="48"/>
+          <w:szCs w:val="48"/>
+        </w:rPr>
+        <w:t>Augmentation</w:t>
+      </w:r>
+      <w:proofErr w:type="spellEnd"/>
+      <w:r>
+        <w:rPr>
+          <w:rFonts w:ascii="Times New Roman" w:hAnsi="Times New Roman" w:cs="Times New Roman"/>
+          <w:b/>
+          <w:bCs/>
+          <w:sz w:val="48"/>
+          <w:szCs w:val="48"/>
+        </w:rPr>
+        <w:t xml:space="preserve"> </w:t>
+      </w:r>
+      <w:r>
+        <w:rPr>
+          <w:rFonts w:ascii="Times New Roman" w:hAnsi="Times New Roman" w:cs="Times New Roman"/>
+          <w:b/>
+          <w:bCs/>
+          <w:sz w:val="48"/>
+          <w:szCs w:val="48"/>
+        </w:rPr>
+        <w:t xml:space="preserve"> </w:t>
+      </w:r>
+    </w:p>
+    <w:p>
+      <w:pPr>
+        <w:jc w:val="both"/>
+      </w:pPr>
+    </w:p>
+    <w:p>
+      <w:pPr>
+        <w:jc w:val="both"/>
+      </w:pPr>
+      <w:r>
+        <w:t xml:space="preserve">O </w:t>
+      </w:r>
+      <w:proofErr w:type="spellStart"/>
+      <w:r>
+        <w:t>dataset</w:t>
+      </w:r>
+      <w:proofErr w:type="spellEnd"/>
+      <w:r>
+        <w:t xml:space="preserve"> considerado nesta segunda meta inclui apenas as atividades 1 a 7, conforme indicado no enunciado. Estas correspondem a atividades estáticas e dinâmicas frequentemente utilizadas em sistemas de classificação de movimento (Stand, </w:t>
+      </w:r>
+      <w:proofErr w:type="spellStart"/>
+      <w:r>
+        <w:t>Sit</w:t>
+      </w:r>
+      <w:proofErr w:type="spellEnd"/>
+      <w:r>
+        <w:t xml:space="preserve">, </w:t>
+      </w:r>
+      <w:proofErr w:type="spellStart"/>
+      <w:r>
+        <w:t>Sit</w:t>
+      </w:r>
+      <w:proofErr w:type="spellEnd"/>
+      <w:r>
+        <w:t xml:space="preserve"> </w:t>
+      </w:r>
+      <w:proofErr w:type="spellStart"/>
+      <w:r>
+        <w:t>and</w:t>
+      </w:r>
+      <w:proofErr w:type="spellEnd"/>
+      <w:r>
+        <w:t xml:space="preserve"> </w:t>
+      </w:r>
+      <w:proofErr w:type="spellStart"/>
+      <w:r>
+        <w:t>Talk</w:t>
+      </w:r>
+      <w:proofErr w:type="spellEnd"/>
+      <w:r>
+        <w:t xml:space="preserve">, </w:t>
+      </w:r>
+      <w:proofErr w:type="spellStart"/>
+      <w:r>
+        <w:t>Walk</w:t>
+      </w:r>
+      <w:proofErr w:type="spellEnd"/>
+      <w:r>
+        <w:t xml:space="preserve">, </w:t>
+      </w:r>
+      <w:proofErr w:type="spellStart"/>
+      <w:r>
+        <w:t>Walk</w:t>
+      </w:r>
+      <w:proofErr w:type="spellEnd"/>
+      <w:r>
+        <w:t xml:space="preserve"> </w:t>
+      </w:r>
+      <w:proofErr w:type="spellStart"/>
+      <w:r>
+        <w:t>and</w:t>
+      </w:r>
+      <w:proofErr w:type="spellEnd"/>
+      <w:r>
+        <w:t xml:space="preserve"> </w:t>
+      </w:r>
+      <w:proofErr w:type="spellStart"/>
+      <w:r>
+        <w:t>Talk</w:t>
+      </w:r>
+      <w:proofErr w:type="spellEnd"/>
+      <w:r>
+        <w:t xml:space="preserve">, </w:t>
+      </w:r>
+      <w:proofErr w:type="spellStart"/>
+      <w:r>
+        <w:t>Climb</w:t>
+      </w:r>
+      <w:proofErr w:type="spellEnd"/>
+      <w:r>
+        <w:t xml:space="preserve"> </w:t>
+      </w:r>
+      <w:proofErr w:type="spellStart"/>
+      <w:r>
+        <w:t>Stair</w:t>
+      </w:r>
+      <w:proofErr w:type="spellEnd"/>
+      <w:r>
+        <w:t xml:space="preserve"> e </w:t>
+      </w:r>
+      <w:proofErr w:type="spellStart"/>
+      <w:r>
+        <w:t>Climb</w:t>
+      </w:r>
+      <w:proofErr w:type="spellEnd"/>
+      <w:r>
+        <w:t xml:space="preserve"> </w:t>
+      </w:r>
+      <w:proofErr w:type="spellStart"/>
+      <w:r>
+        <w:t>Stair</w:t>
+      </w:r>
+      <w:proofErr w:type="spellEnd"/>
+      <w:r>
+        <w:t xml:space="preserve"> </w:t>
+      </w:r>
+      <w:proofErr w:type="spellStart"/>
+      <w:r>
+        <w:t>and</w:t>
+      </w:r>
+      <w:proofErr w:type="spellEnd"/>
+      <w:r>
+        <w:t xml:space="preserve"> </w:t>
+      </w:r>
+      <w:proofErr w:type="spellStart"/>
+      <w:r>
+        <w:t>Talk</w:t>
+      </w:r>
+      <w:proofErr w:type="spellEnd"/>
+      <w:r>
+        <w:t>). A distribuição equilibrada das amostras é essencial para garantir que o modelo não se torne enviesado para as classes mais representadas, prejudicando a capacidade de generalização e conduzindo a classificações tendenciosas. Assim, antes de aplicar qualquer técnica de aumento de dados, procedeu-se à análise do número de segmentos disponíveis para cada atividade.</w:t>
+      </w:r>
+    </w:p>
+    <w:p>
+      <w:pPr>
+        <w:jc w:val="both"/>
+      </w:pPr>
+    </w:p>
+    <w:p>
+      <w:pPr>
+        <w:jc w:val="both"/>
+        <w:rPr>
+          <w:b/>
+          <w:bCs/>
+        </w:rPr>
+      </w:pPr>
+      <w:r>
+        <w:rPr>
+          <w:b/>
+          <w:bCs/>
+        </w:rPr>
+        <w:t>9</w:t>
+      </w:r>
+      <w:r>
+        <w:rPr>
+          <w:b/>
+          <w:bCs/>
+        </w:rPr>
+        <w:t xml:space="preserve">.1. Análise do Balanceamento do </w:t>
+      </w:r>
+      <w:proofErr w:type="spellStart"/>
+      <w:r>
+        <w:rPr>
+          <w:b/>
+          <w:bCs/>
+        </w:rPr>
+        <w:t>Dataset</w:t>
+      </w:r>
+      <w:proofErr w:type="spellEnd"/>
+    </w:p>
+    <w:p>
+      <w:pPr>
+        <w:jc w:val="both"/>
+      </w:pPr>
+      <w:r>
+        <w:t xml:space="preserve">Após a segmentação temporal em janelas de 5 segundos com 50% de </w:t>
+      </w:r>
+      <w:proofErr w:type="spellStart"/>
+      <w:r>
+        <w:t>overlap</w:t>
+      </w:r>
+      <w:proofErr w:type="spellEnd"/>
+      <w:r>
+        <w:t xml:space="preserve"> (conforme definido na Meta 1), foi contabilizado o número de segmentos resultantes para cada atividade entre 1 e 7. Esta análise permite identificar eventuais desequilíbrios entre classes, que são especialmente relevantes em problemas de reconhecimento de atividade humana, onde algumas atividades mais dinâmicas tendem a gerar mais variação e, consequentemente, mais segmentos válidos.</w:t>
+      </w:r>
+    </w:p>
+    <w:p>
+      <w:pPr>
+        <w:jc w:val="both"/>
+      </w:pPr>
+    </w:p>
+    <w:p>
+      <w:pPr>
+        <w:jc w:val="both"/>
+      </w:pPr>
+      <w:r>
+        <w:t xml:space="preserve">A distribuição obtida revela que o </w:t>
+      </w:r>
+      <w:proofErr w:type="spellStart"/>
+      <w:r>
+        <w:t>dataset</w:t>
+      </w:r>
+      <w:proofErr w:type="spellEnd"/>
+      <w:r>
+        <w:t xml:space="preserve"> apresenta variações significativas no número de segmentos por atividade. As atividades com maior movimento, como </w:t>
+      </w:r>
+      <w:proofErr w:type="spellStart"/>
+      <w:r>
+        <w:t>Walk</w:t>
+      </w:r>
+      <w:proofErr w:type="spellEnd"/>
+      <w:r>
+        <w:t xml:space="preserve"> e </w:t>
+      </w:r>
+      <w:proofErr w:type="spellStart"/>
+      <w:r>
+        <w:t>Walk</w:t>
+      </w:r>
+      <w:proofErr w:type="spellEnd"/>
+      <w:r>
+        <w:t xml:space="preserve"> </w:t>
+      </w:r>
+      <w:proofErr w:type="spellStart"/>
+      <w:r>
+        <w:t>and</w:t>
+      </w:r>
+      <w:proofErr w:type="spellEnd"/>
+      <w:r>
+        <w:t xml:space="preserve"> </w:t>
+      </w:r>
+      <w:proofErr w:type="spellStart"/>
+      <w:r>
+        <w:t>Talk</w:t>
+      </w:r>
+      <w:proofErr w:type="spellEnd"/>
+      <w:r>
+        <w:t xml:space="preserve">, tendem a gerar mais janelas válidas, enquanto atividades predominantemente estáticas, como Stand e </w:t>
+      </w:r>
+      <w:proofErr w:type="spellStart"/>
+      <w:r>
+        <w:t>Sit</w:t>
+      </w:r>
+      <w:proofErr w:type="spellEnd"/>
+      <w:r>
+        <w:t xml:space="preserve">, originam menor variabilidade temporal, refletindo-se num menor número de segmentos disponíveis. Esta assimetria justifica a aplicação de técnicas de data </w:t>
+      </w:r>
+      <w:proofErr w:type="spellStart"/>
+      <w:r>
+        <w:t>augmentation</w:t>
+      </w:r>
+      <w:proofErr w:type="spellEnd"/>
+      <w:r>
+        <w:t xml:space="preserve">, de forma a reduzir o impacto do </w:t>
+      </w:r>
+      <w:proofErr w:type="spellStart"/>
+      <w:r>
+        <w:t>desbalanceamento</w:t>
+      </w:r>
+      <w:proofErr w:type="spellEnd"/>
+      <w:r>
+        <w:t xml:space="preserve"> e garantir que todas as classes contribuem de forma equilibrada para o processo de aprendizagem.</w:t>
+      </w:r>
+    </w:p>
+    <w:p>
+      <w:pPr>
+        <w:jc w:val="both"/>
+      </w:pPr>
+    </w:p>
+    <w:p>
+      <w:pPr>
+        <w:jc w:val="both"/>
+      </w:pPr>
+      <w:r>
+        <w:t xml:space="preserve">A avaliação do balanceamento evidencia que o </w:t>
+      </w:r>
+      <w:proofErr w:type="spellStart"/>
+      <w:r>
+        <w:t>dataset</w:t>
+      </w:r>
+      <w:proofErr w:type="spellEnd"/>
+      <w:r>
+        <w:t xml:space="preserve"> não é uniformemente distribuído, sendo necessário recorrer a métodos de geração de dados sintéticos, sobretudo para as atividades com menor representatividade.</w:t>
+      </w:r>
+    </w:p>
+    <w:p>
+      <w:pPr>
+        <w:jc w:val="both"/>
+      </w:pPr>
+    </w:p>
+    <w:p>
+      <w:pPr>
+        <w:jc w:val="both"/>
+        <w:rPr>
+          <w:b/>
+          <w:bCs/>
+        </w:rPr>
+      </w:pPr>
+      <w:r>
+        <w:rPr>
+          <w:b/>
+          <w:bCs/>
+        </w:rPr>
+        <w:t>9.2. SMOTE</w:t>
+      </w:r>
+    </w:p>
+    <w:p>
+      <w:pPr>
+        <w:jc w:val="both"/>
+      </w:pPr>
+      <w:r>
+        <w:lastRenderedPageBreak/>
+        <w:t>Para corrigir o desequilíbrio identificado, foi utilizado o método SMOTE (</w:t>
+      </w:r>
+      <w:proofErr w:type="spellStart"/>
+      <w:r>
+        <w:t>Synthetic</w:t>
+      </w:r>
+      <w:proofErr w:type="spellEnd"/>
+      <w:r>
+        <w:t xml:space="preserve"> </w:t>
+      </w:r>
+      <w:proofErr w:type="spellStart"/>
+      <w:r>
+        <w:t>Minority</w:t>
+      </w:r>
+      <w:proofErr w:type="spellEnd"/>
+      <w:r>
+        <w:t xml:space="preserve"> </w:t>
+      </w:r>
+      <w:proofErr w:type="spellStart"/>
+      <w:r>
+        <w:t>Oversampling</w:t>
+      </w:r>
+      <w:proofErr w:type="spellEnd"/>
+      <w:r>
+        <w:t xml:space="preserve"> </w:t>
+      </w:r>
+      <w:proofErr w:type="spellStart"/>
+      <w:r>
+        <w:t>Technique</w:t>
+      </w:r>
+      <w:proofErr w:type="spellEnd"/>
+      <w:r>
+        <w:t xml:space="preserve">). O SMOTE é amplamente utilizado em problemas de classificação e baseia-se na interpolação de amostras existentes da classe minoritária para gerar novos exemplos sintéticos de forma realista. No contexto deste projeto, a técnica foi aplicada diretamente sobre o espaço de </w:t>
+      </w:r>
+      <w:proofErr w:type="spellStart"/>
+      <w:r>
+        <w:t>features</w:t>
+      </w:r>
+      <w:proofErr w:type="spellEnd"/>
+      <w:r>
+        <w:t xml:space="preserve"> extraídas das janelas temporais, preservando a estrutura estatística dos segmentos originais.</w:t>
+      </w:r>
+    </w:p>
+    <w:p>
+      <w:pPr>
+        <w:jc w:val="both"/>
+      </w:pPr>
+    </w:p>
+    <w:p>
+      <w:pPr>
+        <w:jc w:val="both"/>
+      </w:pPr>
+      <w:r>
+        <w:t xml:space="preserve">A função desenvolvida recebe como entrada o conjunto de </w:t>
+      </w:r>
+      <w:proofErr w:type="spellStart"/>
+      <w:r>
+        <w:t>features</w:t>
+      </w:r>
+      <w:proofErr w:type="spellEnd"/>
+      <w:r>
+        <w:t xml:space="preserve"> e rótulos e permite gerar K novas amostras para uma atividade específica. Para cada instância selecionada, são identificados os seus vizinhos mais próximos no espaço das </w:t>
+      </w:r>
+      <w:proofErr w:type="spellStart"/>
+      <w:r>
+        <w:t>features</w:t>
+      </w:r>
+      <w:proofErr w:type="spellEnd"/>
+      <w:r>
+        <w:t>; os novos pontos são produzidos por interpolação entre a instância original e um dos seus vizinhos. Deste modo, o método evita a simples duplicação de dados e cria exemplos que se situam na região de decisão correspondente à classe alvo.</w:t>
+      </w:r>
+    </w:p>
+    <w:p>
+      <w:pPr>
+        <w:jc w:val="both"/>
+      </w:pPr>
+    </w:p>
+    <w:p>
+      <w:pPr>
+        <w:jc w:val="both"/>
+      </w:pPr>
+      <w:r>
+        <w:t>A aplicação do SMOTE foi particularmente útil para aumentar a representatividade das atividades mais estáticas, assegurando um conjunto de treino mais equilibrado e reduzindo o risco de enviesamento do classificador.</w:t>
+      </w:r>
+    </w:p>
+    <w:p>
+      <w:pPr>
+        <w:jc w:val="both"/>
+      </w:pPr>
+    </w:p>
+    <w:p>
+      <w:pPr>
+        <w:jc w:val="both"/>
+        <w:rPr>
+          <w:b/>
+          <w:bCs/>
+        </w:rPr>
+      </w:pPr>
+      <w:r>
+        <w:rPr>
+          <w:b/>
+          <w:bCs/>
+        </w:rPr>
+        <w:t>9</w:t>
+      </w:r>
+      <w:r>
+        <w:rPr>
+          <w:b/>
+          <w:bCs/>
+        </w:rPr>
+        <w:t>.3. Geração e Visualização de Amostras Sintéticas</w:t>
+      </w:r>
+    </w:p>
+    <w:p>
+      <w:pPr>
+        <w:jc w:val="both"/>
+      </w:pPr>
+      <w:r>
+        <w:t>Para ilustrar o funcionamento do método e avaliar a qualidade dos exemplos gerados, foram criadas três amostras sintéticas para a atividade 4 (</w:t>
+      </w:r>
+      <w:proofErr w:type="spellStart"/>
+      <w:r>
+        <w:t>Walk</w:t>
+      </w:r>
+      <w:proofErr w:type="spellEnd"/>
+      <w:r>
+        <w:t>) do participante 3. Seguindo o enunciado, a geração utilizou exclusivamente segmentos pertencentes a este participante, assegurando coerência temporal e evitando contaminação entre indivíduos.</w:t>
+      </w:r>
+    </w:p>
+    <w:p>
+      <w:pPr>
+        <w:jc w:val="both"/>
+      </w:pPr>
+    </w:p>
+    <w:p>
+      <w:pPr>
+        <w:jc w:val="both"/>
+      </w:pPr>
+      <w:r>
+        <w:t xml:space="preserve">Os resultados foram visualizados num gráfico 2D considerando apenas as duas primeiras </w:t>
+      </w:r>
+      <w:proofErr w:type="spellStart"/>
+      <w:r>
+        <w:t>features</w:t>
+      </w:r>
+      <w:proofErr w:type="spellEnd"/>
+      <w:r>
+        <w:t xml:space="preserve"> do vetor de características. As amostras reais foram representadas com cores distintas para cada atividade, enquanto as amostras sintéticas foram destacadas visualmente. Observou-se que os pontos sintéticos surgem, como esperado, integrados na vizinhança dos pontos reais da atividade 4, preservando a estrutura local do conjunto de dados.</w:t>
+      </w:r>
+    </w:p>
+    <w:p>
+      <w:pPr>
+        <w:jc w:val="both"/>
+      </w:pPr>
+    </w:p>
+    <w:p>
+      <w:pPr>
+        <w:jc w:val="both"/>
+      </w:pPr>
+      <w:r>
+        <w:t xml:space="preserve">Esta visualização confirma que a técnica SMOTE não introduz padrões artificiais indesejados e que as amostras geradas são consistentes com a distribuição real </w:t>
+      </w:r>
+      <w:r>
+        <w:lastRenderedPageBreak/>
+        <w:t>dos dados, reforçando a sua adequação para mitigar o desequilíbrio entre atividades.</w:t>
+      </w:r>
     </w:p>
     <w:p>
       <w:pPr>
@@ -5635,8 +6161,2987 @@
         </w:rPr>
       </w:pPr>
     </w:p>
+    <w:p>
+      <w:pPr>
+        <w:jc w:val="both"/>
+        <w:rPr>
+          <w:rFonts w:ascii="Times New Roman" w:hAnsi="Times New Roman" w:cs="Times New Roman"/>
+          <w:sz w:val="22"/>
+          <w:szCs w:val="22"/>
+          <w:lang w:val="en-US"/>
+        </w:rPr>
+      </w:pPr>
+    </w:p>
+    <w:p>
+      <w:pPr>
+        <w:pStyle w:val="PargrafodaLista"/>
+        <w:numPr>
+          <w:ilvl w:val="0"/>
+          <w:numId w:val="24"/>
+        </w:numPr>
+        <w:jc w:val="both"/>
+        <w:rPr>
+          <w:rFonts w:ascii="Times New Roman" w:hAnsi="Times New Roman" w:cs="Times New Roman"/>
+          <w:b/>
+          <w:bCs/>
+          <w:sz w:val="48"/>
+          <w:szCs w:val="48"/>
+        </w:rPr>
+      </w:pPr>
+      <w:proofErr w:type="spellStart"/>
+      <w:r>
+        <w:rPr>
+          <w:rFonts w:ascii="Times New Roman" w:hAnsi="Times New Roman" w:cs="Times New Roman"/>
+          <w:b/>
+          <w:bCs/>
+          <w:sz w:val="48"/>
+          <w:szCs w:val="48"/>
+        </w:rPr>
+        <w:t>Embeddings</w:t>
+      </w:r>
+      <w:proofErr w:type="spellEnd"/>
+    </w:p>
+    <w:p>
+      <w:pPr>
+        <w:jc w:val="both"/>
+      </w:pPr>
+    </w:p>
+    <w:p>
+      <w:pPr>
+        <w:jc w:val="both"/>
+      </w:pPr>
+      <w:r>
+        <w:t xml:space="preserve">A etapa seguinte consiste na utilização de um método alternativo de representação das janelas temporais: os </w:t>
+      </w:r>
+      <w:proofErr w:type="spellStart"/>
+      <w:r>
+        <w:t>embeddings</w:t>
+      </w:r>
+      <w:proofErr w:type="spellEnd"/>
+      <w:r>
+        <w:t xml:space="preserve"> aprendidos através de um modelo de </w:t>
+      </w:r>
+      <w:proofErr w:type="spellStart"/>
+      <w:r>
+        <w:t>deep</w:t>
+      </w:r>
+      <w:proofErr w:type="spellEnd"/>
+      <w:r>
+        <w:t xml:space="preserve"> </w:t>
+      </w:r>
+      <w:proofErr w:type="spellStart"/>
+      <w:r>
+        <w:t>learning</w:t>
+      </w:r>
+      <w:proofErr w:type="spellEnd"/>
+      <w:r>
+        <w:t xml:space="preserve"> pré-treinado. Enquanto o conjunto de </w:t>
+      </w:r>
+      <w:proofErr w:type="spellStart"/>
+      <w:r>
+        <w:t>features</w:t>
+      </w:r>
+      <w:proofErr w:type="spellEnd"/>
+      <w:r>
+        <w:t xml:space="preserve"> desenvolvido na Meta 1 resulta de medidas estatísticas e espectrais explicitamente definidas, os </w:t>
+      </w:r>
+      <w:proofErr w:type="spellStart"/>
+      <w:r>
+        <w:t>embeddings</w:t>
+      </w:r>
+      <w:proofErr w:type="spellEnd"/>
+      <w:r>
+        <w:t xml:space="preserve"> são vetores numéricos extraídos de uma rede neuronal treinada noutro </w:t>
+      </w:r>
+      <w:proofErr w:type="spellStart"/>
+      <w:r>
+        <w:t>dataset</w:t>
+      </w:r>
+      <w:proofErr w:type="spellEnd"/>
+      <w:r>
+        <w:t xml:space="preserve"> e que captam automaticamente padrões complexos do sinal. Esta abordagem enquadra-se no paradigma de </w:t>
+      </w:r>
+      <w:proofErr w:type="spellStart"/>
+      <w:r>
+        <w:t>transfer</w:t>
+      </w:r>
+      <w:proofErr w:type="spellEnd"/>
+      <w:r>
+        <w:t xml:space="preserve"> </w:t>
+      </w:r>
+      <w:proofErr w:type="spellStart"/>
+      <w:r>
+        <w:t>learning</w:t>
+      </w:r>
+      <w:proofErr w:type="spellEnd"/>
+      <w:r>
+        <w:t>, permitindo utilizar representações de nível superior sem necessitar de treinar um modelo profundo de raiz.</w:t>
+      </w:r>
+    </w:p>
+    <w:p>
+      <w:pPr>
+        <w:jc w:val="both"/>
+      </w:pPr>
+    </w:p>
+    <w:p>
+      <w:pPr>
+        <w:jc w:val="both"/>
+      </w:pPr>
+      <w:r>
+        <w:t xml:space="preserve">O modelo utilizado é o Harnet5, disponibilizado no projeto </w:t>
+      </w:r>
+      <w:proofErr w:type="spellStart"/>
+      <w:r>
+        <w:t>ssl-wearables</w:t>
+      </w:r>
+      <w:proofErr w:type="spellEnd"/>
+      <w:r>
+        <w:t>, o qual foi previamente treinado numa grande coleção de dados de sensores inerciais. A componente de classificação é removida, retendo-se apenas a parte do modelo responsável pela extração de representações numéricas de alta dimensão. Estas representações condensam padrões temporais e morfológicos do movimento que podem ser relevantes para a distinção entre atividades humanas.</w:t>
+      </w:r>
+    </w:p>
+    <w:p>
+      <w:pPr>
+        <w:jc w:val="both"/>
+      </w:pPr>
+    </w:p>
+    <w:p>
+      <w:pPr>
+        <w:jc w:val="both"/>
+        <w:rPr>
+          <w:b/>
+          <w:bCs/>
+        </w:rPr>
+      </w:pPr>
+      <w:r>
+        <w:rPr>
+          <w:b/>
+          <w:bCs/>
+        </w:rPr>
+        <w:t>10</w:t>
+      </w:r>
+      <w:r>
+        <w:rPr>
+          <w:b/>
+          <w:bCs/>
+        </w:rPr>
+        <w:t xml:space="preserve">.1. Extração dos </w:t>
+      </w:r>
+      <w:proofErr w:type="spellStart"/>
+      <w:r>
+        <w:rPr>
+          <w:b/>
+          <w:bCs/>
+        </w:rPr>
+        <w:t>Embeddings</w:t>
+      </w:r>
+      <w:proofErr w:type="spellEnd"/>
+    </w:p>
+    <w:p>
+      <w:pPr>
+        <w:jc w:val="both"/>
+      </w:pPr>
+      <w:r>
+        <w:t xml:space="preserve">Para a extração dos </w:t>
+      </w:r>
+      <w:proofErr w:type="spellStart"/>
+      <w:r>
+        <w:t>embeddings</w:t>
+      </w:r>
+      <w:proofErr w:type="spellEnd"/>
+      <w:r>
+        <w:t>, foram considerados apenas os valores x, y, z do acelerómetro, conforme indicado no enunciado. Cada janela de 5 segundos foi primeiro reamostrada para 30 Hz, de modo a coincidir com a taxa de amostragem</w:t>
+      </w:r>
+      <w:r>
+        <w:t xml:space="preserve"> </w:t>
+      </w:r>
+      <w:r>
+        <w:t>esperada pela rede neuronal. Este passo assegura que cada segmento é compatível com a arquitetura do modelo e que os padrões temporais são preservados.</w:t>
+      </w:r>
+    </w:p>
+    <w:p>
+      <w:pPr>
+        <w:jc w:val="both"/>
+      </w:pPr>
+    </w:p>
+    <w:p>
+      <w:pPr>
+        <w:jc w:val="both"/>
+      </w:pPr>
+      <w:r>
+        <w:t xml:space="preserve">Após a reamostragem, cada segmento foi submetido ao modelo pré-treinado, obtendo-se um vetor de dimensão fixa correspondente ao </w:t>
+      </w:r>
+      <w:proofErr w:type="spellStart"/>
+      <w:r>
+        <w:t>embedding</w:t>
+      </w:r>
+      <w:proofErr w:type="spellEnd"/>
+      <w:r>
+        <w:t xml:space="preserve"> da janela. O resultado final é uma matriz de forma [</w:t>
+      </w:r>
+      <w:r>
+        <w:rPr>
+          <w:rFonts w:ascii="Cambria Math" w:hAnsi="Cambria Math" w:cs="Cambria Math"/>
+        </w:rPr>
+        <w:t>𝑛</w:t>
+      </w:r>
+      <w:r>
+        <w:t xml:space="preserve"> </w:t>
+      </w:r>
+      <w:r>
+        <w:t>segmentos,</w:t>
+      </w:r>
+      <w:r>
+        <w:t xml:space="preserve"> </w:t>
+      </w:r>
+      <w:r>
+        <w:rPr>
+          <w:rFonts w:ascii="Cambria Math" w:hAnsi="Cambria Math" w:cs="Cambria Math"/>
+        </w:rPr>
+        <w:t>𝑛</w:t>
+      </w:r>
+      <w:r>
+        <w:t xml:space="preserve"> </w:t>
+      </w:r>
+      <w:proofErr w:type="spellStart"/>
+      <w:r>
+        <w:t>embeddings</w:t>
+      </w:r>
+      <w:proofErr w:type="spellEnd"/>
+      <w:r>
+        <w:t xml:space="preserve">], que constitui o </w:t>
+      </w:r>
+      <w:proofErr w:type="spellStart"/>
+      <w:r>
+        <w:t>Embedding</w:t>
+      </w:r>
+      <w:proofErr w:type="spellEnd"/>
+      <w:r>
+        <w:t xml:space="preserve"> </w:t>
+      </w:r>
+      <w:proofErr w:type="spellStart"/>
+      <w:r>
+        <w:t>Dataset</w:t>
+      </w:r>
+      <w:proofErr w:type="spellEnd"/>
+      <w:r>
+        <w:t xml:space="preserve"> utilizado posteriormente na comparação com o </w:t>
+      </w:r>
+      <w:proofErr w:type="spellStart"/>
+      <w:r>
+        <w:t>Feature</w:t>
+      </w:r>
+      <w:proofErr w:type="spellEnd"/>
+      <w:r>
+        <w:t xml:space="preserve"> </w:t>
+      </w:r>
+      <w:proofErr w:type="spellStart"/>
+      <w:r>
+        <w:t>Dataset</w:t>
+      </w:r>
+      <w:proofErr w:type="spellEnd"/>
+      <w:r>
+        <w:t xml:space="preserve"> construído na Meta 1.</w:t>
+      </w:r>
+    </w:p>
+    <w:p>
+      <w:pPr>
+        <w:jc w:val="both"/>
+      </w:pPr>
+    </w:p>
+    <w:p>
+      <w:pPr>
+        <w:jc w:val="both"/>
+      </w:pPr>
+      <w:r>
+        <w:t xml:space="preserve">A utilização de </w:t>
+      </w:r>
+      <w:proofErr w:type="spellStart"/>
+      <w:r>
+        <w:t>embeddings</w:t>
+      </w:r>
+      <w:proofErr w:type="spellEnd"/>
+      <w:r>
+        <w:t xml:space="preserve"> apresenta várias vantagens:</w:t>
+      </w:r>
+    </w:p>
+    <w:p>
+      <w:pPr>
+        <w:pStyle w:val="PargrafodaLista"/>
+        <w:numPr>
+          <w:ilvl w:val="0"/>
+          <w:numId w:val="33"/>
+        </w:numPr>
+        <w:jc w:val="both"/>
+      </w:pPr>
+      <w:r>
+        <w:t>capturam características não triviais e não lineares dos sinais;</w:t>
+      </w:r>
+    </w:p>
+    <w:p>
+      <w:pPr>
+        <w:pStyle w:val="PargrafodaLista"/>
+        <w:numPr>
+          <w:ilvl w:val="0"/>
+          <w:numId w:val="33"/>
+        </w:numPr>
+        <w:jc w:val="both"/>
+      </w:pPr>
+      <w:r>
+        <w:t xml:space="preserve">eliminam a necessidade de definir manualmente um conjunto de </w:t>
+      </w:r>
+      <w:proofErr w:type="spellStart"/>
+      <w:r>
+        <w:t>features</w:t>
+      </w:r>
+      <w:proofErr w:type="spellEnd"/>
+      <w:r>
+        <w:t>;</w:t>
+      </w:r>
+    </w:p>
+    <w:p>
+      <w:pPr>
+        <w:pStyle w:val="PargrafodaLista"/>
+        <w:numPr>
+          <w:ilvl w:val="0"/>
+          <w:numId w:val="33"/>
+        </w:numPr>
+        <w:jc w:val="both"/>
+      </w:pPr>
+      <w:r>
+        <w:t>permitem beneficiar da aprendizagem prévia realizada noutros contextos de movimento humano.</w:t>
+      </w:r>
+    </w:p>
+    <w:p>
+      <w:pPr>
+        <w:jc w:val="both"/>
+      </w:pPr>
+    </w:p>
+    <w:p>
+      <w:pPr>
+        <w:jc w:val="both"/>
+      </w:pPr>
+      <w:r>
+        <w:t xml:space="preserve">No entanto, apresentam também limitações, nomeadamente a menor </w:t>
+      </w:r>
+      <w:proofErr w:type="spellStart"/>
+      <w:r>
+        <w:t>interpretabilidade</w:t>
+      </w:r>
+      <w:proofErr w:type="spellEnd"/>
+      <w:r>
+        <w:t xml:space="preserve"> e a dependência da natureza do </w:t>
+      </w:r>
+      <w:proofErr w:type="spellStart"/>
+      <w:r>
+        <w:t>dataset</w:t>
+      </w:r>
+      <w:proofErr w:type="spellEnd"/>
+      <w:r>
+        <w:t xml:space="preserve"> original utilizado no treino do modelo profundo.</w:t>
+      </w:r>
+    </w:p>
+    <w:p>
+      <w:pPr>
+        <w:jc w:val="both"/>
+      </w:pPr>
+    </w:p>
+    <w:p>
+      <w:pPr>
+        <w:pStyle w:val="PargrafodaLista"/>
+        <w:numPr>
+          <w:ilvl w:val="0"/>
+          <w:numId w:val="24"/>
+        </w:numPr>
+        <w:jc w:val="both"/>
+      </w:pPr>
+      <w:r>
+        <w:rPr>
+          <w:rFonts w:ascii="Times New Roman" w:hAnsi="Times New Roman" w:cs="Times New Roman"/>
+          <w:b/>
+          <w:bCs/>
+          <w:sz w:val="48"/>
+          <w:szCs w:val="48"/>
+        </w:rPr>
+        <w:t xml:space="preserve">Divisão do </w:t>
+      </w:r>
+      <w:proofErr w:type="spellStart"/>
+      <w:r>
+        <w:rPr>
+          <w:rFonts w:ascii="Times New Roman" w:hAnsi="Times New Roman" w:cs="Times New Roman"/>
+          <w:b/>
+          <w:bCs/>
+          <w:sz w:val="48"/>
+          <w:szCs w:val="48"/>
+        </w:rPr>
+        <w:t>Dataset</w:t>
+      </w:r>
+      <w:proofErr w:type="spellEnd"/>
+    </w:p>
+    <w:p>
+      <w:pPr>
+        <w:jc w:val="both"/>
+      </w:pPr>
+      <w:r>
+        <w:t xml:space="preserve">3. Estratégias de Divisão do </w:t>
+      </w:r>
+      <w:proofErr w:type="spellStart"/>
+      <w:r>
+        <w:t>Dataset</w:t>
+      </w:r>
+      <w:proofErr w:type="spellEnd"/>
+    </w:p>
+    <w:p>
+      <w:pPr>
+        <w:jc w:val="both"/>
+      </w:pPr>
+    </w:p>
+    <w:p>
+      <w:pPr>
+        <w:jc w:val="both"/>
+      </w:pPr>
+      <w:r>
+        <w:t>A definição da estratégia de divisão dos dados é fundamental para garantir uma avaliação rigorosa do desempenho do modelo de classificação. Nesta meta, foram consideradas duas abordagens distintas, seguindo o enunciado:</w:t>
+      </w:r>
+    </w:p>
+    <w:p>
+      <w:pPr>
+        <w:jc w:val="both"/>
+      </w:pPr>
+      <w:r>
+        <w:t xml:space="preserve">(i) divisão </w:t>
+      </w:r>
+      <w:proofErr w:type="spellStart"/>
+      <w:r>
+        <w:t>intra-participante</w:t>
+      </w:r>
+      <w:proofErr w:type="spellEnd"/>
+      <w:r>
+        <w:t>, onde cada participante contribui simultaneamente para os conjuntos de treino, validação e teste;</w:t>
+      </w:r>
+    </w:p>
+    <w:p>
+      <w:pPr>
+        <w:jc w:val="both"/>
+      </w:pPr>
+      <w:r>
+        <w:t>(</w:t>
+      </w:r>
+      <w:proofErr w:type="spellStart"/>
+      <w:r>
+        <w:t>ii</w:t>
+      </w:r>
+      <w:proofErr w:type="spellEnd"/>
+      <w:r>
+        <w:t xml:space="preserve">) divisão </w:t>
+      </w:r>
+      <w:proofErr w:type="spellStart"/>
+      <w:r>
+        <w:t>inter-participante</w:t>
+      </w:r>
+      <w:proofErr w:type="spellEnd"/>
+      <w:r>
+        <w:t>, onde diferentes participantes são atribuídos exclusivamente a cada conjunto.</w:t>
+      </w:r>
+    </w:p>
+    <w:p>
+      <w:pPr>
+        <w:jc w:val="both"/>
+      </w:pPr>
+    </w:p>
+    <w:p>
+      <w:pPr>
+        <w:jc w:val="both"/>
+      </w:pPr>
+      <w:r>
+        <w:t xml:space="preserve">Ambas as estratégias foram aplicadas tanto ao </w:t>
+      </w:r>
+      <w:proofErr w:type="spellStart"/>
+      <w:r>
+        <w:t>Feature</w:t>
+      </w:r>
+      <w:proofErr w:type="spellEnd"/>
+      <w:r>
+        <w:t xml:space="preserve"> </w:t>
+      </w:r>
+      <w:proofErr w:type="spellStart"/>
+      <w:r>
+        <w:t>Dataset</w:t>
+      </w:r>
+      <w:proofErr w:type="spellEnd"/>
+      <w:r>
+        <w:t xml:space="preserve"> como ao </w:t>
+      </w:r>
+      <w:proofErr w:type="spellStart"/>
+      <w:r>
+        <w:t>Embedding</w:t>
+      </w:r>
+      <w:proofErr w:type="spellEnd"/>
+      <w:r>
+        <w:t xml:space="preserve"> </w:t>
+      </w:r>
+      <w:proofErr w:type="spellStart"/>
+      <w:r>
+        <w:t>Dataset</w:t>
+      </w:r>
+      <w:proofErr w:type="spellEnd"/>
+      <w:r>
+        <w:t>, permitindo uma comparação direta entre representações distintas dos mesmos segmentos temporais.</w:t>
+      </w:r>
+    </w:p>
+    <w:p>
+      <w:pPr>
+        <w:jc w:val="both"/>
+      </w:pPr>
+    </w:p>
+    <w:p>
+      <w:pPr>
+        <w:jc w:val="both"/>
+        <w:rPr>
+          <w:b/>
+          <w:bCs/>
+        </w:rPr>
+      </w:pPr>
+      <w:r>
+        <w:rPr>
+          <w:b/>
+          <w:bCs/>
+        </w:rPr>
+        <w:t>11</w:t>
+      </w:r>
+      <w:r>
+        <w:rPr>
+          <w:b/>
+          <w:bCs/>
+        </w:rPr>
+        <w:t xml:space="preserve">.1. Divisão </w:t>
+      </w:r>
+      <w:proofErr w:type="spellStart"/>
+      <w:r>
+        <w:rPr>
+          <w:b/>
+          <w:bCs/>
+        </w:rPr>
+        <w:t>Intra-Participante</w:t>
+      </w:r>
+      <w:proofErr w:type="spellEnd"/>
+      <w:r>
+        <w:rPr>
+          <w:b/>
+          <w:bCs/>
+        </w:rPr>
+        <w:t xml:space="preserve"> (</w:t>
+      </w:r>
+      <w:proofErr w:type="spellStart"/>
+      <w:r>
+        <w:rPr>
+          <w:b/>
+          <w:bCs/>
+        </w:rPr>
+        <w:t>Mixed</w:t>
+      </w:r>
+      <w:proofErr w:type="spellEnd"/>
+      <w:r>
+        <w:rPr>
+          <w:b/>
+          <w:bCs/>
+        </w:rPr>
+        <w:t xml:space="preserve"> </w:t>
+      </w:r>
+      <w:proofErr w:type="spellStart"/>
+      <w:r>
+        <w:rPr>
+          <w:b/>
+          <w:bCs/>
+        </w:rPr>
+        <w:t>Splitting</w:t>
+      </w:r>
+      <w:proofErr w:type="spellEnd"/>
+      <w:r>
+        <w:rPr>
+          <w:b/>
+          <w:bCs/>
+        </w:rPr>
+        <w:t>)</w:t>
+      </w:r>
+    </w:p>
+    <w:p>
+      <w:pPr>
+        <w:jc w:val="both"/>
+      </w:pPr>
+      <w:r>
+        <w:t>Nesta abordagem, os dados de cada participante foram divididos segundo uma proporção 60%–20%–20% para treino, validação e teste, respetivamente. A segmentação é realizada ao nível das janelas, mantendo a estratificação por atividade, assegurando que todas as classes estejam presentes em todos os conjuntos.</w:t>
+      </w:r>
+    </w:p>
+    <w:p>
+      <w:pPr>
+        <w:jc w:val="both"/>
+      </w:pPr>
+    </w:p>
+    <w:p>
+      <w:pPr>
+        <w:jc w:val="both"/>
+      </w:pPr>
+      <w:r>
+        <w:t>Esta estratégia tem como principais vantagens:</w:t>
+      </w:r>
+    </w:p>
+    <w:p>
+      <w:pPr>
+        <w:pStyle w:val="PargrafodaLista"/>
+        <w:numPr>
+          <w:ilvl w:val="0"/>
+          <w:numId w:val="34"/>
+        </w:numPr>
+        <w:jc w:val="both"/>
+      </w:pPr>
+      <w:r>
+        <w:t>usar a totalidade dos participantes em todas as fases de treino e teste;</w:t>
+      </w:r>
+    </w:p>
+    <w:p>
+      <w:pPr>
+        <w:pStyle w:val="PargrafodaLista"/>
+        <w:numPr>
+          <w:ilvl w:val="0"/>
+          <w:numId w:val="34"/>
+        </w:numPr>
+        <w:jc w:val="both"/>
+      </w:pPr>
+      <w:r>
+        <w:t xml:space="preserve">assegurar maior homogeneidade entre os conjuntos, reduzindo variabilidade </w:t>
+      </w:r>
+      <w:proofErr w:type="spellStart"/>
+      <w:r>
+        <w:t>interindividual</w:t>
+      </w:r>
+      <w:proofErr w:type="spellEnd"/>
+      <w:r>
+        <w:t>;</w:t>
+      </w:r>
+    </w:p>
+    <w:p>
+      <w:pPr>
+        <w:pStyle w:val="PargrafodaLista"/>
+        <w:numPr>
+          <w:ilvl w:val="0"/>
+          <w:numId w:val="34"/>
+        </w:numPr>
+        <w:jc w:val="both"/>
+      </w:pPr>
+      <w:r>
+        <w:t>aumentar a dimensão do conjunto de treino.</w:t>
+      </w:r>
+    </w:p>
+    <w:p>
+      <w:pPr>
+        <w:jc w:val="both"/>
+      </w:pPr>
+    </w:p>
+    <w:p>
+      <w:pPr>
+        <w:jc w:val="both"/>
+      </w:pPr>
+      <w:r>
+        <w:t>No entanto, também apresenta limitações importantes: as janelas da mesma pessoa podem surgir em treino e teste, o que pode levar a uma superestimação do desempenho. Como os padrões específicos de movimento variam entre indivíduos, o modelo pode aprender traços idiossincráticos e não generalizáveis, produzindo resultados demasiado otimistas.</w:t>
+      </w:r>
+    </w:p>
+    <w:p>
+      <w:pPr>
+        <w:jc w:val="both"/>
+      </w:pPr>
+    </w:p>
+    <w:p>
+      <w:pPr>
+        <w:jc w:val="both"/>
+        <w:rPr>
+          <w:b/>
+          <w:bCs/>
+        </w:rPr>
+      </w:pPr>
+      <w:r>
+        <w:rPr>
+          <w:b/>
+          <w:bCs/>
+        </w:rPr>
+        <w:t>11</w:t>
+      </w:r>
+      <w:r>
+        <w:rPr>
+          <w:b/>
+          <w:bCs/>
+        </w:rPr>
+        <w:t xml:space="preserve">.2. Divisão </w:t>
+      </w:r>
+      <w:proofErr w:type="spellStart"/>
+      <w:r>
+        <w:rPr>
+          <w:b/>
+          <w:bCs/>
+        </w:rPr>
+        <w:t>Inter-Participante</w:t>
+      </w:r>
+      <w:proofErr w:type="spellEnd"/>
+      <w:r>
+        <w:rPr>
+          <w:b/>
+          <w:bCs/>
+        </w:rPr>
+        <w:t xml:space="preserve"> (</w:t>
+      </w:r>
+      <w:proofErr w:type="spellStart"/>
+      <w:r>
+        <w:rPr>
+          <w:b/>
+          <w:bCs/>
+        </w:rPr>
+        <w:t>Participant</w:t>
+      </w:r>
+      <w:proofErr w:type="spellEnd"/>
+      <w:r>
+        <w:rPr>
+          <w:b/>
+          <w:bCs/>
+        </w:rPr>
+        <w:t xml:space="preserve"> </w:t>
+      </w:r>
+      <w:proofErr w:type="spellStart"/>
+      <w:r>
+        <w:rPr>
+          <w:b/>
+          <w:bCs/>
+        </w:rPr>
+        <w:t>Splitting</w:t>
+      </w:r>
+      <w:proofErr w:type="spellEnd"/>
+      <w:r>
+        <w:rPr>
+          <w:b/>
+          <w:bCs/>
+        </w:rPr>
+        <w:t>)</w:t>
+      </w:r>
+    </w:p>
+    <w:p>
+      <w:pPr>
+        <w:jc w:val="both"/>
+      </w:pPr>
+      <w:r>
+        <w:t>Nesta abordagem alternativa, os participantes foram divididos em três grupos exclusivos:</w:t>
+      </w:r>
+      <w:r>
+        <w:t xml:space="preserve"> </w:t>
+      </w:r>
+      <w:r>
+        <w:t>9 participantes para treino,</w:t>
+      </w:r>
+      <w:r>
+        <w:t xml:space="preserve"> </w:t>
+      </w:r>
+      <w:r>
+        <w:t>3 participantes para validação,</w:t>
+      </w:r>
+      <w:r>
+        <w:t xml:space="preserve"> </w:t>
+      </w:r>
+      <w:r>
+        <w:t>3 participantes para teste</w:t>
+      </w:r>
+      <w:r>
+        <w:t xml:space="preserve"> </w:t>
+      </w:r>
+      <w:r>
+        <w:t>assegurando que cada conjunto contém apenas dados de indivíduos distintos. Esta estratégia é metodologicamente mais exigente, mas mais alinhada com a utilização real do sistema de reconhecimento de atividades, uma vez que o modelo é testado em pessoas cujos padrões de movimento não foram observados durante o treino.</w:t>
+      </w:r>
+    </w:p>
+    <w:p>
+      <w:pPr>
+        <w:jc w:val="both"/>
+      </w:pPr>
+    </w:p>
+    <w:p>
+      <w:pPr>
+        <w:jc w:val="both"/>
+      </w:pPr>
+      <w:r>
+        <w:t>As principais vantagens desta estratégia incluem:</w:t>
+      </w:r>
+    </w:p>
+    <w:p>
+      <w:pPr>
+        <w:pStyle w:val="PargrafodaLista"/>
+        <w:numPr>
+          <w:ilvl w:val="0"/>
+          <w:numId w:val="35"/>
+        </w:numPr>
+        <w:jc w:val="both"/>
+      </w:pPr>
+      <w:r>
+        <w:t>maior rigor na avaliação da capacidade de generalização;</w:t>
+      </w:r>
+    </w:p>
+    <w:p>
+      <w:pPr>
+        <w:pStyle w:val="PargrafodaLista"/>
+        <w:numPr>
+          <w:ilvl w:val="0"/>
+          <w:numId w:val="35"/>
+        </w:numPr>
+        <w:jc w:val="both"/>
+      </w:pPr>
+      <w:r>
+        <w:t xml:space="preserve">ausência total de data </w:t>
+      </w:r>
+      <w:proofErr w:type="spellStart"/>
+      <w:r>
+        <w:t>leakage</w:t>
+      </w:r>
+      <w:proofErr w:type="spellEnd"/>
+      <w:r>
+        <w:t xml:space="preserve"> entre participantes;</w:t>
+      </w:r>
+    </w:p>
+    <w:p>
+      <w:pPr>
+        <w:pStyle w:val="PargrafodaLista"/>
+        <w:numPr>
+          <w:ilvl w:val="0"/>
+          <w:numId w:val="35"/>
+        </w:numPr>
+        <w:jc w:val="both"/>
+      </w:pPr>
+      <w:r>
+        <w:t>avaliação mais realista para aplicações no mundo real.</w:t>
+      </w:r>
+    </w:p>
+    <w:p>
+      <w:pPr>
+        <w:jc w:val="both"/>
+      </w:pPr>
+    </w:p>
+    <w:p>
+      <w:pPr>
+        <w:jc w:val="both"/>
+      </w:pPr>
+      <w:r>
+        <w:t xml:space="preserve">Como limitação, esta técnica pode reduzir o desempenho aparente do modelo, dada a maior variabilidade </w:t>
+      </w:r>
+      <w:proofErr w:type="spellStart"/>
+      <w:r>
+        <w:t>interindividual</w:t>
+      </w:r>
+      <w:proofErr w:type="spellEnd"/>
+      <w:r>
+        <w:t xml:space="preserve"> que deixa de estar representada no treino.</w:t>
+      </w:r>
+    </w:p>
+    <w:p>
+      <w:pPr>
+        <w:jc w:val="both"/>
+      </w:pPr>
+    </w:p>
+    <w:p>
+      <w:pPr>
+        <w:jc w:val="both"/>
+        <w:rPr>
+          <w:b/>
+          <w:bCs/>
+        </w:rPr>
+      </w:pPr>
+      <w:r>
+        <w:rPr>
+          <w:b/>
+          <w:bCs/>
+        </w:rPr>
+        <w:t>11</w:t>
+      </w:r>
+      <w:r>
+        <w:rPr>
+          <w:b/>
+          <w:bCs/>
+        </w:rPr>
+        <w:t>.3. Comparação entre as Duas Estratégias</w:t>
+      </w:r>
+    </w:p>
+    <w:p>
+      <w:pPr>
+        <w:jc w:val="both"/>
+      </w:pPr>
+      <w:r>
+        <w:t xml:space="preserve">A comparação entre as estratégias revela diferenças estruturais na forma como o modelo é validado. A divisão </w:t>
+      </w:r>
+      <w:proofErr w:type="spellStart"/>
+      <w:r>
+        <w:t>intra-participante</w:t>
+      </w:r>
+      <w:proofErr w:type="spellEnd"/>
+      <w:r>
+        <w:t xml:space="preserve"> tende a produzir métricas mais </w:t>
+      </w:r>
+      <w:r>
+        <w:lastRenderedPageBreak/>
+        <w:t xml:space="preserve">elevadas, uma vez que as características motoras específicas de cada indivíduo são parcialmente aprendidas e repetidas no conjunto de teste. Já a divisão </w:t>
+      </w:r>
+      <w:proofErr w:type="spellStart"/>
+      <w:r>
+        <w:t>inter-participante</w:t>
+      </w:r>
+      <w:proofErr w:type="spellEnd"/>
+      <w:r>
+        <w:t xml:space="preserve"> fornece uma avaliação mais conservadora, mas metodologicamente superior, ao avaliar a capacidade </w:t>
+      </w:r>
+      <w:proofErr w:type="gramStart"/>
+      <w:r>
+        <w:t>do</w:t>
+      </w:r>
+      <w:proofErr w:type="gramEnd"/>
+      <w:r>
+        <w:t xml:space="preserve"> modelo reconhecer atividades de participantes totalmente novos.</w:t>
+      </w:r>
+    </w:p>
+    <w:p>
+      <w:pPr>
+        <w:jc w:val="both"/>
+      </w:pPr>
+    </w:p>
+    <w:p>
+      <w:pPr>
+        <w:jc w:val="both"/>
+      </w:pPr>
+      <w:r>
+        <w:t xml:space="preserve">Em problemas de classificação de atividade humana, onde existe elevada variabilidade biomecânica entre indivíduos, a abordagem </w:t>
+      </w:r>
+      <w:proofErr w:type="spellStart"/>
+      <w:r>
+        <w:t>inter-participante</w:t>
+      </w:r>
+      <w:proofErr w:type="spellEnd"/>
+      <w:r>
+        <w:t xml:space="preserve"> é, portanto, a que mais fielmente estima o desempenho real do sistema quando aplicado em novos utilizadores.</w:t>
+      </w:r>
+    </w:p>
+    <w:p>
+      <w:pPr>
+        <w:jc w:val="both"/>
+      </w:pPr>
+    </w:p>
+    <w:p>
+      <w:pPr>
+        <w:pStyle w:val="PargrafodaLista"/>
+        <w:numPr>
+          <w:ilvl w:val="0"/>
+          <w:numId w:val="24"/>
+        </w:numPr>
+        <w:jc w:val="both"/>
+      </w:pPr>
+      <w:r>
+        <w:rPr>
+          <w:rFonts w:ascii="Times New Roman" w:hAnsi="Times New Roman" w:cs="Times New Roman"/>
+          <w:b/>
+          <w:bCs/>
+          <w:sz w:val="48"/>
+          <w:szCs w:val="48"/>
+        </w:rPr>
+        <w:t>k-</w:t>
+      </w:r>
+      <w:proofErr w:type="spellStart"/>
+      <w:r>
+        <w:rPr>
+          <w:rFonts w:ascii="Times New Roman" w:hAnsi="Times New Roman" w:cs="Times New Roman"/>
+          <w:b/>
+          <w:bCs/>
+          <w:sz w:val="48"/>
+          <w:szCs w:val="48"/>
+        </w:rPr>
+        <w:t>Nearest</w:t>
+      </w:r>
+      <w:proofErr w:type="spellEnd"/>
+      <w:r>
+        <w:rPr>
+          <w:rFonts w:ascii="Times New Roman" w:hAnsi="Times New Roman" w:cs="Times New Roman"/>
+          <w:b/>
+          <w:bCs/>
+          <w:sz w:val="48"/>
+          <w:szCs w:val="48"/>
+        </w:rPr>
+        <w:t xml:space="preserve"> </w:t>
+      </w:r>
+      <w:proofErr w:type="spellStart"/>
+      <w:r>
+        <w:rPr>
+          <w:rFonts w:ascii="Times New Roman" w:hAnsi="Times New Roman" w:cs="Times New Roman"/>
+          <w:b/>
+          <w:bCs/>
+          <w:sz w:val="48"/>
+          <w:szCs w:val="48"/>
+        </w:rPr>
+        <w:t>Neighbors</w:t>
+      </w:r>
+      <w:proofErr w:type="spellEnd"/>
+    </w:p>
+    <w:p>
+      <w:pPr>
+        <w:jc w:val="both"/>
+      </w:pPr>
+    </w:p>
+    <w:p>
+      <w:pPr>
+        <w:jc w:val="both"/>
+      </w:pPr>
+      <w:r>
+        <w:t>Nesta etapa, procedeu-se ao desenvolvimento do modelo de aprendizagem automática responsável por classificar cada segmento temporal numa das atividades consideradas (1–7). Seguindo o enunciado, foi implementado e avaliado o algoritmo k-</w:t>
+      </w:r>
+      <w:proofErr w:type="spellStart"/>
+      <w:r>
+        <w:t>Nearest</w:t>
+      </w:r>
+      <w:proofErr w:type="spellEnd"/>
+      <w:r>
+        <w:t xml:space="preserve"> </w:t>
+      </w:r>
+      <w:proofErr w:type="spellStart"/>
+      <w:r>
+        <w:t>Neighbors</w:t>
+      </w:r>
+      <w:proofErr w:type="spellEnd"/>
+      <w:r>
+        <w:t xml:space="preserve"> (</w:t>
+      </w:r>
+      <w:proofErr w:type="spellStart"/>
+      <w:r>
+        <w:t>kNN</w:t>
+      </w:r>
+      <w:proofErr w:type="spellEnd"/>
+      <w:r>
+        <w:t xml:space="preserve">), um método simples, mas eficaz, que baseia a sua decisão na proximidade entre exemplos no espaço das </w:t>
+      </w:r>
+      <w:proofErr w:type="spellStart"/>
+      <w:r>
+        <w:t>features</w:t>
+      </w:r>
+      <w:proofErr w:type="spellEnd"/>
+      <w:r>
+        <w:t xml:space="preserve"> ou </w:t>
+      </w:r>
+      <w:proofErr w:type="spellStart"/>
+      <w:r>
+        <w:t>embeddings</w:t>
+      </w:r>
+      <w:proofErr w:type="spellEnd"/>
+      <w:r>
+        <w:t>.</w:t>
+      </w:r>
+    </w:p>
+    <w:p>
+      <w:pPr>
+        <w:jc w:val="both"/>
+      </w:pPr>
+    </w:p>
+    <w:p>
+      <w:pPr>
+        <w:jc w:val="both"/>
+      </w:pPr>
+      <w:r>
+        <w:t xml:space="preserve">O </w:t>
+      </w:r>
+      <w:proofErr w:type="spellStart"/>
+      <w:r>
+        <w:t>kNN</w:t>
+      </w:r>
+      <w:proofErr w:type="spellEnd"/>
+      <w:r>
+        <w:t xml:space="preserve"> é particularmente adequado para este tipo de problema, uma vez que não assume uma forma específica para a distribuição das classes e funciona diretamente sobre representações numéricas multidimensionais. A sua performance depende fortemente da escolha da métrica de distância, do valor de k </w:t>
+      </w:r>
+      <w:proofErr w:type="gramStart"/>
+      <w:r>
+        <w:t>e</w:t>
+      </w:r>
+      <w:proofErr w:type="gramEnd"/>
+      <w:r>
+        <w:t xml:space="preserve"> da qualidade das representações (</w:t>
+      </w:r>
+      <w:proofErr w:type="spellStart"/>
+      <w:r>
+        <w:t>features</w:t>
+      </w:r>
+      <w:proofErr w:type="spellEnd"/>
+      <w:r>
+        <w:t xml:space="preserve"> ou </w:t>
+      </w:r>
+      <w:proofErr w:type="spellStart"/>
+      <w:r>
+        <w:t>embeddings</w:t>
+      </w:r>
+      <w:proofErr w:type="spellEnd"/>
+      <w:r>
+        <w:t>).</w:t>
+      </w:r>
+    </w:p>
+    <w:p>
+      <w:pPr>
+        <w:jc w:val="both"/>
+      </w:pPr>
+    </w:p>
+    <w:p>
+      <w:pPr>
+        <w:jc w:val="both"/>
+        <w:rPr>
+          <w:b/>
+          <w:bCs/>
+        </w:rPr>
+      </w:pPr>
+      <w:r>
+        <w:rPr>
+          <w:b/>
+          <w:bCs/>
+        </w:rPr>
+        <w:t>12.</w:t>
+      </w:r>
+      <w:r>
+        <w:rPr>
+          <w:b/>
+          <w:bCs/>
+        </w:rPr>
+        <w:t xml:space="preserve">1. Implementação do Classificador </w:t>
+      </w:r>
+      <w:proofErr w:type="spellStart"/>
+      <w:r>
+        <w:rPr>
+          <w:b/>
+          <w:bCs/>
+        </w:rPr>
+        <w:t>kNN</w:t>
+      </w:r>
+      <w:proofErr w:type="spellEnd"/>
+    </w:p>
+    <w:p>
+      <w:pPr>
+        <w:jc w:val="both"/>
+      </w:pPr>
+    </w:p>
+    <w:p>
+      <w:pPr>
+        <w:jc w:val="both"/>
+      </w:pPr>
+      <w:r>
+        <w:t>Foram desenvolvidas duas versões do classificador:</w:t>
+      </w:r>
+    </w:p>
+    <w:p>
+      <w:pPr>
+        <w:pStyle w:val="PargrafodaLista"/>
+        <w:numPr>
+          <w:ilvl w:val="0"/>
+          <w:numId w:val="36"/>
+        </w:numPr>
+        <w:jc w:val="both"/>
+      </w:pPr>
+      <w:r>
+        <w:t>Implementação própria, seguindo os princípios fundamentais do algoritmo:</w:t>
+      </w:r>
+    </w:p>
+    <w:p>
+      <w:pPr>
+        <w:pStyle w:val="PargrafodaLista"/>
+        <w:numPr>
+          <w:ilvl w:val="0"/>
+          <w:numId w:val="37"/>
+        </w:numPr>
+        <w:jc w:val="both"/>
+      </w:pPr>
+      <w:r>
+        <w:t>cálculo da distância entre a amostra a classificar e todas as amostras de treino;</w:t>
+      </w:r>
+    </w:p>
+    <w:p>
+      <w:pPr>
+        <w:pStyle w:val="PargrafodaLista"/>
+        <w:numPr>
+          <w:ilvl w:val="0"/>
+          <w:numId w:val="37"/>
+        </w:numPr>
+        <w:jc w:val="both"/>
+      </w:pPr>
+      <w:r>
+        <w:t>seleção dos k vizinhos mais próximos;</w:t>
+      </w:r>
+    </w:p>
+    <w:p>
+      <w:pPr>
+        <w:pStyle w:val="PargrafodaLista"/>
+        <w:numPr>
+          <w:ilvl w:val="0"/>
+          <w:numId w:val="37"/>
+        </w:numPr>
+        <w:jc w:val="both"/>
+      </w:pPr>
+      <w:r>
+        <w:t>escolha da classe mais frequente entre esses vizinhos.</w:t>
+      </w:r>
+    </w:p>
+    <w:p>
+      <w:pPr>
+        <w:jc w:val="both"/>
+      </w:pPr>
+    </w:p>
+    <w:p>
+      <w:pPr>
+        <w:pStyle w:val="PargrafodaLista"/>
+        <w:numPr>
+          <w:ilvl w:val="0"/>
+          <w:numId w:val="38"/>
+        </w:numPr>
+        <w:jc w:val="both"/>
+      </w:pPr>
+      <w:r>
+        <w:t xml:space="preserve">Implementação alternativa usando </w:t>
+      </w:r>
+      <w:proofErr w:type="spellStart"/>
+      <w:proofErr w:type="gramStart"/>
+      <w:r>
+        <w:t>sklearn.neighbors</w:t>
+      </w:r>
+      <w:proofErr w:type="gramEnd"/>
+      <w:r>
+        <w:t>.KNeighborsClassifier</w:t>
+      </w:r>
+      <w:proofErr w:type="spellEnd"/>
+      <w:r>
+        <w:t>, permitindo otimizar desempenho computacional e explorar métricas de distância mais robustas. Nesta versão, foi utilizada a distância Manhattan e atribuídos pesos inversamente proporcionais à distância, reduzindo o impacto de vizinhos mais distantes.</w:t>
+      </w:r>
+    </w:p>
+    <w:p>
+      <w:pPr>
+        <w:jc w:val="both"/>
+      </w:pPr>
+    </w:p>
+    <w:p>
+      <w:pPr>
+        <w:jc w:val="both"/>
+      </w:pPr>
+      <w:r>
+        <w:t xml:space="preserve">Ambas as versões receberam como entrada qualquer uma das representações produzidas na pipeline (todas as </w:t>
+      </w:r>
+      <w:proofErr w:type="spellStart"/>
+      <w:r>
+        <w:t>features</w:t>
+      </w:r>
+      <w:proofErr w:type="spellEnd"/>
+      <w:r>
+        <w:t xml:space="preserve">, componentes PCA ou </w:t>
+      </w:r>
+      <w:proofErr w:type="spellStart"/>
+      <w:r>
+        <w:t>features</w:t>
+      </w:r>
+      <w:proofErr w:type="spellEnd"/>
+      <w:r>
+        <w:t xml:space="preserve"> </w:t>
+      </w:r>
+      <w:proofErr w:type="spellStart"/>
+      <w:r>
+        <w:t>ReliefF</w:t>
+      </w:r>
+      <w:proofErr w:type="spellEnd"/>
+      <w:r>
+        <w:t>), garantindo consistência metodológica.</w:t>
+      </w:r>
+    </w:p>
+    <w:p>
+      <w:pPr>
+        <w:jc w:val="both"/>
+      </w:pPr>
+    </w:p>
+    <w:p>
+      <w:pPr>
+        <w:jc w:val="both"/>
+        <w:rPr>
+          <w:b/>
+          <w:bCs/>
+        </w:rPr>
+      </w:pPr>
+      <w:r>
+        <w:rPr>
+          <w:b/>
+          <w:bCs/>
+        </w:rPr>
+        <w:t>12</w:t>
+      </w:r>
+      <w:r>
+        <w:rPr>
+          <w:b/>
+          <w:bCs/>
+        </w:rPr>
+        <w:t>.2. Métricas de Avaliação</w:t>
+      </w:r>
+    </w:p>
+    <w:p>
+      <w:pPr>
+        <w:jc w:val="both"/>
+      </w:pPr>
+      <w:r>
+        <w:t>Para avaliar o desempenho do modelo, foi criada uma função que calcula as principais métricas de classificação:</w:t>
+      </w:r>
+    </w:p>
+    <w:p>
+      <w:pPr>
+        <w:pStyle w:val="PargrafodaLista"/>
+        <w:numPr>
+          <w:ilvl w:val="0"/>
+          <w:numId w:val="38"/>
+        </w:numPr>
+        <w:jc w:val="both"/>
+      </w:pPr>
+      <w:r>
+        <w:t>Matriz de confusão, permitindo analisar erros específicos entre classes;</w:t>
+      </w:r>
+    </w:p>
+    <w:p>
+      <w:pPr>
+        <w:pStyle w:val="PargrafodaLista"/>
+        <w:numPr>
+          <w:ilvl w:val="0"/>
+          <w:numId w:val="38"/>
+        </w:numPr>
+        <w:jc w:val="both"/>
+      </w:pPr>
+      <w:r>
+        <w:t>Acurácia global, útil para comparação entre cenários;</w:t>
+      </w:r>
+    </w:p>
+    <w:p>
+      <w:pPr>
+        <w:pStyle w:val="PargrafodaLista"/>
+        <w:numPr>
+          <w:ilvl w:val="0"/>
+          <w:numId w:val="38"/>
+        </w:numPr>
+        <w:jc w:val="both"/>
+      </w:pPr>
+      <w:r>
+        <w:t xml:space="preserve">Precisão, </w:t>
+      </w:r>
+      <w:proofErr w:type="spellStart"/>
+      <w:r>
+        <w:t>recall</w:t>
+      </w:r>
+      <w:proofErr w:type="spellEnd"/>
+      <w:r>
+        <w:t xml:space="preserve"> e F1-score, calculados com média ponderada, para evitar enviesamento devido ao </w:t>
+      </w:r>
+      <w:proofErr w:type="spellStart"/>
+      <w:r>
+        <w:t>desbalanceamento</w:t>
+      </w:r>
+      <w:proofErr w:type="spellEnd"/>
+      <w:r>
+        <w:t xml:space="preserve"> residual entre classes;</w:t>
+      </w:r>
+    </w:p>
+    <w:p>
+      <w:pPr>
+        <w:pStyle w:val="PargrafodaLista"/>
+        <w:numPr>
+          <w:ilvl w:val="0"/>
+          <w:numId w:val="38"/>
+        </w:numPr>
+        <w:jc w:val="both"/>
+      </w:pPr>
+      <w:r>
+        <w:t>Análise detalhada por atividade, permitindo identificar quais atividades são mais problemáticas e onde ocorrem confusões frequentes.</w:t>
+      </w:r>
+    </w:p>
+    <w:p>
+      <w:pPr>
+        <w:jc w:val="both"/>
+      </w:pPr>
+    </w:p>
+    <w:p>
+      <w:pPr>
+        <w:jc w:val="both"/>
+      </w:pPr>
+      <w:r>
+        <w:t>A utilização destas métricas é crucial para interpretar corretamente o desempenho do classificador e ir além de uma avaliação baseada exclusivamente na acurácia.</w:t>
+      </w:r>
+    </w:p>
+    <w:p>
+      <w:pPr>
+        <w:jc w:val="both"/>
+        <w:rPr>
+          <w:rFonts w:ascii="Times New Roman" w:hAnsi="Times New Roman" w:cs="Times New Roman"/>
+          <w:sz w:val="22"/>
+          <w:szCs w:val="22"/>
+          <w:lang w:val="en-US"/>
+        </w:rPr>
+      </w:pPr>
+    </w:p>
+    <w:p>
+      <w:pPr>
+        <w:pStyle w:val="PargrafodaLista"/>
+        <w:numPr>
+          <w:ilvl w:val="0"/>
+          <w:numId w:val="24"/>
+        </w:numPr>
+        <w:jc w:val="both"/>
+        <w:rPr>
+          <w:rFonts w:ascii="Times New Roman" w:hAnsi="Times New Roman" w:cs="Times New Roman"/>
+          <w:sz w:val="22"/>
+          <w:szCs w:val="22"/>
+          <w:lang w:val="en-US"/>
+        </w:rPr>
+      </w:pPr>
+      <w:r>
+        <w:rPr>
+          <w:rFonts w:ascii="Times New Roman" w:hAnsi="Times New Roman" w:cs="Times New Roman"/>
+          <w:b/>
+          <w:bCs/>
+          <w:sz w:val="48"/>
+          <w:szCs w:val="48"/>
+        </w:rPr>
+        <w:t>Avaliação dos modelos</w:t>
+      </w:r>
+    </w:p>
+    <w:p>
+      <w:pPr>
+        <w:jc w:val="both"/>
+      </w:pPr>
+      <w:r>
+        <w:t>A utilização destas métricas é crucial para interpretar corretamente o desempenho do classificador e ir além de uma avaliação baseada exclusivamente na acurácia.</w:t>
+      </w:r>
+    </w:p>
+    <w:p>
+      <w:pPr>
+        <w:jc w:val="both"/>
+      </w:pPr>
+      <w:r>
+        <w:t xml:space="preserve">Após a definição das estratégias de divisão do </w:t>
+      </w:r>
+      <w:proofErr w:type="spellStart"/>
+      <w:r>
+        <w:t>dataset</w:t>
+      </w:r>
+      <w:proofErr w:type="spellEnd"/>
+      <w:r>
+        <w:t xml:space="preserve"> e a preparação dos três cenários de representação (</w:t>
+      </w:r>
+      <w:proofErr w:type="spellStart"/>
+      <w:r>
+        <w:t>features</w:t>
+      </w:r>
+      <w:proofErr w:type="spellEnd"/>
+      <w:r>
+        <w:t xml:space="preserve"> completas, PCA e </w:t>
+      </w:r>
+      <w:proofErr w:type="spellStart"/>
+      <w:r>
+        <w:t>ReliefF</w:t>
+      </w:r>
+      <w:proofErr w:type="spellEnd"/>
+      <w:r>
+        <w:t xml:space="preserve">, tanto para o </w:t>
+      </w:r>
+      <w:proofErr w:type="spellStart"/>
+      <w:r>
+        <w:t>Feature</w:t>
+      </w:r>
+      <w:proofErr w:type="spellEnd"/>
+      <w:r>
+        <w:t xml:space="preserve"> </w:t>
+      </w:r>
+      <w:proofErr w:type="spellStart"/>
+      <w:r>
+        <w:t>Dataset</w:t>
+      </w:r>
+      <w:proofErr w:type="spellEnd"/>
+      <w:r>
+        <w:t xml:space="preserve"> como para o </w:t>
+      </w:r>
+      <w:proofErr w:type="spellStart"/>
+      <w:r>
+        <w:t>Embedding</w:t>
+      </w:r>
+      <w:proofErr w:type="spellEnd"/>
+      <w:r>
+        <w:t xml:space="preserve"> </w:t>
+      </w:r>
+      <w:proofErr w:type="spellStart"/>
+      <w:r>
+        <w:t>Dataset</w:t>
+      </w:r>
+      <w:proofErr w:type="spellEnd"/>
+      <w:r>
+        <w:t xml:space="preserve">), procedeu-se à fase de avaliação dos modelos de classificação. Esta etapa é crítica para compreender o comportamento do classificador </w:t>
+      </w:r>
+      <w:proofErr w:type="spellStart"/>
+      <w:r>
+        <w:t>kNN</w:t>
+      </w:r>
+      <w:proofErr w:type="spellEnd"/>
+      <w:r>
+        <w:t>, identificar a combinação mais eficaz de representações e quantificar a capacidade de generalização do sistema a novos participantes.</w:t>
+      </w:r>
+    </w:p>
+    <w:p>
+      <w:pPr>
+        <w:jc w:val="both"/>
+      </w:pPr>
+      <w:r>
+        <w:lastRenderedPageBreak/>
+        <w:t>A avaliação foi realizada em duas fases principais:</w:t>
+      </w:r>
+    </w:p>
+    <w:p>
+      <w:pPr>
+        <w:pStyle w:val="PargrafodaLista"/>
+        <w:numPr>
+          <w:ilvl w:val="0"/>
+          <w:numId w:val="48"/>
+        </w:numPr>
+        <w:jc w:val="both"/>
+      </w:pPr>
+      <w:proofErr w:type="spellStart"/>
+      <w:r>
+        <w:t>tuning</w:t>
+      </w:r>
+      <w:proofErr w:type="spellEnd"/>
+      <w:r>
+        <w:t xml:space="preserve"> do </w:t>
+      </w:r>
+      <w:proofErr w:type="spellStart"/>
+      <w:r>
+        <w:t>hiperparâmetro</w:t>
+      </w:r>
+      <w:proofErr w:type="spellEnd"/>
+      <w:r>
+        <w:t xml:space="preserve"> k, recorrendo exclusivamente aos conjuntos de treino e validação;</w:t>
+      </w:r>
+    </w:p>
+    <w:p>
+      <w:pPr>
+        <w:pStyle w:val="PargrafodaLista"/>
+        <w:numPr>
+          <w:ilvl w:val="0"/>
+          <w:numId w:val="48"/>
+        </w:numPr>
+        <w:jc w:val="both"/>
+      </w:pPr>
+      <w:r>
+        <w:t>avaliação final no conjunto de teste, seguida de análise das métricas, matrizes de confusão e testes de hipóteses.</w:t>
+      </w:r>
+    </w:p>
+    <w:p>
+      <w:pPr>
+        <w:jc w:val="both"/>
+      </w:pPr>
+    </w:p>
+    <w:p>
+      <w:pPr>
+        <w:jc w:val="both"/>
+        <w:rPr>
+          <w:b/>
+          <w:bCs/>
+        </w:rPr>
+      </w:pPr>
+      <w:r>
+        <w:rPr>
+          <w:b/>
+          <w:bCs/>
+        </w:rPr>
+        <w:t xml:space="preserve">13.1. </w:t>
+      </w:r>
+      <w:proofErr w:type="spellStart"/>
+      <w:r>
+        <w:rPr>
+          <w:b/>
+          <w:bCs/>
+        </w:rPr>
+        <w:t>Hyperparameter</w:t>
+      </w:r>
+      <w:proofErr w:type="spellEnd"/>
+      <w:r>
+        <w:rPr>
+          <w:b/>
+          <w:bCs/>
+        </w:rPr>
+        <w:t xml:space="preserve"> </w:t>
+      </w:r>
+      <w:proofErr w:type="spellStart"/>
+      <w:r>
+        <w:rPr>
+          <w:b/>
+          <w:bCs/>
+        </w:rPr>
+        <w:t>Tuning</w:t>
+      </w:r>
+      <w:proofErr w:type="spellEnd"/>
+      <w:r>
+        <w:rPr>
+          <w:b/>
+          <w:bCs/>
+        </w:rPr>
+        <w:t xml:space="preserve"> </w:t>
+      </w:r>
+    </w:p>
+    <w:p>
+      <w:pPr>
+        <w:jc w:val="both"/>
+      </w:pPr>
+      <w:r>
+        <w:t>Para cada combinação de:</w:t>
+      </w:r>
+    </w:p>
+    <w:p>
+      <w:pPr>
+        <w:jc w:val="both"/>
+      </w:pPr>
+      <w:r>
+        <w:t xml:space="preserve">•2 </w:t>
+      </w:r>
+      <w:proofErr w:type="spellStart"/>
+      <w:r>
+        <w:t>datasets</w:t>
+      </w:r>
+      <w:proofErr w:type="spellEnd"/>
+      <w:r>
+        <w:t>:</w:t>
+      </w:r>
+    </w:p>
+    <w:p>
+      <w:pPr>
+        <w:pStyle w:val="PargrafodaLista"/>
+        <w:numPr>
+          <w:ilvl w:val="0"/>
+          <w:numId w:val="49"/>
+        </w:numPr>
+        <w:jc w:val="both"/>
+      </w:pPr>
+      <w:proofErr w:type="spellStart"/>
+      <w:r>
+        <w:t>Feature</w:t>
+      </w:r>
+      <w:proofErr w:type="spellEnd"/>
+      <w:r>
+        <w:t xml:space="preserve"> </w:t>
+      </w:r>
+      <w:proofErr w:type="spellStart"/>
+      <w:r>
+        <w:t>Dataset</w:t>
+      </w:r>
+      <w:proofErr w:type="spellEnd"/>
+    </w:p>
+    <w:p>
+      <w:pPr>
+        <w:pStyle w:val="PargrafodaLista"/>
+        <w:numPr>
+          <w:ilvl w:val="0"/>
+          <w:numId w:val="49"/>
+        </w:numPr>
+        <w:jc w:val="both"/>
+      </w:pPr>
+      <w:proofErr w:type="spellStart"/>
+      <w:r>
+        <w:t>Embedding</w:t>
+      </w:r>
+      <w:proofErr w:type="spellEnd"/>
+      <w:r>
+        <w:t xml:space="preserve"> </w:t>
+      </w:r>
+      <w:proofErr w:type="spellStart"/>
+      <w:r>
+        <w:t>Dataset</w:t>
+      </w:r>
+      <w:proofErr w:type="spellEnd"/>
+    </w:p>
+    <w:p>
+      <w:pPr>
+        <w:jc w:val="both"/>
+      </w:pPr>
+      <w:r>
+        <w:t>•3 cenários de representação:</w:t>
+      </w:r>
+    </w:p>
+    <w:p>
+      <w:pPr>
+        <w:pStyle w:val="PargrafodaLista"/>
+        <w:numPr>
+          <w:ilvl w:val="0"/>
+          <w:numId w:val="50"/>
+        </w:numPr>
+        <w:jc w:val="both"/>
+      </w:pPr>
+      <w:proofErr w:type="spellStart"/>
+      <w:r>
+        <w:t>features</w:t>
+      </w:r>
+      <w:proofErr w:type="spellEnd"/>
+      <w:r>
+        <w:t>/</w:t>
+      </w:r>
+      <w:proofErr w:type="spellStart"/>
+      <w:r>
+        <w:t>embeddings</w:t>
+      </w:r>
+      <w:proofErr w:type="spellEnd"/>
+      <w:r>
+        <w:t xml:space="preserve"> completos</w:t>
+      </w:r>
+    </w:p>
+    <w:p>
+      <w:pPr>
+        <w:pStyle w:val="PargrafodaLista"/>
+        <w:numPr>
+          <w:ilvl w:val="0"/>
+          <w:numId w:val="50"/>
+        </w:numPr>
+        <w:jc w:val="both"/>
+      </w:pPr>
+      <w:r>
+        <w:t>PCA (≥90% variância explicada)</w:t>
+      </w:r>
+    </w:p>
+    <w:p>
+      <w:pPr>
+        <w:pStyle w:val="PargrafodaLista"/>
+        <w:numPr>
+          <w:ilvl w:val="0"/>
+          <w:numId w:val="50"/>
+        </w:numPr>
+        <w:jc w:val="both"/>
+      </w:pPr>
+      <w:r>
+        <w:t xml:space="preserve">top 15 </w:t>
+      </w:r>
+      <w:proofErr w:type="spellStart"/>
+      <w:r>
+        <w:t>features</w:t>
+      </w:r>
+      <w:proofErr w:type="spellEnd"/>
+      <w:r>
+        <w:t xml:space="preserve"> (</w:t>
+      </w:r>
+      <w:proofErr w:type="spellStart"/>
+      <w:r>
+        <w:t>ReliefF</w:t>
+      </w:r>
+      <w:proofErr w:type="spellEnd"/>
+      <w:r>
+        <w:t>)</w:t>
+      </w:r>
+    </w:p>
+    <w:p>
+      <w:pPr>
+        <w:jc w:val="both"/>
+      </w:pPr>
+      <w:r>
+        <w:t>•</w:t>
+      </w:r>
+      <w:r>
+        <w:tab/>
+        <w:t>2 estratégias de divisão:</w:t>
+      </w:r>
+    </w:p>
+    <w:p>
+      <w:pPr>
+        <w:pStyle w:val="PargrafodaLista"/>
+        <w:numPr>
+          <w:ilvl w:val="0"/>
+          <w:numId w:val="52"/>
+        </w:numPr>
+        <w:jc w:val="both"/>
+      </w:pPr>
+      <w:proofErr w:type="spellStart"/>
+      <w:r>
+        <w:t>mixed</w:t>
+      </w:r>
+      <w:proofErr w:type="spellEnd"/>
+      <w:r>
+        <w:t xml:space="preserve"> </w:t>
+      </w:r>
+      <w:proofErr w:type="spellStart"/>
+      <w:r>
+        <w:t>splitting</w:t>
+      </w:r>
+      <w:proofErr w:type="spellEnd"/>
+    </w:p>
+    <w:p>
+      <w:pPr>
+        <w:pStyle w:val="PargrafodaLista"/>
+        <w:numPr>
+          <w:ilvl w:val="0"/>
+          <w:numId w:val="52"/>
+        </w:numPr>
+        <w:jc w:val="both"/>
+      </w:pPr>
+      <w:proofErr w:type="spellStart"/>
+      <w:r>
+        <w:t>participant</w:t>
+      </w:r>
+      <w:proofErr w:type="spellEnd"/>
+      <w:r>
+        <w:t xml:space="preserve"> </w:t>
+      </w:r>
+      <w:proofErr w:type="spellStart"/>
+      <w:r>
+        <w:t>splitting</w:t>
+      </w:r>
+      <w:proofErr w:type="spellEnd"/>
+    </w:p>
+    <w:p>
+      <w:pPr>
+        <w:jc w:val="both"/>
+      </w:pPr>
+    </w:p>
+    <w:p>
+      <w:pPr>
+        <w:jc w:val="both"/>
+      </w:pPr>
+      <w:r>
+        <w:t>foram avaliados vários valores de k:</w:t>
+      </w:r>
+    </w:p>
+    <w:p>
+      <w:pPr>
+        <w:jc w:val="both"/>
+      </w:pPr>
+      <w:r>
+        <w:t xml:space="preserve">k </w:t>
+      </w:r>
+      <w:r>
+        <w:rPr>
+          <w:rFonts w:ascii="Cambria Math" w:hAnsi="Cambria Math" w:cs="Cambria Math"/>
+        </w:rPr>
+        <w:t>∈</w:t>
+      </w:r>
+      <w:r>
+        <w:t xml:space="preserve"> {1, 3, 5, 7, 9, 11, 17, 19},</w:t>
+      </w:r>
+    </w:p>
+    <w:p>
+      <w:pPr>
+        <w:jc w:val="both"/>
+      </w:pPr>
+      <w:r>
+        <w:t>conforme definido no enunciado.</w:t>
+      </w:r>
+    </w:p>
+    <w:p>
+      <w:pPr>
+        <w:jc w:val="both"/>
+      </w:pPr>
+    </w:p>
+    <w:p>
+      <w:pPr>
+        <w:jc w:val="both"/>
+      </w:pPr>
+      <w:r>
+        <w:t>A rotina desenvolvida (</w:t>
+      </w:r>
+      <w:proofErr w:type="spellStart"/>
+      <w:r>
+        <w:t>hyperparameter_</w:t>
+      </w:r>
+      <w:proofErr w:type="gramStart"/>
+      <w:r>
+        <w:t>tuning</w:t>
+      </w:r>
+      <w:proofErr w:type="spellEnd"/>
+      <w:r>
+        <w:t>(</w:t>
+      </w:r>
+      <w:proofErr w:type="gramEnd"/>
+      <w:r>
+        <w:t>) no código) executa:</w:t>
+      </w:r>
+    </w:p>
+    <w:p>
+      <w:pPr>
+        <w:pStyle w:val="PargrafodaLista"/>
+        <w:numPr>
+          <w:ilvl w:val="0"/>
+          <w:numId w:val="53"/>
+        </w:numPr>
+        <w:jc w:val="both"/>
+      </w:pPr>
+      <w:r>
+        <w:t>cross-</w:t>
+      </w:r>
+      <w:proofErr w:type="spellStart"/>
+      <w:r>
+        <w:t>validation</w:t>
+      </w:r>
+      <w:proofErr w:type="spellEnd"/>
+      <w:r>
+        <w:t xml:space="preserve"> (k=10 </w:t>
+      </w:r>
+      <w:proofErr w:type="spellStart"/>
+      <w:r>
+        <w:t>folds</w:t>
+      </w:r>
+      <w:proofErr w:type="spellEnd"/>
+      <w:r>
+        <w:t>) apenas sobre o conjunto de treino;</w:t>
+      </w:r>
+    </w:p>
+    <w:p>
+      <w:pPr>
+        <w:pStyle w:val="PargrafodaLista"/>
+        <w:numPr>
+          <w:ilvl w:val="0"/>
+          <w:numId w:val="53"/>
+        </w:numPr>
+        <w:jc w:val="both"/>
+      </w:pPr>
+      <w:r>
+        <w:t>cálculo das métricas médias para cada valor de k;</w:t>
+      </w:r>
+    </w:p>
+    <w:p>
+      <w:pPr>
+        <w:pStyle w:val="PargrafodaLista"/>
+        <w:numPr>
+          <w:ilvl w:val="0"/>
+          <w:numId w:val="53"/>
+        </w:numPr>
+        <w:jc w:val="both"/>
+      </w:pPr>
+      <w:r>
+        <w:t>seleção do k ótimo — o que maximiza o F1-score médio;</w:t>
+      </w:r>
+    </w:p>
+    <w:p>
+      <w:pPr>
+        <w:pStyle w:val="PargrafodaLista"/>
+        <w:numPr>
+          <w:ilvl w:val="0"/>
+          <w:numId w:val="53"/>
+        </w:numPr>
+        <w:jc w:val="both"/>
+      </w:pPr>
+      <w:r>
+        <w:t xml:space="preserve">reconstrução do modelo final usando </w:t>
+      </w:r>
+      <w:proofErr w:type="spellStart"/>
+      <w:r>
+        <w:t>train</w:t>
+      </w:r>
+      <w:proofErr w:type="spellEnd"/>
+      <w:r>
+        <w:t xml:space="preserve"> + </w:t>
+      </w:r>
+      <w:proofErr w:type="spellStart"/>
+      <w:r>
+        <w:t>validation</w:t>
+      </w:r>
+      <w:proofErr w:type="spellEnd"/>
+      <w:r>
+        <w:t>;</w:t>
+      </w:r>
+    </w:p>
+    <w:p>
+      <w:pPr>
+        <w:pStyle w:val="PargrafodaLista"/>
+        <w:numPr>
+          <w:ilvl w:val="0"/>
+          <w:numId w:val="53"/>
+        </w:numPr>
+        <w:jc w:val="both"/>
+      </w:pPr>
+      <w:r>
+        <w:t>avaliação final no conjunto de teste.</w:t>
+      </w:r>
+    </w:p>
+    <w:p>
+      <w:pPr>
+        <w:jc w:val="both"/>
+      </w:pPr>
+    </w:p>
+    <w:p>
+      <w:pPr>
+        <w:jc w:val="both"/>
+      </w:pPr>
+      <w:r>
+        <w:lastRenderedPageBreak/>
+        <w:t xml:space="preserve">Este procedimento garante que nenhuma informação do conjunto de teste é utilizada durante o processo de seleção de </w:t>
+      </w:r>
+      <w:proofErr w:type="spellStart"/>
+      <w:r>
+        <w:t>hiperparâmetros</w:t>
+      </w:r>
+      <w:proofErr w:type="spellEnd"/>
+      <w:r>
+        <w:t>, assegurando uma avaliação imparcial do desempenho final.</w:t>
+      </w:r>
+    </w:p>
+    <w:p>
+      <w:pPr>
+        <w:jc w:val="both"/>
+      </w:pPr>
+    </w:p>
+    <w:p>
+      <w:pPr>
+        <w:jc w:val="both"/>
+        <w:rPr>
+          <w:b/>
+          <w:bCs/>
+        </w:rPr>
+      </w:pPr>
+      <w:r>
+        <w:rPr>
+          <w:b/>
+          <w:bCs/>
+        </w:rPr>
+        <w:t>13.2. Resultados e Discussão</w:t>
+      </w:r>
+    </w:p>
+    <w:p>
+      <w:pPr>
+        <w:jc w:val="both"/>
+      </w:pPr>
+    </w:p>
+    <w:p>
+      <w:pPr>
+        <w:jc w:val="both"/>
+      </w:pPr>
+      <w:r>
+        <w:t>A análise dos resultados obtidos permitiu observar tendências consistentes entre os diferentes cenários e métodos de representação.</w:t>
+      </w:r>
+    </w:p>
+    <w:p>
+      <w:pPr>
+        <w:jc w:val="both"/>
+      </w:pPr>
+      <w:r>
+        <w:t>Desempenho por tipo de representação:</w:t>
+      </w:r>
+    </w:p>
+    <w:p>
+      <w:pPr>
+        <w:jc w:val="both"/>
+      </w:pPr>
+    </w:p>
+    <w:p>
+      <w:pPr>
+        <w:jc w:val="both"/>
+        <w:rPr>
+          <w:b/>
+          <w:bCs/>
+          <w:u w:val="single"/>
+        </w:rPr>
+      </w:pPr>
+      <w:proofErr w:type="spellStart"/>
+      <w:r>
+        <w:rPr>
+          <w:b/>
+          <w:bCs/>
+          <w:u w:val="single"/>
+        </w:rPr>
+        <w:t>Embeddings</w:t>
+      </w:r>
+      <w:proofErr w:type="spellEnd"/>
+    </w:p>
+    <w:p>
+      <w:pPr>
+        <w:jc w:val="both"/>
+      </w:pPr>
+      <w:r>
+        <w:t xml:space="preserve">Apresentaram, em geral, desempenho superior ao </w:t>
+      </w:r>
+      <w:proofErr w:type="spellStart"/>
+      <w:r>
+        <w:t>Feature</w:t>
+      </w:r>
+      <w:proofErr w:type="spellEnd"/>
+      <w:r>
+        <w:t xml:space="preserve"> </w:t>
+      </w:r>
+      <w:proofErr w:type="spellStart"/>
+      <w:r>
+        <w:t>Dataset</w:t>
+      </w:r>
+      <w:proofErr w:type="spellEnd"/>
+      <w:r>
+        <w:t xml:space="preserve">, sobretudo na estratégia </w:t>
+      </w:r>
+      <w:proofErr w:type="spellStart"/>
+      <w:r>
+        <w:t>participant-based</w:t>
+      </w:r>
+      <w:proofErr w:type="spellEnd"/>
+      <w:r>
+        <w:t>.</w:t>
+      </w:r>
+    </w:p>
+    <w:p>
+      <w:pPr>
+        <w:jc w:val="both"/>
+      </w:pPr>
+      <w:r>
+        <w:t xml:space="preserve">Isto confirma que os </w:t>
+      </w:r>
+      <w:proofErr w:type="spellStart"/>
+      <w:r>
+        <w:t>embeddings</w:t>
+      </w:r>
+      <w:proofErr w:type="spellEnd"/>
+      <w:r>
+        <w:t xml:space="preserve"> do modelo Harnet5 captam padrões temporais e espaciais complexos que se generalizam melhor a novos indivíduos.</w:t>
+      </w:r>
+    </w:p>
+    <w:p>
+      <w:pPr>
+        <w:jc w:val="both"/>
+      </w:pPr>
+    </w:p>
+    <w:p>
+      <w:pPr>
+        <w:jc w:val="both"/>
+        <w:rPr>
+          <w:b/>
+          <w:bCs/>
+          <w:u w:val="single"/>
+        </w:rPr>
+      </w:pPr>
+      <w:proofErr w:type="spellStart"/>
+      <w:r>
+        <w:rPr>
+          <w:b/>
+          <w:bCs/>
+          <w:u w:val="single"/>
+        </w:rPr>
+        <w:t>Features</w:t>
+      </w:r>
+      <w:proofErr w:type="spellEnd"/>
+      <w:r>
+        <w:rPr>
+          <w:b/>
+          <w:bCs/>
+          <w:u w:val="single"/>
+        </w:rPr>
+        <w:t xml:space="preserve"> completas (cenário a)</w:t>
+      </w:r>
+    </w:p>
+    <w:p>
+      <w:pPr>
+        <w:jc w:val="both"/>
+      </w:pPr>
+      <w:r>
+        <w:t xml:space="preserve">Obtiveram desempenho razoável na estratégia </w:t>
+      </w:r>
+      <w:proofErr w:type="spellStart"/>
+      <w:r>
+        <w:t>mixed</w:t>
+      </w:r>
+      <w:proofErr w:type="spellEnd"/>
+      <w:r>
+        <w:t xml:space="preserve">, mas sofreram uma quebra significativa quando avaliadas em participantes nunca vistos, o que confirma a elevada variabilidade </w:t>
+      </w:r>
+      <w:proofErr w:type="spellStart"/>
+      <w:r>
+        <w:t>interindividual</w:t>
+      </w:r>
+      <w:proofErr w:type="spellEnd"/>
+      <w:r>
+        <w:t>.</w:t>
+      </w:r>
+    </w:p>
+    <w:p>
+      <w:pPr>
+        <w:jc w:val="both"/>
+      </w:pPr>
+    </w:p>
+    <w:p>
+      <w:pPr>
+        <w:jc w:val="both"/>
+        <w:rPr>
+          <w:b/>
+          <w:bCs/>
+          <w:u w:val="single"/>
+        </w:rPr>
+      </w:pPr>
+      <w:r>
+        <w:rPr>
+          <w:b/>
+          <w:bCs/>
+          <w:u w:val="single"/>
+        </w:rPr>
+        <w:t>PCA (cenário b)</w:t>
+      </w:r>
+    </w:p>
+    <w:p>
+      <w:pPr>
+        <w:jc w:val="both"/>
+      </w:pPr>
+      <w:r>
+        <w:t xml:space="preserve">Teve desempenho intermédio. A redução para 90% da variância (≈17 componentes) ajudou a mitigar ruído, mas a perda de </w:t>
+      </w:r>
+      <w:proofErr w:type="spellStart"/>
+      <w:r>
+        <w:t>interpretabilidade</w:t>
+      </w:r>
+      <w:proofErr w:type="spellEnd"/>
+      <w:r>
+        <w:t xml:space="preserve"> reduziu a discriminação entre algumas atividades, especialmente </w:t>
+      </w:r>
+      <w:proofErr w:type="spellStart"/>
+      <w:r>
+        <w:t>Sit</w:t>
+      </w:r>
+      <w:proofErr w:type="spellEnd"/>
+      <w:r>
+        <w:t xml:space="preserve"> e </w:t>
+      </w:r>
+      <w:proofErr w:type="spellStart"/>
+      <w:r>
+        <w:t>Sit</w:t>
+      </w:r>
+      <w:proofErr w:type="spellEnd"/>
+      <w:r>
+        <w:t xml:space="preserve"> </w:t>
+      </w:r>
+      <w:proofErr w:type="spellStart"/>
+      <w:r>
+        <w:t>and</w:t>
+      </w:r>
+      <w:proofErr w:type="spellEnd"/>
+      <w:r>
+        <w:t xml:space="preserve"> </w:t>
+      </w:r>
+      <w:proofErr w:type="spellStart"/>
+      <w:r>
+        <w:t>Talk</w:t>
+      </w:r>
+      <w:proofErr w:type="spellEnd"/>
+      <w:r>
+        <w:t>.</w:t>
+      </w:r>
+    </w:p>
+    <w:p>
+      <w:pPr>
+        <w:jc w:val="both"/>
+      </w:pPr>
+    </w:p>
+    <w:p>
+      <w:pPr>
+        <w:jc w:val="both"/>
+        <w:rPr>
+          <w:b/>
+          <w:bCs/>
+          <w:u w:val="single"/>
+        </w:rPr>
+      </w:pPr>
+      <w:proofErr w:type="spellStart"/>
+      <w:r>
+        <w:rPr>
+          <w:b/>
+          <w:bCs/>
+          <w:u w:val="single"/>
+        </w:rPr>
+        <w:t>ReliefF</w:t>
+      </w:r>
+      <w:proofErr w:type="spellEnd"/>
+      <w:r>
+        <w:rPr>
+          <w:b/>
+          <w:bCs/>
+          <w:u w:val="single"/>
+        </w:rPr>
+        <w:t xml:space="preserve"> (cenário c)</w:t>
+      </w:r>
+    </w:p>
+    <w:p>
+      <w:pPr>
+        <w:jc w:val="both"/>
+      </w:pPr>
+      <w:r>
+        <w:t xml:space="preserve">A seleção das 15 </w:t>
+      </w:r>
+      <w:proofErr w:type="spellStart"/>
+      <w:r>
+        <w:t>features</w:t>
+      </w:r>
+      <w:proofErr w:type="spellEnd"/>
+      <w:r>
+        <w:t xml:space="preserve"> mais discriminantes resultou em desempenho competitivo no </w:t>
+      </w:r>
+      <w:proofErr w:type="spellStart"/>
+      <w:r>
+        <w:t>mixed</w:t>
+      </w:r>
+      <w:proofErr w:type="spellEnd"/>
+      <w:r>
+        <w:t xml:space="preserve"> </w:t>
+      </w:r>
+      <w:proofErr w:type="spellStart"/>
+      <w:r>
+        <w:t>splitting</w:t>
+      </w:r>
+      <w:proofErr w:type="spellEnd"/>
+      <w:r>
+        <w:t xml:space="preserve">, mas menos robusto no cenário </w:t>
+      </w:r>
+      <w:proofErr w:type="spellStart"/>
+      <w:r>
+        <w:t>participant-based</w:t>
+      </w:r>
+      <w:proofErr w:type="spellEnd"/>
+      <w:r>
+        <w:t>, sugerindo que a seleção pode favorecer padrões específicos de certos indivíduos.</w:t>
+      </w:r>
+    </w:p>
+    <w:p>
+      <w:pPr>
+        <w:jc w:val="both"/>
+      </w:pPr>
+    </w:p>
+    <w:p>
+      <w:pPr>
+        <w:jc w:val="both"/>
+        <w:rPr>
+          <w:b/>
+          <w:bCs/>
+        </w:rPr>
+      </w:pPr>
+      <w:r>
+        <w:rPr>
+          <w:b/>
+          <w:bCs/>
+        </w:rPr>
+        <w:lastRenderedPageBreak/>
+        <w:t>Desempenho por estratégia de divisão</w:t>
+      </w:r>
+    </w:p>
+    <w:p>
+      <w:pPr>
+        <w:jc w:val="both"/>
+      </w:pPr>
+    </w:p>
+    <w:p>
+      <w:pPr>
+        <w:jc w:val="both"/>
+        <w:rPr>
+          <w:b/>
+          <w:bCs/>
+          <w:u w:val="single"/>
+        </w:rPr>
+      </w:pPr>
+      <w:proofErr w:type="spellStart"/>
+      <w:r>
+        <w:rPr>
+          <w:b/>
+          <w:bCs/>
+          <w:u w:val="single"/>
+        </w:rPr>
+        <w:t>Mixed</w:t>
+      </w:r>
+      <w:proofErr w:type="spellEnd"/>
+      <w:r>
+        <w:rPr>
+          <w:b/>
+          <w:bCs/>
+          <w:u w:val="single"/>
+        </w:rPr>
+        <w:t xml:space="preserve"> </w:t>
+      </w:r>
+      <w:proofErr w:type="spellStart"/>
+      <w:r>
+        <w:rPr>
+          <w:b/>
+          <w:bCs/>
+          <w:u w:val="single"/>
+        </w:rPr>
+        <w:t>splitting</w:t>
+      </w:r>
+      <w:proofErr w:type="spellEnd"/>
+      <w:r>
+        <w:rPr>
+          <w:b/>
+          <w:bCs/>
+          <w:u w:val="single"/>
+        </w:rPr>
+        <w:t>:</w:t>
+      </w:r>
+    </w:p>
+    <w:p>
+      <w:pPr>
+        <w:jc w:val="both"/>
+      </w:pPr>
+      <w:r>
+        <w:t>Todos os modelos apresentaram valores elevados de acurácia e F1, refletindo a presença de dados dos mesmos participantes nos três conjuntos.</w:t>
+      </w:r>
+    </w:p>
+    <w:p>
+      <w:pPr>
+        <w:jc w:val="both"/>
+      </w:pPr>
+      <w:r>
+        <w:t>→ Estes resultados, embora positivos, sobrevalorizam a performance real do modelo.</w:t>
+      </w:r>
+    </w:p>
+    <w:p>
+      <w:pPr>
+        <w:jc w:val="both"/>
+      </w:pPr>
+    </w:p>
+    <w:p>
+      <w:pPr>
+        <w:jc w:val="both"/>
+        <w:rPr>
+          <w:b/>
+          <w:bCs/>
+          <w:u w:val="single"/>
+        </w:rPr>
+      </w:pPr>
+      <w:proofErr w:type="spellStart"/>
+      <w:r>
+        <w:rPr>
+          <w:b/>
+          <w:bCs/>
+          <w:u w:val="single"/>
+        </w:rPr>
+        <w:t>Participant</w:t>
+      </w:r>
+      <w:proofErr w:type="spellEnd"/>
+      <w:r>
+        <w:rPr>
+          <w:b/>
+          <w:bCs/>
+          <w:u w:val="single"/>
+        </w:rPr>
+        <w:t xml:space="preserve"> </w:t>
+      </w:r>
+      <w:proofErr w:type="spellStart"/>
+      <w:r>
+        <w:rPr>
+          <w:b/>
+          <w:bCs/>
+          <w:u w:val="single"/>
+        </w:rPr>
+        <w:t>splitting</w:t>
+      </w:r>
+      <w:proofErr w:type="spellEnd"/>
+      <w:r>
+        <w:rPr>
+          <w:b/>
+          <w:bCs/>
+          <w:u w:val="single"/>
+        </w:rPr>
+        <w:t>:</w:t>
+      </w:r>
+    </w:p>
+    <w:p>
+      <w:pPr>
+        <w:jc w:val="both"/>
+      </w:pPr>
+      <w:r>
+        <w:t>Observou-se uma diminuição clara da performance em todas as abordagens, tal como esperado, devido à ausência de dados dos participantes de teste durante o treino.</w:t>
+      </w:r>
+    </w:p>
+    <w:p>
+      <w:pPr>
+        <w:jc w:val="both"/>
+      </w:pPr>
+      <w:r>
+        <w:t xml:space="preserve">Contudo, os </w:t>
+      </w:r>
+      <w:proofErr w:type="spellStart"/>
+      <w:r>
+        <w:t>embeddings</w:t>
+      </w:r>
+      <w:proofErr w:type="spellEnd"/>
+      <w:r>
+        <w:t xml:space="preserve"> mostraram uma degradação menor, demonstrando melhor capacidade de generalização para novos utilizadores.</w:t>
+      </w:r>
+    </w:p>
+    <w:p>
+      <w:pPr>
+        <w:jc w:val="both"/>
+      </w:pPr>
+    </w:p>
+    <w:p>
+      <w:pPr>
+        <w:jc w:val="both"/>
+        <w:rPr>
+          <w:b/>
+          <w:bCs/>
+        </w:rPr>
+      </w:pPr>
+      <w:r>
+        <w:rPr>
+          <w:b/>
+          <w:bCs/>
+        </w:rPr>
+        <w:t>Padrões nas matrizes de confusão</w:t>
+      </w:r>
+    </w:p>
+    <w:p>
+      <w:pPr>
+        <w:jc w:val="both"/>
+      </w:pPr>
+    </w:p>
+    <w:p>
+      <w:pPr>
+        <w:jc w:val="both"/>
+      </w:pPr>
+      <w:r>
+        <w:t>As matrizes de confusão revelaram que:</w:t>
+      </w:r>
+    </w:p>
+    <w:p>
+      <w:pPr>
+        <w:ind w:firstLine="708"/>
+        <w:jc w:val="both"/>
+      </w:pPr>
+      <w:r>
+        <w:t>•</w:t>
+      </w:r>
+      <w:r>
+        <w:t xml:space="preserve"> </w:t>
+      </w:r>
+      <w:r>
+        <w:t>As atividades dinâmicas (</w:t>
+      </w:r>
+      <w:proofErr w:type="spellStart"/>
+      <w:r>
+        <w:t>Walk</w:t>
+      </w:r>
+      <w:proofErr w:type="spellEnd"/>
+      <w:r>
+        <w:t xml:space="preserve"> e </w:t>
+      </w:r>
+      <w:proofErr w:type="spellStart"/>
+      <w:r>
+        <w:t>Walk</w:t>
+      </w:r>
+      <w:proofErr w:type="spellEnd"/>
+      <w:r>
+        <w:t xml:space="preserve"> </w:t>
+      </w:r>
+      <w:proofErr w:type="spellStart"/>
+      <w:r>
+        <w:t>and</w:t>
+      </w:r>
+      <w:proofErr w:type="spellEnd"/>
+      <w:r>
+        <w:t xml:space="preserve"> </w:t>
+      </w:r>
+      <w:proofErr w:type="spellStart"/>
+      <w:r>
+        <w:t>Talk</w:t>
+      </w:r>
+      <w:proofErr w:type="spellEnd"/>
+      <w:r>
+        <w:t>) tendem a ser mais facilmente confundidas entre si, dada a semelhança dos seus padrões de movimento.</w:t>
+      </w:r>
+    </w:p>
+    <w:p>
+      <w:pPr>
+        <w:ind w:firstLine="708"/>
+        <w:jc w:val="both"/>
+      </w:pPr>
+      <w:r>
+        <w:t>•</w:t>
+      </w:r>
+      <w:r>
+        <w:t xml:space="preserve"> </w:t>
+      </w:r>
+      <w:r>
+        <w:t xml:space="preserve">Atividades estáticas (Stand, </w:t>
+      </w:r>
+      <w:proofErr w:type="spellStart"/>
+      <w:r>
+        <w:t>Sit</w:t>
+      </w:r>
+      <w:proofErr w:type="spellEnd"/>
+      <w:r>
+        <w:t>) são bem discriminadas.</w:t>
+      </w:r>
+    </w:p>
+    <w:p>
+      <w:pPr>
+        <w:ind w:firstLine="708"/>
+        <w:jc w:val="both"/>
+      </w:pPr>
+      <w:r>
+        <w:t>•</w:t>
+      </w:r>
+      <w:r>
+        <w:t xml:space="preserve"> </w:t>
+      </w:r>
+      <w:r>
+        <w:t xml:space="preserve">Transições (e.g., </w:t>
+      </w:r>
+      <w:proofErr w:type="spellStart"/>
+      <w:r>
+        <w:t>Sit→Stand</w:t>
+      </w:r>
+      <w:proofErr w:type="spellEnd"/>
+      <w:r>
+        <w:t xml:space="preserve">, </w:t>
+      </w:r>
+      <w:proofErr w:type="spellStart"/>
+      <w:r>
+        <w:t>Stand→Sit</w:t>
+      </w:r>
+      <w:proofErr w:type="spellEnd"/>
+      <w:r>
+        <w:t>) apresentam os erros mais frequentes, o que está em linha com resultados reportados na literatura (atividades transitórias geralmente exibem padrões menos estáveis e mais variáveis).</w:t>
+      </w:r>
+    </w:p>
+    <w:p>
+      <w:pPr>
+        <w:jc w:val="both"/>
+      </w:pPr>
+    </w:p>
+    <w:p>
+      <w:pPr>
+        <w:jc w:val="both"/>
+        <w:rPr>
+          <w:b/>
+          <w:bCs/>
+        </w:rPr>
+      </w:pPr>
+      <w:r>
+        <w:rPr>
+          <w:b/>
+          <w:bCs/>
+        </w:rPr>
+        <w:t>13.3. Testes de Hipóteses</w:t>
+      </w:r>
+    </w:p>
+    <w:p>
+      <w:pPr>
+        <w:jc w:val="both"/>
+      </w:pPr>
+    </w:p>
+    <w:p>
+      <w:pPr>
+        <w:jc w:val="both"/>
+      </w:pPr>
+      <w:r>
+        <w:t xml:space="preserve">Para avaliar se as diferenças observadas entre modelos são estatisticamente significativas, foram realizados testes estatísticos baseados em repetição das divisões do </w:t>
+      </w:r>
+      <w:proofErr w:type="spellStart"/>
+      <w:r>
+        <w:t>dataset</w:t>
+      </w:r>
+      <w:proofErr w:type="spellEnd"/>
+      <w:r>
+        <w:t xml:space="preserve">, conforme indicado no enunciado. </w:t>
+      </w:r>
+    </w:p>
+    <w:p>
+      <w:pPr>
+        <w:jc w:val="both"/>
+      </w:pPr>
+    </w:p>
+    <w:p>
+      <w:pPr>
+        <w:jc w:val="both"/>
+      </w:pPr>
+      <w:r>
+        <w:t>O procedimento seguido foi:</w:t>
+      </w:r>
+    </w:p>
+    <w:p>
+      <w:pPr>
+        <w:pStyle w:val="PargrafodaLista"/>
+        <w:numPr>
+          <w:ilvl w:val="0"/>
+          <w:numId w:val="55"/>
+        </w:numPr>
+        <w:jc w:val="both"/>
+      </w:pPr>
+      <w:r>
+        <w:t>Repetição do processo de treino/validação/teste múltiplas vezes (valores guardados em ficheiro de log pelo código).</w:t>
+      </w:r>
+    </w:p>
+    <w:p>
+      <w:pPr>
+        <w:pStyle w:val="PargrafodaLista"/>
+        <w:numPr>
+          <w:ilvl w:val="0"/>
+          <w:numId w:val="55"/>
+        </w:numPr>
+        <w:jc w:val="both"/>
+      </w:pPr>
+      <w:r>
+        <w:t>Comparação das distribuições de F1-score entre modelos.</w:t>
+      </w:r>
+    </w:p>
+    <w:p>
+      <w:pPr>
+        <w:jc w:val="both"/>
+      </w:pPr>
+    </w:p>
+    <w:p>
+      <w:pPr>
+        <w:jc w:val="both"/>
+      </w:pPr>
+      <w:r>
+        <w:t xml:space="preserve">Dada a ausência de normalidade nas distribuições (em consonância com os resultados da Meta 1, onde todas as variáveis falharam o teste de </w:t>
+      </w:r>
+      <w:proofErr w:type="spellStart"/>
+      <w:r>
+        <w:t>Kolmogorov</w:t>
+      </w:r>
+      <w:proofErr w:type="spellEnd"/>
+      <w:r>
+        <w:t>–</w:t>
+      </w:r>
+      <w:proofErr w:type="spellStart"/>
+      <w:r>
+        <w:t>Smirnov</w:t>
+      </w:r>
+      <w:proofErr w:type="spellEnd"/>
+      <w:r>
+        <w:t>), aplicaram-se testes não paramétricos, concretamente:</w:t>
+      </w:r>
+    </w:p>
+    <w:p>
+      <w:pPr>
+        <w:pStyle w:val="PargrafodaLista"/>
+        <w:numPr>
+          <w:ilvl w:val="0"/>
+          <w:numId w:val="56"/>
+        </w:numPr>
+        <w:jc w:val="both"/>
+      </w:pPr>
+      <w:proofErr w:type="spellStart"/>
+      <w:r>
+        <w:t>Wilcoxon</w:t>
+      </w:r>
+      <w:proofErr w:type="spellEnd"/>
+      <w:r>
+        <w:t xml:space="preserve"> </w:t>
+      </w:r>
+      <w:proofErr w:type="spellStart"/>
+      <w:r>
+        <w:t>signed-rank</w:t>
+      </w:r>
+      <w:proofErr w:type="spellEnd"/>
+      <w:r>
+        <w:t xml:space="preserve"> </w:t>
+      </w:r>
+      <w:proofErr w:type="spellStart"/>
+      <w:r>
+        <w:t>test</w:t>
+      </w:r>
+      <w:proofErr w:type="spellEnd"/>
+      <w:r>
+        <w:t xml:space="preserve"> para comparar pares de modelos quando avaliam o mesmo conjunto de teste;</w:t>
+      </w:r>
+    </w:p>
+    <w:p>
+      <w:pPr>
+        <w:pStyle w:val="PargrafodaLista"/>
+        <w:numPr>
+          <w:ilvl w:val="0"/>
+          <w:numId w:val="56"/>
+        </w:numPr>
+        <w:jc w:val="both"/>
+      </w:pPr>
+      <w:r>
+        <w:t>Mann–</w:t>
+      </w:r>
+      <w:proofErr w:type="spellStart"/>
+      <w:r>
+        <w:t>Whitney</w:t>
+      </w:r>
+      <w:proofErr w:type="spellEnd"/>
+      <w:r>
+        <w:t xml:space="preserve"> U </w:t>
+      </w:r>
+      <w:proofErr w:type="spellStart"/>
+      <w:r>
+        <w:t>test</w:t>
+      </w:r>
+      <w:proofErr w:type="spellEnd"/>
+      <w:r>
+        <w:t xml:space="preserve"> quando as distribuições não são pareadas;</w:t>
+      </w:r>
+    </w:p>
+    <w:p>
+      <w:pPr>
+        <w:pStyle w:val="PargrafodaLista"/>
+        <w:numPr>
+          <w:ilvl w:val="0"/>
+          <w:numId w:val="56"/>
+        </w:numPr>
+        <w:jc w:val="both"/>
+      </w:pPr>
+      <w:r>
+        <w:t>Nível de significância: α = 0.05.</w:t>
+      </w:r>
+    </w:p>
+    <w:p>
+      <w:pPr>
+        <w:pStyle w:val="PargrafodaLista"/>
+        <w:jc w:val="both"/>
+      </w:pPr>
+    </w:p>
+    <w:p>
+      <w:pPr>
+        <w:jc w:val="both"/>
+        <w:rPr>
+          <w:b/>
+          <w:bCs/>
+        </w:rPr>
+      </w:pPr>
+      <w:r>
+        <w:rPr>
+          <w:b/>
+          <w:bCs/>
+        </w:rPr>
+        <w:t>Conclusões dos testes estatísticos</w:t>
+      </w:r>
+    </w:p>
+    <w:p>
+      <w:pPr>
+        <w:jc w:val="both"/>
+      </w:pPr>
+    </w:p>
+    <w:p>
+      <w:pPr>
+        <w:jc w:val="both"/>
+      </w:pPr>
+      <w:r>
+        <w:t>Os resultados mostraram que:</w:t>
+      </w:r>
+    </w:p>
+    <w:p>
+      <w:pPr>
+        <w:pStyle w:val="PargrafodaLista"/>
+        <w:numPr>
+          <w:ilvl w:val="0"/>
+          <w:numId w:val="57"/>
+        </w:numPr>
+        <w:jc w:val="both"/>
+      </w:pPr>
+      <w:r>
+        <w:t xml:space="preserve">A diferença entre o melhor modelo (geralmente </w:t>
+      </w:r>
+      <w:proofErr w:type="spellStart"/>
+      <w:r>
+        <w:t>kNN</w:t>
+      </w:r>
+      <w:proofErr w:type="spellEnd"/>
+      <w:r>
+        <w:t xml:space="preserve"> com </w:t>
+      </w:r>
+      <w:proofErr w:type="spellStart"/>
+      <w:r>
+        <w:t>embeddings</w:t>
+      </w:r>
+      <w:proofErr w:type="spellEnd"/>
+      <w:r>
+        <w:t xml:space="preserve"> + PCA ou </w:t>
+      </w:r>
+      <w:proofErr w:type="spellStart"/>
+      <w:r>
+        <w:t>embeddings</w:t>
+      </w:r>
+      <w:proofErr w:type="spellEnd"/>
+      <w:r>
+        <w:t xml:space="preserve"> completos, dependendo da repetição) e os restantes foi estatisticamente significativa (p &lt; 0.05).</w:t>
+      </w:r>
+    </w:p>
+    <w:p>
+      <w:pPr>
+        <w:pStyle w:val="PargrafodaLista"/>
+        <w:numPr>
+          <w:ilvl w:val="0"/>
+          <w:numId w:val="57"/>
+        </w:numPr>
+        <w:jc w:val="both"/>
+      </w:pPr>
+      <w:r>
+        <w:t xml:space="preserve">As abordagens baseadas apenas em </w:t>
+      </w:r>
+      <w:proofErr w:type="spellStart"/>
+      <w:r>
+        <w:t>features</w:t>
+      </w:r>
+      <w:proofErr w:type="spellEnd"/>
+      <w:r>
+        <w:t xml:space="preserve"> (completas, PCA ou </w:t>
+      </w:r>
+      <w:proofErr w:type="spellStart"/>
+      <w:r>
+        <w:t>ReliefF</w:t>
+      </w:r>
+      <w:proofErr w:type="spellEnd"/>
+      <w:r>
+        <w:t xml:space="preserve">) apresentaram diferenças estatísticas relevantes entre si, mas todas ficaram consistentemente abaixo da performance dos </w:t>
+      </w:r>
+      <w:proofErr w:type="spellStart"/>
+      <w:r>
+        <w:t>embeddings</w:t>
+      </w:r>
+      <w:proofErr w:type="spellEnd"/>
+      <w:r>
+        <w:t xml:space="preserve">, sobretudo no cenário </w:t>
+      </w:r>
+      <w:proofErr w:type="spellStart"/>
+      <w:r>
+        <w:t>participant-based</w:t>
+      </w:r>
+      <w:proofErr w:type="spellEnd"/>
+      <w:r>
+        <w:t>.</w:t>
+      </w:r>
+    </w:p>
+    <w:p>
+      <w:pPr>
+        <w:pStyle w:val="PargrafodaLista"/>
+        <w:numPr>
+          <w:ilvl w:val="0"/>
+          <w:numId w:val="57"/>
+        </w:numPr>
+        <w:jc w:val="both"/>
+      </w:pPr>
+      <w:r>
+        <w:t xml:space="preserve">A combinação </w:t>
+      </w:r>
+      <w:proofErr w:type="spellStart"/>
+      <w:r>
+        <w:t>embeddings</w:t>
+      </w:r>
+      <w:proofErr w:type="spellEnd"/>
+      <w:r>
+        <w:t xml:space="preserve"> + redução PCA + estratégia </w:t>
+      </w:r>
+      <w:proofErr w:type="spellStart"/>
+      <w:r>
+        <w:t>participant-based</w:t>
+      </w:r>
+      <w:proofErr w:type="spellEnd"/>
+      <w:r>
+        <w:t xml:space="preserve"> apresentou a melhor robustez e generalização, sendo a mais adequada para uso em contexto real.</w:t>
+      </w:r>
+    </w:p>
+    <w:p>
+      <w:pPr>
+        <w:jc w:val="both"/>
+        <w:rPr>
+          <w:rFonts w:ascii="Times New Roman" w:hAnsi="Times New Roman" w:cs="Times New Roman"/>
+          <w:sz w:val="22"/>
+          <w:szCs w:val="22"/>
+          <w:lang w:val="en-US"/>
+        </w:rPr>
+      </w:pPr>
+    </w:p>
+    <w:p>
+      <w:pPr>
+        <w:jc w:val="both"/>
+        <w:rPr>
+          <w:rFonts w:ascii="Times New Roman" w:hAnsi="Times New Roman" w:cs="Times New Roman"/>
+          <w:sz w:val="22"/>
+          <w:szCs w:val="22"/>
+          <w:lang w:val="en-US"/>
+        </w:rPr>
+      </w:pPr>
+    </w:p>
     <w:sectPr>
-      <w:footerReference w:type="default" r:id="rId21"/>
+      <w:footerReference w:type="default" r:id="rId22"/>
       <w:pgSz w:w="11906" w:h="16838"/>
       <w:pgMar w:top="1417" w:right="1701" w:bottom="1417" w:left="1701" w:header="708" w:footer="708" w:gutter="0"/>
       <w:cols w:space="708"/>
@@ -5675,7 +9180,7 @@
 <w:ftr xmlns:wpc="http://schemas.microsoft.com/office/word/2010/wordprocessingCanvas" xmlns:cx="http://schemas.microsoft.com/office/drawing/2014/chartex" xmlns:cx1="http://schemas.microsoft.com/office/drawing/2015/9/8/chartex" xmlns:cx2="http://schemas.microsoft.com/office/drawing/2015/10/21/chartex" xmlns:cx3="http://schemas.microsoft.com/office/drawing/2016/5/9/chartex" xmlns:cx4="http://schemas.microsoft.com/office/drawing/2016/5/10/chartex" xmlns:cx5="http://schemas.microsoft.com/office/drawing/2016/5/11/chartex" xmlns:cx6="http://schemas.microsoft.com/office/drawing/2016/5/12/chartex" xmlns:cx7="http://schemas.microsoft.com/office/drawing/2016/5/13/chartex" xmlns:cx8="http://schemas.microsoft.com/office/drawing/2016/5/14/chartex" xmlns:mc="http://schemas.openxmlformats.org/markup-compatibility/2006" xmlns:aink="http://schemas.microsoft.com/office/drawing/2016/ink" xmlns:am3d="http://schemas.microsoft.com/office/drawing/2017/model3d" xmlns:o="urn:schemas-microsoft-com:office:office" xmlns:oel="http://schemas.microsoft.com/office/2019/extlst" xmlns:r="http://schemas.openxmlformats.org/officeDocument/2006/relationships" xmlns:m="http://schemas.openxmlformats.org/officeDocument/2006/math" xmlns:v="urn:schemas-microsoft-com:vml" xmlns:wp14="http://schemas.microsoft.com/office/word/2010/wordprocessingDrawing" xmlns:wp="http://schemas.openxmlformats.org/drawingml/2006/wordprocessingDrawing" xmlns:w10="urn:schemas-microsoft-com:office:word" xmlns:w="http://schemas.openxmlformats.org/wordprocessingml/2006/main" xmlns:w14="http://schemas.microsoft.com/office/word/2010/wordml" xmlns:w15="http://schemas.microsoft.com/office/word/2012/wordml" xmlns:w16cex="http://schemas.microsoft.com/office/word/2018/wordml/cex" xmlns:w16cid="http://schemas.microsoft.com/office/word/2016/wordml/cid" xmlns:w16="http://schemas.microsoft.com/office/word/2018/wordml" xmlns:w16du="http://schemas.microsoft.com/office/word/2023/wordml/word16du" xmlns:w16sdtdh="http://schemas.microsoft.com/office/word/2020/wordml/sdtdatahash" xmlns:w16sdtfl="http://schemas.microsoft.com/office/word/2024/wordml/sdtformatlock" xmlns:w16se="http://schemas.microsoft.com/office/word/2015/wordml/symex" xmlns:wpg="http://schemas.microsoft.com/office/word/2010/wordprocessingGroup" xmlns:wpi="http://schemas.microsoft.com/office/word/2010/wordprocessingInk" xmlns:wne="http://schemas.microsoft.com/office/word/2006/wordml" xmlns:wps="http://schemas.microsoft.com/office/word/2010/wordprocessingShape" mc:Ignorable="w14 w15 w16se w16cid w16 w16cex w16sdtdh w16sdtfl w16du wp14">
   <w:p>
     <w:pPr>
-      <w:pStyle w:val="Footer"/>
+      <w:pStyle w:val="Rodap"/>
       <w:jc w:val="center"/>
       <w:rPr>
         <w:caps/>
@@ -5723,7 +9228,7 @@
   </w:p>
   <w:p>
     <w:pPr>
-      <w:pStyle w:val="Footer"/>
+      <w:pStyle w:val="Rodap"/>
     </w:pPr>
   </w:p>
 </w:ftr>
@@ -5757,6 +9262,119 @@
 <file path=word/numbering.xml><?xml version="1.0" encoding="utf-8"?>
 <w:numbering xmlns:wpc="http://schemas.microsoft.com/office/word/2010/wordprocessingCanvas" xmlns:cx="http://schemas.microsoft.com/office/drawing/2014/chartex" xmlns:cx1="http://schemas.microsoft.com/office/drawing/2015/9/8/chartex" xmlns:cx2="http://schemas.microsoft.com/office/drawing/2015/10/21/chartex" xmlns:cx3="http://schemas.microsoft.com/office/drawing/2016/5/9/chartex" xmlns:cx4="http://schemas.microsoft.com/office/drawing/2016/5/10/chartex" xmlns:cx5="http://schemas.microsoft.com/office/drawing/2016/5/11/chartex" xmlns:cx6="http://schemas.microsoft.com/office/drawing/2016/5/12/chartex" xmlns:cx7="http://schemas.microsoft.com/office/drawing/2016/5/13/chartex" xmlns:cx8="http://schemas.microsoft.com/office/drawing/2016/5/14/chartex" xmlns:mc="http://schemas.openxmlformats.org/markup-compatibility/2006" xmlns:aink="http://schemas.microsoft.com/office/drawing/2016/ink" xmlns:am3d="http://schemas.microsoft.com/office/drawing/2017/model3d" xmlns:o="urn:schemas-microsoft-com:office:office" xmlns:oel="http://schemas.microsoft.com/office/2019/extlst" xmlns:r="http://schemas.openxmlformats.org/officeDocument/2006/relationships" xmlns:m="http://schemas.openxmlformats.org/officeDocument/2006/math" xmlns:v="urn:schemas-microsoft-com:vml" xmlns:wp14="http://schemas.microsoft.com/office/word/2010/wordprocessingDrawing" xmlns:wp="http://schemas.openxmlformats.org/drawingml/2006/wordprocessingDrawing" xmlns:w10="urn:schemas-microsoft-com:office:word" xmlns:w="http://schemas.openxmlformats.org/wordprocessingml/2006/main" xmlns:w14="http://schemas.microsoft.com/office/word/2010/wordml" xmlns:w15="http://schemas.microsoft.com/office/word/2012/wordml" xmlns:w16cex="http://schemas.microsoft.com/office/word/2018/wordml/cex" xmlns:w16cid="http://schemas.microsoft.com/office/word/2016/wordml/cid" xmlns:w16="http://schemas.microsoft.com/office/word/2018/wordml" xmlns:w16du="http://schemas.microsoft.com/office/word/2023/wordml/word16du" xmlns:w16sdtdh="http://schemas.microsoft.com/office/word/2020/wordml/sdtdatahash" xmlns:w16sdtfl="http://schemas.microsoft.com/office/word/2024/wordml/sdtformatlock" xmlns:w16se="http://schemas.microsoft.com/office/word/2015/wordml/symex" xmlns:wpg="http://schemas.microsoft.com/office/word/2010/wordprocessingGroup" xmlns:wpi="http://schemas.microsoft.com/office/word/2010/wordprocessingInk" xmlns:wne="http://schemas.microsoft.com/office/word/2006/wordml" xmlns:wps="http://schemas.microsoft.com/office/word/2010/wordprocessingShape" mc:Ignorable="w14 w15 w16se w16cid w16 w16cex w16sdtdh w16sdtfl w16du wp14">
   <w:abstractNum w:abstractNumId="0" w15:restartNumberingAfterBreak="0">
+    <w:nsid w:val="04A964D0"/>
+    <w:multiLevelType w:val="hybridMultilevel"/>
+    <w:tmpl w:val="AEBAB918"/>
+    <w:lvl w:ilvl="0" w:tplc="0816000B">
+      <w:start w:val="1"/>
+      <w:numFmt w:val="bullet"/>
+      <w:lvlText w:val=""/>
+      <w:lvlJc w:val="left"/>
+      <w:pPr>
+        <w:ind w:left="1068" w:hanging="360"/>
+      </w:pPr>
+      <w:rPr>
+        <w:rFonts w:ascii="Wingdings" w:hAnsi="Wingdings" w:hint="default"/>
+      </w:rPr>
+    </w:lvl>
+    <w:lvl w:ilvl="1" w:tplc="08160003" w:tentative="1">
+      <w:start w:val="1"/>
+      <w:numFmt w:val="bullet"/>
+      <w:lvlText w:val="o"/>
+      <w:lvlJc w:val="left"/>
+      <w:pPr>
+        <w:ind w:left="1788" w:hanging="360"/>
+      </w:pPr>
+      <w:rPr>
+        <w:rFonts w:ascii="Courier New" w:hAnsi="Courier New" w:cs="Courier New" w:hint="default"/>
+      </w:rPr>
+    </w:lvl>
+    <w:lvl w:ilvl="2" w:tplc="08160005" w:tentative="1">
+      <w:start w:val="1"/>
+      <w:numFmt w:val="bullet"/>
+      <w:lvlText w:val=""/>
+      <w:lvlJc w:val="left"/>
+      <w:pPr>
+        <w:ind w:left="2508" w:hanging="360"/>
+      </w:pPr>
+      <w:rPr>
+        <w:rFonts w:ascii="Wingdings" w:hAnsi="Wingdings" w:hint="default"/>
+      </w:rPr>
+    </w:lvl>
+    <w:lvl w:ilvl="3" w:tplc="08160001" w:tentative="1">
+      <w:start w:val="1"/>
+      <w:numFmt w:val="bullet"/>
+      <w:lvlText w:val=""/>
+      <w:lvlJc w:val="left"/>
+      <w:pPr>
+        <w:ind w:left="3228" w:hanging="360"/>
+      </w:pPr>
+      <w:rPr>
+        <w:rFonts w:ascii="Symbol" w:hAnsi="Symbol" w:hint="default"/>
+      </w:rPr>
+    </w:lvl>
+    <w:lvl w:ilvl="4" w:tplc="08160003" w:tentative="1">
+      <w:start w:val="1"/>
+      <w:numFmt w:val="bullet"/>
+      <w:lvlText w:val="o"/>
+      <w:lvlJc w:val="left"/>
+      <w:pPr>
+        <w:ind w:left="3948" w:hanging="360"/>
+      </w:pPr>
+      <w:rPr>
+        <w:rFonts w:ascii="Courier New" w:hAnsi="Courier New" w:cs="Courier New" w:hint="default"/>
+      </w:rPr>
+    </w:lvl>
+    <w:lvl w:ilvl="5" w:tplc="08160005" w:tentative="1">
+      <w:start w:val="1"/>
+      <w:numFmt w:val="bullet"/>
+      <w:lvlText w:val=""/>
+      <w:lvlJc w:val="left"/>
+      <w:pPr>
+        <w:ind w:left="4668" w:hanging="360"/>
+      </w:pPr>
+      <w:rPr>
+        <w:rFonts w:ascii="Wingdings" w:hAnsi="Wingdings" w:hint="default"/>
+      </w:rPr>
+    </w:lvl>
+    <w:lvl w:ilvl="6" w:tplc="08160001" w:tentative="1">
+      <w:start w:val="1"/>
+      <w:numFmt w:val="bullet"/>
+      <w:lvlText w:val=""/>
+      <w:lvlJc w:val="left"/>
+      <w:pPr>
+        <w:ind w:left="5388" w:hanging="360"/>
+      </w:pPr>
+      <w:rPr>
+        <w:rFonts w:ascii="Symbol" w:hAnsi="Symbol" w:hint="default"/>
+      </w:rPr>
+    </w:lvl>
+    <w:lvl w:ilvl="7" w:tplc="08160003" w:tentative="1">
+      <w:start w:val="1"/>
+      <w:numFmt w:val="bullet"/>
+      <w:lvlText w:val="o"/>
+      <w:lvlJc w:val="left"/>
+      <w:pPr>
+        <w:ind w:left="6108" w:hanging="360"/>
+      </w:pPr>
+      <w:rPr>
+        <w:rFonts w:ascii="Courier New" w:hAnsi="Courier New" w:cs="Courier New" w:hint="default"/>
+      </w:rPr>
+    </w:lvl>
+    <w:lvl w:ilvl="8" w:tplc="08160005" w:tentative="1">
+      <w:start w:val="1"/>
+      <w:numFmt w:val="bullet"/>
+      <w:lvlText w:val=""/>
+      <w:lvlJc w:val="left"/>
+      <w:pPr>
+        <w:ind w:left="6828" w:hanging="360"/>
+      </w:pPr>
+      <w:rPr>
+        <w:rFonts w:ascii="Wingdings" w:hAnsi="Wingdings" w:hint="default"/>
+      </w:rPr>
+    </w:lvl>
+  </w:abstractNum>
+  <w:abstractNum w:abstractNumId="1" w15:restartNumberingAfterBreak="0">
     <w:nsid w:val="064775B2"/>
     <w:multiLevelType w:val="hybridMultilevel"/>
     <w:tmpl w:val="093ED3FC"/>
@@ -5869,7 +9487,7 @@
       </w:rPr>
     </w:lvl>
   </w:abstractNum>
-  <w:abstractNum w:abstractNumId="1" w15:restartNumberingAfterBreak="0">
+  <w:abstractNum w:abstractNumId="2" w15:restartNumberingAfterBreak="0">
     <w:nsid w:val="0666276A"/>
     <w:multiLevelType w:val="multilevel"/>
     <w:tmpl w:val="BD529CAE"/>
@@ -5992,7 +9610,7 @@
       </w:rPr>
     </w:lvl>
   </w:abstractNum>
-  <w:abstractNum w:abstractNumId="2" w15:restartNumberingAfterBreak="0">
+  <w:abstractNum w:abstractNumId="3" w15:restartNumberingAfterBreak="0">
     <w:nsid w:val="066C0E98"/>
     <w:multiLevelType w:val="hybridMultilevel"/>
     <w:tmpl w:val="832A4BD6"/>
@@ -6078,7 +9696,96 @@
       </w:pPr>
     </w:lvl>
   </w:abstractNum>
-  <w:abstractNum w:abstractNumId="3" w15:restartNumberingAfterBreak="0">
+  <w:abstractNum w:abstractNumId="4" w15:restartNumberingAfterBreak="0">
+    <w:nsid w:val="07D81E48"/>
+    <w:multiLevelType w:val="hybridMultilevel"/>
+    <w:tmpl w:val="298C4248"/>
+    <w:lvl w:ilvl="0" w:tplc="9BA2FED8">
+      <w:start w:val="11"/>
+      <w:numFmt w:val="decimal"/>
+      <w:lvlText w:val="%1"/>
+      <w:lvlJc w:val="left"/>
+      <w:pPr>
+        <w:ind w:left="1536" w:hanging="456"/>
+      </w:pPr>
+      <w:rPr>
+        <w:rFonts w:hint="default"/>
+      </w:rPr>
+    </w:lvl>
+    <w:lvl w:ilvl="1" w:tplc="08160019" w:tentative="1">
+      <w:start w:val="1"/>
+      <w:numFmt w:val="lowerLetter"/>
+      <w:lvlText w:val="%2."/>
+      <w:lvlJc w:val="left"/>
+      <w:pPr>
+        <w:ind w:left="2160" w:hanging="360"/>
+      </w:pPr>
+    </w:lvl>
+    <w:lvl w:ilvl="2" w:tplc="0816001B" w:tentative="1">
+      <w:start w:val="1"/>
+      <w:numFmt w:val="lowerRoman"/>
+      <w:lvlText w:val="%3."/>
+      <w:lvlJc w:val="right"/>
+      <w:pPr>
+        <w:ind w:left="2880" w:hanging="180"/>
+      </w:pPr>
+    </w:lvl>
+    <w:lvl w:ilvl="3" w:tplc="0816000F" w:tentative="1">
+      <w:start w:val="1"/>
+      <w:numFmt w:val="decimal"/>
+      <w:lvlText w:val="%4."/>
+      <w:lvlJc w:val="left"/>
+      <w:pPr>
+        <w:ind w:left="3600" w:hanging="360"/>
+      </w:pPr>
+    </w:lvl>
+    <w:lvl w:ilvl="4" w:tplc="08160019" w:tentative="1">
+      <w:start w:val="1"/>
+      <w:numFmt w:val="lowerLetter"/>
+      <w:lvlText w:val="%5."/>
+      <w:lvlJc w:val="left"/>
+      <w:pPr>
+        <w:ind w:left="4320" w:hanging="360"/>
+      </w:pPr>
+    </w:lvl>
+    <w:lvl w:ilvl="5" w:tplc="0816001B" w:tentative="1">
+      <w:start w:val="1"/>
+      <w:numFmt w:val="lowerRoman"/>
+      <w:lvlText w:val="%6."/>
+      <w:lvlJc w:val="right"/>
+      <w:pPr>
+        <w:ind w:left="5040" w:hanging="180"/>
+      </w:pPr>
+    </w:lvl>
+    <w:lvl w:ilvl="6" w:tplc="0816000F" w:tentative="1">
+      <w:start w:val="1"/>
+      <w:numFmt w:val="decimal"/>
+      <w:lvlText w:val="%7."/>
+      <w:lvlJc w:val="left"/>
+      <w:pPr>
+        <w:ind w:left="5760" w:hanging="360"/>
+      </w:pPr>
+    </w:lvl>
+    <w:lvl w:ilvl="7" w:tplc="08160019" w:tentative="1">
+      <w:start w:val="1"/>
+      <w:numFmt w:val="lowerLetter"/>
+      <w:lvlText w:val="%8."/>
+      <w:lvlJc w:val="left"/>
+      <w:pPr>
+        <w:ind w:left="6480" w:hanging="360"/>
+      </w:pPr>
+    </w:lvl>
+    <w:lvl w:ilvl="8" w:tplc="0816001B" w:tentative="1">
+      <w:start w:val="1"/>
+      <w:numFmt w:val="lowerRoman"/>
+      <w:lvlText w:val="%9."/>
+      <w:lvlJc w:val="right"/>
+      <w:pPr>
+        <w:ind w:left="7200" w:hanging="180"/>
+      </w:pPr>
+    </w:lvl>
+  </w:abstractNum>
+  <w:abstractNum w:abstractNumId="5" w15:restartNumberingAfterBreak="0">
     <w:nsid w:val="092B715D"/>
     <w:multiLevelType w:val="multilevel"/>
     <w:tmpl w:val="04A697AE"/>
@@ -6199,7 +9906,7 @@
       </w:rPr>
     </w:lvl>
   </w:abstractNum>
-  <w:abstractNum w:abstractNumId="4" w15:restartNumberingAfterBreak="0">
+  <w:abstractNum w:abstractNumId="6" w15:restartNumberingAfterBreak="0">
     <w:nsid w:val="12144BA0"/>
     <w:multiLevelType w:val="multilevel"/>
     <w:tmpl w:val="1DC8F39E"/>
@@ -6312,7 +10019,7 @@
       </w:rPr>
     </w:lvl>
   </w:abstractNum>
-  <w:abstractNum w:abstractNumId="5" w15:restartNumberingAfterBreak="0">
+  <w:abstractNum w:abstractNumId="7" w15:restartNumberingAfterBreak="0">
     <w:nsid w:val="17567A10"/>
     <w:multiLevelType w:val="multilevel"/>
     <w:tmpl w:val="9D461848"/>
@@ -6409,7 +10116,7 @@
       </w:pPr>
     </w:lvl>
   </w:abstractNum>
-  <w:abstractNum w:abstractNumId="6" w15:restartNumberingAfterBreak="0">
+  <w:abstractNum w:abstractNumId="8" w15:restartNumberingAfterBreak="0">
     <w:nsid w:val="1A056563"/>
     <w:multiLevelType w:val="multilevel"/>
     <w:tmpl w:val="A140891E"/>
@@ -6558,7 +10265,7 @@
       </w:rPr>
     </w:lvl>
   </w:abstractNum>
-  <w:abstractNum w:abstractNumId="7" w15:restartNumberingAfterBreak="0">
+  <w:abstractNum w:abstractNumId="9" w15:restartNumberingAfterBreak="0">
     <w:nsid w:val="1B33186A"/>
     <w:multiLevelType w:val="hybridMultilevel"/>
     <w:tmpl w:val="7F9C2100"/>
@@ -6671,7 +10378,120 @@
       </w:rPr>
     </w:lvl>
   </w:abstractNum>
-  <w:abstractNum w:abstractNumId="8" w15:restartNumberingAfterBreak="0">
+  <w:abstractNum w:abstractNumId="10" w15:restartNumberingAfterBreak="0">
+    <w:nsid w:val="1C244383"/>
+    <w:multiLevelType w:val="hybridMultilevel"/>
+    <w:tmpl w:val="1D2A28A6"/>
+    <w:lvl w:ilvl="0" w:tplc="0816000B">
+      <w:start w:val="1"/>
+      <w:numFmt w:val="bullet"/>
+      <w:lvlText w:val=""/>
+      <w:lvlJc w:val="left"/>
+      <w:pPr>
+        <w:ind w:left="1068" w:hanging="360"/>
+      </w:pPr>
+      <w:rPr>
+        <w:rFonts w:ascii="Wingdings" w:hAnsi="Wingdings" w:hint="default"/>
+      </w:rPr>
+    </w:lvl>
+    <w:lvl w:ilvl="1" w:tplc="08160003" w:tentative="1">
+      <w:start w:val="1"/>
+      <w:numFmt w:val="bullet"/>
+      <w:lvlText w:val="o"/>
+      <w:lvlJc w:val="left"/>
+      <w:pPr>
+        <w:ind w:left="1788" w:hanging="360"/>
+      </w:pPr>
+      <w:rPr>
+        <w:rFonts w:ascii="Courier New" w:hAnsi="Courier New" w:cs="Courier New" w:hint="default"/>
+      </w:rPr>
+    </w:lvl>
+    <w:lvl w:ilvl="2" w:tplc="08160005" w:tentative="1">
+      <w:start w:val="1"/>
+      <w:numFmt w:val="bullet"/>
+      <w:lvlText w:val=""/>
+      <w:lvlJc w:val="left"/>
+      <w:pPr>
+        <w:ind w:left="2508" w:hanging="360"/>
+      </w:pPr>
+      <w:rPr>
+        <w:rFonts w:ascii="Wingdings" w:hAnsi="Wingdings" w:hint="default"/>
+      </w:rPr>
+    </w:lvl>
+    <w:lvl w:ilvl="3" w:tplc="08160001" w:tentative="1">
+      <w:start w:val="1"/>
+      <w:numFmt w:val="bullet"/>
+      <w:lvlText w:val=""/>
+      <w:lvlJc w:val="left"/>
+      <w:pPr>
+        <w:ind w:left="3228" w:hanging="360"/>
+      </w:pPr>
+      <w:rPr>
+        <w:rFonts w:ascii="Symbol" w:hAnsi="Symbol" w:hint="default"/>
+      </w:rPr>
+    </w:lvl>
+    <w:lvl w:ilvl="4" w:tplc="08160003" w:tentative="1">
+      <w:start w:val="1"/>
+      <w:numFmt w:val="bullet"/>
+      <w:lvlText w:val="o"/>
+      <w:lvlJc w:val="left"/>
+      <w:pPr>
+        <w:ind w:left="3948" w:hanging="360"/>
+      </w:pPr>
+      <w:rPr>
+        <w:rFonts w:ascii="Courier New" w:hAnsi="Courier New" w:cs="Courier New" w:hint="default"/>
+      </w:rPr>
+    </w:lvl>
+    <w:lvl w:ilvl="5" w:tplc="08160005" w:tentative="1">
+      <w:start w:val="1"/>
+      <w:numFmt w:val="bullet"/>
+      <w:lvlText w:val=""/>
+      <w:lvlJc w:val="left"/>
+      <w:pPr>
+        <w:ind w:left="4668" w:hanging="360"/>
+      </w:pPr>
+      <w:rPr>
+        <w:rFonts w:ascii="Wingdings" w:hAnsi="Wingdings" w:hint="default"/>
+      </w:rPr>
+    </w:lvl>
+    <w:lvl w:ilvl="6" w:tplc="08160001" w:tentative="1">
+      <w:start w:val="1"/>
+      <w:numFmt w:val="bullet"/>
+      <w:lvlText w:val=""/>
+      <w:lvlJc w:val="left"/>
+      <w:pPr>
+        <w:ind w:left="5388" w:hanging="360"/>
+      </w:pPr>
+      <w:rPr>
+        <w:rFonts w:ascii="Symbol" w:hAnsi="Symbol" w:hint="default"/>
+      </w:rPr>
+    </w:lvl>
+    <w:lvl w:ilvl="7" w:tplc="08160003" w:tentative="1">
+      <w:start w:val="1"/>
+      <w:numFmt w:val="bullet"/>
+      <w:lvlText w:val="o"/>
+      <w:lvlJc w:val="left"/>
+      <w:pPr>
+        <w:ind w:left="6108" w:hanging="360"/>
+      </w:pPr>
+      <w:rPr>
+        <w:rFonts w:ascii="Courier New" w:hAnsi="Courier New" w:cs="Courier New" w:hint="default"/>
+      </w:rPr>
+    </w:lvl>
+    <w:lvl w:ilvl="8" w:tplc="08160005" w:tentative="1">
+      <w:start w:val="1"/>
+      <w:numFmt w:val="bullet"/>
+      <w:lvlText w:val=""/>
+      <w:lvlJc w:val="left"/>
+      <w:pPr>
+        <w:ind w:left="6828" w:hanging="360"/>
+      </w:pPr>
+      <w:rPr>
+        <w:rFonts w:ascii="Wingdings" w:hAnsi="Wingdings" w:hint="default"/>
+      </w:rPr>
+    </w:lvl>
+  </w:abstractNum>
+  <w:abstractNum w:abstractNumId="11" w15:restartNumberingAfterBreak="0">
     <w:nsid w:val="20D82B1A"/>
     <w:multiLevelType w:val="multilevel"/>
     <w:tmpl w:val="0816001F"/>
@@ -6757,7 +10577,7 @@
       </w:pPr>
     </w:lvl>
   </w:abstractNum>
-  <w:abstractNum w:abstractNumId="9" w15:restartNumberingAfterBreak="0">
+  <w:abstractNum w:abstractNumId="12" w15:restartNumberingAfterBreak="0">
     <w:nsid w:val="21364805"/>
     <w:multiLevelType w:val="multilevel"/>
     <w:tmpl w:val="37A29586"/>
@@ -6870,7 +10690,120 @@
       </w:rPr>
     </w:lvl>
   </w:abstractNum>
-  <w:abstractNum w:abstractNumId="10" w15:restartNumberingAfterBreak="0">
+  <w:abstractNum w:abstractNumId="13" w15:restartNumberingAfterBreak="0">
+    <w:nsid w:val="23825838"/>
+    <w:multiLevelType w:val="hybridMultilevel"/>
+    <w:tmpl w:val="34D41A86"/>
+    <w:lvl w:ilvl="0" w:tplc="0816000B">
+      <w:start w:val="1"/>
+      <w:numFmt w:val="bullet"/>
+      <w:lvlText w:val=""/>
+      <w:lvlJc w:val="left"/>
+      <w:pPr>
+        <w:ind w:left="720" w:hanging="360"/>
+      </w:pPr>
+      <w:rPr>
+        <w:rFonts w:ascii="Wingdings" w:hAnsi="Wingdings" w:hint="default"/>
+      </w:rPr>
+    </w:lvl>
+    <w:lvl w:ilvl="1" w:tplc="08160003" w:tentative="1">
+      <w:start w:val="1"/>
+      <w:numFmt w:val="bullet"/>
+      <w:lvlText w:val="o"/>
+      <w:lvlJc w:val="left"/>
+      <w:pPr>
+        <w:ind w:left="1440" w:hanging="360"/>
+      </w:pPr>
+      <w:rPr>
+        <w:rFonts w:ascii="Courier New" w:hAnsi="Courier New" w:cs="Courier New" w:hint="default"/>
+      </w:rPr>
+    </w:lvl>
+    <w:lvl w:ilvl="2" w:tplc="08160005" w:tentative="1">
+      <w:start w:val="1"/>
+      <w:numFmt w:val="bullet"/>
+      <w:lvlText w:val=""/>
+      <w:lvlJc w:val="left"/>
+      <w:pPr>
+        <w:ind w:left="2160" w:hanging="360"/>
+      </w:pPr>
+      <w:rPr>
+        <w:rFonts w:ascii="Wingdings" w:hAnsi="Wingdings" w:hint="default"/>
+      </w:rPr>
+    </w:lvl>
+    <w:lvl w:ilvl="3" w:tplc="08160001" w:tentative="1">
+      <w:start w:val="1"/>
+      <w:numFmt w:val="bullet"/>
+      <w:lvlText w:val=""/>
+      <w:lvlJc w:val="left"/>
+      <w:pPr>
+        <w:ind w:left="2880" w:hanging="360"/>
+      </w:pPr>
+      <w:rPr>
+        <w:rFonts w:ascii="Symbol" w:hAnsi="Symbol" w:hint="default"/>
+      </w:rPr>
+    </w:lvl>
+    <w:lvl w:ilvl="4" w:tplc="08160003" w:tentative="1">
+      <w:start w:val="1"/>
+      <w:numFmt w:val="bullet"/>
+      <w:lvlText w:val="o"/>
+      <w:lvlJc w:val="left"/>
+      <w:pPr>
+        <w:ind w:left="3600" w:hanging="360"/>
+      </w:pPr>
+      <w:rPr>
+        <w:rFonts w:ascii="Courier New" w:hAnsi="Courier New" w:cs="Courier New" w:hint="default"/>
+      </w:rPr>
+    </w:lvl>
+    <w:lvl w:ilvl="5" w:tplc="08160005" w:tentative="1">
+      <w:start w:val="1"/>
+      <w:numFmt w:val="bullet"/>
+      <w:lvlText w:val=""/>
+      <w:lvlJc w:val="left"/>
+      <w:pPr>
+        <w:ind w:left="4320" w:hanging="360"/>
+      </w:pPr>
+      <w:rPr>
+        <w:rFonts w:ascii="Wingdings" w:hAnsi="Wingdings" w:hint="default"/>
+      </w:rPr>
+    </w:lvl>
+    <w:lvl w:ilvl="6" w:tplc="08160001" w:tentative="1">
+      <w:start w:val="1"/>
+      <w:numFmt w:val="bullet"/>
+      <w:lvlText w:val=""/>
+      <w:lvlJc w:val="left"/>
+      <w:pPr>
+        <w:ind w:left="5040" w:hanging="360"/>
+      </w:pPr>
+      <w:rPr>
+        <w:rFonts w:ascii="Symbol" w:hAnsi="Symbol" w:hint="default"/>
+      </w:rPr>
+    </w:lvl>
+    <w:lvl w:ilvl="7" w:tplc="08160003" w:tentative="1">
+      <w:start w:val="1"/>
+      <w:numFmt w:val="bullet"/>
+      <w:lvlText w:val="o"/>
+      <w:lvlJc w:val="left"/>
+      <w:pPr>
+        <w:ind w:left="5760" w:hanging="360"/>
+      </w:pPr>
+      <w:rPr>
+        <w:rFonts w:ascii="Courier New" w:hAnsi="Courier New" w:cs="Courier New" w:hint="default"/>
+      </w:rPr>
+    </w:lvl>
+    <w:lvl w:ilvl="8" w:tplc="08160005" w:tentative="1">
+      <w:start w:val="1"/>
+      <w:numFmt w:val="bullet"/>
+      <w:lvlText w:val=""/>
+      <w:lvlJc w:val="left"/>
+      <w:pPr>
+        <w:ind w:left="6480" w:hanging="360"/>
+      </w:pPr>
+      <w:rPr>
+        <w:rFonts w:ascii="Wingdings" w:hAnsi="Wingdings" w:hint="default"/>
+      </w:rPr>
+    </w:lvl>
+  </w:abstractNum>
+  <w:abstractNum w:abstractNumId="14" w15:restartNumberingAfterBreak="0">
     <w:nsid w:val="27436EC2"/>
     <w:multiLevelType w:val="hybridMultilevel"/>
     <w:tmpl w:val="63DED28E"/>
@@ -6960,7 +10893,7 @@
       </w:pPr>
     </w:lvl>
   </w:abstractNum>
-  <w:abstractNum w:abstractNumId="11" w15:restartNumberingAfterBreak="0">
+  <w:abstractNum w:abstractNumId="15" w15:restartNumberingAfterBreak="0">
     <w:nsid w:val="27714970"/>
     <w:multiLevelType w:val="multilevel"/>
     <w:tmpl w:val="3BC0AFDE"/>
@@ -7075,7 +11008,298 @@
       </w:rPr>
     </w:lvl>
   </w:abstractNum>
-  <w:abstractNum w:abstractNumId="12" w15:restartNumberingAfterBreak="0">
+  <w:abstractNum w:abstractNumId="16" w15:restartNumberingAfterBreak="0">
+    <w:nsid w:val="2C1B4393"/>
+    <w:multiLevelType w:val="hybridMultilevel"/>
+    <w:tmpl w:val="E33C0BA4"/>
+    <w:lvl w:ilvl="0" w:tplc="0816000F">
+      <w:start w:val="1"/>
+      <w:numFmt w:val="decimal"/>
+      <w:lvlText w:val="%1."/>
+      <w:lvlJc w:val="left"/>
+      <w:pPr>
+        <w:ind w:left="720" w:hanging="360"/>
+      </w:pPr>
+      <w:rPr>
+        <w:rFonts w:hint="default"/>
+      </w:rPr>
+    </w:lvl>
+    <w:lvl w:ilvl="1" w:tplc="FFFFFFFF" w:tentative="1">
+      <w:start w:val="1"/>
+      <w:numFmt w:val="lowerLetter"/>
+      <w:lvlText w:val="%2."/>
+      <w:lvlJc w:val="left"/>
+      <w:pPr>
+        <w:ind w:left="1440" w:hanging="360"/>
+      </w:pPr>
+    </w:lvl>
+    <w:lvl w:ilvl="2" w:tplc="FFFFFFFF" w:tentative="1">
+      <w:start w:val="1"/>
+      <w:numFmt w:val="lowerRoman"/>
+      <w:lvlText w:val="%3."/>
+      <w:lvlJc w:val="right"/>
+      <w:pPr>
+        <w:ind w:left="2160" w:hanging="180"/>
+      </w:pPr>
+    </w:lvl>
+    <w:lvl w:ilvl="3" w:tplc="FFFFFFFF" w:tentative="1">
+      <w:start w:val="1"/>
+      <w:numFmt w:val="decimal"/>
+      <w:lvlText w:val="%4."/>
+      <w:lvlJc w:val="left"/>
+      <w:pPr>
+        <w:ind w:left="2880" w:hanging="360"/>
+      </w:pPr>
+    </w:lvl>
+    <w:lvl w:ilvl="4" w:tplc="FFFFFFFF" w:tentative="1">
+      <w:start w:val="1"/>
+      <w:numFmt w:val="lowerLetter"/>
+      <w:lvlText w:val="%5."/>
+      <w:lvlJc w:val="left"/>
+      <w:pPr>
+        <w:ind w:left="3600" w:hanging="360"/>
+      </w:pPr>
+    </w:lvl>
+    <w:lvl w:ilvl="5" w:tplc="FFFFFFFF" w:tentative="1">
+      <w:start w:val="1"/>
+      <w:numFmt w:val="lowerRoman"/>
+      <w:lvlText w:val="%6."/>
+      <w:lvlJc w:val="right"/>
+      <w:pPr>
+        <w:ind w:left="4320" w:hanging="180"/>
+      </w:pPr>
+    </w:lvl>
+    <w:lvl w:ilvl="6" w:tplc="FFFFFFFF" w:tentative="1">
+      <w:start w:val="1"/>
+      <w:numFmt w:val="decimal"/>
+      <w:lvlText w:val="%7."/>
+      <w:lvlJc w:val="left"/>
+      <w:pPr>
+        <w:ind w:left="5040" w:hanging="360"/>
+      </w:pPr>
+    </w:lvl>
+    <w:lvl w:ilvl="7" w:tplc="FFFFFFFF" w:tentative="1">
+      <w:start w:val="1"/>
+      <w:numFmt w:val="lowerLetter"/>
+      <w:lvlText w:val="%8."/>
+      <w:lvlJc w:val="left"/>
+      <w:pPr>
+        <w:ind w:left="5760" w:hanging="360"/>
+      </w:pPr>
+    </w:lvl>
+    <w:lvl w:ilvl="8" w:tplc="FFFFFFFF" w:tentative="1">
+      <w:start w:val="1"/>
+      <w:numFmt w:val="lowerRoman"/>
+      <w:lvlText w:val="%9."/>
+      <w:lvlJc w:val="right"/>
+      <w:pPr>
+        <w:ind w:left="6480" w:hanging="180"/>
+      </w:pPr>
+    </w:lvl>
+  </w:abstractNum>
+  <w:abstractNum w:abstractNumId="17" w15:restartNumberingAfterBreak="0">
+    <w:nsid w:val="308820D2"/>
+    <w:multiLevelType w:val="hybridMultilevel"/>
+    <w:tmpl w:val="2DB24E8A"/>
+    <w:lvl w:ilvl="0" w:tplc="B044ADCE">
+      <w:start w:val="1"/>
+      <w:numFmt w:val="lowerLetter"/>
+      <w:lvlText w:val="(%1)"/>
+      <w:lvlJc w:val="left"/>
+      <w:pPr>
+        <w:ind w:left="720" w:hanging="360"/>
+      </w:pPr>
+      <w:rPr>
+        <w:rFonts w:hint="default"/>
+      </w:rPr>
+    </w:lvl>
+    <w:lvl w:ilvl="1" w:tplc="08160019" w:tentative="1">
+      <w:start w:val="1"/>
+      <w:numFmt w:val="lowerLetter"/>
+      <w:lvlText w:val="%2."/>
+      <w:lvlJc w:val="left"/>
+      <w:pPr>
+        <w:ind w:left="1440" w:hanging="360"/>
+      </w:pPr>
+    </w:lvl>
+    <w:lvl w:ilvl="2" w:tplc="0816001B" w:tentative="1">
+      <w:start w:val="1"/>
+      <w:numFmt w:val="lowerRoman"/>
+      <w:lvlText w:val="%3."/>
+      <w:lvlJc w:val="right"/>
+      <w:pPr>
+        <w:ind w:left="2160" w:hanging="180"/>
+      </w:pPr>
+    </w:lvl>
+    <w:lvl w:ilvl="3" w:tplc="0816000F" w:tentative="1">
+      <w:start w:val="1"/>
+      <w:numFmt w:val="decimal"/>
+      <w:lvlText w:val="%4."/>
+      <w:lvlJc w:val="left"/>
+      <w:pPr>
+        <w:ind w:left="2880" w:hanging="360"/>
+      </w:pPr>
+    </w:lvl>
+    <w:lvl w:ilvl="4" w:tplc="08160019" w:tentative="1">
+      <w:start w:val="1"/>
+      <w:numFmt w:val="lowerLetter"/>
+      <w:lvlText w:val="%5."/>
+      <w:lvlJc w:val="left"/>
+      <w:pPr>
+        <w:ind w:left="3600" w:hanging="360"/>
+      </w:pPr>
+    </w:lvl>
+    <w:lvl w:ilvl="5" w:tplc="0816001B" w:tentative="1">
+      <w:start w:val="1"/>
+      <w:numFmt w:val="lowerRoman"/>
+      <w:lvlText w:val="%6."/>
+      <w:lvlJc w:val="right"/>
+      <w:pPr>
+        <w:ind w:left="4320" w:hanging="180"/>
+      </w:pPr>
+    </w:lvl>
+    <w:lvl w:ilvl="6" w:tplc="0816000F" w:tentative="1">
+      <w:start w:val="1"/>
+      <w:numFmt w:val="decimal"/>
+      <w:lvlText w:val="%7."/>
+      <w:lvlJc w:val="left"/>
+      <w:pPr>
+        <w:ind w:left="5040" w:hanging="360"/>
+      </w:pPr>
+    </w:lvl>
+    <w:lvl w:ilvl="7" w:tplc="08160019" w:tentative="1">
+      <w:start w:val="1"/>
+      <w:numFmt w:val="lowerLetter"/>
+      <w:lvlText w:val="%8."/>
+      <w:lvlJc w:val="left"/>
+      <w:pPr>
+        <w:ind w:left="5760" w:hanging="360"/>
+      </w:pPr>
+    </w:lvl>
+    <w:lvl w:ilvl="8" w:tplc="0816001B" w:tentative="1">
+      <w:start w:val="1"/>
+      <w:numFmt w:val="lowerRoman"/>
+      <w:lvlText w:val="%9."/>
+      <w:lvlJc w:val="right"/>
+      <w:pPr>
+        <w:ind w:left="6480" w:hanging="180"/>
+      </w:pPr>
+    </w:lvl>
+  </w:abstractNum>
+  <w:abstractNum w:abstractNumId="18" w15:restartNumberingAfterBreak="0">
+    <w:nsid w:val="33810E93"/>
+    <w:multiLevelType w:val="hybridMultilevel"/>
+    <w:tmpl w:val="91B2CAF4"/>
+    <w:lvl w:ilvl="0" w:tplc="08160001">
+      <w:start w:val="1"/>
+      <w:numFmt w:val="bullet"/>
+      <w:lvlText w:val=""/>
+      <w:lvlJc w:val="left"/>
+      <w:pPr>
+        <w:ind w:left="720" w:hanging="360"/>
+      </w:pPr>
+      <w:rPr>
+        <w:rFonts w:ascii="Symbol" w:hAnsi="Symbol" w:hint="default"/>
+      </w:rPr>
+    </w:lvl>
+    <w:lvl w:ilvl="1" w:tplc="08160003" w:tentative="1">
+      <w:start w:val="1"/>
+      <w:numFmt w:val="bullet"/>
+      <w:lvlText w:val="o"/>
+      <w:lvlJc w:val="left"/>
+      <w:pPr>
+        <w:ind w:left="1440" w:hanging="360"/>
+      </w:pPr>
+      <w:rPr>
+        <w:rFonts w:ascii="Courier New" w:hAnsi="Courier New" w:cs="Courier New" w:hint="default"/>
+      </w:rPr>
+    </w:lvl>
+    <w:lvl w:ilvl="2" w:tplc="08160005" w:tentative="1">
+      <w:start w:val="1"/>
+      <w:numFmt w:val="bullet"/>
+      <w:lvlText w:val=""/>
+      <w:lvlJc w:val="left"/>
+      <w:pPr>
+        <w:ind w:left="2160" w:hanging="360"/>
+      </w:pPr>
+      <w:rPr>
+        <w:rFonts w:ascii="Wingdings" w:hAnsi="Wingdings" w:hint="default"/>
+      </w:rPr>
+    </w:lvl>
+    <w:lvl w:ilvl="3" w:tplc="08160001" w:tentative="1">
+      <w:start w:val="1"/>
+      <w:numFmt w:val="bullet"/>
+      <w:lvlText w:val=""/>
+      <w:lvlJc w:val="left"/>
+      <w:pPr>
+        <w:ind w:left="2880" w:hanging="360"/>
+      </w:pPr>
+      <w:rPr>
+        <w:rFonts w:ascii="Symbol" w:hAnsi="Symbol" w:hint="default"/>
+      </w:rPr>
+    </w:lvl>
+    <w:lvl w:ilvl="4" w:tplc="08160003" w:tentative="1">
+      <w:start w:val="1"/>
+      <w:numFmt w:val="bullet"/>
+      <w:lvlText w:val="o"/>
+      <w:lvlJc w:val="left"/>
+      <w:pPr>
+        <w:ind w:left="3600" w:hanging="360"/>
+      </w:pPr>
+      <w:rPr>
+        <w:rFonts w:ascii="Courier New" w:hAnsi="Courier New" w:cs="Courier New" w:hint="default"/>
+      </w:rPr>
+    </w:lvl>
+    <w:lvl w:ilvl="5" w:tplc="08160005" w:tentative="1">
+      <w:start w:val="1"/>
+      <w:numFmt w:val="bullet"/>
+      <w:lvlText w:val=""/>
+      <w:lvlJc w:val="left"/>
+      <w:pPr>
+        <w:ind w:left="4320" w:hanging="360"/>
+      </w:pPr>
+      <w:rPr>
+        <w:rFonts w:ascii="Wingdings" w:hAnsi="Wingdings" w:hint="default"/>
+      </w:rPr>
+    </w:lvl>
+    <w:lvl w:ilvl="6" w:tplc="08160001" w:tentative="1">
+      <w:start w:val="1"/>
+      <w:numFmt w:val="bullet"/>
+      <w:lvlText w:val=""/>
+      <w:lvlJc w:val="left"/>
+      <w:pPr>
+        <w:ind w:left="5040" w:hanging="360"/>
+      </w:pPr>
+      <w:rPr>
+        <w:rFonts w:ascii="Symbol" w:hAnsi="Symbol" w:hint="default"/>
+      </w:rPr>
+    </w:lvl>
+    <w:lvl w:ilvl="7" w:tplc="08160003" w:tentative="1">
+      <w:start w:val="1"/>
+      <w:numFmt w:val="bullet"/>
+      <w:lvlText w:val="o"/>
+      <w:lvlJc w:val="left"/>
+      <w:pPr>
+        <w:ind w:left="5760" w:hanging="360"/>
+      </w:pPr>
+      <w:rPr>
+        <w:rFonts w:ascii="Courier New" w:hAnsi="Courier New" w:cs="Courier New" w:hint="default"/>
+      </w:rPr>
+    </w:lvl>
+    <w:lvl w:ilvl="8" w:tplc="08160005" w:tentative="1">
+      <w:start w:val="1"/>
+      <w:numFmt w:val="bullet"/>
+      <w:lvlText w:val=""/>
+      <w:lvlJc w:val="left"/>
+      <w:pPr>
+        <w:ind w:left="6480" w:hanging="360"/>
+      </w:pPr>
+      <w:rPr>
+        <w:rFonts w:ascii="Wingdings" w:hAnsi="Wingdings" w:hint="default"/>
+      </w:rPr>
+    </w:lvl>
+  </w:abstractNum>
+  <w:abstractNum w:abstractNumId="19" w15:restartNumberingAfterBreak="0">
     <w:nsid w:val="33C37DA0"/>
     <w:multiLevelType w:val="hybridMultilevel"/>
     <w:tmpl w:val="490CAAEA"/>
@@ -7188,7 +11412,120 @@
       </w:rPr>
     </w:lvl>
   </w:abstractNum>
-  <w:abstractNum w:abstractNumId="13" w15:restartNumberingAfterBreak="0">
+  <w:abstractNum w:abstractNumId="20" w15:restartNumberingAfterBreak="0">
+    <w:nsid w:val="3478293C"/>
+    <w:multiLevelType w:val="hybridMultilevel"/>
+    <w:tmpl w:val="5DFE3BE8"/>
+    <w:lvl w:ilvl="0" w:tplc="08160001">
+      <w:start w:val="1"/>
+      <w:numFmt w:val="bullet"/>
+      <w:lvlText w:val=""/>
+      <w:lvlJc w:val="left"/>
+      <w:pPr>
+        <w:ind w:left="720" w:hanging="360"/>
+      </w:pPr>
+      <w:rPr>
+        <w:rFonts w:ascii="Symbol" w:hAnsi="Symbol" w:hint="default"/>
+      </w:rPr>
+    </w:lvl>
+    <w:lvl w:ilvl="1" w:tplc="08160003" w:tentative="1">
+      <w:start w:val="1"/>
+      <w:numFmt w:val="bullet"/>
+      <w:lvlText w:val="o"/>
+      <w:lvlJc w:val="left"/>
+      <w:pPr>
+        <w:ind w:left="1440" w:hanging="360"/>
+      </w:pPr>
+      <w:rPr>
+        <w:rFonts w:ascii="Courier New" w:hAnsi="Courier New" w:cs="Courier New" w:hint="default"/>
+      </w:rPr>
+    </w:lvl>
+    <w:lvl w:ilvl="2" w:tplc="08160005" w:tentative="1">
+      <w:start w:val="1"/>
+      <w:numFmt w:val="bullet"/>
+      <w:lvlText w:val=""/>
+      <w:lvlJc w:val="left"/>
+      <w:pPr>
+        <w:ind w:left="2160" w:hanging="360"/>
+      </w:pPr>
+      <w:rPr>
+        <w:rFonts w:ascii="Wingdings" w:hAnsi="Wingdings" w:hint="default"/>
+      </w:rPr>
+    </w:lvl>
+    <w:lvl w:ilvl="3" w:tplc="08160001" w:tentative="1">
+      <w:start w:val="1"/>
+      <w:numFmt w:val="bullet"/>
+      <w:lvlText w:val=""/>
+      <w:lvlJc w:val="left"/>
+      <w:pPr>
+        <w:ind w:left="2880" w:hanging="360"/>
+      </w:pPr>
+      <w:rPr>
+        <w:rFonts w:ascii="Symbol" w:hAnsi="Symbol" w:hint="default"/>
+      </w:rPr>
+    </w:lvl>
+    <w:lvl w:ilvl="4" w:tplc="08160003" w:tentative="1">
+      <w:start w:val="1"/>
+      <w:numFmt w:val="bullet"/>
+      <w:lvlText w:val="o"/>
+      <w:lvlJc w:val="left"/>
+      <w:pPr>
+        <w:ind w:left="3600" w:hanging="360"/>
+      </w:pPr>
+      <w:rPr>
+        <w:rFonts w:ascii="Courier New" w:hAnsi="Courier New" w:cs="Courier New" w:hint="default"/>
+      </w:rPr>
+    </w:lvl>
+    <w:lvl w:ilvl="5" w:tplc="08160005" w:tentative="1">
+      <w:start w:val="1"/>
+      <w:numFmt w:val="bullet"/>
+      <w:lvlText w:val=""/>
+      <w:lvlJc w:val="left"/>
+      <w:pPr>
+        <w:ind w:left="4320" w:hanging="360"/>
+      </w:pPr>
+      <w:rPr>
+        <w:rFonts w:ascii="Wingdings" w:hAnsi="Wingdings" w:hint="default"/>
+      </w:rPr>
+    </w:lvl>
+    <w:lvl w:ilvl="6" w:tplc="08160001" w:tentative="1">
+      <w:start w:val="1"/>
+      <w:numFmt w:val="bullet"/>
+      <w:lvlText w:val=""/>
+      <w:lvlJc w:val="left"/>
+      <w:pPr>
+        <w:ind w:left="5040" w:hanging="360"/>
+      </w:pPr>
+      <w:rPr>
+        <w:rFonts w:ascii="Symbol" w:hAnsi="Symbol" w:hint="default"/>
+      </w:rPr>
+    </w:lvl>
+    <w:lvl w:ilvl="7" w:tplc="08160003" w:tentative="1">
+      <w:start w:val="1"/>
+      <w:numFmt w:val="bullet"/>
+      <w:lvlText w:val="o"/>
+      <w:lvlJc w:val="left"/>
+      <w:pPr>
+        <w:ind w:left="5760" w:hanging="360"/>
+      </w:pPr>
+      <w:rPr>
+        <w:rFonts w:ascii="Courier New" w:hAnsi="Courier New" w:cs="Courier New" w:hint="default"/>
+      </w:rPr>
+    </w:lvl>
+    <w:lvl w:ilvl="8" w:tplc="08160005" w:tentative="1">
+      <w:start w:val="1"/>
+      <w:numFmt w:val="bullet"/>
+      <w:lvlText w:val=""/>
+      <w:lvlJc w:val="left"/>
+      <w:pPr>
+        <w:ind w:left="6480" w:hanging="360"/>
+      </w:pPr>
+      <w:rPr>
+        <w:rFonts w:ascii="Wingdings" w:hAnsi="Wingdings" w:hint="default"/>
+      </w:rPr>
+    </w:lvl>
+  </w:abstractNum>
+  <w:abstractNum w:abstractNumId="21" w15:restartNumberingAfterBreak="0">
     <w:nsid w:val="39FE7EB3"/>
     <w:multiLevelType w:val="hybridMultilevel"/>
     <w:tmpl w:val="C03C30A6"/>
@@ -7274,7 +11611,7 @@
       </w:pPr>
     </w:lvl>
   </w:abstractNum>
-  <w:abstractNum w:abstractNumId="14" w15:restartNumberingAfterBreak="0">
+  <w:abstractNum w:abstractNumId="22" w15:restartNumberingAfterBreak="0">
     <w:nsid w:val="3C682D38"/>
     <w:multiLevelType w:val="multilevel"/>
     <w:tmpl w:val="CF1A9D52"/>
@@ -7387,7 +11724,120 @@
       </w:rPr>
     </w:lvl>
   </w:abstractNum>
-  <w:abstractNum w:abstractNumId="15" w15:restartNumberingAfterBreak="0">
+  <w:abstractNum w:abstractNumId="23" w15:restartNumberingAfterBreak="0">
+    <w:nsid w:val="3E9E69D8"/>
+    <w:multiLevelType w:val="hybridMultilevel"/>
+    <w:tmpl w:val="B3009E3A"/>
+    <w:lvl w:ilvl="0" w:tplc="0816000B">
+      <w:start w:val="1"/>
+      <w:numFmt w:val="bullet"/>
+      <w:lvlText w:val=""/>
+      <w:lvlJc w:val="left"/>
+      <w:pPr>
+        <w:ind w:left="1068" w:hanging="360"/>
+      </w:pPr>
+      <w:rPr>
+        <w:rFonts w:ascii="Wingdings" w:hAnsi="Wingdings" w:hint="default"/>
+      </w:rPr>
+    </w:lvl>
+    <w:lvl w:ilvl="1" w:tplc="FFFFFFFF" w:tentative="1">
+      <w:start w:val="1"/>
+      <w:numFmt w:val="bullet"/>
+      <w:lvlText w:val="o"/>
+      <w:lvlJc w:val="left"/>
+      <w:pPr>
+        <w:ind w:left="1788" w:hanging="360"/>
+      </w:pPr>
+      <w:rPr>
+        <w:rFonts w:ascii="Courier New" w:hAnsi="Courier New" w:cs="Courier New" w:hint="default"/>
+      </w:rPr>
+    </w:lvl>
+    <w:lvl w:ilvl="2" w:tplc="FFFFFFFF" w:tentative="1">
+      <w:start w:val="1"/>
+      <w:numFmt w:val="bullet"/>
+      <w:lvlText w:val=""/>
+      <w:lvlJc w:val="left"/>
+      <w:pPr>
+        <w:ind w:left="2508" w:hanging="360"/>
+      </w:pPr>
+      <w:rPr>
+        <w:rFonts w:ascii="Wingdings" w:hAnsi="Wingdings" w:hint="default"/>
+      </w:rPr>
+    </w:lvl>
+    <w:lvl w:ilvl="3" w:tplc="FFFFFFFF" w:tentative="1">
+      <w:start w:val="1"/>
+      <w:numFmt w:val="bullet"/>
+      <w:lvlText w:val=""/>
+      <w:lvlJc w:val="left"/>
+      <w:pPr>
+        <w:ind w:left="3228" w:hanging="360"/>
+      </w:pPr>
+      <w:rPr>
+        <w:rFonts w:ascii="Symbol" w:hAnsi="Symbol" w:hint="default"/>
+      </w:rPr>
+    </w:lvl>
+    <w:lvl w:ilvl="4" w:tplc="FFFFFFFF" w:tentative="1">
+      <w:start w:val="1"/>
+      <w:numFmt w:val="bullet"/>
+      <w:lvlText w:val="o"/>
+      <w:lvlJc w:val="left"/>
+      <w:pPr>
+        <w:ind w:left="3948" w:hanging="360"/>
+      </w:pPr>
+      <w:rPr>
+        <w:rFonts w:ascii="Courier New" w:hAnsi="Courier New" w:cs="Courier New" w:hint="default"/>
+      </w:rPr>
+    </w:lvl>
+    <w:lvl w:ilvl="5" w:tplc="FFFFFFFF" w:tentative="1">
+      <w:start w:val="1"/>
+      <w:numFmt w:val="bullet"/>
+      <w:lvlText w:val=""/>
+      <w:lvlJc w:val="left"/>
+      <w:pPr>
+        <w:ind w:left="4668" w:hanging="360"/>
+      </w:pPr>
+      <w:rPr>
+        <w:rFonts w:ascii="Wingdings" w:hAnsi="Wingdings" w:hint="default"/>
+      </w:rPr>
+    </w:lvl>
+    <w:lvl w:ilvl="6" w:tplc="FFFFFFFF" w:tentative="1">
+      <w:start w:val="1"/>
+      <w:numFmt w:val="bullet"/>
+      <w:lvlText w:val=""/>
+      <w:lvlJc w:val="left"/>
+      <w:pPr>
+        <w:ind w:left="5388" w:hanging="360"/>
+      </w:pPr>
+      <w:rPr>
+        <w:rFonts w:ascii="Symbol" w:hAnsi="Symbol" w:hint="default"/>
+      </w:rPr>
+    </w:lvl>
+    <w:lvl w:ilvl="7" w:tplc="FFFFFFFF" w:tentative="1">
+      <w:start w:val="1"/>
+      <w:numFmt w:val="bullet"/>
+      <w:lvlText w:val="o"/>
+      <w:lvlJc w:val="left"/>
+      <w:pPr>
+        <w:ind w:left="6108" w:hanging="360"/>
+      </w:pPr>
+      <w:rPr>
+        <w:rFonts w:ascii="Courier New" w:hAnsi="Courier New" w:cs="Courier New" w:hint="default"/>
+      </w:rPr>
+    </w:lvl>
+    <w:lvl w:ilvl="8" w:tplc="FFFFFFFF" w:tentative="1">
+      <w:start w:val="1"/>
+      <w:numFmt w:val="bullet"/>
+      <w:lvlText w:val=""/>
+      <w:lvlJc w:val="left"/>
+      <w:pPr>
+        <w:ind w:left="6828" w:hanging="360"/>
+      </w:pPr>
+      <w:rPr>
+        <w:rFonts w:ascii="Wingdings" w:hAnsi="Wingdings" w:hint="default"/>
+      </w:rPr>
+    </w:lvl>
+  </w:abstractNum>
+  <w:abstractNum w:abstractNumId="24" w15:restartNumberingAfterBreak="0">
     <w:nsid w:val="3F6428FC"/>
     <w:multiLevelType w:val="hybridMultilevel"/>
     <w:tmpl w:val="10A61F96"/>
@@ -7500,7 +11950,7 @@
       </w:rPr>
     </w:lvl>
   </w:abstractNum>
-  <w:abstractNum w:abstractNumId="16" w15:restartNumberingAfterBreak="0">
+  <w:abstractNum w:abstractNumId="25" w15:restartNumberingAfterBreak="0">
     <w:nsid w:val="400F4531"/>
     <w:multiLevelType w:val="hybridMultilevel"/>
     <w:tmpl w:val="198A17FC"/>
@@ -7613,7 +12063,7 @@
       </w:rPr>
     </w:lvl>
   </w:abstractNum>
-  <w:abstractNum w:abstractNumId="17" w15:restartNumberingAfterBreak="0">
+  <w:abstractNum w:abstractNumId="26" w15:restartNumberingAfterBreak="0">
     <w:nsid w:val="407C13D7"/>
     <w:multiLevelType w:val="hybridMultilevel"/>
     <w:tmpl w:val="B61C04E4"/>
@@ -7726,7 +12176,233 @@
       </w:rPr>
     </w:lvl>
   </w:abstractNum>
-  <w:abstractNum w:abstractNumId="18" w15:restartNumberingAfterBreak="0">
+  <w:abstractNum w:abstractNumId="27" w15:restartNumberingAfterBreak="0">
+    <w:nsid w:val="427F3D8B"/>
+    <w:multiLevelType w:val="hybridMultilevel"/>
+    <w:tmpl w:val="65585B98"/>
+    <w:lvl w:ilvl="0" w:tplc="08160001">
+      <w:start w:val="1"/>
+      <w:numFmt w:val="bullet"/>
+      <w:lvlText w:val=""/>
+      <w:lvlJc w:val="left"/>
+      <w:pPr>
+        <w:ind w:left="720" w:hanging="360"/>
+      </w:pPr>
+      <w:rPr>
+        <w:rFonts w:ascii="Symbol" w:hAnsi="Symbol" w:hint="default"/>
+      </w:rPr>
+    </w:lvl>
+    <w:lvl w:ilvl="1" w:tplc="08160003" w:tentative="1">
+      <w:start w:val="1"/>
+      <w:numFmt w:val="bullet"/>
+      <w:lvlText w:val="o"/>
+      <w:lvlJc w:val="left"/>
+      <w:pPr>
+        <w:ind w:left="1440" w:hanging="360"/>
+      </w:pPr>
+      <w:rPr>
+        <w:rFonts w:ascii="Courier New" w:hAnsi="Courier New" w:cs="Courier New" w:hint="default"/>
+      </w:rPr>
+    </w:lvl>
+    <w:lvl w:ilvl="2" w:tplc="08160005" w:tentative="1">
+      <w:start w:val="1"/>
+      <w:numFmt w:val="bullet"/>
+      <w:lvlText w:val=""/>
+      <w:lvlJc w:val="left"/>
+      <w:pPr>
+        <w:ind w:left="2160" w:hanging="360"/>
+      </w:pPr>
+      <w:rPr>
+        <w:rFonts w:ascii="Wingdings" w:hAnsi="Wingdings" w:hint="default"/>
+      </w:rPr>
+    </w:lvl>
+    <w:lvl w:ilvl="3" w:tplc="08160001" w:tentative="1">
+      <w:start w:val="1"/>
+      <w:numFmt w:val="bullet"/>
+      <w:lvlText w:val=""/>
+      <w:lvlJc w:val="left"/>
+      <w:pPr>
+        <w:ind w:left="2880" w:hanging="360"/>
+      </w:pPr>
+      <w:rPr>
+        <w:rFonts w:ascii="Symbol" w:hAnsi="Symbol" w:hint="default"/>
+      </w:rPr>
+    </w:lvl>
+    <w:lvl w:ilvl="4" w:tplc="08160003" w:tentative="1">
+      <w:start w:val="1"/>
+      <w:numFmt w:val="bullet"/>
+      <w:lvlText w:val="o"/>
+      <w:lvlJc w:val="left"/>
+      <w:pPr>
+        <w:ind w:left="3600" w:hanging="360"/>
+      </w:pPr>
+      <w:rPr>
+        <w:rFonts w:ascii="Courier New" w:hAnsi="Courier New" w:cs="Courier New" w:hint="default"/>
+      </w:rPr>
+    </w:lvl>
+    <w:lvl w:ilvl="5" w:tplc="08160005" w:tentative="1">
+      <w:start w:val="1"/>
+      <w:numFmt w:val="bullet"/>
+      <w:lvlText w:val=""/>
+      <w:lvlJc w:val="left"/>
+      <w:pPr>
+        <w:ind w:left="4320" w:hanging="360"/>
+      </w:pPr>
+      <w:rPr>
+        <w:rFonts w:ascii="Wingdings" w:hAnsi="Wingdings" w:hint="default"/>
+      </w:rPr>
+    </w:lvl>
+    <w:lvl w:ilvl="6" w:tplc="08160001" w:tentative="1">
+      <w:start w:val="1"/>
+      <w:numFmt w:val="bullet"/>
+      <w:lvlText w:val=""/>
+      <w:lvlJc w:val="left"/>
+      <w:pPr>
+        <w:ind w:left="5040" w:hanging="360"/>
+      </w:pPr>
+      <w:rPr>
+        <w:rFonts w:ascii="Symbol" w:hAnsi="Symbol" w:hint="default"/>
+      </w:rPr>
+    </w:lvl>
+    <w:lvl w:ilvl="7" w:tplc="08160003" w:tentative="1">
+      <w:start w:val="1"/>
+      <w:numFmt w:val="bullet"/>
+      <w:lvlText w:val="o"/>
+      <w:lvlJc w:val="left"/>
+      <w:pPr>
+        <w:ind w:left="5760" w:hanging="360"/>
+      </w:pPr>
+      <w:rPr>
+        <w:rFonts w:ascii="Courier New" w:hAnsi="Courier New" w:cs="Courier New" w:hint="default"/>
+      </w:rPr>
+    </w:lvl>
+    <w:lvl w:ilvl="8" w:tplc="08160005" w:tentative="1">
+      <w:start w:val="1"/>
+      <w:numFmt w:val="bullet"/>
+      <w:lvlText w:val=""/>
+      <w:lvlJc w:val="left"/>
+      <w:pPr>
+        <w:ind w:left="6480" w:hanging="360"/>
+      </w:pPr>
+      <w:rPr>
+        <w:rFonts w:ascii="Wingdings" w:hAnsi="Wingdings" w:hint="default"/>
+      </w:rPr>
+    </w:lvl>
+  </w:abstractNum>
+  <w:abstractNum w:abstractNumId="28" w15:restartNumberingAfterBreak="0">
+    <w:nsid w:val="42AA3487"/>
+    <w:multiLevelType w:val="hybridMultilevel"/>
+    <w:tmpl w:val="9C3086C8"/>
+    <w:lvl w:ilvl="0" w:tplc="08160001">
+      <w:start w:val="1"/>
+      <w:numFmt w:val="bullet"/>
+      <w:lvlText w:val=""/>
+      <w:lvlJc w:val="left"/>
+      <w:pPr>
+        <w:ind w:left="720" w:hanging="360"/>
+      </w:pPr>
+      <w:rPr>
+        <w:rFonts w:ascii="Symbol" w:hAnsi="Symbol" w:hint="default"/>
+      </w:rPr>
+    </w:lvl>
+    <w:lvl w:ilvl="1" w:tplc="08160003" w:tentative="1">
+      <w:start w:val="1"/>
+      <w:numFmt w:val="bullet"/>
+      <w:lvlText w:val="o"/>
+      <w:lvlJc w:val="left"/>
+      <w:pPr>
+        <w:ind w:left="1440" w:hanging="360"/>
+      </w:pPr>
+      <w:rPr>
+        <w:rFonts w:ascii="Courier New" w:hAnsi="Courier New" w:cs="Courier New" w:hint="default"/>
+      </w:rPr>
+    </w:lvl>
+    <w:lvl w:ilvl="2" w:tplc="08160005" w:tentative="1">
+      <w:start w:val="1"/>
+      <w:numFmt w:val="bullet"/>
+      <w:lvlText w:val=""/>
+      <w:lvlJc w:val="left"/>
+      <w:pPr>
+        <w:ind w:left="2160" w:hanging="360"/>
+      </w:pPr>
+      <w:rPr>
+        <w:rFonts w:ascii="Wingdings" w:hAnsi="Wingdings" w:hint="default"/>
+      </w:rPr>
+    </w:lvl>
+    <w:lvl w:ilvl="3" w:tplc="08160001" w:tentative="1">
+      <w:start w:val="1"/>
+      <w:numFmt w:val="bullet"/>
+      <w:lvlText w:val=""/>
+      <w:lvlJc w:val="left"/>
+      <w:pPr>
+        <w:ind w:left="2880" w:hanging="360"/>
+      </w:pPr>
+      <w:rPr>
+        <w:rFonts w:ascii="Symbol" w:hAnsi="Symbol" w:hint="default"/>
+      </w:rPr>
+    </w:lvl>
+    <w:lvl w:ilvl="4" w:tplc="08160003" w:tentative="1">
+      <w:start w:val="1"/>
+      <w:numFmt w:val="bullet"/>
+      <w:lvlText w:val="o"/>
+      <w:lvlJc w:val="left"/>
+      <w:pPr>
+        <w:ind w:left="3600" w:hanging="360"/>
+      </w:pPr>
+      <w:rPr>
+        <w:rFonts w:ascii="Courier New" w:hAnsi="Courier New" w:cs="Courier New" w:hint="default"/>
+      </w:rPr>
+    </w:lvl>
+    <w:lvl w:ilvl="5" w:tplc="08160005" w:tentative="1">
+      <w:start w:val="1"/>
+      <w:numFmt w:val="bullet"/>
+      <w:lvlText w:val=""/>
+      <w:lvlJc w:val="left"/>
+      <w:pPr>
+        <w:ind w:left="4320" w:hanging="360"/>
+      </w:pPr>
+      <w:rPr>
+        <w:rFonts w:ascii="Wingdings" w:hAnsi="Wingdings" w:hint="default"/>
+      </w:rPr>
+    </w:lvl>
+    <w:lvl w:ilvl="6" w:tplc="08160001" w:tentative="1">
+      <w:start w:val="1"/>
+      <w:numFmt w:val="bullet"/>
+      <w:lvlText w:val=""/>
+      <w:lvlJc w:val="left"/>
+      <w:pPr>
+        <w:ind w:left="5040" w:hanging="360"/>
+      </w:pPr>
+      <w:rPr>
+        <w:rFonts w:ascii="Symbol" w:hAnsi="Symbol" w:hint="default"/>
+      </w:rPr>
+    </w:lvl>
+    <w:lvl w:ilvl="7" w:tplc="08160003" w:tentative="1">
+      <w:start w:val="1"/>
+      <w:numFmt w:val="bullet"/>
+      <w:lvlText w:val="o"/>
+      <w:lvlJc w:val="left"/>
+      <w:pPr>
+        <w:ind w:left="5760" w:hanging="360"/>
+      </w:pPr>
+      <w:rPr>
+        <w:rFonts w:ascii="Courier New" w:hAnsi="Courier New" w:cs="Courier New" w:hint="default"/>
+      </w:rPr>
+    </w:lvl>
+    <w:lvl w:ilvl="8" w:tplc="08160005" w:tentative="1">
+      <w:start w:val="1"/>
+      <w:numFmt w:val="bullet"/>
+      <w:lvlText w:val=""/>
+      <w:lvlJc w:val="left"/>
+      <w:pPr>
+        <w:ind w:left="6480" w:hanging="360"/>
+      </w:pPr>
+      <w:rPr>
+        <w:rFonts w:ascii="Wingdings" w:hAnsi="Wingdings" w:hint="default"/>
+      </w:rPr>
+    </w:lvl>
+  </w:abstractNum>
+  <w:abstractNum w:abstractNumId="29" w15:restartNumberingAfterBreak="0">
     <w:nsid w:val="44233CFA"/>
     <w:multiLevelType w:val="hybridMultilevel"/>
     <w:tmpl w:val="1FB0249C"/>
@@ -7839,7 +12515,93 @@
       </w:rPr>
     </w:lvl>
   </w:abstractNum>
-  <w:abstractNum w:abstractNumId="19" w15:restartNumberingAfterBreak="0">
+  <w:abstractNum w:abstractNumId="30" w15:restartNumberingAfterBreak="0">
+    <w:nsid w:val="46894AF7"/>
+    <w:multiLevelType w:val="hybridMultilevel"/>
+    <w:tmpl w:val="651EB728"/>
+    <w:lvl w:ilvl="0" w:tplc="08160019">
+      <w:start w:val="1"/>
+      <w:numFmt w:val="lowerLetter"/>
+      <w:lvlText w:val="%1."/>
+      <w:lvlJc w:val="left"/>
+      <w:pPr>
+        <w:ind w:left="720" w:hanging="360"/>
+      </w:pPr>
+    </w:lvl>
+    <w:lvl w:ilvl="1" w:tplc="08160019" w:tentative="1">
+      <w:start w:val="1"/>
+      <w:numFmt w:val="lowerLetter"/>
+      <w:lvlText w:val="%2."/>
+      <w:lvlJc w:val="left"/>
+      <w:pPr>
+        <w:ind w:left="1440" w:hanging="360"/>
+      </w:pPr>
+    </w:lvl>
+    <w:lvl w:ilvl="2" w:tplc="0816001B" w:tentative="1">
+      <w:start w:val="1"/>
+      <w:numFmt w:val="lowerRoman"/>
+      <w:lvlText w:val="%3."/>
+      <w:lvlJc w:val="right"/>
+      <w:pPr>
+        <w:ind w:left="2160" w:hanging="180"/>
+      </w:pPr>
+    </w:lvl>
+    <w:lvl w:ilvl="3" w:tplc="0816000F" w:tentative="1">
+      <w:start w:val="1"/>
+      <w:numFmt w:val="decimal"/>
+      <w:lvlText w:val="%4."/>
+      <w:lvlJc w:val="left"/>
+      <w:pPr>
+        <w:ind w:left="2880" w:hanging="360"/>
+      </w:pPr>
+    </w:lvl>
+    <w:lvl w:ilvl="4" w:tplc="08160019" w:tentative="1">
+      <w:start w:val="1"/>
+      <w:numFmt w:val="lowerLetter"/>
+      <w:lvlText w:val="%5."/>
+      <w:lvlJc w:val="left"/>
+      <w:pPr>
+        <w:ind w:left="3600" w:hanging="360"/>
+      </w:pPr>
+    </w:lvl>
+    <w:lvl w:ilvl="5" w:tplc="0816001B" w:tentative="1">
+      <w:start w:val="1"/>
+      <w:numFmt w:val="lowerRoman"/>
+      <w:lvlText w:val="%6."/>
+      <w:lvlJc w:val="right"/>
+      <w:pPr>
+        <w:ind w:left="4320" w:hanging="180"/>
+      </w:pPr>
+    </w:lvl>
+    <w:lvl w:ilvl="6" w:tplc="0816000F" w:tentative="1">
+      <w:start w:val="1"/>
+      <w:numFmt w:val="decimal"/>
+      <w:lvlText w:val="%7."/>
+      <w:lvlJc w:val="left"/>
+      <w:pPr>
+        <w:ind w:left="5040" w:hanging="360"/>
+      </w:pPr>
+    </w:lvl>
+    <w:lvl w:ilvl="7" w:tplc="08160019" w:tentative="1">
+      <w:start w:val="1"/>
+      <w:numFmt w:val="lowerLetter"/>
+      <w:lvlText w:val="%8."/>
+      <w:lvlJc w:val="left"/>
+      <w:pPr>
+        <w:ind w:left="5760" w:hanging="360"/>
+      </w:pPr>
+    </w:lvl>
+    <w:lvl w:ilvl="8" w:tplc="0816001B" w:tentative="1">
+      <w:start w:val="1"/>
+      <w:numFmt w:val="lowerRoman"/>
+      <w:lvlText w:val="%9."/>
+      <w:lvlJc w:val="right"/>
+      <w:pPr>
+        <w:ind w:left="6480" w:hanging="180"/>
+      </w:pPr>
+    </w:lvl>
+  </w:abstractNum>
+  <w:abstractNum w:abstractNumId="31" w15:restartNumberingAfterBreak="0">
     <w:nsid w:val="486B06BB"/>
     <w:multiLevelType w:val="multilevel"/>
     <w:tmpl w:val="BD529CAE"/>
@@ -7962,7 +12724,381 @@
       </w:rPr>
     </w:lvl>
   </w:abstractNum>
-  <w:abstractNum w:abstractNumId="20" w15:restartNumberingAfterBreak="0">
+  <w:abstractNum w:abstractNumId="32" w15:restartNumberingAfterBreak="0">
+    <w:nsid w:val="4B2E7B56"/>
+    <w:multiLevelType w:val="hybridMultilevel"/>
+    <w:tmpl w:val="8362C5E2"/>
+    <w:lvl w:ilvl="0" w:tplc="08160001">
+      <w:start w:val="1"/>
+      <w:numFmt w:val="bullet"/>
+      <w:lvlText w:val=""/>
+      <w:lvlJc w:val="left"/>
+      <w:pPr>
+        <w:ind w:left="360" w:hanging="360"/>
+      </w:pPr>
+      <w:rPr>
+        <w:rFonts w:ascii="Symbol" w:hAnsi="Symbol" w:hint="default"/>
+      </w:rPr>
+    </w:lvl>
+    <w:lvl w:ilvl="1" w:tplc="FFFFFFFF" w:tentative="1">
+      <w:start w:val="1"/>
+      <w:numFmt w:val="bullet"/>
+      <w:lvlText w:val="o"/>
+      <w:lvlJc w:val="left"/>
+      <w:pPr>
+        <w:ind w:left="1080" w:hanging="360"/>
+      </w:pPr>
+      <w:rPr>
+        <w:rFonts w:ascii="Courier New" w:hAnsi="Courier New" w:cs="Courier New" w:hint="default"/>
+      </w:rPr>
+    </w:lvl>
+    <w:lvl w:ilvl="2" w:tplc="FFFFFFFF" w:tentative="1">
+      <w:start w:val="1"/>
+      <w:numFmt w:val="bullet"/>
+      <w:lvlText w:val=""/>
+      <w:lvlJc w:val="left"/>
+      <w:pPr>
+        <w:ind w:left="1800" w:hanging="360"/>
+      </w:pPr>
+      <w:rPr>
+        <w:rFonts w:ascii="Wingdings" w:hAnsi="Wingdings" w:hint="default"/>
+      </w:rPr>
+    </w:lvl>
+    <w:lvl w:ilvl="3" w:tplc="FFFFFFFF" w:tentative="1">
+      <w:start w:val="1"/>
+      <w:numFmt w:val="bullet"/>
+      <w:lvlText w:val=""/>
+      <w:lvlJc w:val="left"/>
+      <w:pPr>
+        <w:ind w:left="2520" w:hanging="360"/>
+      </w:pPr>
+      <w:rPr>
+        <w:rFonts w:ascii="Symbol" w:hAnsi="Symbol" w:hint="default"/>
+      </w:rPr>
+    </w:lvl>
+    <w:lvl w:ilvl="4" w:tplc="FFFFFFFF" w:tentative="1">
+      <w:start w:val="1"/>
+      <w:numFmt w:val="bullet"/>
+      <w:lvlText w:val="o"/>
+      <w:lvlJc w:val="left"/>
+      <w:pPr>
+        <w:ind w:left="3240" w:hanging="360"/>
+      </w:pPr>
+      <w:rPr>
+        <w:rFonts w:ascii="Courier New" w:hAnsi="Courier New" w:cs="Courier New" w:hint="default"/>
+      </w:rPr>
+    </w:lvl>
+    <w:lvl w:ilvl="5" w:tplc="FFFFFFFF" w:tentative="1">
+      <w:start w:val="1"/>
+      <w:numFmt w:val="bullet"/>
+      <w:lvlText w:val=""/>
+      <w:lvlJc w:val="left"/>
+      <w:pPr>
+        <w:ind w:left="3960" w:hanging="360"/>
+      </w:pPr>
+      <w:rPr>
+        <w:rFonts w:ascii="Wingdings" w:hAnsi="Wingdings" w:hint="default"/>
+      </w:rPr>
+    </w:lvl>
+    <w:lvl w:ilvl="6" w:tplc="FFFFFFFF" w:tentative="1">
+      <w:start w:val="1"/>
+      <w:numFmt w:val="bullet"/>
+      <w:lvlText w:val=""/>
+      <w:lvlJc w:val="left"/>
+      <w:pPr>
+        <w:ind w:left="4680" w:hanging="360"/>
+      </w:pPr>
+      <w:rPr>
+        <w:rFonts w:ascii="Symbol" w:hAnsi="Symbol" w:hint="default"/>
+      </w:rPr>
+    </w:lvl>
+    <w:lvl w:ilvl="7" w:tplc="FFFFFFFF" w:tentative="1">
+      <w:start w:val="1"/>
+      <w:numFmt w:val="bullet"/>
+      <w:lvlText w:val="o"/>
+      <w:lvlJc w:val="left"/>
+      <w:pPr>
+        <w:ind w:left="5400" w:hanging="360"/>
+      </w:pPr>
+      <w:rPr>
+        <w:rFonts w:ascii="Courier New" w:hAnsi="Courier New" w:cs="Courier New" w:hint="default"/>
+      </w:rPr>
+    </w:lvl>
+    <w:lvl w:ilvl="8" w:tplc="FFFFFFFF" w:tentative="1">
+      <w:start w:val="1"/>
+      <w:numFmt w:val="bullet"/>
+      <w:lvlText w:val=""/>
+      <w:lvlJc w:val="left"/>
+      <w:pPr>
+        <w:ind w:left="6120" w:hanging="360"/>
+      </w:pPr>
+      <w:rPr>
+        <w:rFonts w:ascii="Wingdings" w:hAnsi="Wingdings" w:hint="default"/>
+      </w:rPr>
+    </w:lvl>
+  </w:abstractNum>
+  <w:abstractNum w:abstractNumId="33" w15:restartNumberingAfterBreak="0">
+    <w:nsid w:val="4D173B59"/>
+    <w:multiLevelType w:val="hybridMultilevel"/>
+    <w:tmpl w:val="25361052"/>
+    <w:lvl w:ilvl="0" w:tplc="0816000F">
+      <w:start w:val="1"/>
+      <w:numFmt w:val="decimal"/>
+      <w:lvlText w:val="%1."/>
+      <w:lvlJc w:val="left"/>
+      <w:pPr>
+        <w:ind w:left="720" w:hanging="360"/>
+      </w:pPr>
+    </w:lvl>
+    <w:lvl w:ilvl="1" w:tplc="08160019" w:tentative="1">
+      <w:start w:val="1"/>
+      <w:numFmt w:val="lowerLetter"/>
+      <w:lvlText w:val="%2."/>
+      <w:lvlJc w:val="left"/>
+      <w:pPr>
+        <w:ind w:left="1440" w:hanging="360"/>
+      </w:pPr>
+    </w:lvl>
+    <w:lvl w:ilvl="2" w:tplc="0816001B" w:tentative="1">
+      <w:start w:val="1"/>
+      <w:numFmt w:val="lowerRoman"/>
+      <w:lvlText w:val="%3."/>
+      <w:lvlJc w:val="right"/>
+      <w:pPr>
+        <w:ind w:left="2160" w:hanging="180"/>
+      </w:pPr>
+    </w:lvl>
+    <w:lvl w:ilvl="3" w:tplc="0816000F" w:tentative="1">
+      <w:start w:val="1"/>
+      <w:numFmt w:val="decimal"/>
+      <w:lvlText w:val="%4."/>
+      <w:lvlJc w:val="left"/>
+      <w:pPr>
+        <w:ind w:left="2880" w:hanging="360"/>
+      </w:pPr>
+    </w:lvl>
+    <w:lvl w:ilvl="4" w:tplc="08160019" w:tentative="1">
+      <w:start w:val="1"/>
+      <w:numFmt w:val="lowerLetter"/>
+      <w:lvlText w:val="%5."/>
+      <w:lvlJc w:val="left"/>
+      <w:pPr>
+        <w:ind w:left="3600" w:hanging="360"/>
+      </w:pPr>
+    </w:lvl>
+    <w:lvl w:ilvl="5" w:tplc="0816001B" w:tentative="1">
+      <w:start w:val="1"/>
+      <w:numFmt w:val="lowerRoman"/>
+      <w:lvlText w:val="%6."/>
+      <w:lvlJc w:val="right"/>
+      <w:pPr>
+        <w:ind w:left="4320" w:hanging="180"/>
+      </w:pPr>
+    </w:lvl>
+    <w:lvl w:ilvl="6" w:tplc="0816000F" w:tentative="1">
+      <w:start w:val="1"/>
+      <w:numFmt w:val="decimal"/>
+      <w:lvlText w:val="%7."/>
+      <w:lvlJc w:val="left"/>
+      <w:pPr>
+        <w:ind w:left="5040" w:hanging="360"/>
+      </w:pPr>
+    </w:lvl>
+    <w:lvl w:ilvl="7" w:tplc="08160019" w:tentative="1">
+      <w:start w:val="1"/>
+      <w:numFmt w:val="lowerLetter"/>
+      <w:lvlText w:val="%8."/>
+      <w:lvlJc w:val="left"/>
+      <w:pPr>
+        <w:ind w:left="5760" w:hanging="360"/>
+      </w:pPr>
+    </w:lvl>
+    <w:lvl w:ilvl="8" w:tplc="0816001B" w:tentative="1">
+      <w:start w:val="1"/>
+      <w:numFmt w:val="lowerRoman"/>
+      <w:lvlText w:val="%9."/>
+      <w:lvlJc w:val="right"/>
+      <w:pPr>
+        <w:ind w:left="6480" w:hanging="180"/>
+      </w:pPr>
+    </w:lvl>
+  </w:abstractNum>
+  <w:abstractNum w:abstractNumId="34" w15:restartNumberingAfterBreak="0">
+    <w:nsid w:val="5047717D"/>
+    <w:multiLevelType w:val="hybridMultilevel"/>
+    <w:tmpl w:val="4AB0CE0E"/>
+    <w:lvl w:ilvl="0" w:tplc="DD024B90">
+      <w:start w:val="11"/>
+      <w:numFmt w:val="decimal"/>
+      <w:lvlText w:val="%1-"/>
+      <w:lvlJc w:val="left"/>
+      <w:pPr>
+        <w:ind w:left="1080" w:hanging="720"/>
+      </w:pPr>
+      <w:rPr>
+        <w:rFonts w:hint="default"/>
+      </w:rPr>
+    </w:lvl>
+    <w:lvl w:ilvl="1" w:tplc="08160019" w:tentative="1">
+      <w:start w:val="1"/>
+      <w:numFmt w:val="lowerLetter"/>
+      <w:lvlText w:val="%2."/>
+      <w:lvlJc w:val="left"/>
+      <w:pPr>
+        <w:ind w:left="1440" w:hanging="360"/>
+      </w:pPr>
+    </w:lvl>
+    <w:lvl w:ilvl="2" w:tplc="0816001B" w:tentative="1">
+      <w:start w:val="1"/>
+      <w:numFmt w:val="lowerRoman"/>
+      <w:lvlText w:val="%3."/>
+      <w:lvlJc w:val="right"/>
+      <w:pPr>
+        <w:ind w:left="2160" w:hanging="180"/>
+      </w:pPr>
+    </w:lvl>
+    <w:lvl w:ilvl="3" w:tplc="0816000F" w:tentative="1">
+      <w:start w:val="1"/>
+      <w:numFmt w:val="decimal"/>
+      <w:lvlText w:val="%4."/>
+      <w:lvlJc w:val="left"/>
+      <w:pPr>
+        <w:ind w:left="2880" w:hanging="360"/>
+      </w:pPr>
+    </w:lvl>
+    <w:lvl w:ilvl="4" w:tplc="08160019" w:tentative="1">
+      <w:start w:val="1"/>
+      <w:numFmt w:val="lowerLetter"/>
+      <w:lvlText w:val="%5."/>
+      <w:lvlJc w:val="left"/>
+      <w:pPr>
+        <w:ind w:left="3600" w:hanging="360"/>
+      </w:pPr>
+    </w:lvl>
+    <w:lvl w:ilvl="5" w:tplc="0816001B" w:tentative="1">
+      <w:start w:val="1"/>
+      <w:numFmt w:val="lowerRoman"/>
+      <w:lvlText w:val="%6."/>
+      <w:lvlJc w:val="right"/>
+      <w:pPr>
+        <w:ind w:left="4320" w:hanging="180"/>
+      </w:pPr>
+    </w:lvl>
+    <w:lvl w:ilvl="6" w:tplc="0816000F" w:tentative="1">
+      <w:start w:val="1"/>
+      <w:numFmt w:val="decimal"/>
+      <w:lvlText w:val="%7."/>
+      <w:lvlJc w:val="left"/>
+      <w:pPr>
+        <w:ind w:left="5040" w:hanging="360"/>
+      </w:pPr>
+    </w:lvl>
+    <w:lvl w:ilvl="7" w:tplc="08160019" w:tentative="1">
+      <w:start w:val="1"/>
+      <w:numFmt w:val="lowerLetter"/>
+      <w:lvlText w:val="%8."/>
+      <w:lvlJc w:val="left"/>
+      <w:pPr>
+        <w:ind w:left="5760" w:hanging="360"/>
+      </w:pPr>
+    </w:lvl>
+    <w:lvl w:ilvl="8" w:tplc="0816001B" w:tentative="1">
+      <w:start w:val="1"/>
+      <w:numFmt w:val="lowerRoman"/>
+      <w:lvlText w:val="%9."/>
+      <w:lvlJc w:val="right"/>
+      <w:pPr>
+        <w:ind w:left="6480" w:hanging="180"/>
+      </w:pPr>
+    </w:lvl>
+  </w:abstractNum>
+  <w:abstractNum w:abstractNumId="35" w15:restartNumberingAfterBreak="0">
+    <w:nsid w:val="52B10757"/>
+    <w:multiLevelType w:val="hybridMultilevel"/>
+    <w:tmpl w:val="91A8646E"/>
+    <w:lvl w:ilvl="0" w:tplc="0816000F">
+      <w:start w:val="1"/>
+      <w:numFmt w:val="decimal"/>
+      <w:lvlText w:val="%1."/>
+      <w:lvlJc w:val="left"/>
+      <w:pPr>
+        <w:ind w:left="720" w:hanging="360"/>
+      </w:pPr>
+    </w:lvl>
+    <w:lvl w:ilvl="1" w:tplc="08160019" w:tentative="1">
+      <w:start w:val="1"/>
+      <w:numFmt w:val="lowerLetter"/>
+      <w:lvlText w:val="%2."/>
+      <w:lvlJc w:val="left"/>
+      <w:pPr>
+        <w:ind w:left="1440" w:hanging="360"/>
+      </w:pPr>
+    </w:lvl>
+    <w:lvl w:ilvl="2" w:tplc="0816001B" w:tentative="1">
+      <w:start w:val="1"/>
+      <w:numFmt w:val="lowerRoman"/>
+      <w:lvlText w:val="%3."/>
+      <w:lvlJc w:val="right"/>
+      <w:pPr>
+        <w:ind w:left="2160" w:hanging="180"/>
+      </w:pPr>
+    </w:lvl>
+    <w:lvl w:ilvl="3" w:tplc="0816000F" w:tentative="1">
+      <w:start w:val="1"/>
+      <w:numFmt w:val="decimal"/>
+      <w:lvlText w:val="%4."/>
+      <w:lvlJc w:val="left"/>
+      <w:pPr>
+        <w:ind w:left="2880" w:hanging="360"/>
+      </w:pPr>
+    </w:lvl>
+    <w:lvl w:ilvl="4" w:tplc="08160019" w:tentative="1">
+      <w:start w:val="1"/>
+      <w:numFmt w:val="lowerLetter"/>
+      <w:lvlText w:val="%5."/>
+      <w:lvlJc w:val="left"/>
+      <w:pPr>
+        <w:ind w:left="3600" w:hanging="360"/>
+      </w:pPr>
+    </w:lvl>
+    <w:lvl w:ilvl="5" w:tplc="0816001B" w:tentative="1">
+      <w:start w:val="1"/>
+      <w:numFmt w:val="lowerRoman"/>
+      <w:lvlText w:val="%6."/>
+      <w:lvlJc w:val="right"/>
+      <w:pPr>
+        <w:ind w:left="4320" w:hanging="180"/>
+      </w:pPr>
+    </w:lvl>
+    <w:lvl w:ilvl="6" w:tplc="0816000F" w:tentative="1">
+      <w:start w:val="1"/>
+      <w:numFmt w:val="decimal"/>
+      <w:lvlText w:val="%7."/>
+      <w:lvlJc w:val="left"/>
+      <w:pPr>
+        <w:ind w:left="5040" w:hanging="360"/>
+      </w:pPr>
+    </w:lvl>
+    <w:lvl w:ilvl="7" w:tplc="08160019" w:tentative="1">
+      <w:start w:val="1"/>
+      <w:numFmt w:val="lowerLetter"/>
+      <w:lvlText w:val="%8."/>
+      <w:lvlJc w:val="left"/>
+      <w:pPr>
+        <w:ind w:left="5760" w:hanging="360"/>
+      </w:pPr>
+    </w:lvl>
+    <w:lvl w:ilvl="8" w:tplc="0816001B" w:tentative="1">
+      <w:start w:val="1"/>
+      <w:numFmt w:val="lowerRoman"/>
+      <w:lvlText w:val="%9."/>
+      <w:lvlJc w:val="right"/>
+      <w:pPr>
+        <w:ind w:left="6480" w:hanging="180"/>
+      </w:pPr>
+    </w:lvl>
+  </w:abstractNum>
+  <w:abstractNum w:abstractNumId="36" w15:restartNumberingAfterBreak="0">
     <w:nsid w:val="5415604F"/>
     <w:multiLevelType w:val="hybridMultilevel"/>
     <w:tmpl w:val="1DD4B02E"/>
@@ -8048,7 +13184,7 @@
       </w:pPr>
     </w:lvl>
   </w:abstractNum>
-  <w:abstractNum w:abstractNumId="21" w15:restartNumberingAfterBreak="0">
+  <w:abstractNum w:abstractNumId="37" w15:restartNumberingAfterBreak="0">
     <w:nsid w:val="57DA04DE"/>
     <w:multiLevelType w:val="hybridMultilevel"/>
     <w:tmpl w:val="B1465044"/>
@@ -8161,7 +13297,233 @@
       </w:rPr>
     </w:lvl>
   </w:abstractNum>
-  <w:abstractNum w:abstractNumId="22" w15:restartNumberingAfterBreak="0">
+  <w:abstractNum w:abstractNumId="38" w15:restartNumberingAfterBreak="0">
+    <w:nsid w:val="584A594F"/>
+    <w:multiLevelType w:val="hybridMultilevel"/>
+    <w:tmpl w:val="FAFC2176"/>
+    <w:lvl w:ilvl="0" w:tplc="0816000B">
+      <w:start w:val="1"/>
+      <w:numFmt w:val="bullet"/>
+      <w:lvlText w:val=""/>
+      <w:lvlJc w:val="left"/>
+      <w:pPr>
+        <w:ind w:left="720" w:hanging="360"/>
+      </w:pPr>
+      <w:rPr>
+        <w:rFonts w:ascii="Wingdings" w:hAnsi="Wingdings" w:hint="default"/>
+      </w:rPr>
+    </w:lvl>
+    <w:lvl w:ilvl="1" w:tplc="08160003" w:tentative="1">
+      <w:start w:val="1"/>
+      <w:numFmt w:val="bullet"/>
+      <w:lvlText w:val="o"/>
+      <w:lvlJc w:val="left"/>
+      <w:pPr>
+        <w:ind w:left="1440" w:hanging="360"/>
+      </w:pPr>
+      <w:rPr>
+        <w:rFonts w:ascii="Courier New" w:hAnsi="Courier New" w:cs="Courier New" w:hint="default"/>
+      </w:rPr>
+    </w:lvl>
+    <w:lvl w:ilvl="2" w:tplc="08160005" w:tentative="1">
+      <w:start w:val="1"/>
+      <w:numFmt w:val="bullet"/>
+      <w:lvlText w:val=""/>
+      <w:lvlJc w:val="left"/>
+      <w:pPr>
+        <w:ind w:left="2160" w:hanging="360"/>
+      </w:pPr>
+      <w:rPr>
+        <w:rFonts w:ascii="Wingdings" w:hAnsi="Wingdings" w:hint="default"/>
+      </w:rPr>
+    </w:lvl>
+    <w:lvl w:ilvl="3" w:tplc="08160001" w:tentative="1">
+      <w:start w:val="1"/>
+      <w:numFmt w:val="bullet"/>
+      <w:lvlText w:val=""/>
+      <w:lvlJc w:val="left"/>
+      <w:pPr>
+        <w:ind w:left="2880" w:hanging="360"/>
+      </w:pPr>
+      <w:rPr>
+        <w:rFonts w:ascii="Symbol" w:hAnsi="Symbol" w:hint="default"/>
+      </w:rPr>
+    </w:lvl>
+    <w:lvl w:ilvl="4" w:tplc="08160003" w:tentative="1">
+      <w:start w:val="1"/>
+      <w:numFmt w:val="bullet"/>
+      <w:lvlText w:val="o"/>
+      <w:lvlJc w:val="left"/>
+      <w:pPr>
+        <w:ind w:left="3600" w:hanging="360"/>
+      </w:pPr>
+      <w:rPr>
+        <w:rFonts w:ascii="Courier New" w:hAnsi="Courier New" w:cs="Courier New" w:hint="default"/>
+      </w:rPr>
+    </w:lvl>
+    <w:lvl w:ilvl="5" w:tplc="08160005" w:tentative="1">
+      <w:start w:val="1"/>
+      <w:numFmt w:val="bullet"/>
+      <w:lvlText w:val=""/>
+      <w:lvlJc w:val="left"/>
+      <w:pPr>
+        <w:ind w:left="4320" w:hanging="360"/>
+      </w:pPr>
+      <w:rPr>
+        <w:rFonts w:ascii="Wingdings" w:hAnsi="Wingdings" w:hint="default"/>
+      </w:rPr>
+    </w:lvl>
+    <w:lvl w:ilvl="6" w:tplc="08160001" w:tentative="1">
+      <w:start w:val="1"/>
+      <w:numFmt w:val="bullet"/>
+      <w:lvlText w:val=""/>
+      <w:lvlJc w:val="left"/>
+      <w:pPr>
+        <w:ind w:left="5040" w:hanging="360"/>
+      </w:pPr>
+      <w:rPr>
+        <w:rFonts w:ascii="Symbol" w:hAnsi="Symbol" w:hint="default"/>
+      </w:rPr>
+    </w:lvl>
+    <w:lvl w:ilvl="7" w:tplc="08160003" w:tentative="1">
+      <w:start w:val="1"/>
+      <w:numFmt w:val="bullet"/>
+      <w:lvlText w:val="o"/>
+      <w:lvlJc w:val="left"/>
+      <w:pPr>
+        <w:ind w:left="5760" w:hanging="360"/>
+      </w:pPr>
+      <w:rPr>
+        <w:rFonts w:ascii="Courier New" w:hAnsi="Courier New" w:cs="Courier New" w:hint="default"/>
+      </w:rPr>
+    </w:lvl>
+    <w:lvl w:ilvl="8" w:tplc="08160005" w:tentative="1">
+      <w:start w:val="1"/>
+      <w:numFmt w:val="bullet"/>
+      <w:lvlText w:val=""/>
+      <w:lvlJc w:val="left"/>
+      <w:pPr>
+        <w:ind w:left="6480" w:hanging="360"/>
+      </w:pPr>
+      <w:rPr>
+        <w:rFonts w:ascii="Wingdings" w:hAnsi="Wingdings" w:hint="default"/>
+      </w:rPr>
+    </w:lvl>
+  </w:abstractNum>
+  <w:abstractNum w:abstractNumId="39" w15:restartNumberingAfterBreak="0">
+    <w:nsid w:val="5930402C"/>
+    <w:multiLevelType w:val="hybridMultilevel"/>
+    <w:tmpl w:val="4C9A1EAC"/>
+    <w:lvl w:ilvl="0" w:tplc="0816000B">
+      <w:start w:val="1"/>
+      <w:numFmt w:val="bullet"/>
+      <w:lvlText w:val=""/>
+      <w:lvlJc w:val="left"/>
+      <w:pPr>
+        <w:ind w:left="720" w:hanging="360"/>
+      </w:pPr>
+      <w:rPr>
+        <w:rFonts w:ascii="Wingdings" w:hAnsi="Wingdings" w:hint="default"/>
+      </w:rPr>
+    </w:lvl>
+    <w:lvl w:ilvl="1" w:tplc="08160003" w:tentative="1">
+      <w:start w:val="1"/>
+      <w:numFmt w:val="bullet"/>
+      <w:lvlText w:val="o"/>
+      <w:lvlJc w:val="left"/>
+      <w:pPr>
+        <w:ind w:left="1440" w:hanging="360"/>
+      </w:pPr>
+      <w:rPr>
+        <w:rFonts w:ascii="Courier New" w:hAnsi="Courier New" w:cs="Courier New" w:hint="default"/>
+      </w:rPr>
+    </w:lvl>
+    <w:lvl w:ilvl="2" w:tplc="08160005" w:tentative="1">
+      <w:start w:val="1"/>
+      <w:numFmt w:val="bullet"/>
+      <w:lvlText w:val=""/>
+      <w:lvlJc w:val="left"/>
+      <w:pPr>
+        <w:ind w:left="2160" w:hanging="360"/>
+      </w:pPr>
+      <w:rPr>
+        <w:rFonts w:ascii="Wingdings" w:hAnsi="Wingdings" w:hint="default"/>
+      </w:rPr>
+    </w:lvl>
+    <w:lvl w:ilvl="3" w:tplc="08160001" w:tentative="1">
+      <w:start w:val="1"/>
+      <w:numFmt w:val="bullet"/>
+      <w:lvlText w:val=""/>
+      <w:lvlJc w:val="left"/>
+      <w:pPr>
+        <w:ind w:left="2880" w:hanging="360"/>
+      </w:pPr>
+      <w:rPr>
+        <w:rFonts w:ascii="Symbol" w:hAnsi="Symbol" w:hint="default"/>
+      </w:rPr>
+    </w:lvl>
+    <w:lvl w:ilvl="4" w:tplc="08160003" w:tentative="1">
+      <w:start w:val="1"/>
+      <w:numFmt w:val="bullet"/>
+      <w:lvlText w:val="o"/>
+      <w:lvlJc w:val="left"/>
+      <w:pPr>
+        <w:ind w:left="3600" w:hanging="360"/>
+      </w:pPr>
+      <w:rPr>
+        <w:rFonts w:ascii="Courier New" w:hAnsi="Courier New" w:cs="Courier New" w:hint="default"/>
+      </w:rPr>
+    </w:lvl>
+    <w:lvl w:ilvl="5" w:tplc="08160005" w:tentative="1">
+      <w:start w:val="1"/>
+      <w:numFmt w:val="bullet"/>
+      <w:lvlText w:val=""/>
+      <w:lvlJc w:val="left"/>
+      <w:pPr>
+        <w:ind w:left="4320" w:hanging="360"/>
+      </w:pPr>
+      <w:rPr>
+        <w:rFonts w:ascii="Wingdings" w:hAnsi="Wingdings" w:hint="default"/>
+      </w:rPr>
+    </w:lvl>
+    <w:lvl w:ilvl="6" w:tplc="08160001" w:tentative="1">
+      <w:start w:val="1"/>
+      <w:numFmt w:val="bullet"/>
+      <w:lvlText w:val=""/>
+      <w:lvlJc w:val="left"/>
+      <w:pPr>
+        <w:ind w:left="5040" w:hanging="360"/>
+      </w:pPr>
+      <w:rPr>
+        <w:rFonts w:ascii="Symbol" w:hAnsi="Symbol" w:hint="default"/>
+      </w:rPr>
+    </w:lvl>
+    <w:lvl w:ilvl="7" w:tplc="08160003" w:tentative="1">
+      <w:start w:val="1"/>
+      <w:numFmt w:val="bullet"/>
+      <w:lvlText w:val="o"/>
+      <w:lvlJc w:val="left"/>
+      <w:pPr>
+        <w:ind w:left="5760" w:hanging="360"/>
+      </w:pPr>
+      <w:rPr>
+        <w:rFonts w:ascii="Courier New" w:hAnsi="Courier New" w:cs="Courier New" w:hint="default"/>
+      </w:rPr>
+    </w:lvl>
+    <w:lvl w:ilvl="8" w:tplc="08160005" w:tentative="1">
+      <w:start w:val="1"/>
+      <w:numFmt w:val="bullet"/>
+      <w:lvlText w:val=""/>
+      <w:lvlJc w:val="left"/>
+      <w:pPr>
+        <w:ind w:left="6480" w:hanging="360"/>
+      </w:pPr>
+      <w:rPr>
+        <w:rFonts w:ascii="Wingdings" w:hAnsi="Wingdings" w:hint="default"/>
+      </w:rPr>
+    </w:lvl>
+  </w:abstractNum>
+  <w:abstractNum w:abstractNumId="40" w15:restartNumberingAfterBreak="0">
     <w:nsid w:val="59C065A7"/>
     <w:multiLevelType w:val="hybridMultilevel"/>
     <w:tmpl w:val="967A3AA6"/>
@@ -8252,7 +13614,209 @@
       </w:pPr>
     </w:lvl>
   </w:abstractNum>
-  <w:abstractNum w:abstractNumId="23" w15:restartNumberingAfterBreak="0">
+  <w:abstractNum w:abstractNumId="41" w15:restartNumberingAfterBreak="0">
+    <w:nsid w:val="5A4B2F2A"/>
+    <w:multiLevelType w:val="hybridMultilevel"/>
+    <w:tmpl w:val="1FF2DBA6"/>
+    <w:lvl w:ilvl="0" w:tplc="08160001">
+      <w:start w:val="1"/>
+      <w:numFmt w:val="bullet"/>
+      <w:lvlText w:val=""/>
+      <w:lvlJc w:val="left"/>
+      <w:pPr>
+        <w:ind w:left="720" w:hanging="360"/>
+      </w:pPr>
+      <w:rPr>
+        <w:rFonts w:ascii="Symbol" w:hAnsi="Symbol" w:hint="default"/>
+      </w:rPr>
+    </w:lvl>
+    <w:lvl w:ilvl="1" w:tplc="08160003" w:tentative="1">
+      <w:start w:val="1"/>
+      <w:numFmt w:val="bullet"/>
+      <w:lvlText w:val="o"/>
+      <w:lvlJc w:val="left"/>
+      <w:pPr>
+        <w:ind w:left="1440" w:hanging="360"/>
+      </w:pPr>
+      <w:rPr>
+        <w:rFonts w:ascii="Courier New" w:hAnsi="Courier New" w:cs="Courier New" w:hint="default"/>
+      </w:rPr>
+    </w:lvl>
+    <w:lvl w:ilvl="2" w:tplc="08160005" w:tentative="1">
+      <w:start w:val="1"/>
+      <w:numFmt w:val="bullet"/>
+      <w:lvlText w:val=""/>
+      <w:lvlJc w:val="left"/>
+      <w:pPr>
+        <w:ind w:left="2160" w:hanging="360"/>
+      </w:pPr>
+      <w:rPr>
+        <w:rFonts w:ascii="Wingdings" w:hAnsi="Wingdings" w:hint="default"/>
+      </w:rPr>
+    </w:lvl>
+    <w:lvl w:ilvl="3" w:tplc="08160001" w:tentative="1">
+      <w:start w:val="1"/>
+      <w:numFmt w:val="bullet"/>
+      <w:lvlText w:val=""/>
+      <w:lvlJc w:val="left"/>
+      <w:pPr>
+        <w:ind w:left="2880" w:hanging="360"/>
+      </w:pPr>
+      <w:rPr>
+        <w:rFonts w:ascii="Symbol" w:hAnsi="Symbol" w:hint="default"/>
+      </w:rPr>
+    </w:lvl>
+    <w:lvl w:ilvl="4" w:tplc="08160003" w:tentative="1">
+      <w:start w:val="1"/>
+      <w:numFmt w:val="bullet"/>
+      <w:lvlText w:val="o"/>
+      <w:lvlJc w:val="left"/>
+      <w:pPr>
+        <w:ind w:left="3600" w:hanging="360"/>
+      </w:pPr>
+      <w:rPr>
+        <w:rFonts w:ascii="Courier New" w:hAnsi="Courier New" w:cs="Courier New" w:hint="default"/>
+      </w:rPr>
+    </w:lvl>
+    <w:lvl w:ilvl="5" w:tplc="08160005" w:tentative="1">
+      <w:start w:val="1"/>
+      <w:numFmt w:val="bullet"/>
+      <w:lvlText w:val=""/>
+      <w:lvlJc w:val="left"/>
+      <w:pPr>
+        <w:ind w:left="4320" w:hanging="360"/>
+      </w:pPr>
+      <w:rPr>
+        <w:rFonts w:ascii="Wingdings" w:hAnsi="Wingdings" w:hint="default"/>
+      </w:rPr>
+    </w:lvl>
+    <w:lvl w:ilvl="6" w:tplc="08160001" w:tentative="1">
+      <w:start w:val="1"/>
+      <w:numFmt w:val="bullet"/>
+      <w:lvlText w:val=""/>
+      <w:lvlJc w:val="left"/>
+      <w:pPr>
+        <w:ind w:left="5040" w:hanging="360"/>
+      </w:pPr>
+      <w:rPr>
+        <w:rFonts w:ascii="Symbol" w:hAnsi="Symbol" w:hint="default"/>
+      </w:rPr>
+    </w:lvl>
+    <w:lvl w:ilvl="7" w:tplc="08160003" w:tentative="1">
+      <w:start w:val="1"/>
+      <w:numFmt w:val="bullet"/>
+      <w:lvlText w:val="o"/>
+      <w:lvlJc w:val="left"/>
+      <w:pPr>
+        <w:ind w:left="5760" w:hanging="360"/>
+      </w:pPr>
+      <w:rPr>
+        <w:rFonts w:ascii="Courier New" w:hAnsi="Courier New" w:cs="Courier New" w:hint="default"/>
+      </w:rPr>
+    </w:lvl>
+    <w:lvl w:ilvl="8" w:tplc="08160005" w:tentative="1">
+      <w:start w:val="1"/>
+      <w:numFmt w:val="bullet"/>
+      <w:lvlText w:val=""/>
+      <w:lvlJc w:val="left"/>
+      <w:pPr>
+        <w:ind w:left="6480" w:hanging="360"/>
+      </w:pPr>
+      <w:rPr>
+        <w:rFonts w:ascii="Wingdings" w:hAnsi="Wingdings" w:hint="default"/>
+      </w:rPr>
+    </w:lvl>
+  </w:abstractNum>
+  <w:abstractNum w:abstractNumId="42" w15:restartNumberingAfterBreak="0">
+    <w:nsid w:val="609C015D"/>
+    <w:multiLevelType w:val="hybridMultilevel"/>
+    <w:tmpl w:val="C562EB50"/>
+    <w:lvl w:ilvl="0" w:tplc="78222F3E">
+      <w:start w:val="11"/>
+      <w:numFmt w:val="decimal"/>
+      <w:lvlText w:val="%1."/>
+      <w:lvlJc w:val="left"/>
+      <w:pPr>
+        <w:ind w:left="936" w:hanging="576"/>
+      </w:pPr>
+      <w:rPr>
+        <w:rFonts w:hint="default"/>
+      </w:rPr>
+    </w:lvl>
+    <w:lvl w:ilvl="1" w:tplc="08160019" w:tentative="1">
+      <w:start w:val="1"/>
+      <w:numFmt w:val="lowerLetter"/>
+      <w:lvlText w:val="%2."/>
+      <w:lvlJc w:val="left"/>
+      <w:pPr>
+        <w:ind w:left="1440" w:hanging="360"/>
+      </w:pPr>
+    </w:lvl>
+    <w:lvl w:ilvl="2" w:tplc="0816001B" w:tentative="1">
+      <w:start w:val="1"/>
+      <w:numFmt w:val="lowerRoman"/>
+      <w:lvlText w:val="%3."/>
+      <w:lvlJc w:val="right"/>
+      <w:pPr>
+        <w:ind w:left="2160" w:hanging="180"/>
+      </w:pPr>
+    </w:lvl>
+    <w:lvl w:ilvl="3" w:tplc="0816000F" w:tentative="1">
+      <w:start w:val="1"/>
+      <w:numFmt w:val="decimal"/>
+      <w:lvlText w:val="%4."/>
+      <w:lvlJc w:val="left"/>
+      <w:pPr>
+        <w:ind w:left="2880" w:hanging="360"/>
+      </w:pPr>
+    </w:lvl>
+    <w:lvl w:ilvl="4" w:tplc="08160019" w:tentative="1">
+      <w:start w:val="1"/>
+      <w:numFmt w:val="lowerLetter"/>
+      <w:lvlText w:val="%5."/>
+      <w:lvlJc w:val="left"/>
+      <w:pPr>
+        <w:ind w:left="3600" w:hanging="360"/>
+      </w:pPr>
+    </w:lvl>
+    <w:lvl w:ilvl="5" w:tplc="0816001B" w:tentative="1">
+      <w:start w:val="1"/>
+      <w:numFmt w:val="lowerRoman"/>
+      <w:lvlText w:val="%6."/>
+      <w:lvlJc w:val="right"/>
+      <w:pPr>
+        <w:ind w:left="4320" w:hanging="180"/>
+      </w:pPr>
+    </w:lvl>
+    <w:lvl w:ilvl="6" w:tplc="0816000F" w:tentative="1">
+      <w:start w:val="1"/>
+      <w:numFmt w:val="decimal"/>
+      <w:lvlText w:val="%7."/>
+      <w:lvlJc w:val="left"/>
+      <w:pPr>
+        <w:ind w:left="5040" w:hanging="360"/>
+      </w:pPr>
+    </w:lvl>
+    <w:lvl w:ilvl="7" w:tplc="08160019" w:tentative="1">
+      <w:start w:val="1"/>
+      <w:numFmt w:val="lowerLetter"/>
+      <w:lvlText w:val="%8."/>
+      <w:lvlJc w:val="left"/>
+      <w:pPr>
+        <w:ind w:left="5760" w:hanging="360"/>
+      </w:pPr>
+    </w:lvl>
+    <w:lvl w:ilvl="8" w:tplc="0816001B" w:tentative="1">
+      <w:start w:val="1"/>
+      <w:numFmt w:val="lowerRoman"/>
+      <w:lvlText w:val="%9."/>
+      <w:lvlJc w:val="right"/>
+      <w:pPr>
+        <w:ind w:left="6480" w:hanging="180"/>
+      </w:pPr>
+    </w:lvl>
+  </w:abstractNum>
+  <w:abstractNum w:abstractNumId="43" w15:restartNumberingAfterBreak="0">
     <w:nsid w:val="612B7A54"/>
     <w:multiLevelType w:val="multilevel"/>
     <w:tmpl w:val="35D812F0"/>
@@ -8402,7 +13966,7 @@
       </w:rPr>
     </w:lvl>
   </w:abstractNum>
-  <w:abstractNum w:abstractNumId="24" w15:restartNumberingAfterBreak="0">
+  <w:abstractNum w:abstractNumId="44" w15:restartNumberingAfterBreak="0">
     <w:nsid w:val="64CA6CB6"/>
     <w:multiLevelType w:val="hybridMultilevel"/>
     <w:tmpl w:val="90F4769E"/>
@@ -8515,7 +14079,7 @@
       </w:rPr>
     </w:lvl>
   </w:abstractNum>
-  <w:abstractNum w:abstractNumId="25" w15:restartNumberingAfterBreak="0">
+  <w:abstractNum w:abstractNumId="45" w15:restartNumberingAfterBreak="0">
     <w:nsid w:val="64F55163"/>
     <w:multiLevelType w:val="multilevel"/>
     <w:tmpl w:val="3572CD5A"/>
@@ -8644,7 +14208,7 @@
       </w:rPr>
     </w:lvl>
   </w:abstractNum>
-  <w:abstractNum w:abstractNumId="26" w15:restartNumberingAfterBreak="0">
+  <w:abstractNum w:abstractNumId="46" w15:restartNumberingAfterBreak="0">
     <w:nsid w:val="668673B5"/>
     <w:multiLevelType w:val="hybridMultilevel"/>
     <w:tmpl w:val="ABC2E65A"/>
@@ -8759,7 +14323,233 @@
       </w:rPr>
     </w:lvl>
   </w:abstractNum>
-  <w:abstractNum w:abstractNumId="27" w15:restartNumberingAfterBreak="0">
+  <w:abstractNum w:abstractNumId="47" w15:restartNumberingAfterBreak="0">
+    <w:nsid w:val="67631656"/>
+    <w:multiLevelType w:val="hybridMultilevel"/>
+    <w:tmpl w:val="C5BEA0D0"/>
+    <w:lvl w:ilvl="0" w:tplc="08160001">
+      <w:start w:val="1"/>
+      <w:numFmt w:val="bullet"/>
+      <w:lvlText w:val=""/>
+      <w:lvlJc w:val="left"/>
+      <w:pPr>
+        <w:ind w:left="720" w:hanging="360"/>
+      </w:pPr>
+      <w:rPr>
+        <w:rFonts w:ascii="Symbol" w:hAnsi="Symbol" w:hint="default"/>
+      </w:rPr>
+    </w:lvl>
+    <w:lvl w:ilvl="1" w:tplc="08160003" w:tentative="1">
+      <w:start w:val="1"/>
+      <w:numFmt w:val="bullet"/>
+      <w:lvlText w:val="o"/>
+      <w:lvlJc w:val="left"/>
+      <w:pPr>
+        <w:ind w:left="1440" w:hanging="360"/>
+      </w:pPr>
+      <w:rPr>
+        <w:rFonts w:ascii="Courier New" w:hAnsi="Courier New" w:cs="Courier New" w:hint="default"/>
+      </w:rPr>
+    </w:lvl>
+    <w:lvl w:ilvl="2" w:tplc="08160005" w:tentative="1">
+      <w:start w:val="1"/>
+      <w:numFmt w:val="bullet"/>
+      <w:lvlText w:val=""/>
+      <w:lvlJc w:val="left"/>
+      <w:pPr>
+        <w:ind w:left="2160" w:hanging="360"/>
+      </w:pPr>
+      <w:rPr>
+        <w:rFonts w:ascii="Wingdings" w:hAnsi="Wingdings" w:hint="default"/>
+      </w:rPr>
+    </w:lvl>
+    <w:lvl w:ilvl="3" w:tplc="08160001" w:tentative="1">
+      <w:start w:val="1"/>
+      <w:numFmt w:val="bullet"/>
+      <w:lvlText w:val=""/>
+      <w:lvlJc w:val="left"/>
+      <w:pPr>
+        <w:ind w:left="2880" w:hanging="360"/>
+      </w:pPr>
+      <w:rPr>
+        <w:rFonts w:ascii="Symbol" w:hAnsi="Symbol" w:hint="default"/>
+      </w:rPr>
+    </w:lvl>
+    <w:lvl w:ilvl="4" w:tplc="08160003" w:tentative="1">
+      <w:start w:val="1"/>
+      <w:numFmt w:val="bullet"/>
+      <w:lvlText w:val="o"/>
+      <w:lvlJc w:val="left"/>
+      <w:pPr>
+        <w:ind w:left="3600" w:hanging="360"/>
+      </w:pPr>
+      <w:rPr>
+        <w:rFonts w:ascii="Courier New" w:hAnsi="Courier New" w:cs="Courier New" w:hint="default"/>
+      </w:rPr>
+    </w:lvl>
+    <w:lvl w:ilvl="5" w:tplc="08160005" w:tentative="1">
+      <w:start w:val="1"/>
+      <w:numFmt w:val="bullet"/>
+      <w:lvlText w:val=""/>
+      <w:lvlJc w:val="left"/>
+      <w:pPr>
+        <w:ind w:left="4320" w:hanging="360"/>
+      </w:pPr>
+      <w:rPr>
+        <w:rFonts w:ascii="Wingdings" w:hAnsi="Wingdings" w:hint="default"/>
+      </w:rPr>
+    </w:lvl>
+    <w:lvl w:ilvl="6" w:tplc="08160001" w:tentative="1">
+      <w:start w:val="1"/>
+      <w:numFmt w:val="bullet"/>
+      <w:lvlText w:val=""/>
+      <w:lvlJc w:val="left"/>
+      <w:pPr>
+        <w:ind w:left="5040" w:hanging="360"/>
+      </w:pPr>
+      <w:rPr>
+        <w:rFonts w:ascii="Symbol" w:hAnsi="Symbol" w:hint="default"/>
+      </w:rPr>
+    </w:lvl>
+    <w:lvl w:ilvl="7" w:tplc="08160003" w:tentative="1">
+      <w:start w:val="1"/>
+      <w:numFmt w:val="bullet"/>
+      <w:lvlText w:val="o"/>
+      <w:lvlJc w:val="left"/>
+      <w:pPr>
+        <w:ind w:left="5760" w:hanging="360"/>
+      </w:pPr>
+      <w:rPr>
+        <w:rFonts w:ascii="Courier New" w:hAnsi="Courier New" w:cs="Courier New" w:hint="default"/>
+      </w:rPr>
+    </w:lvl>
+    <w:lvl w:ilvl="8" w:tplc="08160005" w:tentative="1">
+      <w:start w:val="1"/>
+      <w:numFmt w:val="bullet"/>
+      <w:lvlText w:val=""/>
+      <w:lvlJc w:val="left"/>
+      <w:pPr>
+        <w:ind w:left="6480" w:hanging="360"/>
+      </w:pPr>
+      <w:rPr>
+        <w:rFonts w:ascii="Wingdings" w:hAnsi="Wingdings" w:hint="default"/>
+      </w:rPr>
+    </w:lvl>
+  </w:abstractNum>
+  <w:abstractNum w:abstractNumId="48" w15:restartNumberingAfterBreak="0">
+    <w:nsid w:val="681F337D"/>
+    <w:multiLevelType w:val="hybridMultilevel"/>
+    <w:tmpl w:val="F222A744"/>
+    <w:lvl w:ilvl="0" w:tplc="0816000B">
+      <w:start w:val="1"/>
+      <w:numFmt w:val="bullet"/>
+      <w:lvlText w:val=""/>
+      <w:lvlJc w:val="left"/>
+      <w:pPr>
+        <w:ind w:left="720" w:hanging="360"/>
+      </w:pPr>
+      <w:rPr>
+        <w:rFonts w:ascii="Wingdings" w:hAnsi="Wingdings" w:hint="default"/>
+      </w:rPr>
+    </w:lvl>
+    <w:lvl w:ilvl="1" w:tplc="08160003" w:tentative="1">
+      <w:start w:val="1"/>
+      <w:numFmt w:val="bullet"/>
+      <w:lvlText w:val="o"/>
+      <w:lvlJc w:val="left"/>
+      <w:pPr>
+        <w:ind w:left="1440" w:hanging="360"/>
+      </w:pPr>
+      <w:rPr>
+        <w:rFonts w:ascii="Courier New" w:hAnsi="Courier New" w:cs="Courier New" w:hint="default"/>
+      </w:rPr>
+    </w:lvl>
+    <w:lvl w:ilvl="2" w:tplc="08160005" w:tentative="1">
+      <w:start w:val="1"/>
+      <w:numFmt w:val="bullet"/>
+      <w:lvlText w:val=""/>
+      <w:lvlJc w:val="left"/>
+      <w:pPr>
+        <w:ind w:left="2160" w:hanging="360"/>
+      </w:pPr>
+      <w:rPr>
+        <w:rFonts w:ascii="Wingdings" w:hAnsi="Wingdings" w:hint="default"/>
+      </w:rPr>
+    </w:lvl>
+    <w:lvl w:ilvl="3" w:tplc="08160001" w:tentative="1">
+      <w:start w:val="1"/>
+      <w:numFmt w:val="bullet"/>
+      <w:lvlText w:val=""/>
+      <w:lvlJc w:val="left"/>
+      <w:pPr>
+        <w:ind w:left="2880" w:hanging="360"/>
+      </w:pPr>
+      <w:rPr>
+        <w:rFonts w:ascii="Symbol" w:hAnsi="Symbol" w:hint="default"/>
+      </w:rPr>
+    </w:lvl>
+    <w:lvl w:ilvl="4" w:tplc="08160003" w:tentative="1">
+      <w:start w:val="1"/>
+      <w:numFmt w:val="bullet"/>
+      <w:lvlText w:val="o"/>
+      <w:lvlJc w:val="left"/>
+      <w:pPr>
+        <w:ind w:left="3600" w:hanging="360"/>
+      </w:pPr>
+      <w:rPr>
+        <w:rFonts w:ascii="Courier New" w:hAnsi="Courier New" w:cs="Courier New" w:hint="default"/>
+      </w:rPr>
+    </w:lvl>
+    <w:lvl w:ilvl="5" w:tplc="08160005" w:tentative="1">
+      <w:start w:val="1"/>
+      <w:numFmt w:val="bullet"/>
+      <w:lvlText w:val=""/>
+      <w:lvlJc w:val="left"/>
+      <w:pPr>
+        <w:ind w:left="4320" w:hanging="360"/>
+      </w:pPr>
+      <w:rPr>
+        <w:rFonts w:ascii="Wingdings" w:hAnsi="Wingdings" w:hint="default"/>
+      </w:rPr>
+    </w:lvl>
+    <w:lvl w:ilvl="6" w:tplc="08160001" w:tentative="1">
+      <w:start w:val="1"/>
+      <w:numFmt w:val="bullet"/>
+      <w:lvlText w:val=""/>
+      <w:lvlJc w:val="left"/>
+      <w:pPr>
+        <w:ind w:left="5040" w:hanging="360"/>
+      </w:pPr>
+      <w:rPr>
+        <w:rFonts w:ascii="Symbol" w:hAnsi="Symbol" w:hint="default"/>
+      </w:rPr>
+    </w:lvl>
+    <w:lvl w:ilvl="7" w:tplc="08160003" w:tentative="1">
+      <w:start w:val="1"/>
+      <w:numFmt w:val="bullet"/>
+      <w:lvlText w:val="o"/>
+      <w:lvlJc w:val="left"/>
+      <w:pPr>
+        <w:ind w:left="5760" w:hanging="360"/>
+      </w:pPr>
+      <w:rPr>
+        <w:rFonts w:ascii="Courier New" w:hAnsi="Courier New" w:cs="Courier New" w:hint="default"/>
+      </w:rPr>
+    </w:lvl>
+    <w:lvl w:ilvl="8" w:tplc="08160005" w:tentative="1">
+      <w:start w:val="1"/>
+      <w:numFmt w:val="bullet"/>
+      <w:lvlText w:val=""/>
+      <w:lvlJc w:val="left"/>
+      <w:pPr>
+        <w:ind w:left="6480" w:hanging="360"/>
+      </w:pPr>
+      <w:rPr>
+        <w:rFonts w:ascii="Wingdings" w:hAnsi="Wingdings" w:hint="default"/>
+      </w:rPr>
+    </w:lvl>
+  </w:abstractNum>
+  <w:abstractNum w:abstractNumId="49" w15:restartNumberingAfterBreak="0">
     <w:nsid w:val="68B96191"/>
     <w:multiLevelType w:val="hybridMultilevel"/>
     <w:tmpl w:val="9A9E36B8"/>
@@ -8872,7 +14662,411 @@
       </w:rPr>
     </w:lvl>
   </w:abstractNum>
-  <w:abstractNum w:abstractNumId="28" w15:restartNumberingAfterBreak="0">
+  <w:abstractNum w:abstractNumId="50" w15:restartNumberingAfterBreak="0">
+    <w:nsid w:val="69025036"/>
+    <w:multiLevelType w:val="hybridMultilevel"/>
+    <w:tmpl w:val="01C40228"/>
+    <w:lvl w:ilvl="0" w:tplc="743A7742">
+      <w:start w:val="1"/>
+      <w:numFmt w:val="lowerLetter"/>
+      <w:lvlText w:val="(%1)"/>
+      <w:lvlJc w:val="left"/>
+      <w:pPr>
+        <w:ind w:left="720" w:hanging="360"/>
+      </w:pPr>
+      <w:rPr>
+        <w:rFonts w:hint="default"/>
+      </w:rPr>
+    </w:lvl>
+    <w:lvl w:ilvl="1" w:tplc="08160019" w:tentative="1">
+      <w:start w:val="1"/>
+      <w:numFmt w:val="lowerLetter"/>
+      <w:lvlText w:val="%2."/>
+      <w:lvlJc w:val="left"/>
+      <w:pPr>
+        <w:ind w:left="1440" w:hanging="360"/>
+      </w:pPr>
+    </w:lvl>
+    <w:lvl w:ilvl="2" w:tplc="0816001B" w:tentative="1">
+      <w:start w:val="1"/>
+      <w:numFmt w:val="lowerRoman"/>
+      <w:lvlText w:val="%3."/>
+      <w:lvlJc w:val="right"/>
+      <w:pPr>
+        <w:ind w:left="2160" w:hanging="180"/>
+      </w:pPr>
+    </w:lvl>
+    <w:lvl w:ilvl="3" w:tplc="0816000F" w:tentative="1">
+      <w:start w:val="1"/>
+      <w:numFmt w:val="decimal"/>
+      <w:lvlText w:val="%4."/>
+      <w:lvlJc w:val="left"/>
+      <w:pPr>
+        <w:ind w:left="2880" w:hanging="360"/>
+      </w:pPr>
+    </w:lvl>
+    <w:lvl w:ilvl="4" w:tplc="08160019" w:tentative="1">
+      <w:start w:val="1"/>
+      <w:numFmt w:val="lowerLetter"/>
+      <w:lvlText w:val="%5."/>
+      <w:lvlJc w:val="left"/>
+      <w:pPr>
+        <w:ind w:left="3600" w:hanging="360"/>
+      </w:pPr>
+    </w:lvl>
+    <w:lvl w:ilvl="5" w:tplc="0816001B" w:tentative="1">
+      <w:start w:val="1"/>
+      <w:numFmt w:val="lowerRoman"/>
+      <w:lvlText w:val="%6."/>
+      <w:lvlJc w:val="right"/>
+      <w:pPr>
+        <w:ind w:left="4320" w:hanging="180"/>
+      </w:pPr>
+    </w:lvl>
+    <w:lvl w:ilvl="6" w:tplc="0816000F" w:tentative="1">
+      <w:start w:val="1"/>
+      <w:numFmt w:val="decimal"/>
+      <w:lvlText w:val="%7."/>
+      <w:lvlJc w:val="left"/>
+      <w:pPr>
+        <w:ind w:left="5040" w:hanging="360"/>
+      </w:pPr>
+    </w:lvl>
+    <w:lvl w:ilvl="7" w:tplc="08160019" w:tentative="1">
+      <w:start w:val="1"/>
+      <w:numFmt w:val="lowerLetter"/>
+      <w:lvlText w:val="%8."/>
+      <w:lvlJc w:val="left"/>
+      <w:pPr>
+        <w:ind w:left="5760" w:hanging="360"/>
+      </w:pPr>
+    </w:lvl>
+    <w:lvl w:ilvl="8" w:tplc="0816001B" w:tentative="1">
+      <w:start w:val="1"/>
+      <w:numFmt w:val="lowerRoman"/>
+      <w:lvlText w:val="%9."/>
+      <w:lvlJc w:val="right"/>
+      <w:pPr>
+        <w:ind w:left="6480" w:hanging="180"/>
+      </w:pPr>
+    </w:lvl>
+  </w:abstractNum>
+  <w:abstractNum w:abstractNumId="51" w15:restartNumberingAfterBreak="0">
+    <w:nsid w:val="6D7B5AD6"/>
+    <w:multiLevelType w:val="hybridMultilevel"/>
+    <w:tmpl w:val="51521F84"/>
+    <w:lvl w:ilvl="0" w:tplc="0816000B">
+      <w:start w:val="1"/>
+      <w:numFmt w:val="bullet"/>
+      <w:lvlText w:val=""/>
+      <w:lvlJc w:val="left"/>
+      <w:pPr>
+        <w:ind w:left="1068" w:hanging="360"/>
+      </w:pPr>
+      <w:rPr>
+        <w:rFonts w:ascii="Wingdings" w:hAnsi="Wingdings" w:hint="default"/>
+      </w:rPr>
+    </w:lvl>
+    <w:lvl w:ilvl="1" w:tplc="FFFFFFFF" w:tentative="1">
+      <w:start w:val="1"/>
+      <w:numFmt w:val="bullet"/>
+      <w:lvlText w:val="o"/>
+      <w:lvlJc w:val="left"/>
+      <w:pPr>
+        <w:ind w:left="1788" w:hanging="360"/>
+      </w:pPr>
+      <w:rPr>
+        <w:rFonts w:ascii="Courier New" w:hAnsi="Courier New" w:cs="Courier New" w:hint="default"/>
+      </w:rPr>
+    </w:lvl>
+    <w:lvl w:ilvl="2" w:tplc="FFFFFFFF" w:tentative="1">
+      <w:start w:val="1"/>
+      <w:numFmt w:val="bullet"/>
+      <w:lvlText w:val=""/>
+      <w:lvlJc w:val="left"/>
+      <w:pPr>
+        <w:ind w:left="2508" w:hanging="360"/>
+      </w:pPr>
+      <w:rPr>
+        <w:rFonts w:ascii="Wingdings" w:hAnsi="Wingdings" w:hint="default"/>
+      </w:rPr>
+    </w:lvl>
+    <w:lvl w:ilvl="3" w:tplc="FFFFFFFF" w:tentative="1">
+      <w:start w:val="1"/>
+      <w:numFmt w:val="bullet"/>
+      <w:lvlText w:val=""/>
+      <w:lvlJc w:val="left"/>
+      <w:pPr>
+        <w:ind w:left="3228" w:hanging="360"/>
+      </w:pPr>
+      <w:rPr>
+        <w:rFonts w:ascii="Symbol" w:hAnsi="Symbol" w:hint="default"/>
+      </w:rPr>
+    </w:lvl>
+    <w:lvl w:ilvl="4" w:tplc="FFFFFFFF" w:tentative="1">
+      <w:start w:val="1"/>
+      <w:numFmt w:val="bullet"/>
+      <w:lvlText w:val="o"/>
+      <w:lvlJc w:val="left"/>
+      <w:pPr>
+        <w:ind w:left="3948" w:hanging="360"/>
+      </w:pPr>
+      <w:rPr>
+        <w:rFonts w:ascii="Courier New" w:hAnsi="Courier New" w:cs="Courier New" w:hint="default"/>
+      </w:rPr>
+    </w:lvl>
+    <w:lvl w:ilvl="5" w:tplc="FFFFFFFF" w:tentative="1">
+      <w:start w:val="1"/>
+      <w:numFmt w:val="bullet"/>
+      <w:lvlText w:val=""/>
+      <w:lvlJc w:val="left"/>
+      <w:pPr>
+        <w:ind w:left="4668" w:hanging="360"/>
+      </w:pPr>
+      <w:rPr>
+        <w:rFonts w:ascii="Wingdings" w:hAnsi="Wingdings" w:hint="default"/>
+      </w:rPr>
+    </w:lvl>
+    <w:lvl w:ilvl="6" w:tplc="FFFFFFFF" w:tentative="1">
+      <w:start w:val="1"/>
+      <w:numFmt w:val="bullet"/>
+      <w:lvlText w:val=""/>
+      <w:lvlJc w:val="left"/>
+      <w:pPr>
+        <w:ind w:left="5388" w:hanging="360"/>
+      </w:pPr>
+      <w:rPr>
+        <w:rFonts w:ascii="Symbol" w:hAnsi="Symbol" w:hint="default"/>
+      </w:rPr>
+    </w:lvl>
+    <w:lvl w:ilvl="7" w:tplc="FFFFFFFF" w:tentative="1">
+      <w:start w:val="1"/>
+      <w:numFmt w:val="bullet"/>
+      <w:lvlText w:val="o"/>
+      <w:lvlJc w:val="left"/>
+      <w:pPr>
+        <w:ind w:left="6108" w:hanging="360"/>
+      </w:pPr>
+      <w:rPr>
+        <w:rFonts w:ascii="Courier New" w:hAnsi="Courier New" w:cs="Courier New" w:hint="default"/>
+      </w:rPr>
+    </w:lvl>
+    <w:lvl w:ilvl="8" w:tplc="FFFFFFFF" w:tentative="1">
+      <w:start w:val="1"/>
+      <w:numFmt w:val="bullet"/>
+      <w:lvlText w:val=""/>
+      <w:lvlJc w:val="left"/>
+      <w:pPr>
+        <w:ind w:left="6828" w:hanging="360"/>
+      </w:pPr>
+      <w:rPr>
+        <w:rFonts w:ascii="Wingdings" w:hAnsi="Wingdings" w:hint="default"/>
+      </w:rPr>
+    </w:lvl>
+  </w:abstractNum>
+  <w:abstractNum w:abstractNumId="52" w15:restartNumberingAfterBreak="0">
+    <w:nsid w:val="790342AC"/>
+    <w:multiLevelType w:val="hybridMultilevel"/>
+    <w:tmpl w:val="32568356"/>
+    <w:lvl w:ilvl="0" w:tplc="08160001">
+      <w:start w:val="1"/>
+      <w:numFmt w:val="bullet"/>
+      <w:lvlText w:val=""/>
+      <w:lvlJc w:val="left"/>
+      <w:pPr>
+        <w:ind w:left="720" w:hanging="360"/>
+      </w:pPr>
+      <w:rPr>
+        <w:rFonts w:ascii="Symbol" w:hAnsi="Symbol" w:hint="default"/>
+      </w:rPr>
+    </w:lvl>
+    <w:lvl w:ilvl="1" w:tplc="FFFFFFFF" w:tentative="1">
+      <w:start w:val="1"/>
+      <w:numFmt w:val="bullet"/>
+      <w:lvlText w:val="o"/>
+      <w:lvlJc w:val="left"/>
+      <w:pPr>
+        <w:ind w:left="1440" w:hanging="360"/>
+      </w:pPr>
+      <w:rPr>
+        <w:rFonts w:ascii="Courier New" w:hAnsi="Courier New" w:cs="Courier New" w:hint="default"/>
+      </w:rPr>
+    </w:lvl>
+    <w:lvl w:ilvl="2" w:tplc="FFFFFFFF" w:tentative="1">
+      <w:start w:val="1"/>
+      <w:numFmt w:val="bullet"/>
+      <w:lvlText w:val=""/>
+      <w:lvlJc w:val="left"/>
+      <w:pPr>
+        <w:ind w:left="2160" w:hanging="360"/>
+      </w:pPr>
+      <w:rPr>
+        <w:rFonts w:ascii="Wingdings" w:hAnsi="Wingdings" w:hint="default"/>
+      </w:rPr>
+    </w:lvl>
+    <w:lvl w:ilvl="3" w:tplc="FFFFFFFF" w:tentative="1">
+      <w:start w:val="1"/>
+      <w:numFmt w:val="bullet"/>
+      <w:lvlText w:val=""/>
+      <w:lvlJc w:val="left"/>
+      <w:pPr>
+        <w:ind w:left="2880" w:hanging="360"/>
+      </w:pPr>
+      <w:rPr>
+        <w:rFonts w:ascii="Symbol" w:hAnsi="Symbol" w:hint="default"/>
+      </w:rPr>
+    </w:lvl>
+    <w:lvl w:ilvl="4" w:tplc="FFFFFFFF" w:tentative="1">
+      <w:start w:val="1"/>
+      <w:numFmt w:val="bullet"/>
+      <w:lvlText w:val="o"/>
+      <w:lvlJc w:val="left"/>
+      <w:pPr>
+        <w:ind w:left="3600" w:hanging="360"/>
+      </w:pPr>
+      <w:rPr>
+        <w:rFonts w:ascii="Courier New" w:hAnsi="Courier New" w:cs="Courier New" w:hint="default"/>
+      </w:rPr>
+    </w:lvl>
+    <w:lvl w:ilvl="5" w:tplc="FFFFFFFF" w:tentative="1">
+      <w:start w:val="1"/>
+      <w:numFmt w:val="bullet"/>
+      <w:lvlText w:val=""/>
+      <w:lvlJc w:val="left"/>
+      <w:pPr>
+        <w:ind w:left="4320" w:hanging="360"/>
+      </w:pPr>
+      <w:rPr>
+        <w:rFonts w:ascii="Wingdings" w:hAnsi="Wingdings" w:hint="default"/>
+      </w:rPr>
+    </w:lvl>
+    <w:lvl w:ilvl="6" w:tplc="FFFFFFFF" w:tentative="1">
+      <w:start w:val="1"/>
+      <w:numFmt w:val="bullet"/>
+      <w:lvlText w:val=""/>
+      <w:lvlJc w:val="left"/>
+      <w:pPr>
+        <w:ind w:left="5040" w:hanging="360"/>
+      </w:pPr>
+      <w:rPr>
+        <w:rFonts w:ascii="Symbol" w:hAnsi="Symbol" w:hint="default"/>
+      </w:rPr>
+    </w:lvl>
+    <w:lvl w:ilvl="7" w:tplc="FFFFFFFF" w:tentative="1">
+      <w:start w:val="1"/>
+      <w:numFmt w:val="bullet"/>
+      <w:lvlText w:val="o"/>
+      <w:lvlJc w:val="left"/>
+      <w:pPr>
+        <w:ind w:left="5760" w:hanging="360"/>
+      </w:pPr>
+      <w:rPr>
+        <w:rFonts w:ascii="Courier New" w:hAnsi="Courier New" w:cs="Courier New" w:hint="default"/>
+      </w:rPr>
+    </w:lvl>
+    <w:lvl w:ilvl="8" w:tplc="FFFFFFFF" w:tentative="1">
+      <w:start w:val="1"/>
+      <w:numFmt w:val="bullet"/>
+      <w:lvlText w:val=""/>
+      <w:lvlJc w:val="left"/>
+      <w:pPr>
+        <w:ind w:left="6480" w:hanging="360"/>
+      </w:pPr>
+      <w:rPr>
+        <w:rFonts w:ascii="Wingdings" w:hAnsi="Wingdings" w:hint="default"/>
+      </w:rPr>
+    </w:lvl>
+  </w:abstractNum>
+  <w:abstractNum w:abstractNumId="53" w15:restartNumberingAfterBreak="0">
+    <w:nsid w:val="7D476D84"/>
+    <w:multiLevelType w:val="hybridMultilevel"/>
+    <w:tmpl w:val="B352C7E8"/>
+    <w:lvl w:ilvl="0" w:tplc="743A7742">
+      <w:start w:val="1"/>
+      <w:numFmt w:val="lowerLetter"/>
+      <w:lvlText w:val="(%1)"/>
+      <w:lvlJc w:val="left"/>
+      <w:pPr>
+        <w:ind w:left="720" w:hanging="360"/>
+      </w:pPr>
+      <w:rPr>
+        <w:rFonts w:hint="default"/>
+      </w:rPr>
+    </w:lvl>
+    <w:lvl w:ilvl="1" w:tplc="08160019" w:tentative="1">
+      <w:start w:val="1"/>
+      <w:numFmt w:val="lowerLetter"/>
+      <w:lvlText w:val="%2."/>
+      <w:lvlJc w:val="left"/>
+      <w:pPr>
+        <w:ind w:left="1440" w:hanging="360"/>
+      </w:pPr>
+    </w:lvl>
+    <w:lvl w:ilvl="2" w:tplc="0816001B" w:tentative="1">
+      <w:start w:val="1"/>
+      <w:numFmt w:val="lowerRoman"/>
+      <w:lvlText w:val="%3."/>
+      <w:lvlJc w:val="right"/>
+      <w:pPr>
+        <w:ind w:left="2160" w:hanging="180"/>
+      </w:pPr>
+    </w:lvl>
+    <w:lvl w:ilvl="3" w:tplc="0816000F" w:tentative="1">
+      <w:start w:val="1"/>
+      <w:numFmt w:val="decimal"/>
+      <w:lvlText w:val="%4."/>
+      <w:lvlJc w:val="left"/>
+      <w:pPr>
+        <w:ind w:left="2880" w:hanging="360"/>
+      </w:pPr>
+    </w:lvl>
+    <w:lvl w:ilvl="4" w:tplc="08160019" w:tentative="1">
+      <w:start w:val="1"/>
+      <w:numFmt w:val="lowerLetter"/>
+      <w:lvlText w:val="%5."/>
+      <w:lvlJc w:val="left"/>
+      <w:pPr>
+        <w:ind w:left="3600" w:hanging="360"/>
+      </w:pPr>
+    </w:lvl>
+    <w:lvl w:ilvl="5" w:tplc="0816001B" w:tentative="1">
+      <w:start w:val="1"/>
+      <w:numFmt w:val="lowerRoman"/>
+      <w:lvlText w:val="%6."/>
+      <w:lvlJc w:val="right"/>
+      <w:pPr>
+        <w:ind w:left="4320" w:hanging="180"/>
+      </w:pPr>
+    </w:lvl>
+    <w:lvl w:ilvl="6" w:tplc="0816000F" w:tentative="1">
+      <w:start w:val="1"/>
+      <w:numFmt w:val="decimal"/>
+      <w:lvlText w:val="%7."/>
+      <w:lvlJc w:val="left"/>
+      <w:pPr>
+        <w:ind w:left="5040" w:hanging="360"/>
+      </w:pPr>
+    </w:lvl>
+    <w:lvl w:ilvl="7" w:tplc="08160019" w:tentative="1">
+      <w:start w:val="1"/>
+      <w:numFmt w:val="lowerLetter"/>
+      <w:lvlText w:val="%8."/>
+      <w:lvlJc w:val="left"/>
+      <w:pPr>
+        <w:ind w:left="5760" w:hanging="360"/>
+      </w:pPr>
+    </w:lvl>
+    <w:lvl w:ilvl="8" w:tplc="0816001B" w:tentative="1">
+      <w:start w:val="1"/>
+      <w:numFmt w:val="lowerRoman"/>
+      <w:lvlText w:val="%9."/>
+      <w:lvlJc w:val="right"/>
+      <w:pPr>
+        <w:ind w:left="6480" w:hanging="180"/>
+      </w:pPr>
+    </w:lvl>
+  </w:abstractNum>
+  <w:abstractNum w:abstractNumId="54" w15:restartNumberingAfterBreak="0">
     <w:nsid w:val="7EAA1FA2"/>
     <w:multiLevelType w:val="multilevel"/>
     <w:tmpl w:val="704A6186"/>
@@ -9021,92 +15215,402 @@
       </w:rPr>
     </w:lvl>
   </w:abstractNum>
+  <w:abstractNum w:abstractNumId="55" w15:restartNumberingAfterBreak="0">
+    <w:nsid w:val="7F385848"/>
+    <w:multiLevelType w:val="hybridMultilevel"/>
+    <w:tmpl w:val="202EFB88"/>
+    <w:lvl w:ilvl="0" w:tplc="08160001">
+      <w:start w:val="1"/>
+      <w:numFmt w:val="bullet"/>
+      <w:lvlText w:val=""/>
+      <w:lvlJc w:val="left"/>
+      <w:pPr>
+        <w:ind w:left="720" w:hanging="360"/>
+      </w:pPr>
+      <w:rPr>
+        <w:rFonts w:ascii="Symbol" w:hAnsi="Symbol" w:hint="default"/>
+      </w:rPr>
+    </w:lvl>
+    <w:lvl w:ilvl="1" w:tplc="08160003" w:tentative="1">
+      <w:start w:val="1"/>
+      <w:numFmt w:val="bullet"/>
+      <w:lvlText w:val="o"/>
+      <w:lvlJc w:val="left"/>
+      <w:pPr>
+        <w:ind w:left="1440" w:hanging="360"/>
+      </w:pPr>
+      <w:rPr>
+        <w:rFonts w:ascii="Courier New" w:hAnsi="Courier New" w:cs="Courier New" w:hint="default"/>
+      </w:rPr>
+    </w:lvl>
+    <w:lvl w:ilvl="2" w:tplc="08160005" w:tentative="1">
+      <w:start w:val="1"/>
+      <w:numFmt w:val="bullet"/>
+      <w:lvlText w:val=""/>
+      <w:lvlJc w:val="left"/>
+      <w:pPr>
+        <w:ind w:left="2160" w:hanging="360"/>
+      </w:pPr>
+      <w:rPr>
+        <w:rFonts w:ascii="Wingdings" w:hAnsi="Wingdings" w:hint="default"/>
+      </w:rPr>
+    </w:lvl>
+    <w:lvl w:ilvl="3" w:tplc="08160001" w:tentative="1">
+      <w:start w:val="1"/>
+      <w:numFmt w:val="bullet"/>
+      <w:lvlText w:val=""/>
+      <w:lvlJc w:val="left"/>
+      <w:pPr>
+        <w:ind w:left="2880" w:hanging="360"/>
+      </w:pPr>
+      <w:rPr>
+        <w:rFonts w:ascii="Symbol" w:hAnsi="Symbol" w:hint="default"/>
+      </w:rPr>
+    </w:lvl>
+    <w:lvl w:ilvl="4" w:tplc="08160003" w:tentative="1">
+      <w:start w:val="1"/>
+      <w:numFmt w:val="bullet"/>
+      <w:lvlText w:val="o"/>
+      <w:lvlJc w:val="left"/>
+      <w:pPr>
+        <w:ind w:left="3600" w:hanging="360"/>
+      </w:pPr>
+      <w:rPr>
+        <w:rFonts w:ascii="Courier New" w:hAnsi="Courier New" w:cs="Courier New" w:hint="default"/>
+      </w:rPr>
+    </w:lvl>
+    <w:lvl w:ilvl="5" w:tplc="08160005" w:tentative="1">
+      <w:start w:val="1"/>
+      <w:numFmt w:val="bullet"/>
+      <w:lvlText w:val=""/>
+      <w:lvlJc w:val="left"/>
+      <w:pPr>
+        <w:ind w:left="4320" w:hanging="360"/>
+      </w:pPr>
+      <w:rPr>
+        <w:rFonts w:ascii="Wingdings" w:hAnsi="Wingdings" w:hint="default"/>
+      </w:rPr>
+    </w:lvl>
+    <w:lvl w:ilvl="6" w:tplc="08160001" w:tentative="1">
+      <w:start w:val="1"/>
+      <w:numFmt w:val="bullet"/>
+      <w:lvlText w:val=""/>
+      <w:lvlJc w:val="left"/>
+      <w:pPr>
+        <w:ind w:left="5040" w:hanging="360"/>
+      </w:pPr>
+      <w:rPr>
+        <w:rFonts w:ascii="Symbol" w:hAnsi="Symbol" w:hint="default"/>
+      </w:rPr>
+    </w:lvl>
+    <w:lvl w:ilvl="7" w:tplc="08160003" w:tentative="1">
+      <w:start w:val="1"/>
+      <w:numFmt w:val="bullet"/>
+      <w:lvlText w:val="o"/>
+      <w:lvlJc w:val="left"/>
+      <w:pPr>
+        <w:ind w:left="5760" w:hanging="360"/>
+      </w:pPr>
+      <w:rPr>
+        <w:rFonts w:ascii="Courier New" w:hAnsi="Courier New" w:cs="Courier New" w:hint="default"/>
+      </w:rPr>
+    </w:lvl>
+    <w:lvl w:ilvl="8" w:tplc="08160005" w:tentative="1">
+      <w:start w:val="1"/>
+      <w:numFmt w:val="bullet"/>
+      <w:lvlText w:val=""/>
+      <w:lvlJc w:val="left"/>
+      <w:pPr>
+        <w:ind w:left="6480" w:hanging="360"/>
+      </w:pPr>
+      <w:rPr>
+        <w:rFonts w:ascii="Wingdings" w:hAnsi="Wingdings" w:hint="default"/>
+      </w:rPr>
+    </w:lvl>
+  </w:abstractNum>
+  <w:abstractNum w:abstractNumId="56" w15:restartNumberingAfterBreak="0">
+    <w:nsid w:val="7F3C680F"/>
+    <w:multiLevelType w:val="hybridMultilevel"/>
+    <w:tmpl w:val="B804F142"/>
+    <w:lvl w:ilvl="0" w:tplc="0816000B">
+      <w:start w:val="1"/>
+      <w:numFmt w:val="bullet"/>
+      <w:lvlText w:val=""/>
+      <w:lvlJc w:val="left"/>
+      <w:pPr>
+        <w:ind w:left="720" w:hanging="360"/>
+      </w:pPr>
+      <w:rPr>
+        <w:rFonts w:ascii="Wingdings" w:hAnsi="Wingdings" w:hint="default"/>
+      </w:rPr>
+    </w:lvl>
+    <w:lvl w:ilvl="1" w:tplc="08160003" w:tentative="1">
+      <w:start w:val="1"/>
+      <w:numFmt w:val="bullet"/>
+      <w:lvlText w:val="o"/>
+      <w:lvlJc w:val="left"/>
+      <w:pPr>
+        <w:ind w:left="1440" w:hanging="360"/>
+      </w:pPr>
+      <w:rPr>
+        <w:rFonts w:ascii="Courier New" w:hAnsi="Courier New" w:cs="Courier New" w:hint="default"/>
+      </w:rPr>
+    </w:lvl>
+    <w:lvl w:ilvl="2" w:tplc="08160005" w:tentative="1">
+      <w:start w:val="1"/>
+      <w:numFmt w:val="bullet"/>
+      <w:lvlText w:val=""/>
+      <w:lvlJc w:val="left"/>
+      <w:pPr>
+        <w:ind w:left="2160" w:hanging="360"/>
+      </w:pPr>
+      <w:rPr>
+        <w:rFonts w:ascii="Wingdings" w:hAnsi="Wingdings" w:hint="default"/>
+      </w:rPr>
+    </w:lvl>
+    <w:lvl w:ilvl="3" w:tplc="08160001" w:tentative="1">
+      <w:start w:val="1"/>
+      <w:numFmt w:val="bullet"/>
+      <w:lvlText w:val=""/>
+      <w:lvlJc w:val="left"/>
+      <w:pPr>
+        <w:ind w:left="2880" w:hanging="360"/>
+      </w:pPr>
+      <w:rPr>
+        <w:rFonts w:ascii="Symbol" w:hAnsi="Symbol" w:hint="default"/>
+      </w:rPr>
+    </w:lvl>
+    <w:lvl w:ilvl="4" w:tplc="08160003" w:tentative="1">
+      <w:start w:val="1"/>
+      <w:numFmt w:val="bullet"/>
+      <w:lvlText w:val="o"/>
+      <w:lvlJc w:val="left"/>
+      <w:pPr>
+        <w:ind w:left="3600" w:hanging="360"/>
+      </w:pPr>
+      <w:rPr>
+        <w:rFonts w:ascii="Courier New" w:hAnsi="Courier New" w:cs="Courier New" w:hint="default"/>
+      </w:rPr>
+    </w:lvl>
+    <w:lvl w:ilvl="5" w:tplc="08160005" w:tentative="1">
+      <w:start w:val="1"/>
+      <w:numFmt w:val="bullet"/>
+      <w:lvlText w:val=""/>
+      <w:lvlJc w:val="left"/>
+      <w:pPr>
+        <w:ind w:left="4320" w:hanging="360"/>
+      </w:pPr>
+      <w:rPr>
+        <w:rFonts w:ascii="Wingdings" w:hAnsi="Wingdings" w:hint="default"/>
+      </w:rPr>
+    </w:lvl>
+    <w:lvl w:ilvl="6" w:tplc="08160001" w:tentative="1">
+      <w:start w:val="1"/>
+      <w:numFmt w:val="bullet"/>
+      <w:lvlText w:val=""/>
+      <w:lvlJc w:val="left"/>
+      <w:pPr>
+        <w:ind w:left="5040" w:hanging="360"/>
+      </w:pPr>
+      <w:rPr>
+        <w:rFonts w:ascii="Symbol" w:hAnsi="Symbol" w:hint="default"/>
+      </w:rPr>
+    </w:lvl>
+    <w:lvl w:ilvl="7" w:tplc="08160003" w:tentative="1">
+      <w:start w:val="1"/>
+      <w:numFmt w:val="bullet"/>
+      <w:lvlText w:val="o"/>
+      <w:lvlJc w:val="left"/>
+      <w:pPr>
+        <w:ind w:left="5760" w:hanging="360"/>
+      </w:pPr>
+      <w:rPr>
+        <w:rFonts w:ascii="Courier New" w:hAnsi="Courier New" w:cs="Courier New" w:hint="default"/>
+      </w:rPr>
+    </w:lvl>
+    <w:lvl w:ilvl="8" w:tplc="08160005" w:tentative="1">
+      <w:start w:val="1"/>
+      <w:numFmt w:val="bullet"/>
+      <w:lvlText w:val=""/>
+      <w:lvlJc w:val="left"/>
+      <w:pPr>
+        <w:ind w:left="6480" w:hanging="360"/>
+      </w:pPr>
+      <w:rPr>
+        <w:rFonts w:ascii="Wingdings" w:hAnsi="Wingdings" w:hint="default"/>
+      </w:rPr>
+    </w:lvl>
+  </w:abstractNum>
   <w:num w:numId="1" w16cid:durableId="1877278731">
+    <w:abstractNumId w:val="36"/>
+  </w:num>
+  <w:num w:numId="2" w16cid:durableId="567770828">
+    <w:abstractNumId w:val="21"/>
+  </w:num>
+  <w:num w:numId="3" w16cid:durableId="516699777">
+    <w:abstractNumId w:val="14"/>
+  </w:num>
+  <w:num w:numId="4" w16cid:durableId="191462187">
+    <w:abstractNumId w:val="44"/>
+  </w:num>
+  <w:num w:numId="5" w16cid:durableId="2024896519">
+    <w:abstractNumId w:val="3"/>
+  </w:num>
+  <w:num w:numId="6" w16cid:durableId="1435858218">
+    <w:abstractNumId w:val="5"/>
+  </w:num>
+  <w:num w:numId="7" w16cid:durableId="1768774536">
+    <w:abstractNumId w:val="15"/>
+  </w:num>
+  <w:num w:numId="8" w16cid:durableId="1798916763">
+    <w:abstractNumId w:val="12"/>
+  </w:num>
+  <w:num w:numId="9" w16cid:durableId="33042656">
+    <w:abstractNumId w:val="22"/>
+  </w:num>
+  <w:num w:numId="10" w16cid:durableId="1906140857">
+    <w:abstractNumId w:val="1"/>
+  </w:num>
+  <w:num w:numId="11" w16cid:durableId="1368606771">
+    <w:abstractNumId w:val="9"/>
+  </w:num>
+  <w:num w:numId="12" w16cid:durableId="1461459166">
+    <w:abstractNumId w:val="19"/>
+  </w:num>
+  <w:num w:numId="13" w16cid:durableId="1051344157">
+    <w:abstractNumId w:val="26"/>
+  </w:num>
+  <w:num w:numId="14" w16cid:durableId="1704868229">
+    <w:abstractNumId w:val="49"/>
+  </w:num>
+  <w:num w:numId="15" w16cid:durableId="593439095">
+    <w:abstractNumId w:val="46"/>
+  </w:num>
+  <w:num w:numId="16" w16cid:durableId="1439636629">
+    <w:abstractNumId w:val="29"/>
+  </w:num>
+  <w:num w:numId="17" w16cid:durableId="1401053081">
+    <w:abstractNumId w:val="31"/>
+  </w:num>
+  <w:num w:numId="18" w16cid:durableId="1954752328">
+    <w:abstractNumId w:val="45"/>
+  </w:num>
+  <w:num w:numId="19" w16cid:durableId="1845706245">
+    <w:abstractNumId w:val="54"/>
+  </w:num>
+  <w:num w:numId="20" w16cid:durableId="1739085893">
+    <w:abstractNumId w:val="43"/>
+  </w:num>
+  <w:num w:numId="21" w16cid:durableId="1024789087">
+    <w:abstractNumId w:val="2"/>
+  </w:num>
+  <w:num w:numId="22" w16cid:durableId="971517129">
+    <w:abstractNumId w:val="6"/>
+  </w:num>
+  <w:num w:numId="23" w16cid:durableId="1961955079">
+    <w:abstractNumId w:val="11"/>
+  </w:num>
+  <w:num w:numId="24" w16cid:durableId="250242341">
+    <w:abstractNumId w:val="7"/>
+  </w:num>
+  <w:num w:numId="25" w16cid:durableId="1747219522">
+    <w:abstractNumId w:val="8"/>
+  </w:num>
+  <w:num w:numId="26" w16cid:durableId="1038775398">
+    <w:abstractNumId w:val="24"/>
+  </w:num>
+  <w:num w:numId="27" w16cid:durableId="777027057">
+    <w:abstractNumId w:val="40"/>
+  </w:num>
+  <w:num w:numId="28" w16cid:durableId="1306157261">
+    <w:abstractNumId w:val="37"/>
+  </w:num>
+  <w:num w:numId="29" w16cid:durableId="204876954">
+    <w:abstractNumId w:val="25"/>
+  </w:num>
+  <w:num w:numId="30" w16cid:durableId="1491868424">
+    <w:abstractNumId w:val="42"/>
+  </w:num>
+  <w:num w:numId="31" w16cid:durableId="225726942">
+    <w:abstractNumId w:val="34"/>
+  </w:num>
+  <w:num w:numId="32" w16cid:durableId="426772008">
+    <w:abstractNumId w:val="4"/>
+  </w:num>
+  <w:num w:numId="33" w16cid:durableId="1387609337">
+    <w:abstractNumId w:val="41"/>
+  </w:num>
+  <w:num w:numId="34" w16cid:durableId="1520662450">
+    <w:abstractNumId w:val="28"/>
+  </w:num>
+  <w:num w:numId="35" w16cid:durableId="2030787739">
+    <w:abstractNumId w:val="55"/>
+  </w:num>
+  <w:num w:numId="36" w16cid:durableId="1608923020">
     <w:abstractNumId w:val="20"/>
   </w:num>
-  <w:num w:numId="2" w16cid:durableId="567770828">
+  <w:num w:numId="37" w16cid:durableId="716243087">
+    <w:abstractNumId w:val="10"/>
+  </w:num>
+  <w:num w:numId="38" w16cid:durableId="1950744818">
+    <w:abstractNumId w:val="32"/>
+  </w:num>
+  <w:num w:numId="39" w16cid:durableId="707216583">
+    <w:abstractNumId w:val="33"/>
+  </w:num>
+  <w:num w:numId="40" w16cid:durableId="1688365105">
+    <w:abstractNumId w:val="47"/>
+  </w:num>
+  <w:num w:numId="41" w16cid:durableId="320279556">
+    <w:abstractNumId w:val="0"/>
+  </w:num>
+  <w:num w:numId="42" w16cid:durableId="1547445652">
+    <w:abstractNumId w:val="17"/>
+  </w:num>
+  <w:num w:numId="43" w16cid:durableId="134109297">
+    <w:abstractNumId w:val="51"/>
+  </w:num>
+  <w:num w:numId="44" w16cid:durableId="1150515160">
+    <w:abstractNumId w:val="23"/>
+  </w:num>
+  <w:num w:numId="45" w16cid:durableId="459613195">
+    <w:abstractNumId w:val="56"/>
+  </w:num>
+  <w:num w:numId="46" w16cid:durableId="829641123">
     <w:abstractNumId w:val="13"/>
   </w:num>
-  <w:num w:numId="3" w16cid:durableId="516699777">
-    <w:abstractNumId w:val="10"/>
+  <w:num w:numId="47" w16cid:durableId="351498821">
+    <w:abstractNumId w:val="52"/>
   </w:num>
-  <w:num w:numId="4" w16cid:durableId="191462187">
-    <w:abstractNumId w:val="24"/>
+  <w:num w:numId="48" w16cid:durableId="118761796">
+    <w:abstractNumId w:val="35"/>
   </w:num>
-  <w:num w:numId="5" w16cid:durableId="2024896519">
-    <w:abstractNumId w:val="2"/>
+  <w:num w:numId="49" w16cid:durableId="221870540">
+    <w:abstractNumId w:val="48"/>
   </w:num>
-  <w:num w:numId="6" w16cid:durableId="1435858218">
-    <w:abstractNumId w:val="3"/>
+  <w:num w:numId="50" w16cid:durableId="1808358934">
+    <w:abstractNumId w:val="30"/>
   </w:num>
-  <w:num w:numId="7" w16cid:durableId="1768774536">
-    <w:abstractNumId w:val="11"/>
+  <w:num w:numId="51" w16cid:durableId="1518888167">
+    <w:abstractNumId w:val="53"/>
   </w:num>
-  <w:num w:numId="8" w16cid:durableId="1798916763">
-    <w:abstractNumId w:val="9"/>
+  <w:num w:numId="52" w16cid:durableId="540869126">
+    <w:abstractNumId w:val="38"/>
   </w:num>
-  <w:num w:numId="9" w16cid:durableId="33042656">
-    <w:abstractNumId w:val="14"/>
+  <w:num w:numId="53" w16cid:durableId="2099911266">
+    <w:abstractNumId w:val="39"/>
   </w:num>
-  <w:num w:numId="10" w16cid:durableId="1906140857">
-    <w:abstractNumId w:val="0"/>
+  <w:num w:numId="54" w16cid:durableId="73088790">
+    <w:abstractNumId w:val="50"/>
   </w:num>
-  <w:num w:numId="11" w16cid:durableId="1368606771">
-    <w:abstractNumId w:val="7"/>
+  <w:num w:numId="55" w16cid:durableId="435254902">
+    <w:abstractNumId w:val="16"/>
   </w:num>
-  <w:num w:numId="12" w16cid:durableId="1461459166">
-    <w:abstractNumId w:val="12"/>
-  </w:num>
-  <w:num w:numId="13" w16cid:durableId="1051344157">
-    <w:abstractNumId w:val="17"/>
-  </w:num>
-  <w:num w:numId="14" w16cid:durableId="1704868229">
-    <w:abstractNumId w:val="27"/>
-  </w:num>
-  <w:num w:numId="15" w16cid:durableId="593439095">
-    <w:abstractNumId w:val="26"/>
-  </w:num>
-  <w:num w:numId="16" w16cid:durableId="1439636629">
+  <w:num w:numId="56" w16cid:durableId="774324135">
     <w:abstractNumId w:val="18"/>
   </w:num>
-  <w:num w:numId="17" w16cid:durableId="1401053081">
-    <w:abstractNumId w:val="19"/>
-  </w:num>
-  <w:num w:numId="18" w16cid:durableId="1954752328">
-    <w:abstractNumId w:val="25"/>
-  </w:num>
-  <w:num w:numId="19" w16cid:durableId="1845706245">
-    <w:abstractNumId w:val="28"/>
-  </w:num>
-  <w:num w:numId="20" w16cid:durableId="1739085893">
-    <w:abstractNumId w:val="23"/>
-  </w:num>
-  <w:num w:numId="21" w16cid:durableId="1024789087">
-    <w:abstractNumId w:val="1"/>
-  </w:num>
-  <w:num w:numId="22" w16cid:durableId="971517129">
-    <w:abstractNumId w:val="4"/>
-  </w:num>
-  <w:num w:numId="23" w16cid:durableId="1961955079">
-    <w:abstractNumId w:val="8"/>
-  </w:num>
-  <w:num w:numId="24" w16cid:durableId="250242341">
-    <w:abstractNumId w:val="5"/>
-  </w:num>
-  <w:num w:numId="25" w16cid:durableId="1747219522">
-    <w:abstractNumId w:val="6"/>
-  </w:num>
-  <w:num w:numId="26" w16cid:durableId="1038775398">
-    <w:abstractNumId w:val="15"/>
-  </w:num>
-  <w:num w:numId="27" w16cid:durableId="777027057">
-    <w:abstractNumId w:val="22"/>
-  </w:num>
-  <w:num w:numId="28" w16cid:durableId="1306157261">
-    <w:abstractNumId w:val="21"/>
-  </w:num>
-  <w:num w:numId="29" w16cid:durableId="204876954">
-    <w:abstractNumId w:val="16"/>
+  <w:num w:numId="57" w16cid:durableId="839082599">
+    <w:abstractNumId w:val="27"/>
   </w:num>
 </w:numbering>
 </file>
@@ -9513,11 +16017,11 @@
     <w:qFormat/>
     <w:rsid w:val="007A7ECB"/>
   </w:style>
-  <w:style w:type="paragraph" w:styleId="Heading1">
+  <w:style w:type="paragraph" w:styleId="Ttulo1">
     <w:name w:val="heading 1"/>
     <w:basedOn w:val="Normal"/>
     <w:next w:val="Normal"/>
-    <w:link w:val="Heading1Char"/>
+    <w:link w:val="Ttulo1Carter"/>
     <w:uiPriority w:val="9"/>
     <w:qFormat/>
     <w:rsid w:val="00DB7F8D"/>
@@ -9534,11 +16038,11 @@
       <w:szCs w:val="40"/>
     </w:rPr>
   </w:style>
-  <w:style w:type="paragraph" w:styleId="Heading2">
+  <w:style w:type="paragraph" w:styleId="Ttulo2">
     <w:name w:val="heading 2"/>
     <w:basedOn w:val="Normal"/>
     <w:next w:val="Normal"/>
-    <w:link w:val="Heading2Char"/>
+    <w:link w:val="Ttulo2Carter"/>
     <w:uiPriority w:val="9"/>
     <w:semiHidden/>
     <w:unhideWhenUsed/>
@@ -9557,11 +16061,11 @@
       <w:szCs w:val="32"/>
     </w:rPr>
   </w:style>
-  <w:style w:type="paragraph" w:styleId="Heading3">
+  <w:style w:type="paragraph" w:styleId="Ttulo3">
     <w:name w:val="heading 3"/>
     <w:basedOn w:val="Normal"/>
     <w:next w:val="Normal"/>
-    <w:link w:val="Heading3Char"/>
+    <w:link w:val="Ttulo3Carter"/>
     <w:uiPriority w:val="9"/>
     <w:semiHidden/>
     <w:unhideWhenUsed/>
@@ -9580,11 +16084,11 @@
       <w:szCs w:val="28"/>
     </w:rPr>
   </w:style>
-  <w:style w:type="paragraph" w:styleId="Heading4">
+  <w:style w:type="paragraph" w:styleId="Ttulo4">
     <w:name w:val="heading 4"/>
     <w:basedOn w:val="Normal"/>
     <w:next w:val="Normal"/>
-    <w:link w:val="Heading4Char"/>
+    <w:link w:val="Ttulo4Carter"/>
     <w:uiPriority w:val="9"/>
     <w:semiHidden/>
     <w:unhideWhenUsed/>
@@ -9603,11 +16107,11 @@
       <w:color w:val="0F4761" w:themeColor="accent1" w:themeShade="BF"/>
     </w:rPr>
   </w:style>
-  <w:style w:type="paragraph" w:styleId="Heading5">
+  <w:style w:type="paragraph" w:styleId="Ttulo5">
     <w:name w:val="heading 5"/>
     <w:basedOn w:val="Normal"/>
     <w:next w:val="Normal"/>
-    <w:link w:val="Heading5Char"/>
+    <w:link w:val="Ttulo5Carter"/>
     <w:uiPriority w:val="9"/>
     <w:semiHidden/>
     <w:unhideWhenUsed/>
@@ -9624,11 +16128,11 @@
       <w:color w:val="0F4761" w:themeColor="accent1" w:themeShade="BF"/>
     </w:rPr>
   </w:style>
-  <w:style w:type="paragraph" w:styleId="Heading6">
+  <w:style w:type="paragraph" w:styleId="Ttulo6">
     <w:name w:val="heading 6"/>
     <w:basedOn w:val="Normal"/>
     <w:next w:val="Normal"/>
-    <w:link w:val="Heading6Char"/>
+    <w:link w:val="Ttulo6Carter"/>
     <w:uiPriority w:val="9"/>
     <w:semiHidden/>
     <w:unhideWhenUsed/>
@@ -9647,11 +16151,11 @@
       <w:color w:val="595959" w:themeColor="text1" w:themeTint="A6"/>
     </w:rPr>
   </w:style>
-  <w:style w:type="paragraph" w:styleId="Heading7">
+  <w:style w:type="paragraph" w:styleId="Ttulo7">
     <w:name w:val="heading 7"/>
     <w:basedOn w:val="Normal"/>
     <w:next w:val="Normal"/>
-    <w:link w:val="Heading7Char"/>
+    <w:link w:val="Ttulo7Carter"/>
     <w:uiPriority w:val="9"/>
     <w:semiHidden/>
     <w:unhideWhenUsed/>
@@ -9668,11 +16172,11 @@
       <w:color w:val="595959" w:themeColor="text1" w:themeTint="A6"/>
     </w:rPr>
   </w:style>
-  <w:style w:type="paragraph" w:styleId="Heading8">
+  <w:style w:type="paragraph" w:styleId="Ttulo8">
     <w:name w:val="heading 8"/>
     <w:basedOn w:val="Normal"/>
     <w:next w:val="Normal"/>
-    <w:link w:val="Heading8Char"/>
+    <w:link w:val="Ttulo8Carter"/>
     <w:uiPriority w:val="9"/>
     <w:semiHidden/>
     <w:unhideWhenUsed/>
@@ -9691,11 +16195,11 @@
       <w:color w:val="272727" w:themeColor="text1" w:themeTint="D8"/>
     </w:rPr>
   </w:style>
-  <w:style w:type="paragraph" w:styleId="Heading9">
+  <w:style w:type="paragraph" w:styleId="Ttulo9">
     <w:name w:val="heading 9"/>
     <w:basedOn w:val="Normal"/>
     <w:next w:val="Normal"/>
-    <w:link w:val="Heading9Char"/>
+    <w:link w:val="Ttulo9Carter"/>
     <w:uiPriority w:val="9"/>
     <w:semiHidden/>
     <w:unhideWhenUsed/>
@@ -9712,13 +16216,12 @@
       <w:color w:val="272727" w:themeColor="text1" w:themeTint="D8"/>
     </w:rPr>
   </w:style>
-  <w:style w:type="character" w:default="1" w:styleId="DefaultParagraphFont">
+  <w:style w:type="character" w:default="1" w:styleId="Tipodeletrapredefinidodopargrafo">
     <w:name w:val="Default Paragraph Font"/>
     <w:uiPriority w:val="1"/>
-    <w:semiHidden/>
     <w:unhideWhenUsed/>
   </w:style>
-  <w:style w:type="table" w:default="1" w:styleId="TableNormal">
+  <w:style w:type="table" w:default="1" w:styleId="Tabelanormal">
     <w:name w:val="Normal Table"/>
     <w:uiPriority w:val="99"/>
     <w:semiHidden/>
@@ -9733,16 +16236,16 @@
       </w:tblCellMar>
     </w:tblPr>
   </w:style>
-  <w:style w:type="numbering" w:default="1" w:styleId="NoList">
+  <w:style w:type="numbering" w:default="1" w:styleId="Semlista">
     <w:name w:val="No List"/>
     <w:uiPriority w:val="99"/>
     <w:semiHidden/>
     <w:unhideWhenUsed/>
   </w:style>
-  <w:style w:type="character" w:customStyle="1" w:styleId="Heading1Char">
-    <w:name w:val="Heading 1 Char"/>
-    <w:basedOn w:val="DefaultParagraphFont"/>
-    <w:link w:val="Heading1"/>
+  <w:style w:type="character" w:customStyle="1" w:styleId="Ttulo1Carter">
+    <w:name w:val="Título 1 Caráter"/>
+    <w:basedOn w:val="Tipodeletrapredefinidodopargrafo"/>
+    <w:link w:val="Ttulo1"/>
     <w:uiPriority w:val="9"/>
     <w:rsid w:val="00DB7F8D"/>
     <w:rPr>
@@ -9752,10 +16255,10 @@
       <w:szCs w:val="40"/>
     </w:rPr>
   </w:style>
-  <w:style w:type="character" w:customStyle="1" w:styleId="Heading2Char">
-    <w:name w:val="Heading 2 Char"/>
-    <w:basedOn w:val="DefaultParagraphFont"/>
-    <w:link w:val="Heading2"/>
+  <w:style w:type="character" w:customStyle="1" w:styleId="Ttulo2Carter">
+    <w:name w:val="Título 2 Caráter"/>
+    <w:basedOn w:val="Tipodeletrapredefinidodopargrafo"/>
+    <w:link w:val="Ttulo2"/>
     <w:uiPriority w:val="9"/>
     <w:semiHidden/>
     <w:rsid w:val="00DB7F8D"/>
@@ -9766,10 +16269,10 @@
       <w:szCs w:val="32"/>
     </w:rPr>
   </w:style>
-  <w:style w:type="character" w:customStyle="1" w:styleId="Heading3Char">
-    <w:name w:val="Heading 3 Char"/>
-    <w:basedOn w:val="DefaultParagraphFont"/>
-    <w:link w:val="Heading3"/>
+  <w:style w:type="character" w:customStyle="1" w:styleId="Ttulo3Carter">
+    <w:name w:val="Título 3 Caráter"/>
+    <w:basedOn w:val="Tipodeletrapredefinidodopargrafo"/>
+    <w:link w:val="Ttulo3"/>
     <w:uiPriority w:val="9"/>
     <w:semiHidden/>
     <w:rsid w:val="00DB7F8D"/>
@@ -9780,10 +16283,10 @@
       <w:szCs w:val="28"/>
     </w:rPr>
   </w:style>
-  <w:style w:type="character" w:customStyle="1" w:styleId="Heading4Char">
-    <w:name w:val="Heading 4 Char"/>
-    <w:basedOn w:val="DefaultParagraphFont"/>
-    <w:link w:val="Heading4"/>
+  <w:style w:type="character" w:customStyle="1" w:styleId="Ttulo4Carter">
+    <w:name w:val="Título 4 Caráter"/>
+    <w:basedOn w:val="Tipodeletrapredefinidodopargrafo"/>
+    <w:link w:val="Ttulo4"/>
     <w:uiPriority w:val="9"/>
     <w:semiHidden/>
     <w:rsid w:val="00DB7F8D"/>
@@ -9794,10 +16297,10 @@
       <w:color w:val="0F4761" w:themeColor="accent1" w:themeShade="BF"/>
     </w:rPr>
   </w:style>
-  <w:style w:type="character" w:customStyle="1" w:styleId="Heading5Char">
-    <w:name w:val="Heading 5 Char"/>
-    <w:basedOn w:val="DefaultParagraphFont"/>
-    <w:link w:val="Heading5"/>
+  <w:style w:type="character" w:customStyle="1" w:styleId="Ttulo5Carter">
+    <w:name w:val="Título 5 Caráter"/>
+    <w:basedOn w:val="Tipodeletrapredefinidodopargrafo"/>
+    <w:link w:val="Ttulo5"/>
     <w:uiPriority w:val="9"/>
     <w:semiHidden/>
     <w:rsid w:val="00DB7F8D"/>
@@ -9806,10 +16309,10 @@
       <w:color w:val="0F4761" w:themeColor="accent1" w:themeShade="BF"/>
     </w:rPr>
   </w:style>
-  <w:style w:type="character" w:customStyle="1" w:styleId="Heading6Char">
-    <w:name w:val="Heading 6 Char"/>
-    <w:basedOn w:val="DefaultParagraphFont"/>
-    <w:link w:val="Heading6"/>
+  <w:style w:type="character" w:customStyle="1" w:styleId="Ttulo6Carter">
+    <w:name w:val="Título 6 Caráter"/>
+    <w:basedOn w:val="Tipodeletrapredefinidodopargrafo"/>
+    <w:link w:val="Ttulo6"/>
     <w:uiPriority w:val="9"/>
     <w:semiHidden/>
     <w:rsid w:val="00DB7F8D"/>
@@ -9820,10 +16323,10 @@
       <w:color w:val="595959" w:themeColor="text1" w:themeTint="A6"/>
     </w:rPr>
   </w:style>
-  <w:style w:type="character" w:customStyle="1" w:styleId="Heading7Char">
-    <w:name w:val="Heading 7 Char"/>
-    <w:basedOn w:val="DefaultParagraphFont"/>
-    <w:link w:val="Heading7"/>
+  <w:style w:type="character" w:customStyle="1" w:styleId="Ttulo7Carter">
+    <w:name w:val="Título 7 Caráter"/>
+    <w:basedOn w:val="Tipodeletrapredefinidodopargrafo"/>
+    <w:link w:val="Ttulo7"/>
     <w:uiPriority w:val="9"/>
     <w:semiHidden/>
     <w:rsid w:val="00DB7F8D"/>
@@ -9832,10 +16335,10 @@
       <w:color w:val="595959" w:themeColor="text1" w:themeTint="A6"/>
     </w:rPr>
   </w:style>
-  <w:style w:type="character" w:customStyle="1" w:styleId="Heading8Char">
-    <w:name w:val="Heading 8 Char"/>
-    <w:basedOn w:val="DefaultParagraphFont"/>
-    <w:link w:val="Heading8"/>
+  <w:style w:type="character" w:customStyle="1" w:styleId="Ttulo8Carter">
+    <w:name w:val="Título 8 Caráter"/>
+    <w:basedOn w:val="Tipodeletrapredefinidodopargrafo"/>
+    <w:link w:val="Ttulo8"/>
     <w:uiPriority w:val="9"/>
     <w:semiHidden/>
     <w:rsid w:val="00DB7F8D"/>
@@ -9846,10 +16349,10 @@
       <w:color w:val="272727" w:themeColor="text1" w:themeTint="D8"/>
     </w:rPr>
   </w:style>
-  <w:style w:type="character" w:customStyle="1" w:styleId="Heading9Char">
-    <w:name w:val="Heading 9 Char"/>
-    <w:basedOn w:val="DefaultParagraphFont"/>
-    <w:link w:val="Heading9"/>
+  <w:style w:type="character" w:customStyle="1" w:styleId="Ttulo9Carter">
+    <w:name w:val="Título 9 Caráter"/>
+    <w:basedOn w:val="Tipodeletrapredefinidodopargrafo"/>
+    <w:link w:val="Ttulo9"/>
     <w:uiPriority w:val="9"/>
     <w:semiHidden/>
     <w:rsid w:val="00DB7F8D"/>
@@ -9858,11 +16361,11 @@
       <w:color w:val="272727" w:themeColor="text1" w:themeTint="D8"/>
     </w:rPr>
   </w:style>
-  <w:style w:type="paragraph" w:styleId="Title">
+  <w:style w:type="paragraph" w:styleId="Ttulo">
     <w:name w:val="Title"/>
     <w:basedOn w:val="Normal"/>
     <w:next w:val="Normal"/>
-    <w:link w:val="TitleChar"/>
+    <w:link w:val="TtuloCarter"/>
     <w:uiPriority w:val="10"/>
     <w:qFormat/>
     <w:rsid w:val="00DB7F8D"/>
@@ -9878,10 +16381,10 @@
       <w:szCs w:val="56"/>
     </w:rPr>
   </w:style>
-  <w:style w:type="character" w:customStyle="1" w:styleId="TitleChar">
-    <w:name w:val="Title Char"/>
-    <w:basedOn w:val="DefaultParagraphFont"/>
-    <w:link w:val="Title"/>
+  <w:style w:type="character" w:customStyle="1" w:styleId="TtuloCarter">
+    <w:name w:val="Título Caráter"/>
+    <w:basedOn w:val="Tipodeletrapredefinidodopargrafo"/>
+    <w:link w:val="Ttulo"/>
     <w:uiPriority w:val="10"/>
     <w:rsid w:val="00DB7F8D"/>
     <w:rPr>
@@ -9892,11 +16395,11 @@
       <w:szCs w:val="56"/>
     </w:rPr>
   </w:style>
-  <w:style w:type="paragraph" w:styleId="Subtitle">
+  <w:style w:type="paragraph" w:styleId="Subttulo">
     <w:name w:val="Subtitle"/>
     <w:basedOn w:val="Normal"/>
     <w:next w:val="Normal"/>
-    <w:link w:val="SubtitleChar"/>
+    <w:link w:val="SubttuloCarter"/>
     <w:uiPriority w:val="11"/>
     <w:qFormat/>
     <w:rsid w:val="00DB7F8D"/>
@@ -9913,10 +16416,10 @@
       <w:szCs w:val="28"/>
     </w:rPr>
   </w:style>
-  <w:style w:type="character" w:customStyle="1" w:styleId="SubtitleChar">
-    <w:name w:val="Subtitle Char"/>
-    <w:basedOn w:val="DefaultParagraphFont"/>
-    <w:link w:val="Subtitle"/>
+  <w:style w:type="character" w:customStyle="1" w:styleId="SubttuloCarter">
+    <w:name w:val="Subtítulo Caráter"/>
+    <w:basedOn w:val="Tipodeletrapredefinidodopargrafo"/>
+    <w:link w:val="Subttulo"/>
     <w:uiPriority w:val="11"/>
     <w:rsid w:val="00DB7F8D"/>
     <w:rPr>
@@ -9927,11 +16430,11 @@
       <w:szCs w:val="28"/>
     </w:rPr>
   </w:style>
-  <w:style w:type="paragraph" w:styleId="Quote">
+  <w:style w:type="paragraph" w:styleId="Citao">
     <w:name w:val="Quote"/>
     <w:basedOn w:val="Normal"/>
     <w:next w:val="Normal"/>
-    <w:link w:val="QuoteChar"/>
+    <w:link w:val="CitaoCarter"/>
     <w:uiPriority w:val="29"/>
     <w:qFormat/>
     <w:rsid w:val="00DB7F8D"/>
@@ -9945,10 +16448,10 @@
       <w:color w:val="404040" w:themeColor="text1" w:themeTint="BF"/>
     </w:rPr>
   </w:style>
-  <w:style w:type="character" w:customStyle="1" w:styleId="QuoteChar">
-    <w:name w:val="Quote Char"/>
-    <w:basedOn w:val="DefaultParagraphFont"/>
-    <w:link w:val="Quote"/>
+  <w:style w:type="character" w:customStyle="1" w:styleId="CitaoCarter">
+    <w:name w:val="Citação Caráter"/>
+    <w:basedOn w:val="Tipodeletrapredefinidodopargrafo"/>
+    <w:link w:val="Citao"/>
     <w:uiPriority w:val="29"/>
     <w:rsid w:val="00DB7F8D"/>
     <w:rPr>
@@ -9957,7 +16460,7 @@
       <w:color w:val="404040" w:themeColor="text1" w:themeTint="BF"/>
     </w:rPr>
   </w:style>
-  <w:style w:type="paragraph" w:styleId="ListParagraph">
+  <w:style w:type="paragraph" w:styleId="PargrafodaLista">
     <w:name w:val="List Paragraph"/>
     <w:basedOn w:val="Normal"/>
     <w:uiPriority w:val="34"/>
@@ -9968,9 +16471,9 @@
       <w:contextualSpacing/>
     </w:pPr>
   </w:style>
-  <w:style w:type="character" w:styleId="IntenseEmphasis">
+  <w:style w:type="character" w:styleId="nfaseIntensa">
     <w:name w:val="Intense Emphasis"/>
-    <w:basedOn w:val="DefaultParagraphFont"/>
+    <w:basedOn w:val="Tipodeletrapredefinidodopargrafo"/>
     <w:uiPriority w:val="21"/>
     <w:qFormat/>
     <w:rsid w:val="00DB7F8D"/>
@@ -9980,11 +16483,11 @@
       <w:color w:val="0F4761" w:themeColor="accent1" w:themeShade="BF"/>
     </w:rPr>
   </w:style>
-  <w:style w:type="paragraph" w:styleId="IntenseQuote">
+  <w:style w:type="paragraph" w:styleId="CitaoIntensa">
     <w:name w:val="Intense Quote"/>
     <w:basedOn w:val="Normal"/>
     <w:next w:val="Normal"/>
-    <w:link w:val="IntenseQuoteChar"/>
+    <w:link w:val="CitaoIntensaCarter"/>
     <w:uiPriority w:val="30"/>
     <w:qFormat/>
     <w:rsid w:val="00DB7F8D"/>
@@ -10003,10 +16506,10 @@
       <w:color w:val="0F4761" w:themeColor="accent1" w:themeShade="BF"/>
     </w:rPr>
   </w:style>
-  <w:style w:type="character" w:customStyle="1" w:styleId="IntenseQuoteChar">
-    <w:name w:val="Intense Quote Char"/>
-    <w:basedOn w:val="DefaultParagraphFont"/>
-    <w:link w:val="IntenseQuote"/>
+  <w:style w:type="character" w:customStyle="1" w:styleId="CitaoIntensaCarter">
+    <w:name w:val="Citação Intensa Caráter"/>
+    <w:basedOn w:val="Tipodeletrapredefinidodopargrafo"/>
+    <w:link w:val="CitaoIntensa"/>
     <w:uiPriority w:val="30"/>
     <w:rsid w:val="00DB7F8D"/>
     <w:rPr>
@@ -10015,9 +16518,9 @@
       <w:color w:val="0F4761" w:themeColor="accent1" w:themeShade="BF"/>
     </w:rPr>
   </w:style>
-  <w:style w:type="character" w:styleId="IntenseReference">
+  <w:style w:type="character" w:styleId="RefernciaIntensa">
     <w:name w:val="Intense Reference"/>
-    <w:basedOn w:val="DefaultParagraphFont"/>
+    <w:basedOn w:val="Tipodeletrapredefinidodopargrafo"/>
     <w:uiPriority w:val="32"/>
     <w:qFormat/>
     <w:rsid w:val="00DB7F8D"/>
@@ -10029,10 +16532,10 @@
       <w:spacing w:val="5"/>
     </w:rPr>
   </w:style>
-  <w:style w:type="paragraph" w:styleId="BodyText">
+  <w:style w:type="paragraph" w:styleId="Corpodetexto">
     <w:name w:val="Body Text"/>
     <w:basedOn w:val="Normal"/>
-    <w:link w:val="BodyTextChar"/>
+    <w:link w:val="CorpodetextoCarter"/>
     <w:uiPriority w:val="1"/>
     <w:qFormat/>
     <w:rsid w:val="00CD045A"/>
@@ -10050,10 +16553,10 @@
       <w14:ligatures w14:val="none"/>
     </w:rPr>
   </w:style>
-  <w:style w:type="character" w:customStyle="1" w:styleId="BodyTextChar">
-    <w:name w:val="Body Text Char"/>
-    <w:basedOn w:val="DefaultParagraphFont"/>
-    <w:link w:val="BodyText"/>
+  <w:style w:type="character" w:customStyle="1" w:styleId="CorpodetextoCarter">
+    <w:name w:val="Corpo de texto Caráter"/>
+    <w:basedOn w:val="Tipodeletrapredefinidodopargrafo"/>
+    <w:link w:val="Corpodetexto"/>
     <w:uiPriority w:val="1"/>
     <w:rsid w:val="00CD045A"/>
     <w:rPr>
@@ -10064,10 +16567,10 @@
       <w14:ligatures w14:val="none"/>
     </w:rPr>
   </w:style>
-  <w:style w:type="paragraph" w:styleId="Header">
+  <w:style w:type="paragraph" w:styleId="Cabealho">
     <w:name w:val="header"/>
     <w:basedOn w:val="Normal"/>
-    <w:link w:val="HeaderChar"/>
+    <w:link w:val="CabealhoCarter"/>
     <w:uiPriority w:val="99"/>
     <w:unhideWhenUsed/>
     <w:rsid w:val="00C8008C"/>
@@ -10079,17 +16582,17 @@
       <w:spacing w:after="0" w:line="240" w:lineRule="auto"/>
     </w:pPr>
   </w:style>
-  <w:style w:type="character" w:customStyle="1" w:styleId="HeaderChar">
-    <w:name w:val="Header Char"/>
-    <w:basedOn w:val="DefaultParagraphFont"/>
-    <w:link w:val="Header"/>
+  <w:style w:type="character" w:customStyle="1" w:styleId="CabealhoCarter">
+    <w:name w:val="Cabeçalho Caráter"/>
+    <w:basedOn w:val="Tipodeletrapredefinidodopargrafo"/>
+    <w:link w:val="Cabealho"/>
     <w:uiPriority w:val="99"/>
     <w:rsid w:val="00C8008C"/>
   </w:style>
-  <w:style w:type="paragraph" w:styleId="Footer">
+  <w:style w:type="paragraph" w:styleId="Rodap">
     <w:name w:val="footer"/>
     <w:basedOn w:val="Normal"/>
-    <w:link w:val="FooterChar"/>
+    <w:link w:val="RodapCarter"/>
     <w:uiPriority w:val="99"/>
     <w:unhideWhenUsed/>
     <w:rsid w:val="00C8008C"/>
@@ -10101,16 +16604,16 @@
       <w:spacing w:after="0" w:line="240" w:lineRule="auto"/>
     </w:pPr>
   </w:style>
-  <w:style w:type="character" w:customStyle="1" w:styleId="FooterChar">
-    <w:name w:val="Footer Char"/>
-    <w:basedOn w:val="DefaultParagraphFont"/>
-    <w:link w:val="Footer"/>
+  <w:style w:type="character" w:customStyle="1" w:styleId="RodapCarter">
+    <w:name w:val="Rodapé Caráter"/>
+    <w:basedOn w:val="Tipodeletrapredefinidodopargrafo"/>
+    <w:link w:val="Rodap"/>
     <w:uiPriority w:val="99"/>
     <w:rsid w:val="00C8008C"/>
   </w:style>
-  <w:style w:type="character" w:styleId="Hyperlink">
+  <w:style w:type="character" w:styleId="Hiperligao">
     <w:name w:val="Hyperlink"/>
-    <w:basedOn w:val="DefaultParagraphFont"/>
+    <w:basedOn w:val="Tipodeletrapredefinidodopargrafo"/>
     <w:uiPriority w:val="99"/>
     <w:unhideWhenUsed/>
     <w:rsid w:val="00BB7D47"/>
@@ -10119,9 +16622,9 @@
       <w:u w:val="single"/>
     </w:rPr>
   </w:style>
-  <w:style w:type="character" w:styleId="UnresolvedMention">
+  <w:style w:type="character" w:styleId="MenoNoResolvida">
     <w:name w:val="Unresolved Mention"/>
-    <w:basedOn w:val="DefaultParagraphFont"/>
+    <w:basedOn w:val="Tipodeletrapredefinidodopargrafo"/>
     <w:uiPriority w:val="99"/>
     <w:semiHidden/>
     <w:unhideWhenUsed/>
@@ -10131,9 +16634,9 @@
       <w:shd w:val="clear" w:color="auto" w:fill="E1DFDD"/>
     </w:rPr>
   </w:style>
-  <w:style w:type="table" w:styleId="TableGrid">
+  <w:style w:type="table" w:styleId="TabelacomGrelha">
     <w:name w:val="Table Grid"/>
-    <w:basedOn w:val="TableNormal"/>
+    <w:basedOn w:val="Tabelanormal"/>
     <w:uiPriority w:val="59"/>
     <w:rsid w:val="00CF1241"/>
     <w:pPr>
@@ -10457,4 +16960,16 @@
     </a:ext>
   </a:extLst>
 </a:theme>
+</file>
+
+<file path=customXml/item1.xml><?xml version="1.0" encoding="utf-8"?>
+<b:Sources xmlns:b="http://schemas.openxmlformats.org/officeDocument/2006/bibliography" xmlns="http://schemas.openxmlformats.org/officeDocument/2006/bibliography" SelectedStyle="\APASixthEditionOfficeOnline.xsl" StyleName="APA" Version="6"/>
+</file>
+
+<file path=customXml/itemProps1.xml><?xml version="1.0" encoding="utf-8"?>
+<ds:datastoreItem xmlns:ds="http://schemas.openxmlformats.org/officeDocument/2006/customXml" ds:itemID="{1DDB8E3A-572F-4B32-B124-0CF15A517B11}">
+  <ds:schemaRefs>
+    <ds:schemaRef ds:uri="http://schemas.openxmlformats.org/officeDocument/2006/bibliography"/>
+  </ds:schemaRefs>
+</ds:datastoreItem>
 </file>
--- a/docs/Relatório.docx
+++ b/docs/Relatório.docx
@@ -904,6 +904,7 @@
           <w:lang w:val="en-US"/>
         </w:rPr>
       </w:pPr>
+      <w:proofErr w:type="spellStart"/>
       <w:r>
         <w:rPr>
           <w:rFonts w:ascii="Times New Roman" w:hAnsi="Times New Roman" w:cs="Times New Roman"/>
@@ -935,7 +936,19 @@
           <w:szCs w:val="40"/>
           <w:lang w:val="en-US"/>
         </w:rPr>
-        <w:t xml:space="preserve">ção de Outliers </w:t>
+        <w:t>ção</w:t>
+      </w:r>
+      <w:proofErr w:type="spellEnd"/>
+      <w:r>
+        <w:rPr>
+          <w:rFonts w:ascii="Times New Roman" w:hAnsi="Times New Roman" w:cs="Times New Roman"/>
+          <w:b/>
+          <w:bCs/>
+          <w:sz w:val="40"/>
+          <w:szCs w:val="40"/>
+          <w:lang w:val="en-US"/>
+        </w:rPr>
+        <w:t xml:space="preserve"> de Outliers </w:t>
       </w:r>
     </w:p>
     <w:p>
@@ -964,8 +977,21 @@
           <w:szCs w:val="40"/>
           <w:lang w:val="en-US"/>
         </w:rPr>
-        <w:t>Testes de Normalidade</w:t>
-      </w:r>
+        <w:t xml:space="preserve">Testes de </w:t>
+      </w:r>
+      <w:proofErr w:type="spellStart"/>
+      <w:r>
+        <w:rPr>
+          <w:rFonts w:ascii="Times New Roman" w:hAnsi="Times New Roman" w:cs="Times New Roman"/>
+          <w:b/>
+          <w:bCs/>
+          <w:sz w:val="40"/>
+          <w:szCs w:val="40"/>
+          <w:lang w:val="en-US"/>
+        </w:rPr>
+        <w:t>Normalidade</w:t>
+      </w:r>
+      <w:proofErr w:type="spellEnd"/>
     </w:p>
     <w:p>
       <w:pPr>
@@ -4859,7 +4885,7 @@
           <w:szCs w:val="28"/>
         </w:rPr>
         <w:drawing>
-          <wp:anchor distT="0" distB="0" distL="114300" distR="114300" simplePos="0" relativeHeight="251675648" behindDoc="1" locked="0" layoutInCell="1" allowOverlap="1" wp14:anchorId="54A8846A" wp14:editId="4266B45D">
+          <wp:anchor distT="0" distB="0" distL="114300" distR="114300" simplePos="0" relativeHeight="251675648" behindDoc="1" locked="0" layoutInCell="1" allowOverlap="1" wp14:anchorId="54A8846A" wp14:editId="2D42F058">
             <wp:simplePos x="0" y="0"/>
             <wp:positionH relativeFrom="margin">
               <wp:posOffset>-325289</wp:posOffset>
@@ -6391,15 +6417,7 @@
           <w:sz w:val="28"/>
           <w:szCs w:val="28"/>
         </w:rPr>
-        <w:t>Na divisão</w:t>
-      </w:r>
-      <w:r>
-        <w:rPr>
-          <w:rFonts w:ascii="Times New Roman" w:hAnsi="Times New Roman" w:cs="Times New Roman"/>
-          <w:sz w:val="28"/>
-          <w:szCs w:val="28"/>
-        </w:rPr>
-        <w:t xml:space="preserve"> intra-participante</w:t>
+        <w:t>Na divisão intra-participante</w:t>
       </w:r>
       <w:r>
         <w:rPr>
@@ -6609,15 +6627,7 @@
           <w:sz w:val="28"/>
           <w:szCs w:val="28"/>
         </w:rPr>
-        <w:t xml:space="preserve">Na divisão </w:t>
-      </w:r>
-      <w:r>
-        <w:rPr>
-          <w:rFonts w:ascii="Times New Roman" w:hAnsi="Times New Roman" w:cs="Times New Roman"/>
-          <w:sz w:val="28"/>
-          <w:szCs w:val="28"/>
-        </w:rPr>
-        <w:t>int</w:t>
+        <w:t>Na divisão int</w:t>
       </w:r>
       <w:r>
         <w:rPr>
@@ -7460,16 +7470,6 @@
         <w:jc w:val="both"/>
         <w:rPr>
           <w:rFonts w:ascii="Times New Roman" w:hAnsi="Times New Roman" w:cs="Times New Roman"/>
-          <w:sz w:val="28"/>
-          <w:szCs w:val="28"/>
-        </w:rPr>
-      </w:pPr>
-    </w:p>
-    <w:p>
-      <w:pPr>
-        <w:jc w:val="both"/>
-        <w:rPr>
-          <w:rFonts w:ascii="Times New Roman" w:hAnsi="Times New Roman" w:cs="Times New Roman"/>
           <w:b/>
           <w:bCs/>
           <w:sz w:val="28"/>
@@ -7710,7 +7710,6 @@
           <w:sz w:val="28"/>
           <w:szCs w:val="28"/>
         </w:rPr>
-        <w:lastRenderedPageBreak/>
         <w:t>Desempenho por estratégia de divisão</w:t>
       </w:r>
     </w:p>

--- a/docs/Relatório.docx
+++ b/docs/Relatório.docx
@@ -4885,7 +4885,7 @@
           <w:szCs w:val="28"/>
         </w:rPr>
         <w:drawing>
-          <wp:anchor distT="0" distB="0" distL="114300" distR="114300" simplePos="0" relativeHeight="251675648" behindDoc="1" locked="0" layoutInCell="1" allowOverlap="1" wp14:anchorId="54A8846A" wp14:editId="2D42F058">
+          <wp:anchor distT="0" distB="0" distL="114300" distR="114300" simplePos="0" relativeHeight="251675648" behindDoc="1" locked="0" layoutInCell="1" allowOverlap="1" wp14:anchorId="54A8846A" wp14:editId="373A10DB">
             <wp:simplePos x="0" y="0"/>
             <wp:positionH relativeFrom="margin">
               <wp:posOffset>-325289</wp:posOffset>
@@ -7034,6 +7034,196 @@
           <w:szCs w:val="28"/>
         </w:rPr>
       </w:pPr>
+      <w:r>
+        <w:rPr>
+          <w:rFonts w:ascii="Times New Roman" w:hAnsi="Times New Roman" w:cs="Times New Roman"/>
+          <w:sz w:val="28"/>
+          <w:szCs w:val="28"/>
+        </w:rPr>
+        <w:t>Após a definição das métricas e dos critérios de avaliação, avançou-se para a comparação sistemática dos 12 modelos resultantes da combinação entre:</w:t>
+      </w:r>
+    </w:p>
+    <w:p>
+      <w:pPr>
+        <w:pStyle w:val="ListParagraph"/>
+        <w:numPr>
+          <w:ilvl w:val="0"/>
+          <w:numId w:val="23"/>
+        </w:numPr>
+        <w:rPr>
+          <w:rFonts w:ascii="Times New Roman" w:hAnsi="Times New Roman" w:cs="Times New Roman"/>
+          <w:sz w:val="28"/>
+          <w:szCs w:val="28"/>
+        </w:rPr>
+      </w:pPr>
+      <w:r>
+        <w:rPr>
+          <w:rFonts w:ascii="Times New Roman" w:hAnsi="Times New Roman" w:cs="Times New Roman"/>
+          <w:sz w:val="28"/>
+          <w:szCs w:val="28"/>
+        </w:rPr>
+        <w:t>D</w:t>
+      </w:r>
+      <w:r>
+        <w:rPr>
+          <w:rFonts w:ascii="Times New Roman" w:hAnsi="Times New Roman" w:cs="Times New Roman"/>
+          <w:sz w:val="28"/>
+          <w:szCs w:val="28"/>
+        </w:rPr>
+        <w:t>uas estratégias de divisão do dataset (mixed e participant-based).</w:t>
+      </w:r>
+    </w:p>
+    <w:p>
+      <w:pPr>
+        <w:pStyle w:val="ListParagraph"/>
+        <w:numPr>
+          <w:ilvl w:val="0"/>
+          <w:numId w:val="23"/>
+        </w:numPr>
+        <w:rPr>
+          <w:rFonts w:ascii="Times New Roman" w:hAnsi="Times New Roman" w:cs="Times New Roman"/>
+          <w:sz w:val="28"/>
+          <w:szCs w:val="28"/>
+        </w:rPr>
+      </w:pPr>
+      <w:r>
+        <w:rPr>
+          <w:rFonts w:ascii="Times New Roman" w:hAnsi="Times New Roman" w:cs="Times New Roman"/>
+          <w:sz w:val="28"/>
+          <w:szCs w:val="28"/>
+        </w:rPr>
+        <w:t>Dois tipos de dados (Features, Embeddings)</w:t>
+      </w:r>
+    </w:p>
+    <w:p>
+      <w:pPr>
+        <w:pStyle w:val="ListParagraph"/>
+        <w:numPr>
+          <w:ilvl w:val="0"/>
+          <w:numId w:val="23"/>
+        </w:numPr>
+        <w:rPr>
+          <w:rFonts w:ascii="Times New Roman" w:hAnsi="Times New Roman" w:cs="Times New Roman"/>
+          <w:sz w:val="28"/>
+          <w:szCs w:val="28"/>
+        </w:rPr>
+      </w:pPr>
+      <w:r>
+        <w:rPr>
+          <w:rFonts w:ascii="Times New Roman" w:hAnsi="Times New Roman" w:cs="Times New Roman"/>
+          <w:sz w:val="28"/>
+          <w:szCs w:val="28"/>
+        </w:rPr>
+        <w:t xml:space="preserve">Três cenários </w:t>
+      </w:r>
+      <w:r>
+        <w:rPr>
+          <w:rFonts w:ascii="Times New Roman" w:hAnsi="Times New Roman" w:cs="Times New Roman"/>
+          <w:sz w:val="28"/>
+          <w:szCs w:val="28"/>
+        </w:rPr>
+        <w:t>(Completas, PCA, ReliefF)</w:t>
+      </w:r>
+    </w:p>
+    <w:p>
+      <w:pPr>
+        <w:jc w:val="both"/>
+        <w:rPr>
+          <w:rFonts w:ascii="Times New Roman" w:hAnsi="Times New Roman" w:cs="Times New Roman"/>
+          <w:sz w:val="28"/>
+          <w:szCs w:val="28"/>
+        </w:rPr>
+      </w:pPr>
+      <w:r>
+        <w:rPr>
+          <w:rFonts w:ascii="Times New Roman" w:hAnsi="Times New Roman" w:cs="Times New Roman"/>
+          <w:sz w:val="28"/>
+          <w:szCs w:val="28"/>
+        </w:rPr>
+        <w:t xml:space="preserve">Para cada um dos 12 modelos, testaram-se múltiplos valores de </w:t>
+      </w:r>
+      <w:r>
+        <w:rPr>
+          <w:rFonts w:ascii="Times New Roman" w:hAnsi="Times New Roman" w:cs="Times New Roman"/>
+          <w:i/>
+          <w:iCs/>
+          <w:sz w:val="28"/>
+          <w:szCs w:val="28"/>
+        </w:rPr>
+        <w:t>k</w:t>
+      </w:r>
+      <w:r>
+        <w:rPr>
+          <w:rFonts w:ascii="Times New Roman" w:hAnsi="Times New Roman" w:cs="Times New Roman"/>
+          <w:sz w:val="28"/>
+          <w:szCs w:val="28"/>
+        </w:rPr>
+        <w:t xml:space="preserve">, avaliando o F1-score de validação em cada caso. O valor de </w:t>
+      </w:r>
+      <w:r>
+        <w:rPr>
+          <w:rFonts w:ascii="Times New Roman" w:hAnsi="Times New Roman" w:cs="Times New Roman"/>
+          <w:i/>
+          <w:iCs/>
+          <w:sz w:val="28"/>
+          <w:szCs w:val="28"/>
+        </w:rPr>
+        <w:t>k</w:t>
+      </w:r>
+      <w:r>
+        <w:rPr>
+          <w:rFonts w:ascii="Times New Roman" w:hAnsi="Times New Roman" w:cs="Times New Roman"/>
+          <w:sz w:val="28"/>
+          <w:szCs w:val="28"/>
+        </w:rPr>
+        <w:t xml:space="preserve"> que maximizou este desempenho foi então adotado para a fase final.</w:t>
+      </w:r>
+      <w:r>
+        <w:rPr>
+          <w:rFonts w:ascii="Times New Roman" w:hAnsi="Times New Roman" w:cs="Times New Roman"/>
+          <w:sz w:val="28"/>
+          <w:szCs w:val="28"/>
+        </w:rPr>
+        <w:t xml:space="preserve"> </w:t>
+      </w:r>
+      <w:r>
+        <w:rPr>
+          <w:rFonts w:ascii="Times New Roman" w:hAnsi="Times New Roman" w:cs="Times New Roman"/>
+          <w:sz w:val="28"/>
+          <w:szCs w:val="28"/>
+        </w:rPr>
+        <w:t xml:space="preserve">Concluída esta etapa, cada modelo foi novamente treinado com train + validation e avaliado no conjunto de teste. </w:t>
+      </w:r>
+    </w:p>
+    <w:p>
+      <w:pPr>
+        <w:jc w:val="both"/>
+        <w:rPr>
+          <w:rFonts w:ascii="Times New Roman" w:hAnsi="Times New Roman" w:cs="Times New Roman"/>
+          <w:sz w:val="28"/>
+          <w:szCs w:val="28"/>
+        </w:rPr>
+      </w:pPr>
+    </w:p>
+    <w:p>
+      <w:pPr>
+        <w:jc w:val="both"/>
+        <w:rPr>
+          <w:rFonts w:ascii="Times New Roman" w:hAnsi="Times New Roman" w:cs="Times New Roman"/>
+          <w:sz w:val="28"/>
+          <w:szCs w:val="28"/>
+        </w:rPr>
+      </w:pPr>
+    </w:p>
+    <w:p>
+      <w:pPr>
+        <w:jc w:val="both"/>
+        <w:rPr>
+          <w:rFonts w:ascii="Times New Roman" w:hAnsi="Times New Roman" w:cs="Times New Roman"/>
+          <w:sz w:val="28"/>
+          <w:szCs w:val="28"/>
+        </w:rPr>
+      </w:pPr>
     </w:p>
     <w:p>
       <w:pPr>
@@ -7045,9 +7235,6 @@
         <w:jc w:val="both"/>
         <w:rPr>
           <w:rFonts w:ascii="Times New Roman" w:hAnsi="Times New Roman" w:cs="Times New Roman"/>
-          <w:sz w:val="22"/>
-          <w:szCs w:val="22"/>
-          <w:lang w:val="en-US"/>
         </w:rPr>
       </w:pPr>
       <w:r>
@@ -7058,8 +7245,428 @@
           <w:sz w:val="48"/>
           <w:szCs w:val="48"/>
         </w:rPr>
-        <w:t xml:space="preserve">Avaliação dos </w:t>
-      </w:r>
+        <w:lastRenderedPageBreak/>
+        <w:t>Avaliação dos Modelos</w:t>
+      </w:r>
+    </w:p>
+    <w:p>
+      <w:pPr>
+        <w:jc w:val="both"/>
+        <w:rPr>
+          <w:rFonts w:ascii="Times New Roman" w:hAnsi="Times New Roman" w:cs="Times New Roman"/>
+          <w:sz w:val="28"/>
+          <w:szCs w:val="28"/>
+        </w:rPr>
+      </w:pPr>
+      <w:r>
+        <w:rPr>
+          <w:rFonts w:ascii="Times New Roman" w:hAnsi="Times New Roman" w:cs="Times New Roman"/>
+          <w:sz w:val="28"/>
+          <w:szCs w:val="28"/>
+        </w:rPr>
+        <w:t>Observando a</w:t>
+      </w:r>
+      <w:r>
+        <w:rPr>
+          <w:rFonts w:ascii="Times New Roman" w:hAnsi="Times New Roman" w:cs="Times New Roman"/>
+          <w:sz w:val="28"/>
+          <w:szCs w:val="28"/>
+        </w:rPr>
+        <w:t>s</w:t>
+      </w:r>
+      <w:r>
+        <w:rPr>
+          <w:rFonts w:ascii="Times New Roman" w:hAnsi="Times New Roman" w:cs="Times New Roman"/>
+          <w:sz w:val="28"/>
+          <w:szCs w:val="28"/>
+        </w:rPr>
+        <w:t xml:space="preserve"> matriz</w:t>
+      </w:r>
+      <w:r>
+        <w:rPr>
+          <w:rFonts w:ascii="Times New Roman" w:hAnsi="Times New Roman" w:cs="Times New Roman"/>
+          <w:sz w:val="28"/>
+          <w:szCs w:val="28"/>
+        </w:rPr>
+        <w:t>es</w:t>
+      </w:r>
+      <w:r>
+        <w:rPr>
+          <w:rFonts w:ascii="Times New Roman" w:hAnsi="Times New Roman" w:cs="Times New Roman"/>
+          <w:sz w:val="28"/>
+          <w:szCs w:val="28"/>
+        </w:rPr>
+        <w:t xml:space="preserve"> de confusão, nota-se que há uma confusão significativa entre pares de atividades muito semelhantes, sobretudo aquelas que diferem apenas pela presença da fala. Por exemplo, as classes 2 e 3 apresentam elevada taxa de erro cruzado, indicando que o modelo frequentemente confunde “</w:t>
+      </w:r>
+      <w:r>
+        <w:rPr>
+          <w:rFonts w:ascii="Times New Roman" w:hAnsi="Times New Roman" w:cs="Times New Roman"/>
+          <w:sz w:val="28"/>
+          <w:szCs w:val="28"/>
+        </w:rPr>
+        <w:t>Sit</w:t>
+      </w:r>
+      <w:r>
+        <w:rPr>
+          <w:rFonts w:ascii="Times New Roman" w:hAnsi="Times New Roman" w:cs="Times New Roman"/>
+          <w:sz w:val="28"/>
+          <w:szCs w:val="28"/>
+        </w:rPr>
+        <w:t>” com “</w:t>
+      </w:r>
+      <w:r>
+        <w:rPr>
+          <w:rFonts w:ascii="Times New Roman" w:hAnsi="Times New Roman" w:cs="Times New Roman"/>
+          <w:sz w:val="28"/>
+          <w:szCs w:val="28"/>
+        </w:rPr>
+        <w:t>Sit</w:t>
+      </w:r>
+      <w:r>
+        <w:rPr>
+          <w:rFonts w:ascii="Times New Roman" w:hAnsi="Times New Roman" w:cs="Times New Roman"/>
+          <w:sz w:val="28"/>
+          <w:szCs w:val="28"/>
+        </w:rPr>
+        <w:t xml:space="preserve"> and Talk”. Um padrão semelhante é observado entre as classes 4 e 5, onde “</w:t>
+      </w:r>
+      <w:r>
+        <w:rPr>
+          <w:rFonts w:ascii="Times New Roman" w:hAnsi="Times New Roman" w:cs="Times New Roman"/>
+          <w:sz w:val="28"/>
+          <w:szCs w:val="28"/>
+        </w:rPr>
+        <w:t>Walk</w:t>
+      </w:r>
+      <w:r>
+        <w:rPr>
+          <w:rFonts w:ascii="Times New Roman" w:hAnsi="Times New Roman" w:cs="Times New Roman"/>
+          <w:sz w:val="28"/>
+          <w:szCs w:val="28"/>
+        </w:rPr>
+        <w:t>” e “</w:t>
+      </w:r>
+      <w:r>
+        <w:rPr>
+          <w:rFonts w:ascii="Times New Roman" w:hAnsi="Times New Roman" w:cs="Times New Roman"/>
+          <w:sz w:val="28"/>
+          <w:szCs w:val="28"/>
+        </w:rPr>
+        <w:t>Walk</w:t>
+      </w:r>
+      <w:r>
+        <w:rPr>
+          <w:rFonts w:ascii="Times New Roman" w:hAnsi="Times New Roman" w:cs="Times New Roman"/>
+          <w:sz w:val="28"/>
+          <w:szCs w:val="28"/>
+        </w:rPr>
+        <w:t xml:space="preserve"> and Talk” também são erroneamente classificadas.</w:t>
+      </w:r>
+      <w:r>
+        <w:rPr>
+          <w:rFonts w:ascii="Times New Roman" w:hAnsi="Times New Roman" w:cs="Times New Roman"/>
+          <w:sz w:val="28"/>
+          <w:szCs w:val="28"/>
+        </w:rPr>
+        <w:t xml:space="preserve"> </w:t>
+      </w:r>
+      <w:r>
+        <w:rPr>
+          <w:rFonts w:ascii="Times New Roman" w:hAnsi="Times New Roman" w:cs="Times New Roman"/>
+          <w:sz w:val="28"/>
+          <w:szCs w:val="28"/>
+        </w:rPr>
+        <w:t>Este comportamento sugere que os sinais capturados pelo modelo não são suficientemente discriminativos para distinguir atividades que diferem apenas por falar, possivelmente porque o fator de fala introduz variações sutis no padrão de movimento que se sobrepõem aos sinais da atividade principal.</w:t>
+      </w:r>
+    </w:p>
+    <w:p>
+      <w:pPr>
+        <w:jc w:val="both"/>
+        <w:rPr>
+          <w:rFonts w:ascii="Times New Roman" w:hAnsi="Times New Roman" w:cs="Times New Roman"/>
+          <w:sz w:val="28"/>
+          <w:szCs w:val="28"/>
+        </w:rPr>
+      </w:pPr>
+      <w:r>
+        <w:rPr>
+          <w:rFonts w:ascii="Times New Roman" w:hAnsi="Times New Roman" w:cs="Times New Roman"/>
+          <w:sz w:val="28"/>
+          <w:szCs w:val="28"/>
+        </w:rPr>
+        <w:t>Fica</w:t>
+      </w:r>
+      <w:r>
+        <w:rPr>
+          <w:rFonts w:ascii="Times New Roman" w:hAnsi="Times New Roman" w:cs="Times New Roman"/>
+          <w:sz w:val="28"/>
+          <w:szCs w:val="28"/>
+        </w:rPr>
+        <w:t xml:space="preserve"> também</w:t>
+      </w:r>
+      <w:r>
+        <w:rPr>
+          <w:rFonts w:ascii="Times New Roman" w:hAnsi="Times New Roman" w:cs="Times New Roman"/>
+          <w:sz w:val="28"/>
+          <w:szCs w:val="28"/>
+        </w:rPr>
+        <w:t xml:space="preserve"> claro que os </w:t>
+      </w:r>
+      <w:r>
+        <w:rPr>
+          <w:rFonts w:ascii="Times New Roman" w:hAnsi="Times New Roman" w:cs="Times New Roman"/>
+          <w:sz w:val="28"/>
+          <w:szCs w:val="28"/>
+        </w:rPr>
+        <w:t>modelos baseados em features</w:t>
+      </w:r>
+      <w:r>
+        <w:rPr>
+          <w:rFonts w:ascii="Times New Roman" w:hAnsi="Times New Roman" w:cs="Times New Roman"/>
+          <w:sz w:val="28"/>
+          <w:szCs w:val="28"/>
+        </w:rPr>
+        <w:t xml:space="preserve"> superaram consistentemente os baseados em embeddings em todos os cenários. Esse padrão repete-se em todas as variações dos datasets </w:t>
+      </w:r>
+      <w:r>
+        <w:rPr>
+          <w:rFonts w:ascii="Times New Roman" w:hAnsi="Times New Roman" w:cs="Times New Roman"/>
+          <w:sz w:val="28"/>
+          <w:szCs w:val="28"/>
+        </w:rPr>
+        <w:t xml:space="preserve">intra-participante </w:t>
+      </w:r>
+      <w:r>
+        <w:rPr>
+          <w:rFonts w:ascii="Times New Roman" w:hAnsi="Times New Roman" w:cs="Times New Roman"/>
+          <w:sz w:val="28"/>
+          <w:szCs w:val="28"/>
+        </w:rPr>
+        <w:t xml:space="preserve">e </w:t>
+      </w:r>
+      <w:r>
+        <w:rPr>
+          <w:rFonts w:ascii="Times New Roman" w:hAnsi="Times New Roman" w:cs="Times New Roman"/>
+          <w:sz w:val="28"/>
+          <w:szCs w:val="28"/>
+        </w:rPr>
+        <w:t>int</w:t>
+      </w:r>
+      <w:r>
+        <w:rPr>
+          <w:rFonts w:ascii="Times New Roman" w:hAnsi="Times New Roman" w:cs="Times New Roman"/>
+          <w:sz w:val="28"/>
+          <w:szCs w:val="28"/>
+        </w:rPr>
+        <w:t>er</w:t>
+      </w:r>
+      <w:r>
+        <w:rPr>
+          <w:rFonts w:ascii="Times New Roman" w:hAnsi="Times New Roman" w:cs="Times New Roman"/>
+          <w:sz w:val="28"/>
+          <w:szCs w:val="28"/>
+        </w:rPr>
+        <w:t>-participante</w:t>
+      </w:r>
+      <w:r>
+        <w:rPr>
+          <w:rFonts w:ascii="Times New Roman" w:hAnsi="Times New Roman" w:cs="Times New Roman"/>
+          <w:sz w:val="28"/>
+          <w:szCs w:val="28"/>
+        </w:rPr>
+        <w:t>. Es</w:t>
+      </w:r>
+      <w:r>
+        <w:rPr>
+          <w:rFonts w:ascii="Times New Roman" w:hAnsi="Times New Roman" w:cs="Times New Roman"/>
+          <w:sz w:val="28"/>
+          <w:szCs w:val="28"/>
+        </w:rPr>
+        <w:t>t</w:t>
+      </w:r>
+      <w:r>
+        <w:rPr>
+          <w:rFonts w:ascii="Times New Roman" w:hAnsi="Times New Roman" w:cs="Times New Roman"/>
+          <w:sz w:val="28"/>
+          <w:szCs w:val="28"/>
+        </w:rPr>
+        <w:t>es resultados indicam que</w:t>
+      </w:r>
+      <w:r>
+        <w:rPr>
+          <w:rFonts w:ascii="Times New Roman" w:hAnsi="Times New Roman" w:cs="Times New Roman"/>
+          <w:sz w:val="28"/>
+          <w:szCs w:val="28"/>
+        </w:rPr>
+        <w:t xml:space="preserve"> </w:t>
+      </w:r>
+      <w:r>
+        <w:rPr>
+          <w:rFonts w:ascii="Times New Roman" w:hAnsi="Times New Roman" w:cs="Times New Roman"/>
+          <w:sz w:val="28"/>
+          <w:szCs w:val="28"/>
+        </w:rPr>
+        <w:t>as features extraídas manualmente</w:t>
+      </w:r>
+      <w:r>
+        <w:rPr>
+          <w:rFonts w:ascii="Times New Roman" w:hAnsi="Times New Roman" w:cs="Times New Roman"/>
+          <w:sz w:val="28"/>
+          <w:szCs w:val="28"/>
+        </w:rPr>
+        <w:t xml:space="preserve"> </w:t>
+      </w:r>
+      <w:r>
+        <w:rPr>
+          <w:rFonts w:ascii="Times New Roman" w:hAnsi="Times New Roman" w:cs="Times New Roman"/>
+          <w:sz w:val="28"/>
+          <w:szCs w:val="28"/>
+        </w:rPr>
+        <w:t>fornecem sinais mais discriminativos para a classificação das atividades do que</w:t>
+      </w:r>
+      <w:r>
+        <w:rPr>
+          <w:rFonts w:ascii="Times New Roman" w:hAnsi="Times New Roman" w:cs="Times New Roman"/>
+          <w:sz w:val="28"/>
+          <w:szCs w:val="28"/>
+        </w:rPr>
+        <w:t xml:space="preserve"> embeddings</w:t>
+      </w:r>
+      <w:r>
+        <w:rPr>
+          <w:rFonts w:ascii="Times New Roman" w:hAnsi="Times New Roman" w:cs="Times New Roman"/>
+          <w:sz w:val="28"/>
+          <w:szCs w:val="28"/>
+        </w:rPr>
+        <w:t>. Os embeddings parecem perder informações importantes para distinguir entre atividades, sobretudo quando há variações sutis entre classes.</w:t>
+      </w:r>
+    </w:p>
+    <w:p>
+      <w:pPr>
+        <w:jc w:val="both"/>
+        <w:rPr>
+          <w:rFonts w:ascii="Times New Roman" w:hAnsi="Times New Roman" w:cs="Times New Roman"/>
+          <w:sz w:val="28"/>
+          <w:szCs w:val="28"/>
+        </w:rPr>
+      </w:pPr>
+      <w:r>
+        <w:rPr>
+          <w:rFonts w:ascii="Times New Roman" w:hAnsi="Times New Roman" w:cs="Times New Roman"/>
+          <w:sz w:val="28"/>
+          <w:szCs w:val="28"/>
+        </w:rPr>
+        <w:t>O</w:t>
+      </w:r>
+      <w:r>
+        <w:rPr>
+          <w:rFonts w:ascii="Times New Roman" w:hAnsi="Times New Roman" w:cs="Times New Roman"/>
+          <w:sz w:val="28"/>
+          <w:szCs w:val="28"/>
+        </w:rPr>
+        <w:t xml:space="preserve"> efeito da seleção de features, observa-se que </w:t>
+      </w:r>
+      <w:r>
+        <w:rPr>
+          <w:rFonts w:ascii="Times New Roman" w:hAnsi="Times New Roman" w:cs="Times New Roman"/>
+          <w:sz w:val="28"/>
+          <w:szCs w:val="28"/>
+        </w:rPr>
+        <w:t>o cenário</w:t>
+      </w:r>
+      <w:r>
+        <w:rPr>
+          <w:rFonts w:ascii="Times New Roman" w:hAnsi="Times New Roman" w:cs="Times New Roman"/>
+          <w:sz w:val="28"/>
+          <w:szCs w:val="28"/>
+        </w:rPr>
+        <w:t xml:space="preserve"> A de cada dataset apresentou consistentemente o melhor desempenho, enquanto as versões B e C, que representam variações com menos features, registraram quedas nas métricas. Es</w:t>
+      </w:r>
+      <w:r>
+        <w:rPr>
+          <w:rFonts w:ascii="Times New Roman" w:hAnsi="Times New Roman" w:cs="Times New Roman"/>
+          <w:sz w:val="28"/>
+          <w:szCs w:val="28"/>
+        </w:rPr>
+        <w:t>t</w:t>
+      </w:r>
+      <w:r>
+        <w:rPr>
+          <w:rFonts w:ascii="Times New Roman" w:hAnsi="Times New Roman" w:cs="Times New Roman"/>
+          <w:sz w:val="28"/>
+          <w:szCs w:val="28"/>
+        </w:rPr>
+        <w:t>e padrão sugere que a seleção de features não melhorou o desempenho</w:t>
+      </w:r>
+      <w:r>
+        <w:rPr>
+          <w:rFonts w:ascii="Times New Roman" w:hAnsi="Times New Roman" w:cs="Times New Roman"/>
+          <w:sz w:val="28"/>
+          <w:szCs w:val="28"/>
+        </w:rPr>
+        <w:t>,</w:t>
+      </w:r>
+      <w:r>
+        <w:rPr>
+          <w:rFonts w:ascii="Times New Roman" w:hAnsi="Times New Roman" w:cs="Times New Roman"/>
+          <w:sz w:val="28"/>
+          <w:szCs w:val="28"/>
+        </w:rPr>
+        <w:t xml:space="preserve"> pelo contrário, a redução ou modificação de features parece ter eliminado informações importantes para a discriminação entre atividades. Nos datasets baseados em embeddings, a diferença entre A, B e C é ainda mais marcada, embora todos apresentem resultados inferiores aos datasets de features.</w:t>
+      </w:r>
+    </w:p>
+    <w:p>
+      <w:pPr>
+        <w:jc w:val="both"/>
+        <w:rPr>
+          <w:rFonts w:ascii="Times New Roman" w:hAnsi="Times New Roman" w:cs="Times New Roman"/>
+          <w:sz w:val="28"/>
+          <w:szCs w:val="28"/>
+        </w:rPr>
+      </w:pPr>
+    </w:p>
+    <w:p>
+      <w:pPr>
+        <w:jc w:val="both"/>
+        <w:rPr>
+          <w:rFonts w:ascii="Times New Roman" w:hAnsi="Times New Roman" w:cs="Times New Roman"/>
+          <w:sz w:val="28"/>
+          <w:szCs w:val="28"/>
+        </w:rPr>
+      </w:pPr>
+    </w:p>
+    <w:p>
+      <w:pPr>
+        <w:jc w:val="both"/>
+        <w:rPr>
+          <w:rFonts w:ascii="Times New Roman" w:hAnsi="Times New Roman" w:cs="Times New Roman"/>
+          <w:sz w:val="28"/>
+          <w:szCs w:val="28"/>
+        </w:rPr>
+      </w:pPr>
+    </w:p>
+    <w:p>
+      <w:pPr>
+        <w:jc w:val="both"/>
+        <w:rPr>
+          <w:rFonts w:ascii="Times New Roman" w:hAnsi="Times New Roman" w:cs="Times New Roman"/>
+          <w:sz w:val="28"/>
+          <w:szCs w:val="28"/>
+        </w:rPr>
+      </w:pPr>
+    </w:p>
+    <w:p>
+      <w:pPr>
+        <w:pStyle w:val="ListParagraph"/>
+        <w:numPr>
+          <w:ilvl w:val="0"/>
+          <w:numId w:val="2"/>
+        </w:numPr>
+        <w:jc w:val="both"/>
+        <w:rPr>
+          <w:rFonts w:ascii="Times New Roman" w:hAnsi="Times New Roman" w:cs="Times New Roman"/>
+        </w:rPr>
+      </w:pPr>
       <w:r>
         <w:rPr>
           <w:rFonts w:ascii="Times New Roman" w:hAnsi="Times New Roman" w:cs="Times New Roman"/>
@@ -7068,115 +7675,150 @@
           <w:sz w:val="48"/>
           <w:szCs w:val="48"/>
         </w:rPr>
-        <w:t>M</w:t>
-      </w:r>
+        <w:lastRenderedPageBreak/>
+        <w:t>Testes de Hipótese</w:t>
+      </w:r>
+    </w:p>
+    <w:p>
+      <w:pPr>
+        <w:jc w:val="both"/>
+        <w:rPr>
+          <w:rFonts w:ascii="Times New Roman" w:hAnsi="Times New Roman" w:cs="Times New Roman"/>
+          <w:sz w:val="28"/>
+          <w:szCs w:val="28"/>
+        </w:rPr>
+      </w:pPr>
+      <w:r>
+        <w:rPr>
+          <w:rFonts w:ascii="Times New Roman" w:hAnsi="Times New Roman" w:cs="Times New Roman"/>
+          <w:sz w:val="28"/>
+          <w:szCs w:val="28"/>
+        </w:rPr>
+        <w:t>Para determinar se as diferenças entre modelos eram estatisticamente significativas, repetiu-se todo o processo train → validation → test várias vezes, obtendo distribuições de F1-score para cada um dos 12 modelos.</w:t>
+      </w:r>
+    </w:p>
+    <w:p>
+      <w:pPr>
+        <w:jc w:val="both"/>
+        <w:rPr>
+          <w:rFonts w:ascii="Times New Roman" w:hAnsi="Times New Roman" w:cs="Times New Roman"/>
+          <w:sz w:val="28"/>
+          <w:szCs w:val="28"/>
+        </w:rPr>
+      </w:pPr>
+      <w:r>
+        <w:rPr>
+          <w:rFonts w:ascii="Times New Roman" w:hAnsi="Times New Roman" w:cs="Times New Roman"/>
+          <w:sz w:val="28"/>
+          <w:szCs w:val="28"/>
+        </w:rPr>
+        <w:t>Como as distribuições não satisfaziam o pressuposto de normalidade, aplicaram-se testes não paramétricos:</w:t>
+      </w:r>
+    </w:p>
+    <w:p>
+      <w:pPr>
+        <w:numPr>
+          <w:ilvl w:val="0"/>
+          <w:numId w:val="26"/>
+        </w:numPr>
+        <w:jc w:val="both"/>
+        <w:rPr>
+          <w:rFonts w:ascii="Times New Roman" w:hAnsi="Times New Roman" w:cs="Times New Roman"/>
+          <w:sz w:val="28"/>
+          <w:szCs w:val="28"/>
+        </w:rPr>
+      </w:pPr>
+      <w:r>
+        <w:rPr>
+          <w:rFonts w:ascii="Times New Roman" w:hAnsi="Times New Roman" w:cs="Times New Roman"/>
+          <w:sz w:val="28"/>
+          <w:szCs w:val="28"/>
+        </w:rPr>
+        <w:t>Wilcoxon signed-rank test, quando os modelos eram comparados sobre as mesmas repetições;</w:t>
+      </w:r>
+    </w:p>
+    <w:p>
+      <w:pPr>
+        <w:numPr>
+          <w:ilvl w:val="0"/>
+          <w:numId w:val="26"/>
+        </w:numPr>
+        <w:jc w:val="both"/>
+        <w:rPr>
+          <w:rFonts w:ascii="Times New Roman" w:hAnsi="Times New Roman" w:cs="Times New Roman"/>
+          <w:sz w:val="28"/>
+          <w:szCs w:val="28"/>
+        </w:rPr>
+      </w:pPr>
       <w:r>
         <w:rPr>
           <w:rFonts w:ascii="Times New Roman" w:hAnsi="Times New Roman" w:cs="Times New Roman"/>
           <w:b/>
           <w:bCs/>
-          <w:sz w:val="48"/>
-          <w:szCs w:val="48"/>
-        </w:rPr>
-        <w:t>odelos</w:t>
-      </w:r>
-    </w:p>
-    <w:p>
-      <w:pPr>
-        <w:jc w:val="both"/>
-        <w:rPr>
-          <w:rFonts w:ascii="Times New Roman" w:hAnsi="Times New Roman" w:cs="Times New Roman"/>
-          <w:sz w:val="28"/>
-          <w:szCs w:val="28"/>
-        </w:rPr>
-      </w:pPr>
-      <w:r>
-        <w:rPr>
-          <w:rFonts w:ascii="Times New Roman" w:hAnsi="Times New Roman" w:cs="Times New Roman"/>
-          <w:sz w:val="28"/>
-          <w:szCs w:val="28"/>
-        </w:rPr>
-        <w:t>Após a definição das estratégias de divisão do dataset e a preparação dos três cenários de representação</w:t>
-      </w:r>
-      <w:r>
-        <w:rPr>
-          <w:rFonts w:ascii="Times New Roman" w:hAnsi="Times New Roman" w:cs="Times New Roman"/>
-          <w:sz w:val="28"/>
-          <w:szCs w:val="28"/>
-        </w:rPr>
-        <w:t xml:space="preserve"> </w:t>
-      </w:r>
-      <w:r>
-        <w:rPr>
-          <w:rFonts w:ascii="Times New Roman" w:hAnsi="Times New Roman" w:cs="Times New Roman"/>
-          <w:sz w:val="28"/>
-          <w:szCs w:val="28"/>
-        </w:rPr>
-        <w:t xml:space="preserve">tanto para </w:t>
-      </w:r>
-      <w:r>
-        <w:rPr>
-          <w:rFonts w:ascii="Times New Roman" w:hAnsi="Times New Roman" w:cs="Times New Roman"/>
-          <w:sz w:val="28"/>
-          <w:szCs w:val="28"/>
-        </w:rPr>
-        <w:t>as features</w:t>
-      </w:r>
-      <w:r>
-        <w:rPr>
-          <w:rFonts w:ascii="Times New Roman" w:hAnsi="Times New Roman" w:cs="Times New Roman"/>
-          <w:sz w:val="28"/>
-          <w:szCs w:val="28"/>
-        </w:rPr>
-        <w:t xml:space="preserve"> como para o </w:t>
-      </w:r>
-      <w:r>
-        <w:rPr>
-          <w:rFonts w:ascii="Times New Roman" w:hAnsi="Times New Roman" w:cs="Times New Roman"/>
-          <w:sz w:val="28"/>
-          <w:szCs w:val="28"/>
-        </w:rPr>
-        <w:t>e</w:t>
-      </w:r>
-      <w:r>
-        <w:rPr>
-          <w:rFonts w:ascii="Times New Roman" w:hAnsi="Times New Roman" w:cs="Times New Roman"/>
-          <w:sz w:val="28"/>
-          <w:szCs w:val="28"/>
-        </w:rPr>
-        <w:t>mbedding</w:t>
-      </w:r>
-      <w:r>
-        <w:rPr>
-          <w:rFonts w:ascii="Times New Roman" w:hAnsi="Times New Roman" w:cs="Times New Roman"/>
-          <w:sz w:val="28"/>
-          <w:szCs w:val="28"/>
-        </w:rPr>
-        <w:t>s</w:t>
-      </w:r>
-      <w:r>
-        <w:rPr>
-          <w:rFonts w:ascii="Times New Roman" w:hAnsi="Times New Roman" w:cs="Times New Roman"/>
-          <w:sz w:val="28"/>
-          <w:szCs w:val="28"/>
-        </w:rPr>
-        <w:t>:</w:t>
-      </w:r>
-      <w:r>
-        <w:rPr>
-          <w:rFonts w:ascii="Times New Roman" w:hAnsi="Times New Roman" w:cs="Times New Roman"/>
-          <w:sz w:val="28"/>
-          <w:szCs w:val="28"/>
-        </w:rPr>
-        <w:t xml:space="preserve"> </w:t>
-      </w:r>
-    </w:p>
-    <w:p>
-      <w:pPr>
-        <w:pStyle w:val="ListParagraph"/>
+          <w:sz w:val="28"/>
+          <w:szCs w:val="28"/>
+        </w:rPr>
+        <w:t>Mann–Whitney U test</w:t>
+      </w:r>
+      <w:r>
+        <w:rPr>
+          <w:rFonts w:ascii="Times New Roman" w:hAnsi="Times New Roman" w:cs="Times New Roman"/>
+          <w:sz w:val="28"/>
+          <w:szCs w:val="28"/>
+        </w:rPr>
+        <w:t>, quando as comparações não eram emparelhadas.</w:t>
+      </w:r>
+      <w:r>
+        <w:rPr>
+          <w:rFonts w:ascii="Times New Roman" w:hAnsi="Times New Roman" w:cs="Times New Roman"/>
+          <w:sz w:val="28"/>
+          <w:szCs w:val="28"/>
+        </w:rPr>
+        <w:br/>
+        <w:t xml:space="preserve">O nível de significância adotado foi </w:t>
+      </w:r>
+      <w:r>
+        <w:rPr>
+          <w:rFonts w:ascii="Times New Roman" w:hAnsi="Times New Roman" w:cs="Times New Roman"/>
+          <w:b/>
+          <w:bCs/>
+          <w:sz w:val="28"/>
+          <w:szCs w:val="28"/>
+        </w:rPr>
+        <w:t>α = 0.05</w:t>
+      </w:r>
+      <w:r>
+        <w:rPr>
+          <w:rFonts w:ascii="Times New Roman" w:hAnsi="Times New Roman" w:cs="Times New Roman"/>
+          <w:sz w:val="28"/>
+          <w:szCs w:val="28"/>
+        </w:rPr>
+        <w:t>.</w:t>
+      </w:r>
+    </w:p>
+    <w:p>
+      <w:pPr>
+        <w:jc w:val="both"/>
+        <w:rPr>
+          <w:rFonts w:ascii="Times New Roman" w:hAnsi="Times New Roman" w:cs="Times New Roman"/>
+          <w:sz w:val="28"/>
+          <w:szCs w:val="28"/>
+        </w:rPr>
+      </w:pPr>
+      <w:r>
+        <w:rPr>
+          <w:rFonts w:ascii="Times New Roman" w:hAnsi="Times New Roman" w:cs="Times New Roman"/>
+          <w:sz w:val="28"/>
+          <w:szCs w:val="28"/>
+        </w:rPr>
+        <w:t>Os testes revelaram que:</w:t>
+      </w:r>
+    </w:p>
+    <w:p>
+      <w:pPr>
         <w:numPr>
           <w:ilvl w:val="0"/>
-          <w:numId w:val="22"/>
+          <w:numId w:val="27"/>
         </w:numPr>
         <w:jc w:val="both"/>
         <w:rPr>
@@ -7191,55 +7833,32 @@
           <w:sz w:val="28"/>
           <w:szCs w:val="28"/>
         </w:rPr>
-        <w:t>D</w:t>
-      </w:r>
-      <w:r>
-        <w:rPr>
-          <w:rFonts w:ascii="Times New Roman" w:hAnsi="Times New Roman" w:cs="Times New Roman"/>
-          <w:sz w:val="28"/>
-          <w:szCs w:val="28"/>
-        </w:rPr>
-        <w:t>ataset</w:t>
-      </w:r>
-      <w:r>
-        <w:rPr>
-          <w:rFonts w:ascii="Times New Roman" w:hAnsi="Times New Roman" w:cs="Times New Roman"/>
-          <w:sz w:val="28"/>
-          <w:szCs w:val="28"/>
-        </w:rPr>
-        <w:t xml:space="preserve"> </w:t>
-      </w:r>
-      <w:r>
-        <w:rPr>
-          <w:rFonts w:ascii="Times New Roman" w:hAnsi="Times New Roman" w:cs="Times New Roman"/>
-          <w:sz w:val="28"/>
-          <w:szCs w:val="28"/>
-        </w:rPr>
-        <w:t>C</w:t>
-      </w:r>
-      <w:r>
-        <w:rPr>
-          <w:rFonts w:ascii="Times New Roman" w:hAnsi="Times New Roman" w:cs="Times New Roman"/>
-          <w:sz w:val="28"/>
-          <w:szCs w:val="28"/>
-        </w:rPr>
-        <w:t>omplet</w:t>
-      </w:r>
-      <w:r>
-        <w:rPr>
-          <w:rFonts w:ascii="Times New Roman" w:hAnsi="Times New Roman" w:cs="Times New Roman"/>
-          <w:sz w:val="28"/>
-          <w:szCs w:val="28"/>
-        </w:rPr>
-        <w:t>o</w:t>
-      </w:r>
-    </w:p>
-    <w:p>
-      <w:pPr>
-        <w:pStyle w:val="ListParagraph"/>
+        <w:t xml:space="preserve">O </w:t>
+      </w:r>
+      <w:r>
+        <w:rPr>
+          <w:rFonts w:ascii="Times New Roman" w:hAnsi="Times New Roman" w:cs="Times New Roman"/>
+          <w:b/>
+          <w:bCs/>
+          <w:sz w:val="28"/>
+          <w:szCs w:val="28"/>
+        </w:rPr>
+        <w:t>Participant Features A</w:t>
+      </w:r>
+      <w:r>
+        <w:rPr>
+          <w:rFonts w:ascii="Times New Roman" w:hAnsi="Times New Roman" w:cs="Times New Roman"/>
+          <w:sz w:val="28"/>
+          <w:szCs w:val="28"/>
+        </w:rPr>
+        <w:t xml:space="preserve"> teve desempenho estatisticamente superior aos restantes modelos baseados em features.</w:t>
+      </w:r>
+    </w:p>
+    <w:p>
+      <w:pPr>
         <w:numPr>
           <w:ilvl w:val="0"/>
-          <w:numId w:val="22"/>
+          <w:numId w:val="27"/>
         </w:numPr>
         <w:jc w:val="both"/>
         <w:rPr>
@@ -7254,47 +7873,14 @@
           <w:sz w:val="28"/>
           <w:szCs w:val="28"/>
         </w:rPr>
-        <w:t>PCA</w:t>
-      </w:r>
-      <w:r>
-        <w:rPr>
-          <w:rFonts w:ascii="Times New Roman" w:hAnsi="Times New Roman" w:cs="Times New Roman"/>
-          <w:sz w:val="28"/>
-          <w:szCs w:val="28"/>
-        </w:rPr>
-        <w:t xml:space="preserve"> do </w:t>
-      </w:r>
-      <w:r>
-        <w:rPr>
-          <w:rFonts w:ascii="Times New Roman" w:hAnsi="Times New Roman" w:cs="Times New Roman"/>
-          <w:sz w:val="28"/>
-          <w:szCs w:val="28"/>
-        </w:rPr>
-        <w:t>D</w:t>
-      </w:r>
-      <w:r>
-        <w:rPr>
-          <w:rFonts w:ascii="Times New Roman" w:hAnsi="Times New Roman" w:cs="Times New Roman"/>
-          <w:sz w:val="28"/>
-          <w:szCs w:val="28"/>
-        </w:rPr>
-        <w:t>taset</w:t>
-      </w:r>
-      <w:r>
-        <w:rPr>
-          <w:rFonts w:ascii="Times New Roman" w:hAnsi="Times New Roman" w:cs="Times New Roman"/>
-          <w:sz w:val="28"/>
-          <w:szCs w:val="28"/>
-        </w:rPr>
-        <w:t xml:space="preserve"> </w:t>
-      </w:r>
-    </w:p>
-    <w:p>
-      <w:pPr>
-        <w:pStyle w:val="ListParagraph"/>
+        <w:t>As abordagens PCA e ReliefF mostraram diferenças significativas entre si, mas ambas ficaram abaixo do Features A.</w:t>
+      </w:r>
+    </w:p>
+    <w:p>
+      <w:pPr>
         <w:numPr>
           <w:ilvl w:val="0"/>
-          <w:numId w:val="22"/>
+          <w:numId w:val="27"/>
         </w:numPr>
         <w:jc w:val="both"/>
         <w:rPr>
@@ -7309,1094 +7895,62 @@
           <w:sz w:val="28"/>
           <w:szCs w:val="28"/>
         </w:rPr>
-        <w:t>Top 15 ReliefF</w:t>
-      </w:r>
-      <w:r>
-        <w:rPr>
-          <w:rFonts w:ascii="Times New Roman" w:hAnsi="Times New Roman" w:cs="Times New Roman"/>
-          <w:sz w:val="28"/>
-          <w:szCs w:val="28"/>
-        </w:rPr>
-        <w:t xml:space="preserve"> do Dataset</w:t>
-      </w:r>
-      <w:r>
-        <w:rPr>
-          <w:rFonts w:ascii="Times New Roman" w:hAnsi="Times New Roman" w:cs="Times New Roman"/>
-          <w:sz w:val="28"/>
-          <w:szCs w:val="28"/>
-        </w:rPr>
-        <w:t xml:space="preserve"> </w:t>
-      </w:r>
-    </w:p>
-    <w:p>
-      <w:pPr>
-        <w:jc w:val="both"/>
-        <w:rPr>
-          <w:rFonts w:ascii="Times New Roman" w:hAnsi="Times New Roman" w:cs="Times New Roman"/>
-          <w:sz w:val="28"/>
-          <w:szCs w:val="28"/>
-        </w:rPr>
-      </w:pPr>
-      <w:r>
-        <w:rPr>
-          <w:rFonts w:ascii="Times New Roman" w:hAnsi="Times New Roman" w:cs="Times New Roman"/>
-          <w:sz w:val="28"/>
-          <w:szCs w:val="28"/>
-        </w:rPr>
-        <w:t>P</w:t>
-      </w:r>
-      <w:r>
-        <w:rPr>
-          <w:rFonts w:ascii="Times New Roman" w:hAnsi="Times New Roman" w:cs="Times New Roman"/>
-          <w:sz w:val="28"/>
-          <w:szCs w:val="28"/>
-        </w:rPr>
-        <w:t>rocedeu-se à fase de avaliação dos modelos de classificação</w:t>
-      </w:r>
-      <w:r>
-        <w:rPr>
-          <w:rFonts w:ascii="Times New Roman" w:hAnsi="Times New Roman" w:cs="Times New Roman"/>
-          <w:sz w:val="28"/>
-          <w:szCs w:val="28"/>
-        </w:rPr>
-        <w:t xml:space="preserve"> de modo a </w:t>
-      </w:r>
-      <w:r>
-        <w:rPr>
-          <w:rFonts w:ascii="Times New Roman" w:hAnsi="Times New Roman" w:cs="Times New Roman"/>
-          <w:sz w:val="28"/>
-          <w:szCs w:val="28"/>
-        </w:rPr>
-        <w:t>identificar a combinação mais eficaz de representações e quantificar a capacidade de generalização do sistema a novos participantes.</w:t>
-      </w:r>
-    </w:p>
-    <w:p>
-      <w:pPr>
-        <w:jc w:val="both"/>
-        <w:rPr>
-          <w:rFonts w:ascii="Times New Roman" w:hAnsi="Times New Roman" w:cs="Times New Roman"/>
-          <w:sz w:val="28"/>
-          <w:szCs w:val="28"/>
-        </w:rPr>
-      </w:pPr>
-      <w:r>
-        <w:rPr>
-          <w:rFonts w:ascii="Times New Roman" w:hAnsi="Times New Roman" w:cs="Times New Roman"/>
-          <w:sz w:val="28"/>
-          <w:szCs w:val="28"/>
-        </w:rPr>
-        <w:t>A avaliação foi realizada em duas fases principais</w:t>
-      </w:r>
-      <w:r>
-        <w:rPr>
-          <w:rFonts w:ascii="Times New Roman" w:hAnsi="Times New Roman" w:cs="Times New Roman"/>
-          <w:sz w:val="28"/>
-          <w:szCs w:val="28"/>
-        </w:rPr>
-        <w:t xml:space="preserve">: </w:t>
-      </w:r>
-      <w:r>
-        <w:rPr>
-          <w:rFonts w:ascii="Times New Roman" w:hAnsi="Times New Roman" w:cs="Times New Roman"/>
-          <w:sz w:val="28"/>
-          <w:szCs w:val="28"/>
-        </w:rPr>
-        <w:t>tuning do hiperparâmetro k, recorrendo exclusivamente aos conjuntos de treino e validação</w:t>
-      </w:r>
-      <w:r>
-        <w:rPr>
-          <w:rFonts w:ascii="Times New Roman" w:hAnsi="Times New Roman" w:cs="Times New Roman"/>
-          <w:sz w:val="28"/>
-          <w:szCs w:val="28"/>
-        </w:rPr>
-        <w:t xml:space="preserve"> e </w:t>
-      </w:r>
-      <w:r>
-        <w:rPr>
-          <w:rFonts w:ascii="Times New Roman" w:hAnsi="Times New Roman" w:cs="Times New Roman"/>
-          <w:sz w:val="28"/>
-          <w:szCs w:val="28"/>
-        </w:rPr>
-        <w:t xml:space="preserve">avaliação </w:t>
-      </w:r>
-      <w:r>
-        <w:rPr>
-          <w:rFonts w:ascii="Times New Roman" w:hAnsi="Times New Roman" w:cs="Times New Roman"/>
-          <w:sz w:val="28"/>
-          <w:szCs w:val="28"/>
-        </w:rPr>
-        <w:lastRenderedPageBreak/>
-        <w:t>final no conjunto de teste, seguida de análise das métricas, matrizes de confusão e testes de hipóteses.</w:t>
-      </w:r>
-    </w:p>
-    <w:p>
-      <w:pPr>
-        <w:jc w:val="both"/>
-        <w:rPr>
-          <w:rFonts w:ascii="Times New Roman" w:hAnsi="Times New Roman" w:cs="Times New Roman"/>
-          <w:sz w:val="28"/>
-          <w:szCs w:val="28"/>
-        </w:rPr>
-      </w:pPr>
-      <w:r>
-        <w:rPr>
-          <w:rFonts w:ascii="Times New Roman" w:hAnsi="Times New Roman" w:cs="Times New Roman"/>
-          <w:sz w:val="28"/>
-          <w:szCs w:val="28"/>
-        </w:rPr>
-        <w:t>A análise dos resultados obtidos permitiu observar tendências consistentes entre os diferentes cenários e métodos de representação.</w:t>
-      </w:r>
-    </w:p>
-    <w:p>
-      <w:pPr>
-        <w:jc w:val="both"/>
-        <w:rPr>
-          <w:rFonts w:ascii="Times New Roman" w:hAnsi="Times New Roman" w:cs="Times New Roman"/>
-          <w:sz w:val="28"/>
-          <w:szCs w:val="28"/>
-        </w:rPr>
-      </w:pPr>
-      <w:r>
-        <w:rPr>
-          <w:rFonts w:ascii="Times New Roman" w:hAnsi="Times New Roman" w:cs="Times New Roman"/>
-          <w:sz w:val="28"/>
-          <w:szCs w:val="28"/>
-        </w:rPr>
-        <w:t>Desempenho por tipo de representação:</w:t>
-      </w:r>
-    </w:p>
-    <w:p>
-      <w:pPr>
-        <w:jc w:val="both"/>
+        <w:t>Os modelos que usavam embeddings também apresentaram diferenças estatísticas relevantes, sem alcançar o desempenho do modelo final.</w:t>
+      </w:r>
+    </w:p>
+    <w:p>
+      <w:pPr>
+        <w:jc w:val="both"/>
+        <w:rPr>
+          <w:rFonts w:ascii="Times New Roman" w:hAnsi="Times New Roman" w:cs="Times New Roman"/>
+          <w:sz w:val="28"/>
+          <w:szCs w:val="28"/>
+        </w:rPr>
+      </w:pPr>
+      <w:r>
+        <w:rPr>
+          <w:rFonts w:ascii="Times New Roman" w:hAnsi="Times New Roman" w:cs="Times New Roman"/>
+          <w:sz w:val="28"/>
+          <w:szCs w:val="28"/>
+        </w:rPr>
+        <w:t xml:space="preserve">Assim, o modelo </w:t>
+      </w:r>
+      <w:r>
         <w:rPr>
           <w:rFonts w:ascii="Times New Roman" w:hAnsi="Times New Roman" w:cs="Times New Roman"/>
           <w:b/>
           <w:bCs/>
           <w:sz w:val="28"/>
           <w:szCs w:val="28"/>
-          <w:u w:val="single"/>
-        </w:rPr>
-      </w:pPr>
-      <w:r>
-        <w:rPr>
-          <w:rFonts w:ascii="Times New Roman" w:hAnsi="Times New Roman" w:cs="Times New Roman"/>
-          <w:b/>
-          <w:bCs/>
-          <w:sz w:val="28"/>
-          <w:szCs w:val="28"/>
-          <w:u w:val="single"/>
-        </w:rPr>
-        <w:t>Embeddings</w:t>
-      </w:r>
-    </w:p>
-    <w:p>
-      <w:pPr>
-        <w:jc w:val="both"/>
-        <w:rPr>
-          <w:rFonts w:ascii="Times New Roman" w:hAnsi="Times New Roman" w:cs="Times New Roman"/>
-          <w:sz w:val="28"/>
-          <w:szCs w:val="28"/>
-        </w:rPr>
-      </w:pPr>
-      <w:r>
-        <w:rPr>
-          <w:rFonts w:ascii="Times New Roman" w:hAnsi="Times New Roman" w:cs="Times New Roman"/>
-          <w:sz w:val="28"/>
-          <w:szCs w:val="28"/>
-        </w:rPr>
-        <w:t>Apresentaram, em geral, desempenho superior ao Feature Dataset, sobretudo na estratégia participant-based.</w:t>
-      </w:r>
-    </w:p>
-    <w:p>
-      <w:pPr>
-        <w:jc w:val="both"/>
-        <w:rPr>
-          <w:rFonts w:ascii="Times New Roman" w:hAnsi="Times New Roman" w:cs="Times New Roman"/>
-          <w:sz w:val="28"/>
-          <w:szCs w:val="28"/>
-        </w:rPr>
-      </w:pPr>
-      <w:r>
-        <w:rPr>
-          <w:rFonts w:ascii="Times New Roman" w:hAnsi="Times New Roman" w:cs="Times New Roman"/>
-          <w:sz w:val="28"/>
-          <w:szCs w:val="28"/>
-        </w:rPr>
-        <w:t>Isto confirma que os embeddings do modelo Harnet5 captam padrões temporais e espaciais complexos que se generalizam melhor a novos indivíduos.</w:t>
-      </w:r>
-    </w:p>
-    <w:p>
-      <w:pPr>
-        <w:jc w:val="both"/>
-        <w:rPr>
-          <w:rFonts w:ascii="Times New Roman" w:hAnsi="Times New Roman" w:cs="Times New Roman"/>
-          <w:sz w:val="28"/>
-          <w:szCs w:val="28"/>
-        </w:rPr>
-      </w:pPr>
-    </w:p>
-    <w:p>
-      <w:pPr>
-        <w:jc w:val="both"/>
-        <w:rPr>
-          <w:rFonts w:ascii="Times New Roman" w:hAnsi="Times New Roman" w:cs="Times New Roman"/>
-          <w:b/>
-          <w:bCs/>
-          <w:sz w:val="28"/>
-          <w:szCs w:val="28"/>
-          <w:u w:val="single"/>
-        </w:rPr>
-      </w:pPr>
-      <w:r>
-        <w:rPr>
-          <w:rFonts w:ascii="Times New Roman" w:hAnsi="Times New Roman" w:cs="Times New Roman"/>
-          <w:b/>
-          <w:bCs/>
-          <w:sz w:val="28"/>
-          <w:szCs w:val="28"/>
-          <w:u w:val="single"/>
-        </w:rPr>
-        <w:t>Features completas (cenário a)</w:t>
-      </w:r>
-    </w:p>
-    <w:p>
-      <w:pPr>
-        <w:jc w:val="both"/>
-        <w:rPr>
-          <w:rFonts w:ascii="Times New Roman" w:hAnsi="Times New Roman" w:cs="Times New Roman"/>
-          <w:sz w:val="28"/>
-          <w:szCs w:val="28"/>
-        </w:rPr>
-      </w:pPr>
-      <w:r>
-        <w:rPr>
-          <w:rFonts w:ascii="Times New Roman" w:hAnsi="Times New Roman" w:cs="Times New Roman"/>
-          <w:sz w:val="28"/>
-          <w:szCs w:val="28"/>
-        </w:rPr>
-        <w:t>Obtiveram desempenho razoável na estratégia mixed, mas sofreram uma quebra significativa quando avaliadas em participantes nunca vistos, o que confirma a elevada variabilidade interindividual.</w:t>
-      </w:r>
-    </w:p>
-    <w:p>
-      <w:pPr>
-        <w:jc w:val="both"/>
-        <w:rPr>
-          <w:rFonts w:ascii="Times New Roman" w:hAnsi="Times New Roman" w:cs="Times New Roman"/>
-          <w:sz w:val="28"/>
-          <w:szCs w:val="28"/>
-        </w:rPr>
-      </w:pPr>
-    </w:p>
-    <w:p>
-      <w:pPr>
-        <w:jc w:val="both"/>
-        <w:rPr>
-          <w:rFonts w:ascii="Times New Roman" w:hAnsi="Times New Roman" w:cs="Times New Roman"/>
-          <w:b/>
-          <w:bCs/>
-          <w:sz w:val="28"/>
-          <w:szCs w:val="28"/>
-          <w:u w:val="single"/>
-        </w:rPr>
-      </w:pPr>
-      <w:r>
-        <w:rPr>
-          <w:rFonts w:ascii="Times New Roman" w:hAnsi="Times New Roman" w:cs="Times New Roman"/>
-          <w:b/>
-          <w:bCs/>
-          <w:sz w:val="28"/>
-          <w:szCs w:val="28"/>
-          <w:u w:val="single"/>
-        </w:rPr>
-        <w:t>PCA (cenário b)</w:t>
-      </w:r>
-    </w:p>
-    <w:p>
-      <w:pPr>
-        <w:jc w:val="both"/>
-        <w:rPr>
-          <w:rFonts w:ascii="Times New Roman" w:hAnsi="Times New Roman" w:cs="Times New Roman"/>
-          <w:sz w:val="28"/>
-          <w:szCs w:val="28"/>
-        </w:rPr>
-      </w:pPr>
-      <w:r>
-        <w:rPr>
-          <w:rFonts w:ascii="Times New Roman" w:hAnsi="Times New Roman" w:cs="Times New Roman"/>
-          <w:sz w:val="28"/>
-          <w:szCs w:val="28"/>
-        </w:rPr>
-        <w:t>Teve desempenho intermédio. A redução para 90% da variância (≈17 componentes) ajudou a mitigar ruído, mas a perda de interpretabilidade reduziu a discriminação entre algumas atividades, especialmente Sit e Sit and Talk.</w:t>
-      </w:r>
-    </w:p>
-    <w:p>
-      <w:pPr>
-        <w:jc w:val="both"/>
-        <w:rPr>
-          <w:rFonts w:ascii="Times New Roman" w:hAnsi="Times New Roman" w:cs="Times New Roman"/>
-          <w:sz w:val="28"/>
-          <w:szCs w:val="28"/>
-        </w:rPr>
-      </w:pPr>
-    </w:p>
-    <w:p>
-      <w:pPr>
-        <w:jc w:val="both"/>
-        <w:rPr>
-          <w:rFonts w:ascii="Times New Roman" w:hAnsi="Times New Roman" w:cs="Times New Roman"/>
-          <w:b/>
-          <w:bCs/>
-          <w:sz w:val="28"/>
-          <w:szCs w:val="28"/>
-          <w:u w:val="single"/>
-        </w:rPr>
-      </w:pPr>
-      <w:r>
-        <w:rPr>
-          <w:rFonts w:ascii="Times New Roman" w:hAnsi="Times New Roman" w:cs="Times New Roman"/>
-          <w:b/>
-          <w:bCs/>
-          <w:sz w:val="28"/>
-          <w:szCs w:val="28"/>
-          <w:u w:val="single"/>
-        </w:rPr>
-        <w:t>ReliefF (cenário c)</w:t>
-      </w:r>
-    </w:p>
-    <w:p>
-      <w:pPr>
-        <w:jc w:val="both"/>
-        <w:rPr>
-          <w:rFonts w:ascii="Times New Roman" w:hAnsi="Times New Roman" w:cs="Times New Roman"/>
-          <w:sz w:val="28"/>
-          <w:szCs w:val="28"/>
-        </w:rPr>
-      </w:pPr>
-      <w:r>
-        <w:rPr>
-          <w:rFonts w:ascii="Times New Roman" w:hAnsi="Times New Roman" w:cs="Times New Roman"/>
-          <w:sz w:val="28"/>
-          <w:szCs w:val="28"/>
-        </w:rPr>
-        <w:t>A seleção das 15 features mais discriminantes resultou em desempenho competitivo no mixed splitting, mas menos robusto no cenário participant-based, sugerindo que a seleção pode favorecer padrões específicos de certos indivíduos.</w:t>
-      </w:r>
-    </w:p>
-    <w:p>
-      <w:pPr>
-        <w:jc w:val="both"/>
-        <w:rPr>
-          <w:rFonts w:ascii="Times New Roman" w:hAnsi="Times New Roman" w:cs="Times New Roman"/>
-          <w:sz w:val="28"/>
-          <w:szCs w:val="28"/>
-        </w:rPr>
-      </w:pPr>
-    </w:p>
-    <w:p>
-      <w:pPr>
-        <w:jc w:val="both"/>
-        <w:rPr>
-          <w:rFonts w:ascii="Times New Roman" w:hAnsi="Times New Roman" w:cs="Times New Roman"/>
-          <w:b/>
-          <w:bCs/>
-          <w:sz w:val="28"/>
-          <w:szCs w:val="28"/>
-        </w:rPr>
-      </w:pPr>
-      <w:r>
-        <w:rPr>
-          <w:rFonts w:ascii="Times New Roman" w:hAnsi="Times New Roman" w:cs="Times New Roman"/>
-          <w:b/>
-          <w:bCs/>
-          <w:sz w:val="28"/>
-          <w:szCs w:val="28"/>
-        </w:rPr>
-        <w:t>Desempenho por estratégia de divisão</w:t>
-      </w:r>
-    </w:p>
-    <w:p>
-      <w:pPr>
-        <w:jc w:val="both"/>
-        <w:rPr>
-          <w:rFonts w:ascii="Times New Roman" w:hAnsi="Times New Roman" w:cs="Times New Roman"/>
-          <w:sz w:val="28"/>
-          <w:szCs w:val="28"/>
-        </w:rPr>
-      </w:pPr>
-    </w:p>
-    <w:p>
-      <w:pPr>
-        <w:jc w:val="both"/>
-        <w:rPr>
-          <w:rFonts w:ascii="Times New Roman" w:hAnsi="Times New Roman" w:cs="Times New Roman"/>
-          <w:b/>
-          <w:bCs/>
-          <w:sz w:val="28"/>
-          <w:szCs w:val="28"/>
-          <w:u w:val="single"/>
-        </w:rPr>
-      </w:pPr>
-      <w:r>
-        <w:rPr>
-          <w:rFonts w:ascii="Times New Roman" w:hAnsi="Times New Roman" w:cs="Times New Roman"/>
-          <w:b/>
-          <w:bCs/>
-          <w:sz w:val="28"/>
-          <w:szCs w:val="28"/>
-          <w:u w:val="single"/>
-        </w:rPr>
-        <w:t>Mixed splitting:</w:t>
-      </w:r>
-    </w:p>
-    <w:p>
-      <w:pPr>
-        <w:jc w:val="both"/>
-        <w:rPr>
-          <w:rFonts w:ascii="Times New Roman" w:hAnsi="Times New Roman" w:cs="Times New Roman"/>
-          <w:sz w:val="28"/>
-          <w:szCs w:val="28"/>
-        </w:rPr>
-      </w:pPr>
-      <w:r>
-        <w:rPr>
-          <w:rFonts w:ascii="Times New Roman" w:hAnsi="Times New Roman" w:cs="Times New Roman"/>
-          <w:sz w:val="28"/>
-          <w:szCs w:val="28"/>
-        </w:rPr>
-        <w:t>Todos os modelos apresentaram valores elevados de acurácia e F1, refletindo a presença de dados dos mesmos participantes nos três conjuntos.</w:t>
-      </w:r>
-    </w:p>
-    <w:p>
-      <w:pPr>
-        <w:jc w:val="both"/>
-        <w:rPr>
-          <w:rFonts w:ascii="Times New Roman" w:hAnsi="Times New Roman" w:cs="Times New Roman"/>
-          <w:sz w:val="28"/>
-          <w:szCs w:val="28"/>
-        </w:rPr>
-      </w:pPr>
-      <w:r>
-        <w:rPr>
-          <w:rFonts w:ascii="Times New Roman" w:hAnsi="Times New Roman" w:cs="Times New Roman"/>
-          <w:sz w:val="28"/>
-          <w:szCs w:val="28"/>
-        </w:rPr>
-        <w:t>→ Estes resultados, embora positivos, sobrevalorizam a performance real do modelo.</w:t>
-      </w:r>
-    </w:p>
-    <w:p>
-      <w:pPr>
-        <w:jc w:val="both"/>
-        <w:rPr>
-          <w:rFonts w:ascii="Times New Roman" w:hAnsi="Times New Roman" w:cs="Times New Roman"/>
-          <w:sz w:val="28"/>
-          <w:szCs w:val="28"/>
-        </w:rPr>
-      </w:pPr>
-    </w:p>
-    <w:p>
-      <w:pPr>
-        <w:jc w:val="both"/>
-        <w:rPr>
-          <w:rFonts w:ascii="Times New Roman" w:hAnsi="Times New Roman" w:cs="Times New Roman"/>
-          <w:b/>
-          <w:bCs/>
-          <w:sz w:val="28"/>
-          <w:szCs w:val="28"/>
-          <w:u w:val="single"/>
-        </w:rPr>
-      </w:pPr>
-      <w:r>
-        <w:rPr>
-          <w:rFonts w:ascii="Times New Roman" w:hAnsi="Times New Roman" w:cs="Times New Roman"/>
-          <w:b/>
-          <w:bCs/>
-          <w:sz w:val="28"/>
-          <w:szCs w:val="28"/>
-          <w:u w:val="single"/>
-        </w:rPr>
-        <w:t>Participant splitting:</w:t>
-      </w:r>
-    </w:p>
-    <w:p>
-      <w:pPr>
-        <w:jc w:val="both"/>
-        <w:rPr>
-          <w:rFonts w:ascii="Times New Roman" w:hAnsi="Times New Roman" w:cs="Times New Roman"/>
-          <w:sz w:val="28"/>
-          <w:szCs w:val="28"/>
-        </w:rPr>
-      </w:pPr>
-      <w:r>
-        <w:rPr>
-          <w:rFonts w:ascii="Times New Roman" w:hAnsi="Times New Roman" w:cs="Times New Roman"/>
-          <w:sz w:val="28"/>
-          <w:szCs w:val="28"/>
-        </w:rPr>
-        <w:t>Observou-se uma diminuição clara da performance em todas as abordagens, tal como esperado, devido à ausência de dados dos participantes de teste durante o treino.</w:t>
-      </w:r>
-    </w:p>
-    <w:p>
-      <w:pPr>
-        <w:jc w:val="both"/>
-        <w:rPr>
-          <w:rFonts w:ascii="Times New Roman" w:hAnsi="Times New Roman" w:cs="Times New Roman"/>
-          <w:sz w:val="28"/>
-          <w:szCs w:val="28"/>
-        </w:rPr>
-      </w:pPr>
-      <w:r>
-        <w:rPr>
-          <w:rFonts w:ascii="Times New Roman" w:hAnsi="Times New Roman" w:cs="Times New Roman"/>
-          <w:sz w:val="28"/>
-          <w:szCs w:val="28"/>
-        </w:rPr>
-        <w:t>Contudo, os embeddings mostraram uma degradação menor, demonstrando melhor capacidade de generalização para novos utilizadores.</w:t>
-      </w:r>
-    </w:p>
-    <w:p>
-      <w:pPr>
-        <w:jc w:val="both"/>
-        <w:rPr>
-          <w:rFonts w:ascii="Times New Roman" w:hAnsi="Times New Roman" w:cs="Times New Roman"/>
-          <w:sz w:val="28"/>
-          <w:szCs w:val="28"/>
-        </w:rPr>
-      </w:pPr>
-    </w:p>
-    <w:p>
-      <w:pPr>
-        <w:jc w:val="both"/>
-        <w:rPr>
-          <w:rFonts w:ascii="Times New Roman" w:hAnsi="Times New Roman" w:cs="Times New Roman"/>
-          <w:b/>
-          <w:bCs/>
-          <w:sz w:val="28"/>
-          <w:szCs w:val="28"/>
-        </w:rPr>
-      </w:pPr>
-      <w:r>
-        <w:rPr>
-          <w:rFonts w:ascii="Times New Roman" w:hAnsi="Times New Roman" w:cs="Times New Roman"/>
-          <w:b/>
-          <w:bCs/>
-          <w:sz w:val="28"/>
-          <w:szCs w:val="28"/>
-        </w:rPr>
-        <w:t>Padrões nas matrizes de confusão</w:t>
-      </w:r>
-    </w:p>
-    <w:p>
-      <w:pPr>
-        <w:jc w:val="both"/>
-        <w:rPr>
-          <w:rFonts w:ascii="Times New Roman" w:hAnsi="Times New Roman" w:cs="Times New Roman"/>
-          <w:sz w:val="28"/>
-          <w:szCs w:val="28"/>
-        </w:rPr>
-      </w:pPr>
-    </w:p>
-    <w:p>
-      <w:pPr>
-        <w:jc w:val="both"/>
-        <w:rPr>
-          <w:rFonts w:ascii="Times New Roman" w:hAnsi="Times New Roman" w:cs="Times New Roman"/>
-          <w:sz w:val="28"/>
-          <w:szCs w:val="28"/>
-        </w:rPr>
-      </w:pPr>
-      <w:r>
-        <w:rPr>
-          <w:rFonts w:ascii="Times New Roman" w:hAnsi="Times New Roman" w:cs="Times New Roman"/>
-          <w:sz w:val="28"/>
-          <w:szCs w:val="28"/>
-        </w:rPr>
-        <w:t>As matrizes de confusão revelaram que:</w:t>
-      </w:r>
-    </w:p>
-    <w:p>
-      <w:pPr>
-        <w:ind w:firstLine="708"/>
-        <w:jc w:val="both"/>
-        <w:rPr>
-          <w:rFonts w:ascii="Times New Roman" w:hAnsi="Times New Roman" w:cs="Times New Roman"/>
-          <w:sz w:val="28"/>
-          <w:szCs w:val="28"/>
-        </w:rPr>
-      </w:pPr>
-      <w:r>
-        <w:rPr>
-          <w:rFonts w:ascii="Times New Roman" w:hAnsi="Times New Roman" w:cs="Times New Roman"/>
-          <w:sz w:val="28"/>
-          <w:szCs w:val="28"/>
-        </w:rPr>
-        <w:t>•</w:t>
-      </w:r>
-      <w:r>
-        <w:rPr>
-          <w:rFonts w:ascii="Times New Roman" w:hAnsi="Times New Roman" w:cs="Times New Roman"/>
-          <w:sz w:val="28"/>
-          <w:szCs w:val="28"/>
-        </w:rPr>
-        <w:t xml:space="preserve"> </w:t>
-      </w:r>
-      <w:r>
-        <w:rPr>
-          <w:rFonts w:ascii="Times New Roman" w:hAnsi="Times New Roman" w:cs="Times New Roman"/>
-          <w:sz w:val="28"/>
-          <w:szCs w:val="28"/>
-        </w:rPr>
-        <w:t>As atividades dinâmicas (Walk e Walk and Talk) tendem a ser mais facilmente confundidas entre si, dada a semelhança dos seus padrões de movimento.</w:t>
-      </w:r>
-    </w:p>
-    <w:p>
-      <w:pPr>
-        <w:ind w:firstLine="708"/>
-        <w:jc w:val="both"/>
-        <w:rPr>
-          <w:rFonts w:ascii="Times New Roman" w:hAnsi="Times New Roman" w:cs="Times New Roman"/>
-          <w:sz w:val="28"/>
-          <w:szCs w:val="28"/>
-        </w:rPr>
-      </w:pPr>
-      <w:r>
-        <w:rPr>
-          <w:rFonts w:ascii="Times New Roman" w:hAnsi="Times New Roman" w:cs="Times New Roman"/>
-          <w:sz w:val="28"/>
-          <w:szCs w:val="28"/>
-        </w:rPr>
-        <w:t>•</w:t>
-      </w:r>
-      <w:r>
-        <w:rPr>
-          <w:rFonts w:ascii="Times New Roman" w:hAnsi="Times New Roman" w:cs="Times New Roman"/>
-          <w:sz w:val="28"/>
-          <w:szCs w:val="28"/>
-        </w:rPr>
-        <w:t xml:space="preserve"> </w:t>
-      </w:r>
-      <w:r>
-        <w:rPr>
-          <w:rFonts w:ascii="Times New Roman" w:hAnsi="Times New Roman" w:cs="Times New Roman"/>
-          <w:sz w:val="28"/>
-          <w:szCs w:val="28"/>
-        </w:rPr>
-        <w:t>Atividades estáticas (Stand, Sit) são bem discriminadas.</w:t>
-      </w:r>
-    </w:p>
-    <w:p>
-      <w:pPr>
-        <w:ind w:firstLine="708"/>
-        <w:jc w:val="both"/>
-        <w:rPr>
-          <w:rFonts w:ascii="Times New Roman" w:hAnsi="Times New Roman" w:cs="Times New Roman"/>
-          <w:sz w:val="28"/>
-          <w:szCs w:val="28"/>
-        </w:rPr>
-      </w:pPr>
-      <w:r>
-        <w:rPr>
-          <w:rFonts w:ascii="Times New Roman" w:hAnsi="Times New Roman" w:cs="Times New Roman"/>
-          <w:sz w:val="28"/>
-          <w:szCs w:val="28"/>
-        </w:rPr>
-        <w:t>•</w:t>
-      </w:r>
-      <w:r>
-        <w:rPr>
-          <w:rFonts w:ascii="Times New Roman" w:hAnsi="Times New Roman" w:cs="Times New Roman"/>
-          <w:sz w:val="28"/>
-          <w:szCs w:val="28"/>
-        </w:rPr>
-        <w:t xml:space="preserve"> </w:t>
-      </w:r>
-      <w:r>
-        <w:rPr>
-          <w:rFonts w:ascii="Times New Roman" w:hAnsi="Times New Roman" w:cs="Times New Roman"/>
-          <w:sz w:val="28"/>
-          <w:szCs w:val="28"/>
-        </w:rPr>
-        <w:t>Transições (e.g., Sit→Stand, Stand→Sit) apresentam os erros mais frequentes, o que está em linha com resultados reportados na literatura (atividades transitórias geralmente exibem padrões menos estáveis e mais variáveis).</w:t>
-      </w:r>
-    </w:p>
-    <w:p>
-      <w:pPr>
-        <w:jc w:val="both"/>
-        <w:rPr>
-          <w:rFonts w:ascii="Times New Roman" w:hAnsi="Times New Roman" w:cs="Times New Roman"/>
-          <w:sz w:val="28"/>
-          <w:szCs w:val="28"/>
-        </w:rPr>
-      </w:pPr>
-    </w:p>
-    <w:p>
-      <w:pPr>
-        <w:jc w:val="both"/>
-        <w:rPr>
-          <w:rFonts w:ascii="Times New Roman" w:hAnsi="Times New Roman" w:cs="Times New Roman"/>
-          <w:b/>
-          <w:bCs/>
-          <w:sz w:val="28"/>
-          <w:szCs w:val="28"/>
-        </w:rPr>
-      </w:pPr>
-      <w:r>
-        <w:rPr>
-          <w:rFonts w:ascii="Times New Roman" w:hAnsi="Times New Roman" w:cs="Times New Roman"/>
-          <w:b/>
-          <w:bCs/>
-          <w:sz w:val="28"/>
-          <w:szCs w:val="28"/>
-        </w:rPr>
-        <w:t>13.3. Testes de Hipóteses</w:t>
-      </w:r>
-    </w:p>
-    <w:p>
-      <w:pPr>
-        <w:jc w:val="both"/>
-        <w:rPr>
-          <w:rFonts w:ascii="Times New Roman" w:hAnsi="Times New Roman" w:cs="Times New Roman"/>
-          <w:sz w:val="28"/>
-          <w:szCs w:val="28"/>
-        </w:rPr>
-      </w:pPr>
-    </w:p>
-    <w:p>
-      <w:pPr>
-        <w:jc w:val="both"/>
-        <w:rPr>
-          <w:rFonts w:ascii="Times New Roman" w:hAnsi="Times New Roman" w:cs="Times New Roman"/>
-          <w:sz w:val="28"/>
-          <w:szCs w:val="28"/>
-        </w:rPr>
-      </w:pPr>
-      <w:r>
-        <w:rPr>
-          <w:rFonts w:ascii="Times New Roman" w:hAnsi="Times New Roman" w:cs="Times New Roman"/>
-          <w:sz w:val="28"/>
-          <w:szCs w:val="28"/>
-        </w:rPr>
-        <w:lastRenderedPageBreak/>
-        <w:t xml:space="preserve">Para avaliar se as diferenças observadas entre modelos são estatisticamente significativas, foram realizados testes estatísticos baseados em repetição das divisões do dataset, conforme indicado no enunciado. </w:t>
-      </w:r>
-    </w:p>
-    <w:p>
-      <w:pPr>
-        <w:jc w:val="both"/>
-        <w:rPr>
-          <w:rFonts w:ascii="Times New Roman" w:hAnsi="Times New Roman" w:cs="Times New Roman"/>
-          <w:sz w:val="28"/>
-          <w:szCs w:val="28"/>
-        </w:rPr>
-      </w:pPr>
-    </w:p>
-    <w:p>
-      <w:pPr>
-        <w:jc w:val="both"/>
-        <w:rPr>
-          <w:rFonts w:ascii="Times New Roman" w:hAnsi="Times New Roman" w:cs="Times New Roman"/>
-          <w:sz w:val="28"/>
-          <w:szCs w:val="28"/>
-        </w:rPr>
-      </w:pPr>
-      <w:r>
-        <w:rPr>
-          <w:rFonts w:ascii="Times New Roman" w:hAnsi="Times New Roman" w:cs="Times New Roman"/>
-          <w:sz w:val="28"/>
-          <w:szCs w:val="28"/>
-        </w:rPr>
-        <w:t>O procedimento seguido foi:</w:t>
-      </w:r>
-    </w:p>
-    <w:p>
-      <w:pPr>
-        <w:pStyle w:val="ListParagraph"/>
-        <w:numPr>
-          <w:ilvl w:val="0"/>
-          <w:numId w:val="17"/>
-        </w:numPr>
-        <w:jc w:val="both"/>
-        <w:rPr>
-          <w:rFonts w:ascii="Times New Roman" w:hAnsi="Times New Roman" w:cs="Times New Roman"/>
-          <w:sz w:val="28"/>
-          <w:szCs w:val="28"/>
-        </w:rPr>
-      </w:pPr>
-      <w:r>
-        <w:rPr>
-          <w:rFonts w:ascii="Times New Roman" w:hAnsi="Times New Roman" w:cs="Times New Roman"/>
-          <w:sz w:val="28"/>
-          <w:szCs w:val="28"/>
-        </w:rPr>
-        <w:t>Repetição do processo de treino/validação/teste múltiplas vezes (valores guardados em ficheiro de log pelo código).</w:t>
-      </w:r>
-    </w:p>
-    <w:p>
-      <w:pPr>
-        <w:pStyle w:val="ListParagraph"/>
-        <w:numPr>
-          <w:ilvl w:val="0"/>
-          <w:numId w:val="17"/>
-        </w:numPr>
-        <w:jc w:val="both"/>
-        <w:rPr>
-          <w:rFonts w:ascii="Times New Roman" w:hAnsi="Times New Roman" w:cs="Times New Roman"/>
-          <w:sz w:val="28"/>
-          <w:szCs w:val="28"/>
-        </w:rPr>
-      </w:pPr>
-      <w:r>
-        <w:rPr>
-          <w:rFonts w:ascii="Times New Roman" w:hAnsi="Times New Roman" w:cs="Times New Roman"/>
-          <w:sz w:val="28"/>
-          <w:szCs w:val="28"/>
-        </w:rPr>
-        <w:t>Comparação das distribuições de F1-score entre modelos.</w:t>
-      </w:r>
-    </w:p>
-    <w:p>
-      <w:pPr>
-        <w:jc w:val="both"/>
-        <w:rPr>
-          <w:rFonts w:ascii="Times New Roman" w:hAnsi="Times New Roman" w:cs="Times New Roman"/>
-          <w:sz w:val="28"/>
-          <w:szCs w:val="28"/>
-        </w:rPr>
-      </w:pPr>
-    </w:p>
-    <w:p>
-      <w:pPr>
-        <w:jc w:val="both"/>
-        <w:rPr>
-          <w:rFonts w:ascii="Times New Roman" w:hAnsi="Times New Roman" w:cs="Times New Roman"/>
-          <w:sz w:val="28"/>
-          <w:szCs w:val="28"/>
-        </w:rPr>
-      </w:pPr>
-      <w:r>
-        <w:rPr>
-          <w:rFonts w:ascii="Times New Roman" w:hAnsi="Times New Roman" w:cs="Times New Roman"/>
-          <w:sz w:val="28"/>
-          <w:szCs w:val="28"/>
-        </w:rPr>
-        <w:t>Dada a ausência de normalidade nas distribuições (em consonância com os resultados da Meta 1, onde todas as variáveis falharam o teste de Kolmogorov–Smirnov), aplicaram-se testes não paramétricos, concretamente:</w:t>
-      </w:r>
-    </w:p>
-    <w:p>
-      <w:pPr>
-        <w:pStyle w:val="ListParagraph"/>
-        <w:numPr>
-          <w:ilvl w:val="0"/>
-          <w:numId w:val="18"/>
-        </w:numPr>
-        <w:jc w:val="both"/>
-        <w:rPr>
-          <w:rFonts w:ascii="Times New Roman" w:hAnsi="Times New Roman" w:cs="Times New Roman"/>
-          <w:sz w:val="28"/>
-          <w:szCs w:val="28"/>
-        </w:rPr>
-      </w:pPr>
-      <w:r>
-        <w:rPr>
-          <w:rFonts w:ascii="Times New Roman" w:hAnsi="Times New Roman" w:cs="Times New Roman"/>
-          <w:sz w:val="28"/>
-          <w:szCs w:val="28"/>
-        </w:rPr>
-        <w:t>Wilcoxon signed-rank test para comparar pares de modelos quando avaliam o mesmo conjunto de teste;</w:t>
-      </w:r>
-    </w:p>
-    <w:p>
-      <w:pPr>
-        <w:pStyle w:val="ListParagraph"/>
-        <w:numPr>
-          <w:ilvl w:val="0"/>
-          <w:numId w:val="18"/>
-        </w:numPr>
-        <w:jc w:val="both"/>
-        <w:rPr>
-          <w:rFonts w:ascii="Times New Roman" w:hAnsi="Times New Roman" w:cs="Times New Roman"/>
-          <w:sz w:val="28"/>
-          <w:szCs w:val="28"/>
-        </w:rPr>
-      </w:pPr>
-      <w:r>
-        <w:rPr>
-          <w:rFonts w:ascii="Times New Roman" w:hAnsi="Times New Roman" w:cs="Times New Roman"/>
-          <w:sz w:val="28"/>
-          <w:szCs w:val="28"/>
-        </w:rPr>
-        <w:t>Mann–Whitney U test quando as distribuições não são pareadas;</w:t>
-      </w:r>
-    </w:p>
-    <w:p>
-      <w:pPr>
-        <w:pStyle w:val="ListParagraph"/>
-        <w:numPr>
-          <w:ilvl w:val="0"/>
-          <w:numId w:val="18"/>
-        </w:numPr>
-        <w:jc w:val="both"/>
-        <w:rPr>
-          <w:rFonts w:ascii="Times New Roman" w:hAnsi="Times New Roman" w:cs="Times New Roman"/>
-          <w:sz w:val="28"/>
-          <w:szCs w:val="28"/>
-        </w:rPr>
-      </w:pPr>
-      <w:r>
-        <w:rPr>
-          <w:rFonts w:ascii="Times New Roman" w:hAnsi="Times New Roman" w:cs="Times New Roman"/>
-          <w:sz w:val="28"/>
-          <w:szCs w:val="28"/>
-        </w:rPr>
-        <w:t>Nível de significância: α = 0.05.</w:t>
-      </w:r>
-    </w:p>
-    <w:p>
-      <w:pPr>
-        <w:pStyle w:val="ListParagraph"/>
-        <w:jc w:val="both"/>
-        <w:rPr>
-          <w:rFonts w:ascii="Times New Roman" w:hAnsi="Times New Roman" w:cs="Times New Roman"/>
-          <w:sz w:val="28"/>
-          <w:szCs w:val="28"/>
-        </w:rPr>
-      </w:pPr>
-    </w:p>
-    <w:p>
-      <w:pPr>
-        <w:jc w:val="both"/>
-        <w:rPr>
-          <w:rFonts w:ascii="Times New Roman" w:hAnsi="Times New Roman" w:cs="Times New Roman"/>
-          <w:b/>
-          <w:bCs/>
-          <w:sz w:val="28"/>
-          <w:szCs w:val="28"/>
-        </w:rPr>
-      </w:pPr>
-      <w:r>
-        <w:rPr>
-          <w:rFonts w:ascii="Times New Roman" w:hAnsi="Times New Roman" w:cs="Times New Roman"/>
-          <w:b/>
-          <w:bCs/>
-          <w:sz w:val="28"/>
-          <w:szCs w:val="28"/>
-        </w:rPr>
-        <w:t>Conclusões dos testes estatísticos</w:t>
-      </w:r>
-    </w:p>
-    <w:p>
-      <w:pPr>
-        <w:jc w:val="both"/>
-        <w:rPr>
-          <w:rFonts w:ascii="Times New Roman" w:hAnsi="Times New Roman" w:cs="Times New Roman"/>
-          <w:sz w:val="28"/>
-          <w:szCs w:val="28"/>
-        </w:rPr>
-      </w:pPr>
-    </w:p>
-    <w:p>
-      <w:pPr>
-        <w:jc w:val="both"/>
-        <w:rPr>
-          <w:rFonts w:ascii="Times New Roman" w:hAnsi="Times New Roman" w:cs="Times New Roman"/>
-          <w:sz w:val="28"/>
-          <w:szCs w:val="28"/>
-        </w:rPr>
-      </w:pPr>
-      <w:r>
-        <w:rPr>
-          <w:rFonts w:ascii="Times New Roman" w:hAnsi="Times New Roman" w:cs="Times New Roman"/>
-          <w:sz w:val="28"/>
-          <w:szCs w:val="28"/>
-        </w:rPr>
-        <w:t>Os resultados mostraram que:</w:t>
-      </w:r>
-    </w:p>
-    <w:p>
-      <w:pPr>
-        <w:pStyle w:val="ListParagraph"/>
-        <w:numPr>
-          <w:ilvl w:val="0"/>
-          <w:numId w:val="19"/>
-        </w:numPr>
-        <w:jc w:val="both"/>
-        <w:rPr>
-          <w:rFonts w:ascii="Times New Roman" w:hAnsi="Times New Roman" w:cs="Times New Roman"/>
-          <w:sz w:val="28"/>
-          <w:szCs w:val="28"/>
-        </w:rPr>
-      </w:pPr>
-      <w:r>
-        <w:rPr>
-          <w:rFonts w:ascii="Times New Roman" w:hAnsi="Times New Roman" w:cs="Times New Roman"/>
-          <w:sz w:val="28"/>
-          <w:szCs w:val="28"/>
-        </w:rPr>
-        <w:t>A diferença entre o melhor modelo (geralmente kNN com embeddings + PCA ou embeddings completos, dependendo da repetição) e os restantes foi estatisticamente significativa (p &lt; 0.05).</w:t>
-      </w:r>
-    </w:p>
-    <w:p>
-      <w:pPr>
-        <w:pStyle w:val="ListParagraph"/>
-        <w:numPr>
-          <w:ilvl w:val="0"/>
-          <w:numId w:val="19"/>
-        </w:numPr>
-        <w:jc w:val="both"/>
-        <w:rPr>
-          <w:rFonts w:ascii="Times New Roman" w:hAnsi="Times New Roman" w:cs="Times New Roman"/>
-          <w:sz w:val="28"/>
-          <w:szCs w:val="28"/>
-        </w:rPr>
-      </w:pPr>
-      <w:r>
-        <w:rPr>
-          <w:rFonts w:ascii="Times New Roman" w:hAnsi="Times New Roman" w:cs="Times New Roman"/>
-          <w:sz w:val="28"/>
-          <w:szCs w:val="28"/>
-        </w:rPr>
-        <w:t>As abordagens baseadas apenas em features (completas, PCA ou ReliefF) apresentaram diferenças estatísticas relevantes entre si, mas todas ficaram consistentemente abaixo da performance dos embeddings, sobretudo no cenário participant-based.</w:t>
-      </w:r>
-    </w:p>
-    <w:p>
-      <w:pPr>
-        <w:pStyle w:val="ListParagraph"/>
-        <w:numPr>
-          <w:ilvl w:val="0"/>
-          <w:numId w:val="19"/>
-        </w:numPr>
-        <w:jc w:val="both"/>
-        <w:rPr>
-          <w:rFonts w:ascii="Times New Roman" w:hAnsi="Times New Roman" w:cs="Times New Roman"/>
-          <w:sz w:val="28"/>
-          <w:szCs w:val="28"/>
-        </w:rPr>
-      </w:pPr>
-      <w:r>
-        <w:rPr>
-          <w:rFonts w:ascii="Times New Roman" w:hAnsi="Times New Roman" w:cs="Times New Roman"/>
-          <w:sz w:val="28"/>
-          <w:szCs w:val="28"/>
-        </w:rPr>
-        <w:t>A combinação embeddings + redução PCA + estratégia participant-based apresentou a melhor robustez e generalização, sendo a mais adequada para uso em contexto real.</w:t>
-      </w:r>
-    </w:p>
-    <w:p>
-      <w:pPr>
-        <w:jc w:val="both"/>
-        <w:rPr>
-          <w:rFonts w:ascii="Times New Roman" w:hAnsi="Times New Roman" w:cs="Times New Roman"/>
-          <w:sz w:val="22"/>
-          <w:szCs w:val="22"/>
-        </w:rPr>
-      </w:pPr>
-    </w:p>
-    <w:p>
-      <w:pPr>
-        <w:jc w:val="both"/>
-        <w:rPr>
-          <w:rFonts w:ascii="Times New Roman" w:hAnsi="Times New Roman" w:cs="Times New Roman"/>
-          <w:sz w:val="22"/>
-          <w:szCs w:val="22"/>
+        </w:rPr>
+        <w:t>Participant Features A (k = 19)</w:t>
+      </w:r>
+      <w:r>
+        <w:rPr>
+          <w:rFonts w:ascii="Times New Roman" w:hAnsi="Times New Roman" w:cs="Times New Roman"/>
+          <w:sz w:val="28"/>
+          <w:szCs w:val="28"/>
+        </w:rPr>
+        <w:t xml:space="preserve"> foi validado como a escolha mais robusta entre os 12 modelos estudados.</w:t>
+      </w:r>
+    </w:p>
+    <w:p>
+      <w:pPr>
+        <w:jc w:val="both"/>
+        <w:rPr>
+          <w:rFonts w:ascii="Times New Roman" w:hAnsi="Times New Roman" w:cs="Times New Roman"/>
+          <w:sz w:val="28"/>
+          <w:szCs w:val="28"/>
+        </w:rPr>
+      </w:pPr>
+    </w:p>
+    <w:p>
+      <w:pPr>
+        <w:jc w:val="both"/>
+        <w:rPr>
+          <w:rFonts w:ascii="Times New Roman" w:hAnsi="Times New Roman" w:cs="Times New Roman"/>
+          <w:sz w:val="28"/>
+          <w:szCs w:val="28"/>
         </w:rPr>
       </w:pPr>
     </w:p>
@@ -8531,7 +8085,7 @@
       <w:lvlText w:val=""/>
       <w:lvlJc w:val="left"/>
       <w:pPr>
-        <w:ind w:left="720" w:hanging="360"/>
+        <w:ind w:left="360" w:hanging="360"/>
       </w:pPr>
       <w:rPr>
         <w:rFonts w:ascii="Symbol" w:hAnsi="Symbol" w:hint="default"/>
@@ -8543,7 +8097,7 @@
       <w:lvlText w:val="o"/>
       <w:lvlJc w:val="left"/>
       <w:pPr>
-        <w:ind w:left="1440" w:hanging="360"/>
+        <w:ind w:left="1080" w:hanging="360"/>
       </w:pPr>
       <w:rPr>
         <w:rFonts w:ascii="Courier New" w:hAnsi="Courier New" w:cs="Courier New" w:hint="default"/>
@@ -8555,7 +8109,7 @@
       <w:lvlText w:val=""/>
       <w:lvlJc w:val="left"/>
       <w:pPr>
-        <w:ind w:left="2160" w:hanging="360"/>
+        <w:ind w:left="1800" w:hanging="360"/>
       </w:pPr>
       <w:rPr>
         <w:rFonts w:ascii="Wingdings" w:hAnsi="Wingdings" w:hint="default"/>
@@ -8567,7 +8121,7 @@
       <w:lvlText w:val=""/>
       <w:lvlJc w:val="left"/>
       <w:pPr>
-        <w:ind w:left="2880" w:hanging="360"/>
+        <w:ind w:left="2520" w:hanging="360"/>
       </w:pPr>
       <w:rPr>
         <w:rFonts w:ascii="Symbol" w:hAnsi="Symbol" w:hint="default"/>
@@ -8579,7 +8133,7 @@
       <w:lvlText w:val="o"/>
       <w:lvlJc w:val="left"/>
       <w:pPr>
-        <w:ind w:left="3600" w:hanging="360"/>
+        <w:ind w:left="3240" w:hanging="360"/>
       </w:pPr>
       <w:rPr>
         <w:rFonts w:ascii="Courier New" w:hAnsi="Courier New" w:cs="Courier New" w:hint="default"/>
@@ -8591,7 +8145,7 @@
       <w:lvlText w:val=""/>
       <w:lvlJc w:val="left"/>
       <w:pPr>
-        <w:ind w:left="4320" w:hanging="360"/>
+        <w:ind w:left="3960" w:hanging="360"/>
       </w:pPr>
       <w:rPr>
         <w:rFonts w:ascii="Wingdings" w:hAnsi="Wingdings" w:hint="default"/>
@@ -8603,7 +8157,7 @@
       <w:lvlText w:val=""/>
       <w:lvlJc w:val="left"/>
       <w:pPr>
-        <w:ind w:left="5040" w:hanging="360"/>
+        <w:ind w:left="4680" w:hanging="360"/>
       </w:pPr>
       <w:rPr>
         <w:rFonts w:ascii="Symbol" w:hAnsi="Symbol" w:hint="default"/>
@@ -8615,7 +8169,7 @@
       <w:lvlText w:val="o"/>
       <w:lvlJc w:val="left"/>
       <w:pPr>
-        <w:ind w:left="5760" w:hanging="360"/>
+        <w:ind w:left="5400" w:hanging="360"/>
       </w:pPr>
       <w:rPr>
         <w:rFonts w:ascii="Courier New" w:hAnsi="Courier New" w:cs="Courier New" w:hint="default"/>
@@ -8627,7 +8181,7 @@
       <w:lvlText w:val=""/>
       <w:lvlJc w:val="left"/>
       <w:pPr>
-        <w:ind w:left="6480" w:hanging="360"/>
+        <w:ind w:left="6120" w:hanging="360"/>
       </w:pPr>
       <w:rPr>
         <w:rFonts w:ascii="Wingdings" w:hAnsi="Wingdings" w:hint="default"/>
@@ -9044,6 +8598,119 @@
     </w:lvl>
   </w:abstractNum>
   <w:abstractNum w:abstractNumId="5" w15:restartNumberingAfterBreak="0">
+    <w:nsid w:val="29F027C9"/>
+    <w:multiLevelType w:val="hybridMultilevel"/>
+    <w:tmpl w:val="07CC5782"/>
+    <w:lvl w:ilvl="0" w:tplc="08160001">
+      <w:start w:val="1"/>
+      <w:numFmt w:val="bullet"/>
+      <w:lvlText w:val=""/>
+      <w:lvlJc w:val="left"/>
+      <w:pPr>
+        <w:ind w:left="720" w:hanging="360"/>
+      </w:pPr>
+      <w:rPr>
+        <w:rFonts w:ascii="Symbol" w:hAnsi="Symbol" w:hint="default"/>
+      </w:rPr>
+    </w:lvl>
+    <w:lvl w:ilvl="1" w:tplc="08160003" w:tentative="1">
+      <w:start w:val="1"/>
+      <w:numFmt w:val="bullet"/>
+      <w:lvlText w:val="o"/>
+      <w:lvlJc w:val="left"/>
+      <w:pPr>
+        <w:ind w:left="1440" w:hanging="360"/>
+      </w:pPr>
+      <w:rPr>
+        <w:rFonts w:ascii="Courier New" w:hAnsi="Courier New" w:cs="Courier New" w:hint="default"/>
+      </w:rPr>
+    </w:lvl>
+    <w:lvl w:ilvl="2" w:tplc="08160005" w:tentative="1">
+      <w:start w:val="1"/>
+      <w:numFmt w:val="bullet"/>
+      <w:lvlText w:val=""/>
+      <w:lvlJc w:val="left"/>
+      <w:pPr>
+        <w:ind w:left="2160" w:hanging="360"/>
+      </w:pPr>
+      <w:rPr>
+        <w:rFonts w:ascii="Wingdings" w:hAnsi="Wingdings" w:hint="default"/>
+      </w:rPr>
+    </w:lvl>
+    <w:lvl w:ilvl="3" w:tplc="08160001" w:tentative="1">
+      <w:start w:val="1"/>
+      <w:numFmt w:val="bullet"/>
+      <w:lvlText w:val=""/>
+      <w:lvlJc w:val="left"/>
+      <w:pPr>
+        <w:ind w:left="2880" w:hanging="360"/>
+      </w:pPr>
+      <w:rPr>
+        <w:rFonts w:ascii="Symbol" w:hAnsi="Symbol" w:hint="default"/>
+      </w:rPr>
+    </w:lvl>
+    <w:lvl w:ilvl="4" w:tplc="08160003" w:tentative="1">
+      <w:start w:val="1"/>
+      <w:numFmt w:val="bullet"/>
+      <w:lvlText w:val="o"/>
+      <w:lvlJc w:val="left"/>
+      <w:pPr>
+        <w:ind w:left="3600" w:hanging="360"/>
+      </w:pPr>
+      <w:rPr>
+        <w:rFonts w:ascii="Courier New" w:hAnsi="Courier New" w:cs="Courier New" w:hint="default"/>
+      </w:rPr>
+    </w:lvl>
+    <w:lvl w:ilvl="5" w:tplc="08160005" w:tentative="1">
+      <w:start w:val="1"/>
+      <w:numFmt w:val="bullet"/>
+      <w:lvlText w:val=""/>
+      <w:lvlJc w:val="left"/>
+      <w:pPr>
+        <w:ind w:left="4320" w:hanging="360"/>
+      </w:pPr>
+      <w:rPr>
+        <w:rFonts w:ascii="Wingdings" w:hAnsi="Wingdings" w:hint="default"/>
+      </w:rPr>
+    </w:lvl>
+    <w:lvl w:ilvl="6" w:tplc="08160001" w:tentative="1">
+      <w:start w:val="1"/>
+      <w:numFmt w:val="bullet"/>
+      <w:lvlText w:val=""/>
+      <w:lvlJc w:val="left"/>
+      <w:pPr>
+        <w:ind w:left="5040" w:hanging="360"/>
+      </w:pPr>
+      <w:rPr>
+        <w:rFonts w:ascii="Symbol" w:hAnsi="Symbol" w:hint="default"/>
+      </w:rPr>
+    </w:lvl>
+    <w:lvl w:ilvl="7" w:tplc="08160003" w:tentative="1">
+      <w:start w:val="1"/>
+      <w:numFmt w:val="bullet"/>
+      <w:lvlText w:val="o"/>
+      <w:lvlJc w:val="left"/>
+      <w:pPr>
+        <w:ind w:left="5760" w:hanging="360"/>
+      </w:pPr>
+      <w:rPr>
+        <w:rFonts w:ascii="Courier New" w:hAnsi="Courier New" w:cs="Courier New" w:hint="default"/>
+      </w:rPr>
+    </w:lvl>
+    <w:lvl w:ilvl="8" w:tplc="08160005" w:tentative="1">
+      <w:start w:val="1"/>
+      <w:numFmt w:val="bullet"/>
+      <w:lvlText w:val=""/>
+      <w:lvlJc w:val="left"/>
+      <w:pPr>
+        <w:ind w:left="6480" w:hanging="360"/>
+      </w:pPr>
+      <w:rPr>
+        <w:rFonts w:ascii="Wingdings" w:hAnsi="Wingdings" w:hint="default"/>
+      </w:rPr>
+    </w:lvl>
+  </w:abstractNum>
+  <w:abstractNum w:abstractNumId="6" w15:restartNumberingAfterBreak="0">
     <w:nsid w:val="2C1B4393"/>
     <w:multiLevelType w:val="hybridMultilevel"/>
     <w:tmpl w:val="E33C0BA4"/>
@@ -9132,7 +8799,7 @@
       </w:pPr>
     </w:lvl>
   </w:abstractNum>
-  <w:abstractNum w:abstractNumId="6" w15:restartNumberingAfterBreak="0">
+  <w:abstractNum w:abstractNumId="7" w15:restartNumberingAfterBreak="0">
     <w:nsid w:val="33810E93"/>
     <w:multiLevelType w:val="hybridMultilevel"/>
     <w:tmpl w:val="91B2CAF4"/>
@@ -9245,7 +8912,7 @@
       </w:rPr>
     </w:lvl>
   </w:abstractNum>
-  <w:abstractNum w:abstractNumId="7" w15:restartNumberingAfterBreak="0">
+  <w:abstractNum w:abstractNumId="8" w15:restartNumberingAfterBreak="0">
     <w:nsid w:val="3478293C"/>
     <w:multiLevelType w:val="hybridMultilevel"/>
     <w:tmpl w:val="5DFE3BE8"/>
@@ -9358,7 +9025,120 @@
       </w:rPr>
     </w:lvl>
   </w:abstractNum>
-  <w:abstractNum w:abstractNumId="8" w15:restartNumberingAfterBreak="0">
+  <w:abstractNum w:abstractNumId="9" w15:restartNumberingAfterBreak="0">
+    <w:nsid w:val="376719D9"/>
+    <w:multiLevelType w:val="hybridMultilevel"/>
+    <w:tmpl w:val="A50EB424"/>
+    <w:lvl w:ilvl="0" w:tplc="08160001">
+      <w:start w:val="1"/>
+      <w:numFmt w:val="bullet"/>
+      <w:lvlText w:val=""/>
+      <w:lvlJc w:val="left"/>
+      <w:pPr>
+        <w:ind w:left="360" w:hanging="360"/>
+      </w:pPr>
+      <w:rPr>
+        <w:rFonts w:ascii="Symbol" w:hAnsi="Symbol" w:hint="default"/>
+      </w:rPr>
+    </w:lvl>
+    <w:lvl w:ilvl="1" w:tplc="08160003" w:tentative="1">
+      <w:start w:val="1"/>
+      <w:numFmt w:val="bullet"/>
+      <w:lvlText w:val="o"/>
+      <w:lvlJc w:val="left"/>
+      <w:pPr>
+        <w:ind w:left="1080" w:hanging="360"/>
+      </w:pPr>
+      <w:rPr>
+        <w:rFonts w:ascii="Courier New" w:hAnsi="Courier New" w:cs="Courier New" w:hint="default"/>
+      </w:rPr>
+    </w:lvl>
+    <w:lvl w:ilvl="2" w:tplc="08160005" w:tentative="1">
+      <w:start w:val="1"/>
+      <w:numFmt w:val="bullet"/>
+      <w:lvlText w:val=""/>
+      <w:lvlJc w:val="left"/>
+      <w:pPr>
+        <w:ind w:left="1800" w:hanging="360"/>
+      </w:pPr>
+      <w:rPr>
+        <w:rFonts w:ascii="Wingdings" w:hAnsi="Wingdings" w:hint="default"/>
+      </w:rPr>
+    </w:lvl>
+    <w:lvl w:ilvl="3" w:tplc="08160001" w:tentative="1">
+      <w:start w:val="1"/>
+      <w:numFmt w:val="bullet"/>
+      <w:lvlText w:val=""/>
+      <w:lvlJc w:val="left"/>
+      <w:pPr>
+        <w:ind w:left="2520" w:hanging="360"/>
+      </w:pPr>
+      <w:rPr>
+        <w:rFonts w:ascii="Symbol" w:hAnsi="Symbol" w:hint="default"/>
+      </w:rPr>
+    </w:lvl>
+    <w:lvl w:ilvl="4" w:tplc="08160003" w:tentative="1">
+      <w:start w:val="1"/>
+      <w:numFmt w:val="bullet"/>
+      <w:lvlText w:val="o"/>
+      <w:lvlJc w:val="left"/>
+      <w:pPr>
+        <w:ind w:left="3240" w:hanging="360"/>
+      </w:pPr>
+      <w:rPr>
+        <w:rFonts w:ascii="Courier New" w:hAnsi="Courier New" w:cs="Courier New" w:hint="default"/>
+      </w:rPr>
+    </w:lvl>
+    <w:lvl w:ilvl="5" w:tplc="08160005" w:tentative="1">
+      <w:start w:val="1"/>
+      <w:numFmt w:val="bullet"/>
+      <w:lvlText w:val=""/>
+      <w:lvlJc w:val="left"/>
+      <w:pPr>
+        <w:ind w:left="3960" w:hanging="360"/>
+      </w:pPr>
+      <w:rPr>
+        <w:rFonts w:ascii="Wingdings" w:hAnsi="Wingdings" w:hint="default"/>
+      </w:rPr>
+    </w:lvl>
+    <w:lvl w:ilvl="6" w:tplc="08160001" w:tentative="1">
+      <w:start w:val="1"/>
+      <w:numFmt w:val="bullet"/>
+      <w:lvlText w:val=""/>
+      <w:lvlJc w:val="left"/>
+      <w:pPr>
+        <w:ind w:left="4680" w:hanging="360"/>
+      </w:pPr>
+      <w:rPr>
+        <w:rFonts w:ascii="Symbol" w:hAnsi="Symbol" w:hint="default"/>
+      </w:rPr>
+    </w:lvl>
+    <w:lvl w:ilvl="7" w:tplc="08160003" w:tentative="1">
+      <w:start w:val="1"/>
+      <w:numFmt w:val="bullet"/>
+      <w:lvlText w:val="o"/>
+      <w:lvlJc w:val="left"/>
+      <w:pPr>
+        <w:ind w:left="5400" w:hanging="360"/>
+      </w:pPr>
+      <w:rPr>
+        <w:rFonts w:ascii="Courier New" w:hAnsi="Courier New" w:cs="Courier New" w:hint="default"/>
+      </w:rPr>
+    </w:lvl>
+    <w:lvl w:ilvl="8" w:tplc="08160005" w:tentative="1">
+      <w:start w:val="1"/>
+      <w:numFmt w:val="bullet"/>
+      <w:lvlText w:val=""/>
+      <w:lvlJc w:val="left"/>
+      <w:pPr>
+        <w:ind w:left="6120" w:hanging="360"/>
+      </w:pPr>
+      <w:rPr>
+        <w:rFonts w:ascii="Wingdings" w:hAnsi="Wingdings" w:hint="default"/>
+      </w:rPr>
+    </w:lvl>
+  </w:abstractNum>
+  <w:abstractNum w:abstractNumId="10" w15:restartNumberingAfterBreak="0">
     <w:nsid w:val="3F6428FC"/>
     <w:multiLevelType w:val="hybridMultilevel"/>
     <w:tmpl w:val="10A61F96"/>
@@ -9368,7 +9148,7 @@
       <w:lvlText w:val=""/>
       <w:lvlJc w:val="left"/>
       <w:pPr>
-        <w:ind w:left="720" w:hanging="360"/>
+        <w:ind w:left="360" w:hanging="360"/>
       </w:pPr>
       <w:rPr>
         <w:rFonts w:ascii="Symbol" w:hAnsi="Symbol" w:hint="default"/>
@@ -9471,7 +9251,7 @@
       </w:rPr>
     </w:lvl>
   </w:abstractNum>
-  <w:abstractNum w:abstractNumId="9" w15:restartNumberingAfterBreak="0">
+  <w:abstractNum w:abstractNumId="11" w15:restartNumberingAfterBreak="0">
     <w:nsid w:val="400F4531"/>
     <w:multiLevelType w:val="hybridMultilevel"/>
     <w:tmpl w:val="198A17FC"/>
@@ -9584,7 +9364,7 @@
       </w:rPr>
     </w:lvl>
   </w:abstractNum>
-  <w:abstractNum w:abstractNumId="10" w15:restartNumberingAfterBreak="0">
+  <w:abstractNum w:abstractNumId="12" w15:restartNumberingAfterBreak="0">
     <w:nsid w:val="427F3D8B"/>
     <w:multiLevelType w:val="hybridMultilevel"/>
     <w:tmpl w:val="65585B98"/>
@@ -9697,7 +9477,7 @@
       </w:rPr>
     </w:lvl>
   </w:abstractNum>
-  <w:abstractNum w:abstractNumId="11" w15:restartNumberingAfterBreak="0">
+  <w:abstractNum w:abstractNumId="13" w15:restartNumberingAfterBreak="0">
     <w:nsid w:val="42AA3487"/>
     <w:multiLevelType w:val="hybridMultilevel"/>
     <w:tmpl w:val="9C3086C8"/>
@@ -9810,7 +9590,157 @@
       </w:rPr>
     </w:lvl>
   </w:abstractNum>
-  <w:abstractNum w:abstractNumId="12" w15:restartNumberingAfterBreak="0">
+  <w:abstractNum w:abstractNumId="14" w15:restartNumberingAfterBreak="0">
+    <w:nsid w:val="43D63852"/>
+    <w:multiLevelType w:val="multilevel"/>
+    <w:tmpl w:val="810E80DE"/>
+    <w:lvl w:ilvl="0">
+      <w:start w:val="1"/>
+      <w:numFmt w:val="bullet"/>
+      <w:lvlText w:val=""/>
+      <w:lvlJc w:val="left"/>
+      <w:pPr>
+        <w:tabs>
+          <w:tab w:val="num" w:pos="360"/>
+        </w:tabs>
+        <w:ind w:left="360" w:hanging="360"/>
+      </w:pPr>
+      <w:rPr>
+        <w:rFonts w:ascii="Symbol" w:hAnsi="Symbol" w:hint="default"/>
+        <w:sz w:val="28"/>
+        <w:szCs w:val="40"/>
+      </w:rPr>
+    </w:lvl>
+    <w:lvl w:ilvl="1" w:tentative="1">
+      <w:start w:val="1"/>
+      <w:numFmt w:val="bullet"/>
+      <w:lvlText w:val="o"/>
+      <w:lvlJc w:val="left"/>
+      <w:pPr>
+        <w:tabs>
+          <w:tab w:val="num" w:pos="1080"/>
+        </w:tabs>
+        <w:ind w:left="1080" w:hanging="360"/>
+      </w:pPr>
+      <w:rPr>
+        <w:rFonts w:ascii="Courier New" w:hAnsi="Courier New" w:hint="default"/>
+        <w:sz w:val="20"/>
+      </w:rPr>
+    </w:lvl>
+    <w:lvl w:ilvl="2" w:tentative="1">
+      <w:start w:val="1"/>
+      <w:numFmt w:val="bullet"/>
+      <w:lvlText w:val=""/>
+      <w:lvlJc w:val="left"/>
+      <w:pPr>
+        <w:tabs>
+          <w:tab w:val="num" w:pos="1800"/>
+        </w:tabs>
+        <w:ind w:left="1800" w:hanging="360"/>
+      </w:pPr>
+      <w:rPr>
+        <w:rFonts w:ascii="Wingdings" w:hAnsi="Wingdings" w:hint="default"/>
+        <w:sz w:val="20"/>
+      </w:rPr>
+    </w:lvl>
+    <w:lvl w:ilvl="3" w:tentative="1">
+      <w:start w:val="1"/>
+      <w:numFmt w:val="bullet"/>
+      <w:lvlText w:val=""/>
+      <w:lvlJc w:val="left"/>
+      <w:pPr>
+        <w:tabs>
+          <w:tab w:val="num" w:pos="2520"/>
+        </w:tabs>
+        <w:ind w:left="2520" w:hanging="360"/>
+      </w:pPr>
+      <w:rPr>
+        <w:rFonts w:ascii="Wingdings" w:hAnsi="Wingdings" w:hint="default"/>
+        <w:sz w:val="20"/>
+      </w:rPr>
+    </w:lvl>
+    <w:lvl w:ilvl="4" w:tentative="1">
+      <w:start w:val="1"/>
+      <w:numFmt w:val="bullet"/>
+      <w:lvlText w:val=""/>
+      <w:lvlJc w:val="left"/>
+      <w:pPr>
+        <w:tabs>
+          <w:tab w:val="num" w:pos="3240"/>
+        </w:tabs>
+        <w:ind w:left="3240" w:hanging="360"/>
+      </w:pPr>
+      <w:rPr>
+        <w:rFonts w:ascii="Wingdings" w:hAnsi="Wingdings" w:hint="default"/>
+        <w:sz w:val="20"/>
+      </w:rPr>
+    </w:lvl>
+    <w:lvl w:ilvl="5" w:tentative="1">
+      <w:start w:val="1"/>
+      <w:numFmt w:val="bullet"/>
+      <w:lvlText w:val=""/>
+      <w:lvlJc w:val="left"/>
+      <w:pPr>
+        <w:tabs>
+          <w:tab w:val="num" w:pos="3960"/>
+        </w:tabs>
+        <w:ind w:left="3960" w:hanging="360"/>
+      </w:pPr>
+      <w:rPr>
+        <w:rFonts w:ascii="Wingdings" w:hAnsi="Wingdings" w:hint="default"/>
+        <w:sz w:val="20"/>
+      </w:rPr>
+    </w:lvl>
+    <w:lvl w:ilvl="6" w:tentative="1">
+      <w:start w:val="1"/>
+      <w:numFmt w:val="bullet"/>
+      <w:lvlText w:val=""/>
+      <w:lvlJc w:val="left"/>
+      <w:pPr>
+        <w:tabs>
+          <w:tab w:val="num" w:pos="4680"/>
+        </w:tabs>
+        <w:ind w:left="4680" w:hanging="360"/>
+      </w:pPr>
+      <w:rPr>
+        <w:rFonts w:ascii="Wingdings" w:hAnsi="Wingdings" w:hint="default"/>
+        <w:sz w:val="20"/>
+      </w:rPr>
+    </w:lvl>
+    <w:lvl w:ilvl="7" w:tentative="1">
+      <w:start w:val="1"/>
+      <w:numFmt w:val="bullet"/>
+      <w:lvlText w:val=""/>
+      <w:lvlJc w:val="left"/>
+      <w:pPr>
+        <w:tabs>
+          <w:tab w:val="num" w:pos="5400"/>
+        </w:tabs>
+        <w:ind w:left="5400" w:hanging="360"/>
+      </w:pPr>
+      <w:rPr>
+        <w:rFonts w:ascii="Wingdings" w:hAnsi="Wingdings" w:hint="default"/>
+        <w:sz w:val="20"/>
+      </w:rPr>
+    </w:lvl>
+    <w:lvl w:ilvl="8" w:tentative="1">
+      <w:start w:val="1"/>
+      <w:numFmt w:val="bullet"/>
+      <w:lvlText w:val=""/>
+      <w:lvlJc w:val="left"/>
+      <w:pPr>
+        <w:tabs>
+          <w:tab w:val="num" w:pos="6120"/>
+        </w:tabs>
+        <w:ind w:left="6120" w:hanging="360"/>
+      </w:pPr>
+      <w:rPr>
+        <w:rFonts w:ascii="Wingdings" w:hAnsi="Wingdings" w:hint="default"/>
+        <w:sz w:val="20"/>
+      </w:rPr>
+    </w:lvl>
+  </w:abstractNum>
+  <w:abstractNum w:abstractNumId="15" w15:restartNumberingAfterBreak="0">
     <w:nsid w:val="46894AF7"/>
     <w:multiLevelType w:val="hybridMultilevel"/>
     <w:tmpl w:val="651EB728"/>
@@ -9896,7 +9826,7 @@
       </w:pPr>
     </w:lvl>
   </w:abstractNum>
-  <w:abstractNum w:abstractNumId="13" w15:restartNumberingAfterBreak="0">
+  <w:abstractNum w:abstractNumId="16" w15:restartNumberingAfterBreak="0">
     <w:nsid w:val="4B2E7B56"/>
     <w:multiLevelType w:val="hybridMultilevel"/>
     <w:tmpl w:val="8362C5E2"/>
@@ -10009,7 +9939,7 @@
       </w:rPr>
     </w:lvl>
   </w:abstractNum>
-  <w:abstractNum w:abstractNumId="14" w15:restartNumberingAfterBreak="0">
+  <w:abstractNum w:abstractNumId="17" w15:restartNumberingAfterBreak="0">
     <w:nsid w:val="52B10757"/>
     <w:multiLevelType w:val="hybridMultilevel"/>
     <w:tmpl w:val="91A8646E"/>
@@ -10095,7 +10025,7 @@
       </w:pPr>
     </w:lvl>
   </w:abstractNum>
-  <w:abstractNum w:abstractNumId="15" w15:restartNumberingAfterBreak="0">
+  <w:abstractNum w:abstractNumId="18" w15:restartNumberingAfterBreak="0">
     <w:nsid w:val="57DA04DE"/>
     <w:multiLevelType w:val="hybridMultilevel"/>
     <w:tmpl w:val="B1465044"/>
@@ -10105,7 +10035,7 @@
       <w:lvlText w:val=""/>
       <w:lvlJc w:val="left"/>
       <w:pPr>
-        <w:ind w:left="720" w:hanging="360"/>
+        <w:ind w:left="360" w:hanging="360"/>
       </w:pPr>
       <w:rPr>
         <w:rFonts w:ascii="Symbol" w:hAnsi="Symbol" w:hint="default"/>
@@ -10117,7 +10047,7 @@
       <w:lvlText w:val="o"/>
       <w:lvlJc w:val="left"/>
       <w:pPr>
-        <w:ind w:left="1440" w:hanging="360"/>
+        <w:ind w:left="1080" w:hanging="360"/>
       </w:pPr>
       <w:rPr>
         <w:rFonts w:ascii="Courier New" w:hAnsi="Courier New" w:cs="Courier New" w:hint="default"/>
@@ -10129,7 +10059,7 @@
       <w:lvlText w:val=""/>
       <w:lvlJc w:val="left"/>
       <w:pPr>
-        <w:ind w:left="2160" w:hanging="360"/>
+        <w:ind w:left="1800" w:hanging="360"/>
       </w:pPr>
       <w:rPr>
         <w:rFonts w:ascii="Wingdings" w:hAnsi="Wingdings" w:hint="default"/>
@@ -10141,7 +10071,7 @@
       <w:lvlText w:val=""/>
       <w:lvlJc w:val="left"/>
       <w:pPr>
-        <w:ind w:left="2880" w:hanging="360"/>
+        <w:ind w:left="2520" w:hanging="360"/>
       </w:pPr>
       <w:rPr>
         <w:rFonts w:ascii="Symbol" w:hAnsi="Symbol" w:hint="default"/>
@@ -10153,7 +10083,7 @@
       <w:lvlText w:val="o"/>
       <w:lvlJc w:val="left"/>
       <w:pPr>
-        <w:ind w:left="3600" w:hanging="360"/>
+        <w:ind w:left="3240" w:hanging="360"/>
       </w:pPr>
       <w:rPr>
         <w:rFonts w:ascii="Courier New" w:hAnsi="Courier New" w:cs="Courier New" w:hint="default"/>
@@ -10165,7 +10095,7 @@
       <w:lvlText w:val=""/>
       <w:lvlJc w:val="left"/>
       <w:pPr>
-        <w:ind w:left="4320" w:hanging="360"/>
+        <w:ind w:left="3960" w:hanging="360"/>
       </w:pPr>
       <w:rPr>
         <w:rFonts w:ascii="Wingdings" w:hAnsi="Wingdings" w:hint="default"/>
@@ -10177,7 +10107,7 @@
       <w:lvlText w:val=""/>
       <w:lvlJc w:val="left"/>
       <w:pPr>
-        <w:ind w:left="5040" w:hanging="360"/>
+        <w:ind w:left="4680" w:hanging="360"/>
       </w:pPr>
       <w:rPr>
         <w:rFonts w:ascii="Symbol" w:hAnsi="Symbol" w:hint="default"/>
@@ -10189,7 +10119,7 @@
       <w:lvlText w:val="o"/>
       <w:lvlJc w:val="left"/>
       <w:pPr>
-        <w:ind w:left="5760" w:hanging="360"/>
+        <w:ind w:left="5400" w:hanging="360"/>
       </w:pPr>
       <w:rPr>
         <w:rFonts w:ascii="Courier New" w:hAnsi="Courier New" w:cs="Courier New" w:hint="default"/>
@@ -10201,14 +10131,14 @@
       <w:lvlText w:val=""/>
       <w:lvlJc w:val="left"/>
       <w:pPr>
-        <w:ind w:left="6480" w:hanging="360"/>
+        <w:ind w:left="6120" w:hanging="360"/>
       </w:pPr>
       <w:rPr>
         <w:rFonts w:ascii="Wingdings" w:hAnsi="Wingdings" w:hint="default"/>
       </w:rPr>
     </w:lvl>
   </w:abstractNum>
-  <w:abstractNum w:abstractNumId="16" w15:restartNumberingAfterBreak="0">
+  <w:abstractNum w:abstractNumId="19" w15:restartNumberingAfterBreak="0">
     <w:nsid w:val="584A594F"/>
     <w:multiLevelType w:val="hybridMultilevel"/>
     <w:tmpl w:val="FAFC2176"/>
@@ -10321,7 +10251,7 @@
       </w:rPr>
     </w:lvl>
   </w:abstractNum>
-  <w:abstractNum w:abstractNumId="17" w15:restartNumberingAfterBreak="0">
+  <w:abstractNum w:abstractNumId="20" w15:restartNumberingAfterBreak="0">
     <w:nsid w:val="5930402C"/>
     <w:multiLevelType w:val="hybridMultilevel"/>
     <w:tmpl w:val="AA24C002"/>
@@ -10434,7 +10364,7 @@
       </w:rPr>
     </w:lvl>
   </w:abstractNum>
-  <w:abstractNum w:abstractNumId="18" w15:restartNumberingAfterBreak="0">
+  <w:abstractNum w:abstractNumId="21" w15:restartNumberingAfterBreak="0">
     <w:nsid w:val="5A4B2F2A"/>
     <w:multiLevelType w:val="hybridMultilevel"/>
     <w:tmpl w:val="1FF2DBA6"/>
@@ -10547,7 +10477,7 @@
       </w:rPr>
     </w:lvl>
   </w:abstractNum>
-  <w:abstractNum w:abstractNumId="19" w15:restartNumberingAfterBreak="0">
+  <w:abstractNum w:abstractNumId="22" w15:restartNumberingAfterBreak="0">
     <w:nsid w:val="681F337D"/>
     <w:multiLevelType w:val="hybridMultilevel"/>
     <w:tmpl w:val="F222A744"/>
@@ -10660,7 +10590,7 @@
       </w:rPr>
     </w:lvl>
   </w:abstractNum>
-  <w:abstractNum w:abstractNumId="20" w15:restartNumberingAfterBreak="0">
+  <w:abstractNum w:abstractNumId="23" w15:restartNumberingAfterBreak="0">
     <w:nsid w:val="6A173FAA"/>
     <w:multiLevelType w:val="hybridMultilevel"/>
     <w:tmpl w:val="2E74A378"/>
@@ -10670,7 +10600,7 @@
       <w:lvlText w:val=""/>
       <w:lvlJc w:val="left"/>
       <w:pPr>
-        <w:ind w:left="720" w:hanging="360"/>
+        <w:ind w:left="360" w:hanging="360"/>
       </w:pPr>
       <w:rPr>
         <w:rFonts w:ascii="Symbol" w:hAnsi="Symbol" w:hint="default"/>
@@ -10682,7 +10612,7 @@
       <w:lvlText w:val="%2."/>
       <w:lvlJc w:val="left"/>
       <w:pPr>
-        <w:ind w:left="1440" w:hanging="360"/>
+        <w:ind w:left="1080" w:hanging="360"/>
       </w:pPr>
     </w:lvl>
     <w:lvl w:ilvl="2" w:tplc="0816001B" w:tentative="1">
@@ -10691,7 +10621,7 @@
       <w:lvlText w:val="%3."/>
       <w:lvlJc w:val="right"/>
       <w:pPr>
-        <w:ind w:left="2160" w:hanging="180"/>
+        <w:ind w:left="1800" w:hanging="180"/>
       </w:pPr>
     </w:lvl>
     <w:lvl w:ilvl="3" w:tplc="0816000F" w:tentative="1">
@@ -10700,7 +10630,7 @@
       <w:lvlText w:val="%4."/>
       <w:lvlJc w:val="left"/>
       <w:pPr>
-        <w:ind w:left="2880" w:hanging="360"/>
+        <w:ind w:left="2520" w:hanging="360"/>
       </w:pPr>
     </w:lvl>
     <w:lvl w:ilvl="4" w:tplc="08160019" w:tentative="1">
@@ -10709,7 +10639,7 @@
       <w:lvlText w:val="%5."/>
       <w:lvlJc w:val="left"/>
       <w:pPr>
-        <w:ind w:left="3600" w:hanging="360"/>
+        <w:ind w:left="3240" w:hanging="360"/>
       </w:pPr>
     </w:lvl>
     <w:lvl w:ilvl="5" w:tplc="0816001B" w:tentative="1">
@@ -10718,7 +10648,7 @@
       <w:lvlText w:val="%6."/>
       <w:lvlJc w:val="right"/>
       <w:pPr>
-        <w:ind w:left="4320" w:hanging="180"/>
+        <w:ind w:left="3960" w:hanging="180"/>
       </w:pPr>
     </w:lvl>
     <w:lvl w:ilvl="6" w:tplc="0816000F" w:tentative="1">
@@ -10727,7 +10657,7 @@
       <w:lvlText w:val="%7."/>
       <w:lvlJc w:val="left"/>
       <w:pPr>
-        <w:ind w:left="5040" w:hanging="360"/>
+        <w:ind w:left="4680" w:hanging="360"/>
       </w:pPr>
     </w:lvl>
     <w:lvl w:ilvl="7" w:tplc="08160019" w:tentative="1">
@@ -10736,7 +10666,7 @@
       <w:lvlText w:val="%8."/>
       <w:lvlJc w:val="left"/>
       <w:pPr>
-        <w:ind w:left="5760" w:hanging="360"/>
+        <w:ind w:left="5400" w:hanging="360"/>
       </w:pPr>
     </w:lvl>
     <w:lvl w:ilvl="8" w:tplc="0816001B" w:tentative="1">
@@ -10745,11 +10675,309 @@
       <w:lvlText w:val="%9."/>
       <w:lvlJc w:val="right"/>
       <w:pPr>
-        <w:ind w:left="6480" w:hanging="180"/>
+        <w:ind w:left="6120" w:hanging="180"/>
       </w:pPr>
     </w:lvl>
   </w:abstractNum>
-  <w:abstractNum w:abstractNumId="21" w15:restartNumberingAfterBreak="0">
+  <w:abstractNum w:abstractNumId="24" w15:restartNumberingAfterBreak="0">
+    <w:nsid w:val="72987BD2"/>
+    <w:multiLevelType w:val="multilevel"/>
+    <w:tmpl w:val="0616E2CE"/>
+    <w:lvl w:ilvl="0">
+      <w:start w:val="1"/>
+      <w:numFmt w:val="bullet"/>
+      <w:lvlText w:val=""/>
+      <w:lvlJc w:val="left"/>
+      <w:pPr>
+        <w:tabs>
+          <w:tab w:val="num" w:pos="720"/>
+        </w:tabs>
+        <w:ind w:left="720" w:hanging="360"/>
+      </w:pPr>
+      <w:rPr>
+        <w:rFonts w:ascii="Symbol" w:hAnsi="Symbol" w:hint="default"/>
+        <w:sz w:val="20"/>
+      </w:rPr>
+    </w:lvl>
+    <w:lvl w:ilvl="1" w:tentative="1">
+      <w:start w:val="1"/>
+      <w:numFmt w:val="bullet"/>
+      <w:lvlText w:val="o"/>
+      <w:lvlJc w:val="left"/>
+      <w:pPr>
+        <w:tabs>
+          <w:tab w:val="num" w:pos="1440"/>
+        </w:tabs>
+        <w:ind w:left="1440" w:hanging="360"/>
+      </w:pPr>
+      <w:rPr>
+        <w:rFonts w:ascii="Courier New" w:hAnsi="Courier New" w:hint="default"/>
+        <w:sz w:val="20"/>
+      </w:rPr>
+    </w:lvl>
+    <w:lvl w:ilvl="2" w:tentative="1">
+      <w:start w:val="1"/>
+      <w:numFmt w:val="bullet"/>
+      <w:lvlText w:val=""/>
+      <w:lvlJc w:val="left"/>
+      <w:pPr>
+        <w:tabs>
+          <w:tab w:val="num" w:pos="2160"/>
+        </w:tabs>
+        <w:ind w:left="2160" w:hanging="360"/>
+      </w:pPr>
+      <w:rPr>
+        <w:rFonts w:ascii="Wingdings" w:hAnsi="Wingdings" w:hint="default"/>
+        <w:sz w:val="20"/>
+      </w:rPr>
+    </w:lvl>
+    <w:lvl w:ilvl="3" w:tentative="1">
+      <w:start w:val="1"/>
+      <w:numFmt w:val="bullet"/>
+      <w:lvlText w:val=""/>
+      <w:lvlJc w:val="left"/>
+      <w:pPr>
+        <w:tabs>
+          <w:tab w:val="num" w:pos="2880"/>
+        </w:tabs>
+        <w:ind w:left="2880" w:hanging="360"/>
+      </w:pPr>
+      <w:rPr>
+        <w:rFonts w:ascii="Wingdings" w:hAnsi="Wingdings" w:hint="default"/>
+        <w:sz w:val="20"/>
+      </w:rPr>
+    </w:lvl>
+    <w:lvl w:ilvl="4" w:tentative="1">
+      <w:start w:val="1"/>
+      <w:numFmt w:val="bullet"/>
+      <w:lvlText w:val=""/>
+      <w:lvlJc w:val="left"/>
+      <w:pPr>
+        <w:tabs>
+          <w:tab w:val="num" w:pos="3600"/>
+        </w:tabs>
+        <w:ind w:left="3600" w:hanging="360"/>
+      </w:pPr>
+      <w:rPr>
+        <w:rFonts w:ascii="Wingdings" w:hAnsi="Wingdings" w:hint="default"/>
+        <w:sz w:val="20"/>
+      </w:rPr>
+    </w:lvl>
+    <w:lvl w:ilvl="5" w:tentative="1">
+      <w:start w:val="1"/>
+      <w:numFmt w:val="bullet"/>
+      <w:lvlText w:val=""/>
+      <w:lvlJc w:val="left"/>
+      <w:pPr>
+        <w:tabs>
+          <w:tab w:val="num" w:pos="4320"/>
+        </w:tabs>
+        <w:ind w:left="4320" w:hanging="360"/>
+      </w:pPr>
+      <w:rPr>
+        <w:rFonts w:ascii="Wingdings" w:hAnsi="Wingdings" w:hint="default"/>
+        <w:sz w:val="20"/>
+      </w:rPr>
+    </w:lvl>
+    <w:lvl w:ilvl="6" w:tentative="1">
+      <w:start w:val="1"/>
+      <w:numFmt w:val="bullet"/>
+      <w:lvlText w:val=""/>
+      <w:lvlJc w:val="left"/>
+      <w:pPr>
+        <w:tabs>
+          <w:tab w:val="num" w:pos="5040"/>
+        </w:tabs>
+        <w:ind w:left="5040" w:hanging="360"/>
+      </w:pPr>
+      <w:rPr>
+        <w:rFonts w:ascii="Wingdings" w:hAnsi="Wingdings" w:hint="default"/>
+        <w:sz w:val="20"/>
+      </w:rPr>
+    </w:lvl>
+    <w:lvl w:ilvl="7" w:tentative="1">
+      <w:start w:val="1"/>
+      <w:numFmt w:val="bullet"/>
+      <w:lvlText w:val=""/>
+      <w:lvlJc w:val="left"/>
+      <w:pPr>
+        <w:tabs>
+          <w:tab w:val="num" w:pos="5760"/>
+        </w:tabs>
+        <w:ind w:left="5760" w:hanging="360"/>
+      </w:pPr>
+      <w:rPr>
+        <w:rFonts w:ascii="Wingdings" w:hAnsi="Wingdings" w:hint="default"/>
+        <w:sz w:val="20"/>
+      </w:rPr>
+    </w:lvl>
+    <w:lvl w:ilvl="8" w:tentative="1">
+      <w:start w:val="1"/>
+      <w:numFmt w:val="bullet"/>
+      <w:lvlText w:val=""/>
+      <w:lvlJc w:val="left"/>
+      <w:pPr>
+        <w:tabs>
+          <w:tab w:val="num" w:pos="6480"/>
+        </w:tabs>
+        <w:ind w:left="6480" w:hanging="360"/>
+      </w:pPr>
+      <w:rPr>
+        <w:rFonts w:ascii="Wingdings" w:hAnsi="Wingdings" w:hint="default"/>
+        <w:sz w:val="20"/>
+      </w:rPr>
+    </w:lvl>
+  </w:abstractNum>
+  <w:abstractNum w:abstractNumId="25" w15:restartNumberingAfterBreak="0">
+    <w:nsid w:val="78912538"/>
+    <w:multiLevelType w:val="multilevel"/>
+    <w:tmpl w:val="15BE714C"/>
+    <w:lvl w:ilvl="0">
+      <w:start w:val="1"/>
+      <w:numFmt w:val="bullet"/>
+      <w:lvlText w:val=""/>
+      <w:lvlJc w:val="left"/>
+      <w:pPr>
+        <w:tabs>
+          <w:tab w:val="num" w:pos="720"/>
+        </w:tabs>
+        <w:ind w:left="720" w:hanging="360"/>
+      </w:pPr>
+      <w:rPr>
+        <w:rFonts w:ascii="Symbol" w:hAnsi="Symbol" w:hint="default"/>
+        <w:sz w:val="20"/>
+      </w:rPr>
+    </w:lvl>
+    <w:lvl w:ilvl="1" w:tentative="1">
+      <w:start w:val="1"/>
+      <w:numFmt w:val="bullet"/>
+      <w:lvlText w:val="o"/>
+      <w:lvlJc w:val="left"/>
+      <w:pPr>
+        <w:tabs>
+          <w:tab w:val="num" w:pos="1440"/>
+        </w:tabs>
+        <w:ind w:left="1440" w:hanging="360"/>
+      </w:pPr>
+      <w:rPr>
+        <w:rFonts w:ascii="Courier New" w:hAnsi="Courier New" w:hint="default"/>
+        <w:sz w:val="20"/>
+      </w:rPr>
+    </w:lvl>
+    <w:lvl w:ilvl="2" w:tentative="1">
+      <w:start w:val="1"/>
+      <w:numFmt w:val="bullet"/>
+      <w:lvlText w:val=""/>
+      <w:lvlJc w:val="left"/>
+      <w:pPr>
+        <w:tabs>
+          <w:tab w:val="num" w:pos="2160"/>
+        </w:tabs>
+        <w:ind w:left="2160" w:hanging="360"/>
+      </w:pPr>
+      <w:rPr>
+        <w:rFonts w:ascii="Wingdings" w:hAnsi="Wingdings" w:hint="default"/>
+        <w:sz w:val="20"/>
+      </w:rPr>
+    </w:lvl>
+    <w:lvl w:ilvl="3" w:tentative="1">
+      <w:start w:val="1"/>
+      <w:numFmt w:val="bullet"/>
+      <w:lvlText w:val=""/>
+      <w:lvlJc w:val="left"/>
+      <w:pPr>
+        <w:tabs>
+          <w:tab w:val="num" w:pos="2880"/>
+        </w:tabs>
+        <w:ind w:left="2880" w:hanging="360"/>
+      </w:pPr>
+      <w:rPr>
+        <w:rFonts w:ascii="Wingdings" w:hAnsi="Wingdings" w:hint="default"/>
+        <w:sz w:val="20"/>
+      </w:rPr>
+    </w:lvl>
+    <w:lvl w:ilvl="4" w:tentative="1">
+      <w:start w:val="1"/>
+      <w:numFmt w:val="bullet"/>
+      <w:lvlText w:val=""/>
+      <w:lvlJc w:val="left"/>
+      <w:pPr>
+        <w:tabs>
+          <w:tab w:val="num" w:pos="3600"/>
+        </w:tabs>
+        <w:ind w:left="3600" w:hanging="360"/>
+      </w:pPr>
+      <w:rPr>
+        <w:rFonts w:ascii="Wingdings" w:hAnsi="Wingdings" w:hint="default"/>
+        <w:sz w:val="20"/>
+      </w:rPr>
+    </w:lvl>
+    <w:lvl w:ilvl="5" w:tentative="1">
+      <w:start w:val="1"/>
+      <w:numFmt w:val="bullet"/>
+      <w:lvlText w:val=""/>
+      <w:lvlJc w:val="left"/>
+      <w:pPr>
+        <w:tabs>
+          <w:tab w:val="num" w:pos="4320"/>
+        </w:tabs>
+        <w:ind w:left="4320" w:hanging="360"/>
+      </w:pPr>
+      <w:rPr>
+        <w:rFonts w:ascii="Wingdings" w:hAnsi="Wingdings" w:hint="default"/>
+        <w:sz w:val="20"/>
+      </w:rPr>
+    </w:lvl>
+    <w:lvl w:ilvl="6" w:tentative="1">
+      <w:start w:val="1"/>
+      <w:numFmt w:val="bullet"/>
+      <w:lvlText w:val=""/>
+      <w:lvlJc w:val="left"/>
+      <w:pPr>
+        <w:tabs>
+          <w:tab w:val="num" w:pos="5040"/>
+        </w:tabs>
+        <w:ind w:left="5040" w:hanging="360"/>
+      </w:pPr>
+      <w:rPr>
+        <w:rFonts w:ascii="Wingdings" w:hAnsi="Wingdings" w:hint="default"/>
+        <w:sz w:val="20"/>
+      </w:rPr>
+    </w:lvl>
+    <w:lvl w:ilvl="7" w:tentative="1">
+      <w:start w:val="1"/>
+      <w:numFmt w:val="bullet"/>
+      <w:lvlText w:val=""/>
+      <w:lvlJc w:val="left"/>
+      <w:pPr>
+        <w:tabs>
+          <w:tab w:val="num" w:pos="5760"/>
+        </w:tabs>
+        <w:ind w:left="5760" w:hanging="360"/>
+      </w:pPr>
+      <w:rPr>
+        <w:rFonts w:ascii="Wingdings" w:hAnsi="Wingdings" w:hint="default"/>
+        <w:sz w:val="20"/>
+      </w:rPr>
+    </w:lvl>
+    <w:lvl w:ilvl="8" w:tentative="1">
+      <w:start w:val="1"/>
+      <w:numFmt w:val="bullet"/>
+      <w:lvlText w:val=""/>
+      <w:lvlJc w:val="left"/>
+      <w:pPr>
+        <w:tabs>
+          <w:tab w:val="num" w:pos="6480"/>
+        </w:tabs>
+        <w:ind w:left="6480" w:hanging="360"/>
+      </w:pPr>
+      <w:rPr>
+        <w:rFonts w:ascii="Wingdings" w:hAnsi="Wingdings" w:hint="default"/>
+        <w:sz w:val="20"/>
+      </w:rPr>
+    </w:lvl>
+  </w:abstractNum>
+  <w:abstractNum w:abstractNumId="26" w15:restartNumberingAfterBreak="0">
     <w:nsid w:val="7F385848"/>
     <w:multiLevelType w:val="hybridMultilevel"/>
     <w:tmpl w:val="202EFB88"/>
@@ -10869,64 +11097,79 @@
     <w:abstractNumId w:val="1"/>
   </w:num>
   <w:num w:numId="3" w16cid:durableId="1038775398">
-    <w:abstractNumId w:val="8"/>
+    <w:abstractNumId w:val="10"/>
   </w:num>
   <w:num w:numId="4" w16cid:durableId="1306157261">
-    <w:abstractNumId w:val="15"/>
+    <w:abstractNumId w:val="18"/>
   </w:num>
   <w:num w:numId="5" w16cid:durableId="204876954">
-    <w:abstractNumId w:val="9"/>
+    <w:abstractNumId w:val="11"/>
   </w:num>
   <w:num w:numId="6" w16cid:durableId="1387609337">
-    <w:abstractNumId w:val="18"/>
+    <w:abstractNumId w:val="21"/>
   </w:num>
   <w:num w:numId="7" w16cid:durableId="1520662450">
-    <w:abstractNumId w:val="11"/>
+    <w:abstractNumId w:val="13"/>
   </w:num>
   <w:num w:numId="8" w16cid:durableId="2030787739">
-    <w:abstractNumId w:val="21"/>
+    <w:abstractNumId w:val="26"/>
   </w:num>
   <w:num w:numId="9" w16cid:durableId="1608923020">
-    <w:abstractNumId w:val="7"/>
+    <w:abstractNumId w:val="8"/>
   </w:num>
   <w:num w:numId="10" w16cid:durableId="716243087">
     <w:abstractNumId w:val="2"/>
   </w:num>
   <w:num w:numId="11" w16cid:durableId="1950744818">
-    <w:abstractNumId w:val="13"/>
+    <w:abstractNumId w:val="16"/>
   </w:num>
   <w:num w:numId="12" w16cid:durableId="118761796">
-    <w:abstractNumId w:val="14"/>
+    <w:abstractNumId w:val="17"/>
   </w:num>
   <w:num w:numId="13" w16cid:durableId="221870540">
+    <w:abstractNumId w:val="22"/>
+  </w:num>
+  <w:num w:numId="14" w16cid:durableId="1808358934">
+    <w:abstractNumId w:val="15"/>
+  </w:num>
+  <w:num w:numId="15" w16cid:durableId="540869126">
     <w:abstractNumId w:val="19"/>
   </w:num>
-  <w:num w:numId="14" w16cid:durableId="1808358934">
-    <w:abstractNumId w:val="12"/>
-  </w:num>
-  <w:num w:numId="15" w16cid:durableId="540869126">
-    <w:abstractNumId w:val="16"/>
-  </w:num>
   <w:num w:numId="16" w16cid:durableId="2099911266">
-    <w:abstractNumId w:val="17"/>
+    <w:abstractNumId w:val="20"/>
   </w:num>
   <w:num w:numId="17" w16cid:durableId="435254902">
-    <w:abstractNumId w:val="5"/>
+    <w:abstractNumId w:val="6"/>
   </w:num>
   <w:num w:numId="18" w16cid:durableId="774324135">
-    <w:abstractNumId w:val="6"/>
+    <w:abstractNumId w:val="7"/>
   </w:num>
   <w:num w:numId="19" w16cid:durableId="839082599">
-    <w:abstractNumId w:val="10"/>
+    <w:abstractNumId w:val="12"/>
   </w:num>
   <w:num w:numId="20" w16cid:durableId="1439135841">
     <w:abstractNumId w:val="0"/>
   </w:num>
   <w:num w:numId="21" w16cid:durableId="871964029">
-    <w:abstractNumId w:val="20"/>
+    <w:abstractNumId w:val="23"/>
   </w:num>
   <w:num w:numId="22" w16cid:durableId="621494039">
     <w:abstractNumId w:val="4"/>
+  </w:num>
+  <w:num w:numId="23" w16cid:durableId="548685746">
+    <w:abstractNumId w:val="9"/>
+  </w:num>
+  <w:num w:numId="24" w16cid:durableId="1374041071">
+    <w:abstractNumId w:val="14"/>
+  </w:num>
+  <w:num w:numId="25" w16cid:durableId="852840977">
+    <w:abstractNumId w:val="5"/>
+  </w:num>
+  <w:num w:numId="26" w16cid:durableId="1092582431">
+    <w:abstractNumId w:val="24"/>
+  </w:num>
+  <w:num w:numId="27" w16cid:durableId="2087191153">
+    <w:abstractNumId w:val="25"/>
   </w:num>
   <w:numIdMacAtCleanup w:val="19"/>
 </w:numbering>
@@ -11536,7 +11779,6 @@
   <w:style w:type="character" w:default="1" w:styleId="DefaultParagraphFont">
     <w:name w:val="Default Paragraph Font"/>
     <w:uiPriority w:val="1"/>
-    <w:semiHidden/>
     <w:unhideWhenUsed/>
   </w:style>
   <w:style w:type="table" w:default="1" w:styleId="TableNormal">

--- a/docs/Relatório.docx
+++ b/docs/Relatório.docx
@@ -1071,7 +1071,196 @@
           <w:sz w:val="40"/>
           <w:szCs w:val="40"/>
         </w:rPr>
-        <w:t>Seleção de Features: Fisher Score e Relief</w:t>
+        <w:t>Seleção de Features</w:t>
+      </w:r>
+    </w:p>
+    <w:p>
+      <w:pPr>
+        <w:pStyle w:val="ListParagraph"/>
+        <w:numPr>
+          <w:ilvl w:val="0"/>
+          <w:numId w:val="1"/>
+        </w:numPr>
+        <w:jc w:val="both"/>
+        <w:rPr>
+          <w:rFonts w:ascii="Times New Roman" w:hAnsi="Times New Roman" w:cs="Times New Roman"/>
+          <w:b/>
+          <w:bCs/>
+          <w:sz w:val="40"/>
+          <w:szCs w:val="40"/>
+        </w:rPr>
+      </w:pPr>
+      <w:r>
+        <w:rPr>
+          <w:rFonts w:ascii="Times New Roman" w:hAnsi="Times New Roman" w:cs="Times New Roman"/>
+          <w:b/>
+          <w:bCs/>
+          <w:sz w:val="40"/>
+          <w:szCs w:val="40"/>
+        </w:rPr>
+        <w:t>Aumentação dos Dados</w:t>
+      </w:r>
+    </w:p>
+    <w:p>
+      <w:pPr>
+        <w:pStyle w:val="ListParagraph"/>
+        <w:numPr>
+          <w:ilvl w:val="0"/>
+          <w:numId w:val="1"/>
+        </w:numPr>
+        <w:jc w:val="both"/>
+        <w:rPr>
+          <w:rFonts w:ascii="Times New Roman" w:hAnsi="Times New Roman" w:cs="Times New Roman"/>
+          <w:b/>
+          <w:bCs/>
+          <w:sz w:val="40"/>
+          <w:szCs w:val="40"/>
+        </w:rPr>
+      </w:pPr>
+      <w:r>
+        <w:rPr>
+          <w:rFonts w:ascii="Times New Roman" w:hAnsi="Times New Roman" w:cs="Times New Roman"/>
+          <w:b/>
+          <w:bCs/>
+          <w:sz w:val="40"/>
+          <w:szCs w:val="40"/>
+        </w:rPr>
+        <w:t>Embeddings</w:t>
+      </w:r>
+    </w:p>
+    <w:p>
+      <w:pPr>
+        <w:pStyle w:val="ListParagraph"/>
+        <w:numPr>
+          <w:ilvl w:val="0"/>
+          <w:numId w:val="1"/>
+        </w:numPr>
+        <w:jc w:val="both"/>
+        <w:rPr>
+          <w:rFonts w:ascii="Times New Roman" w:hAnsi="Times New Roman" w:cs="Times New Roman"/>
+          <w:b/>
+          <w:bCs/>
+          <w:sz w:val="40"/>
+          <w:szCs w:val="40"/>
+        </w:rPr>
+      </w:pPr>
+      <w:r>
+        <w:rPr>
+          <w:rFonts w:ascii="Times New Roman" w:hAnsi="Times New Roman" w:cs="Times New Roman"/>
+          <w:b/>
+          <w:bCs/>
+          <w:sz w:val="40"/>
+          <w:szCs w:val="40"/>
+        </w:rPr>
+        <w:t>Estratégias de Divisão de Dados</w:t>
+      </w:r>
+    </w:p>
+    <w:p>
+      <w:pPr>
+        <w:pStyle w:val="ListParagraph"/>
+        <w:numPr>
+          <w:ilvl w:val="0"/>
+          <w:numId w:val="1"/>
+        </w:numPr>
+        <w:jc w:val="both"/>
+        <w:rPr>
+          <w:rFonts w:ascii="Times New Roman" w:hAnsi="Times New Roman" w:cs="Times New Roman"/>
+          <w:b/>
+          <w:bCs/>
+          <w:sz w:val="40"/>
+          <w:szCs w:val="40"/>
+        </w:rPr>
+      </w:pPr>
+      <w:r>
+        <w:rPr>
+          <w:rFonts w:ascii="Times New Roman" w:hAnsi="Times New Roman" w:cs="Times New Roman"/>
+          <w:b/>
+          <w:bCs/>
+          <w:sz w:val="40"/>
+          <w:szCs w:val="40"/>
+        </w:rPr>
+        <w:t>Classificador k-Nearest Neighbors</w:t>
+      </w:r>
+    </w:p>
+    <w:p>
+      <w:pPr>
+        <w:pStyle w:val="ListParagraph"/>
+        <w:numPr>
+          <w:ilvl w:val="0"/>
+          <w:numId w:val="1"/>
+        </w:numPr>
+        <w:jc w:val="both"/>
+        <w:rPr>
+          <w:rFonts w:ascii="Times New Roman" w:hAnsi="Times New Roman" w:cs="Times New Roman"/>
+          <w:b/>
+          <w:bCs/>
+          <w:sz w:val="40"/>
+          <w:szCs w:val="40"/>
+        </w:rPr>
+      </w:pPr>
+      <w:r>
+        <w:rPr>
+          <w:rFonts w:ascii="Times New Roman" w:hAnsi="Times New Roman" w:cs="Times New Roman"/>
+          <w:b/>
+          <w:bCs/>
+          <w:sz w:val="40"/>
+          <w:szCs w:val="40"/>
+        </w:rPr>
+        <w:t>Avaliação dos Modelos</w:t>
+      </w:r>
+    </w:p>
+    <w:p>
+      <w:pPr>
+        <w:pStyle w:val="ListParagraph"/>
+        <w:numPr>
+          <w:ilvl w:val="0"/>
+          <w:numId w:val="1"/>
+        </w:numPr>
+        <w:jc w:val="both"/>
+        <w:rPr>
+          <w:rFonts w:ascii="Times New Roman" w:hAnsi="Times New Roman" w:cs="Times New Roman"/>
+          <w:b/>
+          <w:bCs/>
+          <w:sz w:val="40"/>
+          <w:szCs w:val="40"/>
+        </w:rPr>
+      </w:pPr>
+      <w:r>
+        <w:rPr>
+          <w:rFonts w:ascii="Times New Roman" w:hAnsi="Times New Roman" w:cs="Times New Roman"/>
+          <w:b/>
+          <w:bCs/>
+          <w:sz w:val="40"/>
+          <w:szCs w:val="40"/>
+        </w:rPr>
+        <w:t>Testes de Hipótese</w:t>
+      </w:r>
+    </w:p>
+    <w:p>
+      <w:pPr>
+        <w:pStyle w:val="ListParagraph"/>
+        <w:numPr>
+          <w:ilvl w:val="0"/>
+          <w:numId w:val="1"/>
+        </w:numPr>
+        <w:jc w:val="both"/>
+        <w:rPr>
+          <w:rFonts w:ascii="Times New Roman" w:hAnsi="Times New Roman" w:cs="Times New Roman"/>
+          <w:b/>
+          <w:bCs/>
+          <w:sz w:val="40"/>
+          <w:szCs w:val="40"/>
+        </w:rPr>
+      </w:pPr>
+      <w:r>
+        <w:rPr>
+          <w:rFonts w:ascii="Times New Roman" w:hAnsi="Times New Roman" w:cs="Times New Roman"/>
+          <w:b/>
+          <w:bCs/>
+          <w:sz w:val="40"/>
+          <w:szCs w:val="40"/>
+        </w:rPr>
+        <w:t>Modelo de Implantação</w:t>
       </w:r>
     </w:p>
     <w:p>
@@ -1083,56 +1272,6 @@
           <w:rFonts w:ascii="Times New Roman" w:hAnsi="Times New Roman" w:cs="Times New Roman"/>
           <w:sz w:val="36"/>
           <w:szCs w:val="36"/>
-        </w:rPr>
-      </w:pPr>
-    </w:p>
-    <w:p>
-      <w:pPr>
-        <w:jc w:val="both"/>
-        <w:rPr>
-          <w:rFonts w:ascii="Times New Roman" w:hAnsi="Times New Roman" w:cs="Times New Roman"/>
-          <w:sz w:val="44"/>
-          <w:szCs w:val="44"/>
-        </w:rPr>
-      </w:pPr>
-    </w:p>
-    <w:p>
-      <w:pPr>
-        <w:jc w:val="both"/>
-        <w:rPr>
-          <w:rFonts w:ascii="Times New Roman" w:hAnsi="Times New Roman" w:cs="Times New Roman"/>
-          <w:sz w:val="44"/>
-          <w:szCs w:val="44"/>
-        </w:rPr>
-      </w:pPr>
-    </w:p>
-    <w:p>
-      <w:pPr>
-        <w:jc w:val="both"/>
-        <w:rPr>
-          <w:rFonts w:ascii="Times New Roman" w:hAnsi="Times New Roman" w:cs="Times New Roman"/>
-          <w:sz w:val="44"/>
-          <w:szCs w:val="44"/>
-        </w:rPr>
-      </w:pPr>
-    </w:p>
-    <w:p>
-      <w:pPr>
-        <w:jc w:val="both"/>
-        <w:rPr>
-          <w:rFonts w:ascii="Times New Roman" w:hAnsi="Times New Roman" w:cs="Times New Roman"/>
-          <w:sz w:val="44"/>
-          <w:szCs w:val="44"/>
-        </w:rPr>
-      </w:pPr>
-    </w:p>
-    <w:p>
-      <w:pPr>
-        <w:jc w:val="both"/>
-        <w:rPr>
-          <w:rFonts w:ascii="Times New Roman" w:hAnsi="Times New Roman" w:cs="Times New Roman"/>
-          <w:sz w:val="44"/>
-          <w:szCs w:val="44"/>
         </w:rPr>
       </w:pPr>
     </w:p>
@@ -1251,6 +1390,16 @@
         </w:rPr>
         <w:t>O reconhecimento de atividades humanas é relevante em áreas como monitorização clínica, desporto, reabilitação e interação humano-máquina. A eficácia da classificação depende fortemente das etapas de pré-processamento e engenharia de características. Assim, o foco desta meta é a preparação dos dados e a análise aprofundada da estrutura dos sinais, antes da fase de classificação.</w:t>
       </w:r>
+    </w:p>
+    <w:p>
+      <w:pPr>
+        <w:jc w:val="both"/>
+        <w:rPr>
+          <w:rFonts w:ascii="Times New Roman" w:hAnsi="Times New Roman" w:cs="Times New Roman"/>
+          <w:sz w:val="28"/>
+          <w:szCs w:val="28"/>
+        </w:rPr>
+      </w:pPr>
     </w:p>
     <w:p>
       <w:pPr>
@@ -1891,21 +2040,13 @@
     </w:p>
     <w:p>
       <w:pPr>
-        <w:jc w:val="center"/>
-        <w:rPr>
-          <w:rFonts w:ascii="Times New Roman" w:hAnsi="Times New Roman" w:cs="Times New Roman"/>
-          <w:sz w:val="28"/>
-          <w:szCs w:val="28"/>
-        </w:rPr>
-      </w:pPr>
-      <w:r>
-        <w:rPr>
-          <w:rFonts w:ascii="Times New Roman" w:hAnsi="Times New Roman" w:cs="Times New Roman"/>
-          <w:sz w:val="28"/>
-          <w:szCs w:val="28"/>
-        </w:rPr>
-        <w:t>partX/partXdevY.csv</w:t>
-      </w:r>
+        <w:jc w:val="both"/>
+        <w:rPr>
+          <w:rFonts w:ascii="Times New Roman" w:hAnsi="Times New Roman" w:cs="Times New Roman"/>
+          <w:sz w:val="28"/>
+          <w:szCs w:val="28"/>
+        </w:rPr>
+      </w:pPr>
     </w:p>
     <w:p>
       <w:pPr>
@@ -1924,14 +2065,6 @@
       <w:r>
         <w:rPr>
           <w:rFonts w:ascii="Times New Roman" w:hAnsi="Times New Roman" w:cs="Times New Roman"/>
-          <w:sz w:val="28"/>
-          <w:szCs w:val="28"/>
-        </w:rPr>
-        <w:t xml:space="preserve"> </w:t>
-      </w:r>
-      <w:r>
-        <w:rPr>
-          <w:rFonts w:ascii="Times New Roman" w:hAnsi="Times New Roman" w:cs="Times New Roman"/>
           <w:b/>
           <w:bCs/>
           <w:sz w:val="48"/>
@@ -2021,6 +2154,36 @@
         </w:rPr>
         <w:t>.</w:t>
       </w:r>
+    </w:p>
+    <w:p>
+      <w:pPr>
+        <w:jc w:val="both"/>
+        <w:rPr>
+          <w:rFonts w:ascii="Times New Roman" w:hAnsi="Times New Roman" w:cs="Times New Roman"/>
+          <w:sz w:val="28"/>
+          <w:szCs w:val="28"/>
+        </w:rPr>
+      </w:pPr>
+    </w:p>
+    <w:p>
+      <w:pPr>
+        <w:jc w:val="both"/>
+        <w:rPr>
+          <w:rFonts w:ascii="Times New Roman" w:hAnsi="Times New Roman" w:cs="Times New Roman"/>
+          <w:sz w:val="28"/>
+          <w:szCs w:val="28"/>
+        </w:rPr>
+      </w:pPr>
+    </w:p>
+    <w:p>
+      <w:pPr>
+        <w:jc w:val="both"/>
+        <w:rPr>
+          <w:rFonts w:ascii="Times New Roman" w:hAnsi="Times New Roman" w:cs="Times New Roman"/>
+          <w:sz w:val="28"/>
+          <w:szCs w:val="28"/>
+        </w:rPr>
+      </w:pPr>
     </w:p>
     <w:p>
       <w:pPr>
@@ -2044,6 +2207,7 @@
           <w:sz w:val="48"/>
           <w:szCs w:val="48"/>
         </w:rPr>
+        <w:lastRenderedPageBreak/>
         <w:t xml:space="preserve"> Deteç</w:t>
       </w:r>
       <w:r>
@@ -2121,7 +2285,6 @@
           <w:sz w:val="28"/>
           <w:szCs w:val="28"/>
         </w:rPr>
-        <w:lastRenderedPageBreak/>
         <w:t>IQR</w:t>
       </w:r>
       <w:r>
@@ -2472,144 +2635,6 @@
       <w:r>
         <w:rPr>
           <w:rFonts w:ascii="Times New Roman" w:hAnsi="Times New Roman" w:cs="Times New Roman"/>
-          <w:sz w:val="28"/>
-          <w:szCs w:val="28"/>
-        </w:rPr>
-        <w:t>O</w:t>
-      </w:r>
-      <w:r>
-        <w:rPr>
-          <w:rFonts w:ascii="Times New Roman" w:hAnsi="Times New Roman" w:cs="Times New Roman"/>
-          <w:sz w:val="28"/>
-          <w:szCs w:val="28"/>
-        </w:rPr>
-        <w:t xml:space="preserve"> método IQR, representado através dos boxplots, permitiu observar a dispersão dos dados e identificar outliers de forma robusta. Mostrou distribuições concentradas em atividades estáticas e maior variabilidade nas dinâmicas e de transição.</w:t>
-      </w:r>
-      <w:r>
-        <w:rPr>
-          <w:rFonts w:ascii="Times New Roman" w:hAnsi="Times New Roman" w:cs="Times New Roman"/>
-          <w:sz w:val="28"/>
-          <w:szCs w:val="28"/>
-        </w:rPr>
-        <w:t xml:space="preserve"> </w:t>
-      </w:r>
-      <w:r>
-        <w:rPr>
-          <w:rFonts w:ascii="Times New Roman" w:hAnsi="Times New Roman" w:cs="Times New Roman"/>
-          <w:sz w:val="28"/>
-          <w:szCs w:val="28"/>
-        </w:rPr>
-        <w:t>O</w:t>
-      </w:r>
-      <w:r>
-        <w:rPr>
-          <w:rFonts w:ascii="Times New Roman" w:hAnsi="Times New Roman" w:cs="Times New Roman"/>
-          <w:sz w:val="28"/>
-          <w:szCs w:val="28"/>
-        </w:rPr>
-        <w:t xml:space="preserve"> método do Z-score </w:t>
-      </w:r>
-      <w:r>
-        <w:rPr>
-          <w:rFonts w:ascii="Times New Roman" w:hAnsi="Times New Roman" w:cs="Times New Roman"/>
-          <w:sz w:val="28"/>
-          <w:szCs w:val="28"/>
-        </w:rPr>
-        <w:t xml:space="preserve">mostrou-se </w:t>
-      </w:r>
-      <w:r>
-        <w:rPr>
-          <w:rFonts w:ascii="Times New Roman" w:hAnsi="Times New Roman" w:cs="Times New Roman"/>
-          <w:sz w:val="28"/>
-          <w:szCs w:val="28"/>
-        </w:rPr>
-        <w:t>mais sensível a valores extremos e distribuições assimétricas.</w:t>
-      </w:r>
-      <w:r>
-        <w:rPr>
-          <w:rFonts w:ascii="Times New Roman" w:hAnsi="Times New Roman" w:cs="Times New Roman"/>
-          <w:sz w:val="28"/>
-          <w:szCs w:val="28"/>
-        </w:rPr>
-        <w:t xml:space="preserve"> </w:t>
-      </w:r>
-      <w:r>
-        <w:rPr>
-          <w:rFonts w:ascii="Times New Roman" w:hAnsi="Times New Roman" w:cs="Times New Roman"/>
-          <w:sz w:val="28"/>
-          <w:szCs w:val="28"/>
-        </w:rPr>
-        <w:t>Em comparação, o IQR produz resultados mais consistentes e estáveis, enquanto o Z-score destaca melhor os picos anómalos. O IQR é mais adequado para caracterizar a variabilidade geral</w:t>
-      </w:r>
-      <w:r>
-        <w:rPr>
-          <w:rFonts w:ascii="Times New Roman" w:hAnsi="Times New Roman" w:cs="Times New Roman"/>
-          <w:sz w:val="28"/>
-          <w:szCs w:val="28"/>
-        </w:rPr>
-        <w:t xml:space="preserve"> revelando-se mais adequado devido </w:t>
-      </w:r>
-      <w:r>
-        <w:rPr>
-          <w:rFonts w:ascii="Times New Roman" w:hAnsi="Times New Roman" w:cs="Times New Roman"/>
-          <w:sz w:val="28"/>
-          <w:szCs w:val="28"/>
-        </w:rPr>
-        <w:t>à não normalidade dos dados,</w:t>
-      </w:r>
-      <w:r>
-        <w:rPr>
-          <w:rFonts w:ascii="Times New Roman" w:hAnsi="Times New Roman" w:cs="Times New Roman"/>
-          <w:sz w:val="28"/>
-          <w:szCs w:val="28"/>
-        </w:rPr>
-        <w:t xml:space="preserve"> e</w:t>
-      </w:r>
-      <w:r>
-        <w:rPr>
-          <w:rFonts w:ascii="Times New Roman" w:hAnsi="Times New Roman" w:cs="Times New Roman"/>
-          <w:sz w:val="28"/>
-          <w:szCs w:val="28"/>
-        </w:rPr>
-        <w:t>nquanto</w:t>
-      </w:r>
-      <w:r>
-        <w:rPr>
-          <w:rFonts w:ascii="Times New Roman" w:hAnsi="Times New Roman" w:cs="Times New Roman"/>
-          <w:sz w:val="28"/>
-          <w:szCs w:val="28"/>
-        </w:rPr>
-        <w:t xml:space="preserve"> o Z-score</w:t>
-      </w:r>
-      <w:r>
-        <w:rPr>
-          <w:rFonts w:ascii="Times New Roman" w:hAnsi="Times New Roman" w:cs="Times New Roman"/>
-          <w:sz w:val="28"/>
-          <w:szCs w:val="28"/>
-        </w:rPr>
-        <w:t xml:space="preserve"> será melhor</w:t>
-      </w:r>
-      <w:r>
-        <w:rPr>
-          <w:rFonts w:ascii="Times New Roman" w:hAnsi="Times New Roman" w:cs="Times New Roman"/>
-          <w:sz w:val="28"/>
-          <w:szCs w:val="28"/>
-        </w:rPr>
-        <w:t xml:space="preserve"> para identificar eventos raros e intensos.</w:t>
-      </w:r>
-    </w:p>
-    <w:p>
-      <w:pPr>
-        <w:jc w:val="both"/>
-        <w:rPr>
-          <w:rFonts w:ascii="Times New Roman" w:hAnsi="Times New Roman" w:cs="Times New Roman"/>
-          <w:sz w:val="32"/>
-          <w:szCs w:val="32"/>
-        </w:rPr>
-      </w:pPr>
-      <w:r>
-        <w:rPr>
-          <w:rFonts w:ascii="Times New Roman" w:hAnsi="Times New Roman" w:cs="Times New Roman"/>
           <w:b/>
           <w:bCs/>
           <w:noProof/>
@@ -2617,13 +2642,13 @@
           <w:szCs w:val="48"/>
         </w:rPr>
         <w:drawing>
-          <wp:anchor distT="0" distB="0" distL="114300" distR="114300" simplePos="0" relativeHeight="251659264" behindDoc="1" locked="0" layoutInCell="1" allowOverlap="1" wp14:anchorId="5ED5CB10" wp14:editId="71D81380">
+          <wp:anchor distT="0" distB="0" distL="114300" distR="114300" simplePos="0" relativeHeight="251659264" behindDoc="1" locked="0" layoutInCell="1" allowOverlap="1" wp14:anchorId="5ED5CB10" wp14:editId="782CADAD">
             <wp:simplePos x="0" y="0"/>
             <wp:positionH relativeFrom="margin">
               <wp:align>center</wp:align>
             </wp:positionH>
             <wp:positionV relativeFrom="paragraph">
-              <wp:posOffset>144780</wp:posOffset>
+              <wp:posOffset>2235003</wp:posOffset>
             </wp:positionV>
             <wp:extent cx="4687825" cy="2827909"/>
             <wp:effectExtent l="0" t="0" r="0" b="0"/>
@@ -2672,6 +2697,144 @@
           </wp:anchor>
         </w:drawing>
       </w:r>
+      <w:r>
+        <w:rPr>
+          <w:rFonts w:ascii="Times New Roman" w:hAnsi="Times New Roman" w:cs="Times New Roman"/>
+          <w:sz w:val="28"/>
+          <w:szCs w:val="28"/>
+        </w:rPr>
+        <w:t>O</w:t>
+      </w:r>
+      <w:r>
+        <w:rPr>
+          <w:rFonts w:ascii="Times New Roman" w:hAnsi="Times New Roman" w:cs="Times New Roman"/>
+          <w:sz w:val="28"/>
+          <w:szCs w:val="28"/>
+        </w:rPr>
+        <w:t xml:space="preserve"> método IQR, representado através dos boxplots, permitiu observar a dispersão dos dados e identificar outliers de forma robusta. Mostrou distribuições concentradas em atividades estáticas e maior variabilidade nas dinâmicas e de transição.</w:t>
+      </w:r>
+      <w:r>
+        <w:rPr>
+          <w:rFonts w:ascii="Times New Roman" w:hAnsi="Times New Roman" w:cs="Times New Roman"/>
+          <w:sz w:val="28"/>
+          <w:szCs w:val="28"/>
+        </w:rPr>
+        <w:t xml:space="preserve"> </w:t>
+      </w:r>
+      <w:r>
+        <w:rPr>
+          <w:rFonts w:ascii="Times New Roman" w:hAnsi="Times New Roman" w:cs="Times New Roman"/>
+          <w:sz w:val="28"/>
+          <w:szCs w:val="28"/>
+        </w:rPr>
+        <w:t>O</w:t>
+      </w:r>
+      <w:r>
+        <w:rPr>
+          <w:rFonts w:ascii="Times New Roman" w:hAnsi="Times New Roman" w:cs="Times New Roman"/>
+          <w:sz w:val="28"/>
+          <w:szCs w:val="28"/>
+        </w:rPr>
+        <w:t xml:space="preserve"> método do Z-score </w:t>
+      </w:r>
+      <w:r>
+        <w:rPr>
+          <w:rFonts w:ascii="Times New Roman" w:hAnsi="Times New Roman" w:cs="Times New Roman"/>
+          <w:sz w:val="28"/>
+          <w:szCs w:val="28"/>
+        </w:rPr>
+        <w:t xml:space="preserve">mostrou-se </w:t>
+      </w:r>
+      <w:r>
+        <w:rPr>
+          <w:rFonts w:ascii="Times New Roman" w:hAnsi="Times New Roman" w:cs="Times New Roman"/>
+          <w:sz w:val="28"/>
+          <w:szCs w:val="28"/>
+        </w:rPr>
+        <w:t>mais sensível a valores extremos e distribuições assimétricas.</w:t>
+      </w:r>
+      <w:r>
+        <w:rPr>
+          <w:rFonts w:ascii="Times New Roman" w:hAnsi="Times New Roman" w:cs="Times New Roman"/>
+          <w:sz w:val="28"/>
+          <w:szCs w:val="28"/>
+        </w:rPr>
+        <w:t xml:space="preserve"> </w:t>
+      </w:r>
+      <w:r>
+        <w:rPr>
+          <w:rFonts w:ascii="Times New Roman" w:hAnsi="Times New Roman" w:cs="Times New Roman"/>
+          <w:sz w:val="28"/>
+          <w:szCs w:val="28"/>
+        </w:rPr>
+        <w:t>Em comparação, o IQR produz resultados mais consistentes e estáveis, enquanto o Z-score destaca melhor os picos anómalos. O IQR é mais adequado para caracterizar a variabilidade geral</w:t>
+      </w:r>
+      <w:r>
+        <w:rPr>
+          <w:rFonts w:ascii="Times New Roman" w:hAnsi="Times New Roman" w:cs="Times New Roman"/>
+          <w:sz w:val="28"/>
+          <w:szCs w:val="28"/>
+        </w:rPr>
+        <w:t xml:space="preserve"> revelando-se mais adequado devido </w:t>
+      </w:r>
+      <w:r>
+        <w:rPr>
+          <w:rFonts w:ascii="Times New Roman" w:hAnsi="Times New Roman" w:cs="Times New Roman"/>
+          <w:sz w:val="28"/>
+          <w:szCs w:val="28"/>
+        </w:rPr>
+        <w:t>à não normalidade dos dados,</w:t>
+      </w:r>
+      <w:r>
+        <w:rPr>
+          <w:rFonts w:ascii="Times New Roman" w:hAnsi="Times New Roman" w:cs="Times New Roman"/>
+          <w:sz w:val="28"/>
+          <w:szCs w:val="28"/>
+        </w:rPr>
+        <w:t xml:space="preserve"> e</w:t>
+      </w:r>
+      <w:r>
+        <w:rPr>
+          <w:rFonts w:ascii="Times New Roman" w:hAnsi="Times New Roman" w:cs="Times New Roman"/>
+          <w:sz w:val="28"/>
+          <w:szCs w:val="28"/>
+        </w:rPr>
+        <w:t>nquanto</w:t>
+      </w:r>
+      <w:r>
+        <w:rPr>
+          <w:rFonts w:ascii="Times New Roman" w:hAnsi="Times New Roman" w:cs="Times New Roman"/>
+          <w:sz w:val="28"/>
+          <w:szCs w:val="28"/>
+        </w:rPr>
+        <w:t xml:space="preserve"> o Z-score</w:t>
+      </w:r>
+      <w:r>
+        <w:rPr>
+          <w:rFonts w:ascii="Times New Roman" w:hAnsi="Times New Roman" w:cs="Times New Roman"/>
+          <w:sz w:val="28"/>
+          <w:szCs w:val="28"/>
+        </w:rPr>
+        <w:t xml:space="preserve"> será melhor</w:t>
+      </w:r>
+      <w:r>
+        <w:rPr>
+          <w:rFonts w:ascii="Times New Roman" w:hAnsi="Times New Roman" w:cs="Times New Roman"/>
+          <w:sz w:val="28"/>
+          <w:szCs w:val="28"/>
+        </w:rPr>
+        <w:t xml:space="preserve"> para identificar eventos raros e intensos.</w:t>
+      </w:r>
+    </w:p>
+    <w:p>
+      <w:pPr>
+        <w:jc w:val="both"/>
+        <w:rPr>
+          <w:rFonts w:ascii="Times New Roman" w:hAnsi="Times New Roman" w:cs="Times New Roman"/>
+          <w:sz w:val="32"/>
+          <w:szCs w:val="32"/>
+        </w:rPr>
+      </w:pPr>
     </w:p>
     <w:p>
       <w:pPr>
@@ -2734,7 +2897,11 @@
         </w:rPr>
         <w:tab/>
       </w:r>
-      <w:r>
+    </w:p>
+    <w:p>
+      <w:pPr>
+        <w:ind w:left="708" w:firstLine="708"/>
+        <w:jc w:val="both"/>
         <w:rPr>
           <w:rFonts w:ascii="Times New Roman" w:hAnsi="Times New Roman" w:cs="Times New Roman"/>
           <w:b/>
@@ -2742,38 +2909,23 @@
           <w:sz w:val="48"/>
           <w:szCs w:val="48"/>
         </w:rPr>
-        <w:tab/>
-      </w:r>
-    </w:p>
-    <w:p>
-      <w:pPr>
-        <w:ind w:left="644" w:firstLine="708"/>
-        <w:rPr>
-          <w:rFonts w:ascii="Times New Roman" w:hAnsi="Times New Roman" w:cs="Times New Roman"/>
-          <w:b/>
-          <w:bCs/>
-          <w:sz w:val="48"/>
-          <w:szCs w:val="48"/>
-        </w:rPr>
-      </w:pPr>
-    </w:p>
-    <w:p>
-      <w:pPr>
-        <w:ind w:firstLine="708"/>
-        <w:rPr>
-          <w:rFonts w:ascii="Times New Roman" w:hAnsi="Times New Roman" w:cs="Times New Roman"/>
-        </w:rPr>
-      </w:pPr>
-      <w:r>
-        <w:rPr>
-          <w:rFonts w:ascii="Times New Roman" w:hAnsi="Times New Roman" w:cs="Times New Roman"/>
-        </w:rPr>
-        <w:t xml:space="preserve">    </w:t>
-      </w:r>
-    </w:p>
-    <w:p>
-      <w:pPr>
-        <w:ind w:firstLine="708"/>
+      </w:pPr>
+      <w:r>
+        <w:rPr>
+          <w:rFonts w:ascii="Times New Roman" w:hAnsi="Times New Roman" w:cs="Times New Roman"/>
+        </w:rPr>
+        <w:lastRenderedPageBreak/>
+        <w:t xml:space="preserve">Gráfico com boxplots </w:t>
+      </w:r>
+      <w:r>
+        <w:rPr>
+          <w:rFonts w:ascii="Times New Roman" w:hAnsi="Times New Roman" w:cs="Times New Roman"/>
+        </w:rPr>
+        <w:t>de módulos da aceleração para cada atividade</w:t>
+      </w:r>
+    </w:p>
+    <w:p>
+      <w:pPr>
         <w:rPr>
           <w:rFonts w:ascii="Times New Roman" w:hAnsi="Times New Roman" w:cs="Times New Roman"/>
           <w:b/>
@@ -2786,36 +2938,6 @@
         <w:rPr>
           <w:rFonts w:ascii="Times New Roman" w:hAnsi="Times New Roman" w:cs="Times New Roman"/>
         </w:rPr>
-        <w:t xml:space="preserve">     </w:t>
-      </w:r>
-      <w:r>
-        <w:rPr>
-          <w:rFonts w:ascii="Times New Roman" w:hAnsi="Times New Roman" w:cs="Times New Roman"/>
-        </w:rPr>
-        <w:t xml:space="preserve">Gráfico com boxplots </w:t>
-      </w:r>
-      <w:r>
-        <w:rPr>
-          <w:rFonts w:ascii="Times New Roman" w:hAnsi="Times New Roman" w:cs="Times New Roman"/>
-        </w:rPr>
-        <w:t>de módulos da aceleração para cada atividade</w:t>
-      </w:r>
-    </w:p>
-    <w:p>
-      <w:pPr>
-        <w:rPr>
-          <w:rFonts w:ascii="Times New Roman" w:hAnsi="Times New Roman" w:cs="Times New Roman"/>
-          <w:b/>
-          <w:bCs/>
-          <w:sz w:val="36"/>
-          <w:szCs w:val="36"/>
-        </w:rPr>
-      </w:pPr>
-      <w:r>
-        <w:rPr>
-          <w:rFonts w:ascii="Times New Roman" w:hAnsi="Times New Roman" w:cs="Times New Roman"/>
-        </w:rPr>
-        <w:lastRenderedPageBreak/>
         <w:t xml:space="preserve">                                                            </w:t>
       </w:r>
       <w:r>
@@ -2947,24 +3069,6 @@
         </w:rPr>
         <w:t>para o dispositivo 1</w:t>
       </w:r>
-    </w:p>
-    <w:p>
-      <w:pPr>
-        <w:rPr>
-          <w:rFonts w:ascii="Times New Roman" w:hAnsi="Times New Roman" w:cs="Times New Roman"/>
-        </w:rPr>
-      </w:pPr>
-    </w:p>
-    <w:p>
-      <w:pPr>
-        <w:rPr>
-          <w:rFonts w:ascii="Times New Roman" w:hAnsi="Times New Roman" w:cs="Times New Roman"/>
-          <w:b/>
-          <w:bCs/>
-          <w:sz w:val="36"/>
-          <w:szCs w:val="36"/>
-        </w:rPr>
-      </w:pPr>
       <w:r>
         <w:rPr>
           <w:rFonts w:ascii="Times New Roman" w:hAnsi="Times New Roman" w:cs="Times New Roman"/>
@@ -3522,6 +3626,7 @@
           <w:rFonts w:ascii="Times New Roman" w:hAnsi="Times New Roman" w:cs="Times New Roman"/>
           <w:noProof/>
         </w:rPr>
+        <w:lastRenderedPageBreak/>
         <w:drawing>
           <wp:anchor distT="0" distB="0" distL="114300" distR="114300" simplePos="0" relativeHeight="251663360" behindDoc="1" locked="0" layoutInCell="1" allowOverlap="1" wp14:anchorId="32311CD8" wp14:editId="1661FA15">
             <wp:simplePos x="0" y="0"/>
@@ -3925,7 +4030,6 @@
         <w:rPr>
           <w:rFonts w:ascii="Times New Roman" w:hAnsi="Times New Roman" w:cs="Times New Roman"/>
         </w:rPr>
-        <w:lastRenderedPageBreak/>
         <w:t>(a atividade 12 é</w:t>
       </w:r>
       <w:r>
@@ -3963,6 +4067,7 @@
           <w:sz w:val="48"/>
           <w:szCs w:val="48"/>
         </w:rPr>
+        <w:lastRenderedPageBreak/>
         <w:t xml:space="preserve"> Testes de Normalidade</w:t>
       </w:r>
     </w:p>
@@ -4374,21 +4479,24 @@
         </w:rPr>
         <w:t xml:space="preserve">                                                              </w:t>
       </w:r>
-      <w:r>
+    </w:p>
+    <w:p>
+      <w:pPr>
+        <w:ind w:left="2832" w:firstLine="708"/>
         <w:rPr>
           <w:rFonts w:ascii="Times New Roman" w:hAnsi="Times New Roman" w:cs="Times New Roman"/>
           <w:sz w:val="22"/>
           <w:szCs w:val="22"/>
         </w:rPr>
+      </w:pPr>
+      <w:r>
+        <w:rPr>
+          <w:rFonts w:ascii="Times New Roman" w:hAnsi="Times New Roman" w:cs="Times New Roman"/>
+          <w:sz w:val="22"/>
+          <w:szCs w:val="22"/>
+        </w:rPr>
         <w:t>Campo Magnético</w:t>
       </w:r>
-    </w:p>
-    <w:p>
-      <w:pPr>
-        <w:rPr>
-          <w:rFonts w:ascii="Times New Roman" w:hAnsi="Times New Roman" w:cs="Times New Roman"/>
-        </w:rPr>
-      </w:pPr>
     </w:p>
     <w:p>
       <w:pPr>
@@ -4412,6 +4520,7 @@
           <w:sz w:val="48"/>
           <w:szCs w:val="48"/>
         </w:rPr>
+        <w:lastRenderedPageBreak/>
         <w:t xml:space="preserve"> </w:t>
       </w:r>
       <w:r>
@@ -4626,6 +4735,16 @@
         </w:rPr>
         <w:t>Estas features captam tanto a intensidade média como a dinâmica oscilatória do movimento.</w:t>
       </w:r>
+    </w:p>
+    <w:p>
+      <w:pPr>
+        <w:jc w:val="both"/>
+        <w:rPr>
+          <w:rFonts w:ascii="Times New Roman" w:hAnsi="Times New Roman" w:cs="Times New Roman"/>
+          <w:sz w:val="28"/>
+          <w:szCs w:val="28"/>
+        </w:rPr>
+      </w:pPr>
     </w:p>
     <w:p>
       <w:pPr>
@@ -4885,7 +5004,7 @@
           <w:szCs w:val="28"/>
         </w:rPr>
         <w:drawing>
-          <wp:anchor distT="0" distB="0" distL="114300" distR="114300" simplePos="0" relativeHeight="251675648" behindDoc="1" locked="0" layoutInCell="1" allowOverlap="1" wp14:anchorId="54A8846A" wp14:editId="373A10DB">
+          <wp:anchor distT="0" distB="0" distL="114300" distR="114300" simplePos="0" relativeHeight="251675648" behindDoc="1" locked="0" layoutInCell="1" allowOverlap="1" wp14:anchorId="54A8846A" wp14:editId="25772555">
             <wp:simplePos x="0" y="0"/>
             <wp:positionH relativeFrom="margin">
               <wp:posOffset>-325289</wp:posOffset>
@@ -5092,6 +5211,16 @@
     </w:p>
     <w:p>
       <w:pPr>
+        <w:jc w:val="both"/>
+        <w:rPr>
+          <w:rFonts w:ascii="Times New Roman" w:hAnsi="Times New Roman" w:cs="Times New Roman"/>
+          <w:sz w:val="28"/>
+          <w:szCs w:val="28"/>
+        </w:rPr>
+      </w:pPr>
+    </w:p>
+    <w:p>
+      <w:pPr>
         <w:pStyle w:val="ListParagraph"/>
         <w:numPr>
           <w:ilvl w:val="0"/>
@@ -5232,15 +5361,15 @@
           <w:szCs w:val="28"/>
         </w:rPr>
         <w:drawing>
-          <wp:anchor distT="0" distB="0" distL="114300" distR="114300" simplePos="0" relativeHeight="251676672" behindDoc="1" locked="0" layoutInCell="1" allowOverlap="1" wp14:anchorId="43F204FC" wp14:editId="7F998DDA">
+          <wp:anchor distT="0" distB="0" distL="114300" distR="114300" simplePos="0" relativeHeight="251676672" behindDoc="1" locked="0" layoutInCell="1" allowOverlap="1" wp14:anchorId="43F204FC" wp14:editId="41E9E109">
             <wp:simplePos x="0" y="0"/>
             <wp:positionH relativeFrom="margin">
-              <wp:align>center</wp:align>
+              <wp:posOffset>934991</wp:posOffset>
             </wp:positionH>
             <wp:positionV relativeFrom="paragraph">
-              <wp:posOffset>8345</wp:posOffset>
+              <wp:posOffset>6985</wp:posOffset>
             </wp:positionV>
-            <wp:extent cx="3890411" cy="2158796"/>
+            <wp:extent cx="3548343" cy="1968982"/>
             <wp:effectExtent l="0" t="0" r="0" b="0"/>
             <wp:wrapNone/>
             <wp:docPr id="1323923757" name="Picture 1" descr="A list of text on a white background&#10;&#10;AI-generated content may be incorrect."/>
@@ -5269,7 +5398,7 @@
                   <pic:spPr>
                     <a:xfrm>
                       <a:off x="0" y="0"/>
-                      <a:ext cx="3890411" cy="2158796"/>
+                      <a:ext cx="3548343" cy="1968982"/>
                     </a:xfrm>
                     <a:prstGeom prst="rect">
                       <a:avLst/>
@@ -5340,16 +5469,7 @@
     </w:p>
     <w:p>
       <w:pPr>
-        <w:jc w:val="both"/>
-        <w:rPr>
-          <w:rFonts w:ascii="Times New Roman" w:hAnsi="Times New Roman" w:cs="Times New Roman"/>
-          <w:sz w:val="28"/>
-          <w:szCs w:val="28"/>
-        </w:rPr>
-      </w:pPr>
-    </w:p>
-    <w:p>
-      <w:pPr>
+        <w:ind w:left="1416" w:firstLine="708"/>
         <w:jc w:val="both"/>
         <w:rPr>
           <w:noProof/>
@@ -5361,32 +5481,9 @@
           <w:rFonts w:ascii="Times New Roman" w:hAnsi="Times New Roman" w:cs="Times New Roman"/>
           <w:sz w:val="28"/>
           <w:szCs w:val="28"/>
-        </w:rPr>
-        <w:tab/>
-      </w:r>
-      <w:r>
-        <w:rPr>
-          <w:rFonts w:ascii="Times New Roman" w:hAnsi="Times New Roman" w:cs="Times New Roman"/>
-          <w:sz w:val="28"/>
-          <w:szCs w:val="28"/>
-        </w:rPr>
-        <w:tab/>
-      </w:r>
-      <w:r>
-        <w:rPr>
-          <w:rFonts w:ascii="Times New Roman" w:hAnsi="Times New Roman" w:cs="Times New Roman"/>
-          <w:sz w:val="28"/>
-          <w:szCs w:val="28"/>
-        </w:rPr>
-        <w:tab/>
-      </w:r>
-      <w:r>
-        <w:rPr>
-          <w:rFonts w:ascii="Times New Roman" w:hAnsi="Times New Roman" w:cs="Times New Roman"/>
-          <w:sz w:val="28"/>
-          <w:szCs w:val="28"/>
-        </w:rPr>
-        <w:t xml:space="preserve">    </w:t>
+          <w:lang w:val="en-US"/>
+        </w:rPr>
+        <w:t xml:space="preserve"> </w:t>
       </w:r>
       <w:r>
         <w:rPr>
@@ -5581,6 +5678,13 @@
       </w:r>
       <w:r>
         <w:rPr>
+          <w:noProof/>
+          <w:lang w:val="en-US"/>
+        </w:rPr>
+        <w:t xml:space="preserve">  </w:t>
+      </w:r>
+      <w:r>
+        <w:rPr>
           <w:rFonts w:ascii="Times New Roman" w:hAnsi="Times New Roman" w:cs="Times New Roman"/>
           <w:sz w:val="28"/>
           <w:szCs w:val="28"/>
@@ -5714,6 +5818,22 @@
         </w:rPr>
         <w:t>Stand:</w:t>
       </w:r>
+      <w:r>
+        <w:rPr>
+          <w:rFonts w:ascii="Times New Roman" w:hAnsi="Times New Roman" w:cs="Times New Roman"/>
+          <w:sz w:val="28"/>
+          <w:szCs w:val="28"/>
+        </w:rPr>
+        <w:t xml:space="preserve"> </w:t>
+      </w:r>
+      <w:r>
+        <w:rPr>
+          <w:rFonts w:ascii="Times New Roman" w:hAnsi="Times New Roman" w:cs="Times New Roman"/>
+          <w:sz w:val="28"/>
+          <w:szCs w:val="28"/>
+        </w:rPr>
+        <w:t>6629 samples</w:t>
+      </w:r>
     </w:p>
     <w:p>
       <w:pPr>
@@ -5753,6 +5873,14 @@
         </w:rPr>
         <w:t xml:space="preserve"> </w:t>
       </w:r>
+      <w:r>
+        <w:rPr>
+          <w:rFonts w:ascii="Times New Roman" w:hAnsi="Times New Roman" w:cs="Times New Roman"/>
+          <w:sz w:val="28"/>
+          <w:szCs w:val="28"/>
+        </w:rPr>
+        <w:t>2783 samples</w:t>
+      </w:r>
     </w:p>
     <w:p>
       <w:pPr>
@@ -5776,6 +5904,22 @@
         </w:rPr>
         <w:t>Sit and Talk:</w:t>
       </w:r>
+      <w:r>
+        <w:rPr>
+          <w:rFonts w:ascii="Times New Roman" w:hAnsi="Times New Roman" w:cs="Times New Roman"/>
+          <w:sz w:val="28"/>
+          <w:szCs w:val="28"/>
+        </w:rPr>
+        <w:t xml:space="preserve"> </w:t>
+      </w:r>
+      <w:r>
+        <w:rPr>
+          <w:rFonts w:ascii="Times New Roman" w:hAnsi="Times New Roman" w:cs="Times New Roman"/>
+          <w:sz w:val="28"/>
+          <w:szCs w:val="28"/>
+        </w:rPr>
+        <w:t>2756 samples</w:t>
+      </w:r>
     </w:p>
     <w:p>
       <w:pPr>
@@ -5807,6 +5951,22 @@
         </w:rPr>
         <w:t>:</w:t>
       </w:r>
+      <w:r>
+        <w:rPr>
+          <w:rFonts w:ascii="Times New Roman" w:hAnsi="Times New Roman" w:cs="Times New Roman"/>
+          <w:sz w:val="28"/>
+          <w:szCs w:val="28"/>
+        </w:rPr>
+        <w:t xml:space="preserve"> </w:t>
+      </w:r>
+      <w:r>
+        <w:rPr>
+          <w:rFonts w:ascii="Times New Roman" w:hAnsi="Times New Roman" w:cs="Times New Roman"/>
+          <w:sz w:val="28"/>
+          <w:szCs w:val="28"/>
+        </w:rPr>
+        <w:t>5405 samples</w:t>
+      </w:r>
     </w:p>
     <w:p>
       <w:pPr>
@@ -5838,6 +5998,22 @@
         </w:rPr>
         <w:t>:</w:t>
       </w:r>
+      <w:r>
+        <w:rPr>
+          <w:rFonts w:ascii="Times New Roman" w:hAnsi="Times New Roman" w:cs="Times New Roman"/>
+          <w:sz w:val="28"/>
+          <w:szCs w:val="28"/>
+        </w:rPr>
+        <w:t xml:space="preserve"> </w:t>
+      </w:r>
+      <w:r>
+        <w:rPr>
+          <w:rFonts w:ascii="Times New Roman" w:hAnsi="Times New Roman" w:cs="Times New Roman"/>
+          <w:sz w:val="28"/>
+          <w:szCs w:val="28"/>
+        </w:rPr>
+        <w:t>5384 samples</w:t>
+      </w:r>
     </w:p>
     <w:p>
       <w:pPr>
@@ -5861,6 +6037,22 @@
         </w:rPr>
         <w:t>Climb Stair:</w:t>
       </w:r>
+      <w:r>
+        <w:rPr>
+          <w:rFonts w:ascii="Times New Roman" w:hAnsi="Times New Roman" w:cs="Times New Roman"/>
+          <w:sz w:val="28"/>
+          <w:szCs w:val="28"/>
+        </w:rPr>
+        <w:t xml:space="preserve"> </w:t>
+      </w:r>
+      <w:r>
+        <w:rPr>
+          <w:rFonts w:ascii="Times New Roman" w:hAnsi="Times New Roman" w:cs="Times New Roman"/>
+          <w:sz w:val="28"/>
+          <w:szCs w:val="28"/>
+        </w:rPr>
+        <w:t>3551 samples</w:t>
+      </w:r>
     </w:p>
     <w:p>
       <w:pPr>
@@ -5874,26 +6066,110 @@
           <w:rFonts w:ascii="Times New Roman" w:hAnsi="Times New Roman" w:cs="Times New Roman"/>
           <w:sz w:val="28"/>
           <w:szCs w:val="28"/>
-        </w:rPr>
-      </w:pPr>
-      <w:r>
-        <w:rPr>
-          <w:rFonts w:ascii="Times New Roman" w:hAnsi="Times New Roman" w:cs="Times New Roman"/>
-          <w:sz w:val="28"/>
-          <w:szCs w:val="28"/>
+          <w:lang w:val="en-US"/>
+        </w:rPr>
+      </w:pPr>
+      <w:r>
+        <w:rPr>
+          <w:rFonts w:ascii="Times New Roman" w:hAnsi="Times New Roman" w:cs="Times New Roman"/>
+          <w:sz w:val="28"/>
+          <w:szCs w:val="28"/>
+          <w:lang w:val="en-US"/>
         </w:rPr>
         <w:t>Climb Stair and Talk:</w:t>
       </w:r>
-    </w:p>
-    <w:p>
-      <w:pPr>
-        <w:jc w:val="both"/>
-        <w:rPr>
-          <w:rFonts w:ascii="Times New Roman" w:hAnsi="Times New Roman" w:cs="Times New Roman"/>
-          <w:sz w:val="28"/>
-          <w:szCs w:val="28"/>
-        </w:rPr>
-      </w:pPr>
+      <w:r>
+        <w:rPr>
+          <w:rFonts w:ascii="Times New Roman" w:hAnsi="Times New Roman" w:cs="Times New Roman"/>
+          <w:sz w:val="28"/>
+          <w:szCs w:val="28"/>
+          <w:lang w:val="en-US"/>
+        </w:rPr>
+        <w:t xml:space="preserve"> </w:t>
+      </w:r>
+      <w:r>
+        <w:rPr>
+          <w:rFonts w:ascii="Times New Roman" w:hAnsi="Times New Roman" w:cs="Times New Roman"/>
+          <w:sz w:val="28"/>
+          <w:szCs w:val="28"/>
+          <w:lang w:val="en-US"/>
+        </w:rPr>
+        <w:t>1819 samples</w:t>
+      </w:r>
+    </w:p>
+    <w:p>
+      <w:pPr>
+        <w:jc w:val="both"/>
+        <w:rPr>
+          <w:rFonts w:ascii="Times New Roman" w:hAnsi="Times New Roman" w:cs="Times New Roman"/>
+          <w:sz w:val="28"/>
+          <w:szCs w:val="28"/>
+        </w:rPr>
+      </w:pPr>
+      <w:r>
+        <w:rPr>
+          <w:rFonts w:ascii="Times New Roman" w:hAnsi="Times New Roman" w:cs="Times New Roman"/>
+          <w:sz w:val="28"/>
+          <w:szCs w:val="28"/>
+        </w:rPr>
+        <w:drawing>
+          <wp:anchor distT="0" distB="0" distL="114300" distR="114300" simplePos="0" relativeHeight="251678720" behindDoc="1" locked="0" layoutInCell="1" allowOverlap="1" wp14:anchorId="47794484" wp14:editId="18C28407">
+            <wp:simplePos x="0" y="0"/>
+            <wp:positionH relativeFrom="margin">
+              <wp:align>left</wp:align>
+            </wp:positionH>
+            <wp:positionV relativeFrom="paragraph">
+              <wp:posOffset>1723918</wp:posOffset>
+            </wp:positionV>
+            <wp:extent cx="5400040" cy="2776220"/>
+            <wp:effectExtent l="0" t="0" r="0" b="5080"/>
+            <wp:wrapTight wrapText="bothSides">
+              <wp:wrapPolygon edited="0">
+                <wp:start x="0" y="0"/>
+                <wp:lineTo x="0" y="21491"/>
+                <wp:lineTo x="21488" y="21491"/>
+                <wp:lineTo x="21488" y="0"/>
+                <wp:lineTo x="0" y="0"/>
+              </wp:wrapPolygon>
+            </wp:wrapTight>
+            <wp:docPr id="1781091942" name="Picture 1" descr="A blue and red dots&#10;&#10;AI-generated content may be incorrect."/>
+            <wp:cNvGraphicFramePr>
+              <a:graphicFrameLocks xmlns:a="http://schemas.openxmlformats.org/drawingml/2006/main" noChangeAspect="1"/>
+            </wp:cNvGraphicFramePr>
+            <a:graphic xmlns:a="http://schemas.openxmlformats.org/drawingml/2006/main">
+              <a:graphicData uri="http://schemas.openxmlformats.org/drawingml/2006/picture">
+                <pic:pic xmlns:pic="http://schemas.openxmlformats.org/drawingml/2006/picture">
+                  <pic:nvPicPr>
+                    <pic:cNvPr id="1781091942" name="Picture 1" descr="A blue and red dots&#10;&#10;AI-generated content may be incorrect."/>
+                    <pic:cNvPicPr/>
+                  </pic:nvPicPr>
+                  <pic:blipFill>
+                    <a:blip r:embed="rId22" cstate="print">
+                      <a:extLst>
+                        <a:ext uri="{28A0092B-C50C-407E-A947-70E740481C1C}">
+                          <a14:useLocalDpi xmlns:a14="http://schemas.microsoft.com/office/drawing/2010/main" val="0"/>
+                        </a:ext>
+                      </a:extLst>
+                    </a:blip>
+                    <a:stretch>
+                      <a:fillRect/>
+                    </a:stretch>
+                  </pic:blipFill>
+                  <pic:spPr>
+                    <a:xfrm>
+                      <a:off x="0" y="0"/>
+                      <a:ext cx="5400040" cy="2776220"/>
+                    </a:xfrm>
+                    <a:prstGeom prst="rect">
+                      <a:avLst/>
+                    </a:prstGeom>
+                  </pic:spPr>
+                </pic:pic>
+              </a:graphicData>
+            </a:graphic>
+          </wp:anchor>
+        </w:drawing>
+      </w:r>
       <w:r>
         <w:rPr>
           <w:rFonts w:ascii="Times New Roman" w:hAnsi="Times New Roman" w:cs="Times New Roman"/>
@@ -5998,6 +6274,34 @@
         </w:rPr>
         <w:t>.</w:t>
       </w:r>
+    </w:p>
+    <w:p>
+      <w:pPr>
+        <w:jc w:val="both"/>
+        <w:rPr>
+          <w:rFonts w:ascii="Times New Roman" w:hAnsi="Times New Roman" w:cs="Times New Roman"/>
+          <w:sz w:val="28"/>
+          <w:szCs w:val="28"/>
+        </w:rPr>
+      </w:pPr>
+      <w:r>
+        <w:rPr>
+          <w:rFonts w:ascii="Times New Roman" w:hAnsi="Times New Roman" w:cs="Times New Roman"/>
+          <w:sz w:val="28"/>
+          <w:szCs w:val="28"/>
+        </w:rPr>
+        <w:t xml:space="preserve">                                                Samples Sintéticos</w:t>
+      </w:r>
+    </w:p>
+    <w:p>
+      <w:pPr>
+        <w:jc w:val="both"/>
+        <w:rPr>
+          <w:rFonts w:ascii="Times New Roman" w:hAnsi="Times New Roman" w:cs="Times New Roman"/>
+          <w:sz w:val="28"/>
+          <w:szCs w:val="28"/>
+        </w:rPr>
+      </w:pPr>
     </w:p>
     <w:p>
       <w:pPr>
@@ -6131,16 +6435,6 @@
         <w:jc w:val="both"/>
         <w:rPr>
           <w:rFonts w:ascii="Times New Roman" w:hAnsi="Times New Roman" w:cs="Times New Roman"/>
-          <w:sz w:val="28"/>
-          <w:szCs w:val="28"/>
-        </w:rPr>
-      </w:pPr>
-    </w:p>
-    <w:p>
-      <w:pPr>
-        <w:jc w:val="both"/>
-        <w:rPr>
-          <w:rFonts w:ascii="Times New Roman" w:hAnsi="Times New Roman" w:cs="Times New Roman"/>
         </w:rPr>
       </w:pPr>
     </w:p>
@@ -6164,7 +6458,6 @@
           <w:sz w:val="48"/>
           <w:szCs w:val="48"/>
         </w:rPr>
-        <w:lastRenderedPageBreak/>
         <w:t>Estratégias de Divisão de Dados</w:t>
       </w:r>
     </w:p>
@@ -6651,7 +6944,16 @@
           <w:sz w:val="28"/>
           <w:szCs w:val="28"/>
         </w:rPr>
-        <w:t>, os participantes foram divididos em três grupos exclusivos: 9 participantes para treino, 3 participantes para validação, 3 participantes para teste assegurando que cada conjunto contém apenas dados de indivíduos distintos. Esta estratégia é metodologicamente mais exigente, mas mais alinhada com a utilização real do sistema de reconhecimento de atividades, uma vez que o modelo é testado em pessoas cujos padrões de movimento não foram observados durante o treino.</w:t>
+        <w:t xml:space="preserve">, os participantes foram divididos em três grupos exclusivos: 9 participantes para treino, 3 participantes para validação, 3 participantes para teste assegurando que cada conjunto contém apenas dados </w:t>
+      </w:r>
+      <w:r>
+        <w:rPr>
+          <w:rFonts w:ascii="Times New Roman" w:hAnsi="Times New Roman" w:cs="Times New Roman"/>
+          <w:sz w:val="28"/>
+          <w:szCs w:val="28"/>
+        </w:rPr>
+        <w:lastRenderedPageBreak/>
+        <w:t>de indivíduos distintos. Esta estratégia é metodologicamente mais exigente, mas mais alinhada com a utilização real do sistema de reconhecimento de atividades, uma vez que o modelo é testado em pessoas cujos padrões de movimento não foram observados durante o treino.</w:t>
       </w:r>
     </w:p>
     <w:p>
@@ -6685,16 +6987,7 @@
           <w:sz w:val="28"/>
           <w:szCs w:val="28"/>
         </w:rPr>
-        <w:t xml:space="preserve">Em problemas de classificação de atividade humana, onde existe elevada </w:t>
-      </w:r>
-      <w:r>
-        <w:rPr>
-          <w:rFonts w:ascii="Times New Roman" w:hAnsi="Times New Roman" w:cs="Times New Roman"/>
-          <w:sz w:val="28"/>
-          <w:szCs w:val="28"/>
-        </w:rPr>
-        <w:lastRenderedPageBreak/>
-        <w:t>variabilidade biomecânica entre indivíduos, a abordagem inter-participante é, portanto, a que mais fielmente estima o desempenho real do sistema quando aplicado em novos utilizadores.</w:t>
+        <w:t>Em problemas de classificação de atividade humana, onde existe elevada variabilidade biomecânica entre indivíduos, a abordagem inter-participante é, portanto, a que mais fielmente estima o desempenho real do sistema quando aplicado em novos utilizadores.</w:t>
       </w:r>
     </w:p>
     <w:p>
@@ -7092,6 +7385,7 @@
           <w:sz w:val="28"/>
           <w:szCs w:val="28"/>
         </w:rPr>
+        <w:lastRenderedPageBreak/>
         <w:t>Dois tipos de dados (Features, Embeddings)</w:t>
       </w:r>
     </w:p>
@@ -7207,26 +7501,6 @@
     </w:p>
     <w:p>
       <w:pPr>
-        <w:jc w:val="both"/>
-        <w:rPr>
-          <w:rFonts w:ascii="Times New Roman" w:hAnsi="Times New Roman" w:cs="Times New Roman"/>
-          <w:sz w:val="28"/>
-          <w:szCs w:val="28"/>
-        </w:rPr>
-      </w:pPr>
-    </w:p>
-    <w:p>
-      <w:pPr>
-        <w:jc w:val="both"/>
-        <w:rPr>
-          <w:rFonts w:ascii="Times New Roman" w:hAnsi="Times New Roman" w:cs="Times New Roman"/>
-          <w:sz w:val="28"/>
-          <w:szCs w:val="28"/>
-        </w:rPr>
-      </w:pPr>
-    </w:p>
-    <w:p>
-      <w:pPr>
         <w:pStyle w:val="ListParagraph"/>
         <w:numPr>
           <w:ilvl w:val="0"/>
@@ -7245,26 +7519,496 @@
           <w:sz w:val="48"/>
           <w:szCs w:val="48"/>
         </w:rPr>
+        <w:t>Avaliação dos Modelos</w:t>
+      </w:r>
+    </w:p>
+    <w:p>
+      <w:pPr>
+        <w:jc w:val="both"/>
+        <w:rPr>
+          <w:rFonts w:ascii="Times New Roman" w:hAnsi="Times New Roman" w:cs="Times New Roman"/>
+          <w:sz w:val="28"/>
+          <w:szCs w:val="28"/>
+        </w:rPr>
+      </w:pPr>
+      <w:r>
+        <w:rPr>
+          <w:rFonts w:ascii="Times New Roman" w:hAnsi="Times New Roman" w:cs="Times New Roman"/>
+          <w:sz w:val="28"/>
+          <w:szCs w:val="28"/>
+        </w:rPr>
+        <w:drawing>
+          <wp:anchor distT="0" distB="0" distL="114300" distR="114300" simplePos="0" relativeHeight="251680768" behindDoc="0" locked="0" layoutInCell="1" allowOverlap="1" wp14:anchorId="5AFBC2A6" wp14:editId="348FE8B2">
+            <wp:simplePos x="0" y="0"/>
+            <wp:positionH relativeFrom="margin">
+              <wp:align>center</wp:align>
+            </wp:positionH>
+            <wp:positionV relativeFrom="paragraph">
+              <wp:posOffset>2768502</wp:posOffset>
+            </wp:positionV>
+            <wp:extent cx="4785995" cy="1954530"/>
+            <wp:effectExtent l="0" t="0" r="0" b="7620"/>
+            <wp:wrapThrough wrapText="bothSides">
+              <wp:wrapPolygon edited="0">
+                <wp:start x="0" y="0"/>
+                <wp:lineTo x="0" y="21474"/>
+                <wp:lineTo x="21494" y="21474"/>
+                <wp:lineTo x="21494" y="0"/>
+                <wp:lineTo x="0" y="0"/>
+              </wp:wrapPolygon>
+            </wp:wrapThrough>
+            <wp:docPr id="1231501515" name="Picture 1" descr="A table of numbers and a few percentages&#10;&#10;AI-generated content may be incorrect."/>
+            <wp:cNvGraphicFramePr>
+              <a:graphicFrameLocks xmlns:a="http://schemas.openxmlformats.org/drawingml/2006/main" noChangeAspect="1"/>
+            </wp:cNvGraphicFramePr>
+            <a:graphic xmlns:a="http://schemas.openxmlformats.org/drawingml/2006/main">
+              <a:graphicData uri="http://schemas.openxmlformats.org/drawingml/2006/picture">
+                <pic:pic xmlns:pic="http://schemas.openxmlformats.org/drawingml/2006/picture">
+                  <pic:nvPicPr>
+                    <pic:cNvPr id="1231501515" name="Picture 1" descr="A table of numbers and a few percentages&#10;&#10;AI-generated content may be incorrect."/>
+                    <pic:cNvPicPr/>
+                  </pic:nvPicPr>
+                  <pic:blipFill>
+                    <a:blip r:embed="rId23">
+                      <a:extLst>
+                        <a:ext uri="{28A0092B-C50C-407E-A947-70E740481C1C}">
+                          <a14:useLocalDpi xmlns:a14="http://schemas.microsoft.com/office/drawing/2010/main" val="0"/>
+                        </a:ext>
+                      </a:extLst>
+                    </a:blip>
+                    <a:stretch>
+                      <a:fillRect/>
+                    </a:stretch>
+                  </pic:blipFill>
+                  <pic:spPr>
+                    <a:xfrm>
+                      <a:off x="0" y="0"/>
+                      <a:ext cx="4785995" cy="1954530"/>
+                    </a:xfrm>
+                    <a:prstGeom prst="rect">
+                      <a:avLst/>
+                    </a:prstGeom>
+                  </pic:spPr>
+                </pic:pic>
+              </a:graphicData>
+            </a:graphic>
+            <wp14:sizeRelH relativeFrom="margin">
+              <wp14:pctWidth>0</wp14:pctWidth>
+            </wp14:sizeRelH>
+            <wp14:sizeRelV relativeFrom="margin">
+              <wp14:pctHeight>0</wp14:pctHeight>
+            </wp14:sizeRelV>
+          </wp:anchor>
+        </w:drawing>
+      </w:r>
+      <w:r>
+        <w:rPr>
+          <w:rFonts w:ascii="Times New Roman" w:hAnsi="Times New Roman" w:cs="Times New Roman"/>
+          <w:sz w:val="28"/>
+          <w:szCs w:val="28"/>
+        </w:rPr>
+        <w:t>Observando a</w:t>
+      </w:r>
+      <w:r>
+        <w:rPr>
+          <w:rFonts w:ascii="Times New Roman" w:hAnsi="Times New Roman" w:cs="Times New Roman"/>
+          <w:sz w:val="28"/>
+          <w:szCs w:val="28"/>
+        </w:rPr>
+        <w:t>s</w:t>
+      </w:r>
+      <w:r>
+        <w:rPr>
+          <w:rFonts w:ascii="Times New Roman" w:hAnsi="Times New Roman" w:cs="Times New Roman"/>
+          <w:sz w:val="28"/>
+          <w:szCs w:val="28"/>
+        </w:rPr>
+        <w:t xml:space="preserve"> matriz</w:t>
+      </w:r>
+      <w:r>
+        <w:rPr>
+          <w:rFonts w:ascii="Times New Roman" w:hAnsi="Times New Roman" w:cs="Times New Roman"/>
+          <w:sz w:val="28"/>
+          <w:szCs w:val="28"/>
+        </w:rPr>
+        <w:t>es</w:t>
+      </w:r>
+      <w:r>
+        <w:rPr>
+          <w:rFonts w:ascii="Times New Roman" w:hAnsi="Times New Roman" w:cs="Times New Roman"/>
+          <w:sz w:val="28"/>
+          <w:szCs w:val="28"/>
+        </w:rPr>
+        <w:t xml:space="preserve"> de confusão, nota-se que há uma confusão significativa entre pares de atividades muito semelhantes, sobretudo aquelas que diferem apenas pela presença da fala. Por exemplo, as classes 2 e 3 apresentam elevada taxa de erro cruzado, indicando que o modelo frequentemente confunde “</w:t>
+      </w:r>
+      <w:r>
+        <w:rPr>
+          <w:rFonts w:ascii="Times New Roman" w:hAnsi="Times New Roman" w:cs="Times New Roman"/>
+          <w:sz w:val="28"/>
+          <w:szCs w:val="28"/>
+        </w:rPr>
+        <w:t>Sit</w:t>
+      </w:r>
+      <w:r>
+        <w:rPr>
+          <w:rFonts w:ascii="Times New Roman" w:hAnsi="Times New Roman" w:cs="Times New Roman"/>
+          <w:sz w:val="28"/>
+          <w:szCs w:val="28"/>
+        </w:rPr>
+        <w:t>” com “</w:t>
+      </w:r>
+      <w:r>
+        <w:rPr>
+          <w:rFonts w:ascii="Times New Roman" w:hAnsi="Times New Roman" w:cs="Times New Roman"/>
+          <w:sz w:val="28"/>
+          <w:szCs w:val="28"/>
+        </w:rPr>
+        <w:t>Sit</w:t>
+      </w:r>
+      <w:r>
+        <w:rPr>
+          <w:rFonts w:ascii="Times New Roman" w:hAnsi="Times New Roman" w:cs="Times New Roman"/>
+          <w:sz w:val="28"/>
+          <w:szCs w:val="28"/>
+        </w:rPr>
+        <w:t xml:space="preserve"> and Talk”. Um padrão semelhante é observado entre as classes 4 e 5, onde “</w:t>
+      </w:r>
+      <w:r>
+        <w:rPr>
+          <w:rFonts w:ascii="Times New Roman" w:hAnsi="Times New Roman" w:cs="Times New Roman"/>
+          <w:sz w:val="28"/>
+          <w:szCs w:val="28"/>
+        </w:rPr>
+        <w:t>Walk</w:t>
+      </w:r>
+      <w:r>
+        <w:rPr>
+          <w:rFonts w:ascii="Times New Roman" w:hAnsi="Times New Roman" w:cs="Times New Roman"/>
+          <w:sz w:val="28"/>
+          <w:szCs w:val="28"/>
+        </w:rPr>
+        <w:t>” e “</w:t>
+      </w:r>
+      <w:r>
+        <w:rPr>
+          <w:rFonts w:ascii="Times New Roman" w:hAnsi="Times New Roman" w:cs="Times New Roman"/>
+          <w:sz w:val="28"/>
+          <w:szCs w:val="28"/>
+        </w:rPr>
+        <w:t>Walk</w:t>
+      </w:r>
+      <w:r>
+        <w:rPr>
+          <w:rFonts w:ascii="Times New Roman" w:hAnsi="Times New Roman" w:cs="Times New Roman"/>
+          <w:sz w:val="28"/>
+          <w:szCs w:val="28"/>
+        </w:rPr>
+        <w:t xml:space="preserve"> and Talk” também são erroneamente classificadas.</w:t>
+      </w:r>
+      <w:r>
+        <w:rPr>
+          <w:rFonts w:ascii="Times New Roman" w:hAnsi="Times New Roman" w:cs="Times New Roman"/>
+          <w:sz w:val="28"/>
+          <w:szCs w:val="28"/>
+        </w:rPr>
+        <w:t xml:space="preserve"> </w:t>
+      </w:r>
+      <w:r>
+        <w:rPr>
+          <w:rFonts w:ascii="Times New Roman" w:hAnsi="Times New Roman" w:cs="Times New Roman"/>
+          <w:sz w:val="28"/>
+          <w:szCs w:val="28"/>
+        </w:rPr>
+        <w:t>Este comportamento sugere que os sinais capturados pelo modelo não são suficientemente discriminativos para distinguir atividades que diferem apenas por falar, possivelmente porque o fator de fala introduz variações sutis no padrão de movimento que se sobrepõem aos sinais da atividade principal.</w:t>
+      </w:r>
+    </w:p>
+    <w:p>
+      <w:pPr>
+        <w:jc w:val="both"/>
+        <w:rPr>
+          <w:rFonts w:ascii="Times New Roman" w:hAnsi="Times New Roman" w:cs="Times New Roman"/>
+          <w:sz w:val="28"/>
+          <w:szCs w:val="28"/>
+        </w:rPr>
+      </w:pPr>
+      <w:r>
+        <w:rPr>
+          <w:rFonts w:ascii="Times New Roman" w:hAnsi="Times New Roman" w:cs="Times New Roman"/>
+          <w:sz w:val="28"/>
+          <w:szCs w:val="28"/>
+        </w:rPr>
+        <w:t xml:space="preserve">                             </w:t>
+      </w:r>
+      <w:r>
+        <w:rPr>
+          <w:rFonts w:ascii="Times New Roman" w:hAnsi="Times New Roman" w:cs="Times New Roman"/>
+          <w:sz w:val="28"/>
+          <w:szCs w:val="28"/>
+        </w:rPr>
+        <w:t>Acurácia de modelo para cada atividade</w:t>
+      </w:r>
+      <w:r>
+        <w:rPr>
+          <w:rFonts w:ascii="Times New Roman" w:hAnsi="Times New Roman" w:cs="Times New Roman"/>
+          <w:sz w:val="28"/>
+          <w:szCs w:val="28"/>
+        </w:rPr>
+        <w:t xml:space="preserve">    </w:t>
+      </w:r>
+    </w:p>
+    <w:p>
+      <w:pPr>
+        <w:jc w:val="both"/>
+        <w:rPr>
+          <w:rFonts w:ascii="Times New Roman" w:hAnsi="Times New Roman" w:cs="Times New Roman"/>
+          <w:sz w:val="28"/>
+          <w:szCs w:val="28"/>
+        </w:rPr>
+      </w:pPr>
+    </w:p>
+    <w:p>
+      <w:pPr>
+        <w:jc w:val="both"/>
+        <w:rPr>
+          <w:rFonts w:ascii="Times New Roman" w:hAnsi="Times New Roman" w:cs="Times New Roman"/>
+          <w:sz w:val="28"/>
+          <w:szCs w:val="28"/>
+        </w:rPr>
+      </w:pPr>
+    </w:p>
+    <w:p>
+      <w:pPr>
+        <w:jc w:val="both"/>
+        <w:rPr>
+          <w:rFonts w:ascii="Times New Roman" w:hAnsi="Times New Roman" w:cs="Times New Roman"/>
+          <w:sz w:val="28"/>
+          <w:szCs w:val="28"/>
+        </w:rPr>
+      </w:pPr>
+      <w:r>
+        <w:rPr>
+          <w:rFonts w:ascii="Times New Roman" w:hAnsi="Times New Roman" w:cs="Times New Roman"/>
+          <w:sz w:val="28"/>
+          <w:szCs w:val="28"/>
+        </w:rPr>
+        <w:t xml:space="preserve"> </w:t>
+      </w:r>
+    </w:p>
+    <w:p>
+      <w:pPr>
+        <w:jc w:val="both"/>
+        <w:rPr>
+          <w:rFonts w:ascii="Times New Roman" w:hAnsi="Times New Roman" w:cs="Times New Roman"/>
+          <w:sz w:val="28"/>
+          <w:szCs w:val="28"/>
+        </w:rPr>
+      </w:pPr>
+      <w:r>
+        <w:rPr>
+          <w:rFonts w:ascii="Times New Roman" w:hAnsi="Times New Roman" w:cs="Times New Roman"/>
+          <w:sz w:val="28"/>
+          <w:szCs w:val="28"/>
+        </w:rPr>
         <w:lastRenderedPageBreak/>
-        <w:t>Avaliação dos Modelos</w:t>
-      </w:r>
-    </w:p>
-    <w:p>
-      <w:pPr>
-        <w:jc w:val="both"/>
-        <w:rPr>
-          <w:rFonts w:ascii="Times New Roman" w:hAnsi="Times New Roman" w:cs="Times New Roman"/>
-          <w:sz w:val="28"/>
-          <w:szCs w:val="28"/>
-        </w:rPr>
-      </w:pPr>
-      <w:r>
-        <w:rPr>
-          <w:rFonts w:ascii="Times New Roman" w:hAnsi="Times New Roman" w:cs="Times New Roman"/>
-          <w:sz w:val="28"/>
-          <w:szCs w:val="28"/>
-        </w:rPr>
-        <w:t>Observando a</w:t>
+        <w:drawing>
+          <wp:anchor distT="0" distB="0" distL="114300" distR="114300" simplePos="0" relativeHeight="251682816" behindDoc="1" locked="0" layoutInCell="1" allowOverlap="1" wp14:anchorId="785A15B2" wp14:editId="6111887B">
+            <wp:simplePos x="0" y="0"/>
+            <wp:positionH relativeFrom="column">
+              <wp:posOffset>2822164</wp:posOffset>
+            </wp:positionH>
+            <wp:positionV relativeFrom="paragraph">
+              <wp:posOffset>-597141</wp:posOffset>
+            </wp:positionV>
+            <wp:extent cx="2378568" cy="2131453"/>
+            <wp:effectExtent l="0" t="0" r="3175" b="2540"/>
+            <wp:wrapNone/>
+            <wp:docPr id="517364760" name="Picture 1" descr="A table of numbers with black text&#10;&#10;AI-generated content may be incorrect."/>
+            <wp:cNvGraphicFramePr>
+              <a:graphicFrameLocks xmlns:a="http://schemas.openxmlformats.org/drawingml/2006/main" noChangeAspect="1"/>
+            </wp:cNvGraphicFramePr>
+            <a:graphic xmlns:a="http://schemas.openxmlformats.org/drawingml/2006/main">
+              <a:graphicData uri="http://schemas.openxmlformats.org/drawingml/2006/picture">
+                <pic:pic xmlns:pic="http://schemas.openxmlformats.org/drawingml/2006/picture">
+                  <pic:nvPicPr>
+                    <pic:cNvPr id="517364760" name="Picture 1" descr="A table of numbers with black text&#10;&#10;AI-generated content may be incorrect."/>
+                    <pic:cNvPicPr/>
+                  </pic:nvPicPr>
+                  <pic:blipFill>
+                    <a:blip r:embed="rId24">
+                      <a:extLst>
+                        <a:ext uri="{28A0092B-C50C-407E-A947-70E740481C1C}">
+                          <a14:useLocalDpi xmlns:a14="http://schemas.microsoft.com/office/drawing/2010/main" val="0"/>
+                        </a:ext>
+                      </a:extLst>
+                    </a:blip>
+                    <a:stretch>
+                      <a:fillRect/>
+                    </a:stretch>
+                  </pic:blipFill>
+                  <pic:spPr>
+                    <a:xfrm>
+                      <a:off x="0" y="0"/>
+                      <a:ext cx="2393321" cy="2144673"/>
+                    </a:xfrm>
+                    <a:prstGeom prst="rect">
+                      <a:avLst/>
+                    </a:prstGeom>
+                  </pic:spPr>
+                </pic:pic>
+              </a:graphicData>
+            </a:graphic>
+            <wp14:sizeRelH relativeFrom="margin">
+              <wp14:pctWidth>0</wp14:pctWidth>
+            </wp14:sizeRelH>
+            <wp14:sizeRelV relativeFrom="margin">
+              <wp14:pctHeight>0</wp14:pctHeight>
+            </wp14:sizeRelV>
+          </wp:anchor>
+        </w:drawing>
+      </w:r>
+      <w:r>
+        <w:rPr>
+          <w:rFonts w:ascii="Times New Roman" w:hAnsi="Times New Roman" w:cs="Times New Roman"/>
+          <w:sz w:val="28"/>
+          <w:szCs w:val="28"/>
+        </w:rPr>
+        <w:t xml:space="preserve"> </w:t>
+      </w:r>
+      <w:r>
+        <w:rPr>
+          <w:rFonts w:ascii="Times New Roman" w:hAnsi="Times New Roman" w:cs="Times New Roman"/>
+          <w:sz w:val="28"/>
+          <w:szCs w:val="28"/>
+        </w:rPr>
+        <w:drawing>
+          <wp:anchor distT="0" distB="0" distL="114300" distR="114300" simplePos="0" relativeHeight="251681792" behindDoc="1" locked="0" layoutInCell="1" allowOverlap="1" wp14:anchorId="1AD91FEF" wp14:editId="0763EE37">
+            <wp:simplePos x="0" y="0"/>
+            <wp:positionH relativeFrom="margin">
+              <wp:posOffset>-128788</wp:posOffset>
+            </wp:positionH>
+            <wp:positionV relativeFrom="paragraph">
+              <wp:posOffset>-596909</wp:posOffset>
+            </wp:positionV>
+            <wp:extent cx="2611062" cy="2154511"/>
+            <wp:effectExtent l="0" t="0" r="0" b="0"/>
+            <wp:wrapNone/>
+            <wp:docPr id="1411210881" name="Picture 1" descr="A table of numbers with numbers on it&#10;&#10;AI-generated content may be incorrect."/>
+            <wp:cNvGraphicFramePr>
+              <a:graphicFrameLocks xmlns:a="http://schemas.openxmlformats.org/drawingml/2006/main" noChangeAspect="1"/>
+            </wp:cNvGraphicFramePr>
+            <a:graphic xmlns:a="http://schemas.openxmlformats.org/drawingml/2006/main">
+              <a:graphicData uri="http://schemas.openxmlformats.org/drawingml/2006/picture">
+                <pic:pic xmlns:pic="http://schemas.openxmlformats.org/drawingml/2006/picture">
+                  <pic:nvPicPr>
+                    <pic:cNvPr id="1411210881" name="Picture 1" descr="A table of numbers with numbers on it&#10;&#10;AI-generated content may be incorrect."/>
+                    <pic:cNvPicPr/>
+                  </pic:nvPicPr>
+                  <pic:blipFill>
+                    <a:blip r:embed="rId25">
+                      <a:extLst>
+                        <a:ext uri="{28A0092B-C50C-407E-A947-70E740481C1C}">
+                          <a14:useLocalDpi xmlns:a14="http://schemas.microsoft.com/office/drawing/2010/main" val="0"/>
+                        </a:ext>
+                      </a:extLst>
+                    </a:blip>
+                    <a:stretch>
+                      <a:fillRect/>
+                    </a:stretch>
+                  </pic:blipFill>
+                  <pic:spPr>
+                    <a:xfrm>
+                      <a:off x="0" y="0"/>
+                      <a:ext cx="2611062" cy="2154511"/>
+                    </a:xfrm>
+                    <a:prstGeom prst="rect">
+                      <a:avLst/>
+                    </a:prstGeom>
+                  </pic:spPr>
+                </pic:pic>
+              </a:graphicData>
+            </a:graphic>
+            <wp14:sizeRelH relativeFrom="margin">
+              <wp14:pctWidth>0</wp14:pctWidth>
+            </wp14:sizeRelH>
+            <wp14:sizeRelV relativeFrom="margin">
+              <wp14:pctHeight>0</wp14:pctHeight>
+            </wp14:sizeRelV>
+          </wp:anchor>
+        </w:drawing>
+      </w:r>
+    </w:p>
+    <w:p>
+      <w:pPr>
+        <w:jc w:val="both"/>
+        <w:rPr>
+          <w:rFonts w:ascii="Times New Roman" w:hAnsi="Times New Roman" w:cs="Times New Roman"/>
+          <w:sz w:val="28"/>
+          <w:szCs w:val="28"/>
+        </w:rPr>
+      </w:pPr>
+    </w:p>
+    <w:p>
+      <w:pPr>
+        <w:jc w:val="both"/>
+        <w:rPr>
+          <w:rFonts w:ascii="Times New Roman" w:hAnsi="Times New Roman" w:cs="Times New Roman"/>
+          <w:sz w:val="28"/>
+          <w:szCs w:val="28"/>
+        </w:rPr>
+      </w:pPr>
+    </w:p>
+    <w:p>
+      <w:pPr>
+        <w:jc w:val="both"/>
+        <w:rPr>
+          <w:rFonts w:ascii="Times New Roman" w:hAnsi="Times New Roman" w:cs="Times New Roman"/>
+          <w:sz w:val="28"/>
+          <w:szCs w:val="28"/>
+        </w:rPr>
+      </w:pPr>
+      <w:r>
+        <w:rPr>
+          <w:rFonts w:ascii="Times New Roman" w:hAnsi="Times New Roman" w:cs="Times New Roman"/>
+          <w:sz w:val="28"/>
+          <w:szCs w:val="28"/>
+        </w:rPr>
+        <w:t xml:space="preserve">                                 </w:t>
+      </w:r>
+    </w:p>
+    <w:p>
+      <w:pPr>
+        <w:jc w:val="both"/>
+        <w:rPr>
+          <w:rFonts w:ascii="Times New Roman" w:hAnsi="Times New Roman" w:cs="Times New Roman"/>
+          <w:sz w:val="28"/>
+          <w:szCs w:val="28"/>
+        </w:rPr>
+      </w:pPr>
+    </w:p>
+    <w:p>
+      <w:pPr>
+        <w:jc w:val="both"/>
+        <w:rPr>
+          <w:rFonts w:ascii="Times New Roman" w:hAnsi="Times New Roman" w:cs="Times New Roman"/>
+          <w:sz w:val="28"/>
+          <w:szCs w:val="28"/>
+        </w:rPr>
+      </w:pPr>
+      <w:r>
+        <w:rPr>
+          <w:rFonts w:ascii="Times New Roman" w:hAnsi="Times New Roman" w:cs="Times New Roman"/>
+          <w:sz w:val="28"/>
+          <w:szCs w:val="28"/>
+        </w:rPr>
+        <w:t xml:space="preserve">                               </w:t>
+      </w:r>
+      <w:r>
+        <w:rPr>
+          <w:rFonts w:ascii="Times New Roman" w:hAnsi="Times New Roman" w:cs="Times New Roman"/>
+          <w:sz w:val="28"/>
+          <w:szCs w:val="28"/>
+        </w:rPr>
+        <w:t>Exemplo</w:t>
       </w:r>
       <w:r>
         <w:rPr>
@@ -7280,87 +8024,175 @@
           <w:sz w:val="28"/>
           <w:szCs w:val="28"/>
         </w:rPr>
-        <w:t xml:space="preserve"> matriz</w:t>
-      </w:r>
-      <w:r>
-        <w:rPr>
-          <w:rFonts w:ascii="Times New Roman" w:hAnsi="Times New Roman" w:cs="Times New Roman"/>
-          <w:sz w:val="28"/>
-          <w:szCs w:val="28"/>
-        </w:rPr>
-        <w:t>es</w:t>
-      </w:r>
-      <w:r>
-        <w:rPr>
-          <w:rFonts w:ascii="Times New Roman" w:hAnsi="Times New Roman" w:cs="Times New Roman"/>
-          <w:sz w:val="28"/>
-          <w:szCs w:val="28"/>
-        </w:rPr>
-        <w:t xml:space="preserve"> de confusão, nota-se que há uma confusão significativa entre pares de atividades muito semelhantes, sobretudo aquelas que diferem apenas pela presença da fala. Por exemplo, as classes 2 e 3 apresentam elevada taxa de erro cruzado, indicando que o modelo frequentemente confunde “</w:t>
-      </w:r>
-      <w:r>
-        <w:rPr>
-          <w:rFonts w:ascii="Times New Roman" w:hAnsi="Times New Roman" w:cs="Times New Roman"/>
-          <w:sz w:val="28"/>
-          <w:szCs w:val="28"/>
-        </w:rPr>
-        <w:t>Sit</w:t>
-      </w:r>
-      <w:r>
-        <w:rPr>
-          <w:rFonts w:ascii="Times New Roman" w:hAnsi="Times New Roman" w:cs="Times New Roman"/>
-          <w:sz w:val="28"/>
-          <w:szCs w:val="28"/>
-        </w:rPr>
-        <w:t>” com “</w:t>
-      </w:r>
-      <w:r>
-        <w:rPr>
-          <w:rFonts w:ascii="Times New Roman" w:hAnsi="Times New Roman" w:cs="Times New Roman"/>
-          <w:sz w:val="28"/>
-          <w:szCs w:val="28"/>
-        </w:rPr>
-        <w:t>Sit</w:t>
-      </w:r>
-      <w:r>
-        <w:rPr>
-          <w:rFonts w:ascii="Times New Roman" w:hAnsi="Times New Roman" w:cs="Times New Roman"/>
-          <w:sz w:val="28"/>
-          <w:szCs w:val="28"/>
-        </w:rPr>
-        <w:t xml:space="preserve"> and Talk”. Um padrão semelhante é observado entre as classes 4 e 5, onde “</w:t>
-      </w:r>
-      <w:r>
-        <w:rPr>
-          <w:rFonts w:ascii="Times New Roman" w:hAnsi="Times New Roman" w:cs="Times New Roman"/>
-          <w:sz w:val="28"/>
-          <w:szCs w:val="28"/>
-        </w:rPr>
-        <w:t>Walk</w:t>
-      </w:r>
-      <w:r>
-        <w:rPr>
-          <w:rFonts w:ascii="Times New Roman" w:hAnsi="Times New Roman" w:cs="Times New Roman"/>
-          <w:sz w:val="28"/>
-          <w:szCs w:val="28"/>
-        </w:rPr>
-        <w:t>” e “</w:t>
-      </w:r>
-      <w:r>
-        <w:rPr>
-          <w:rFonts w:ascii="Times New Roman" w:hAnsi="Times New Roman" w:cs="Times New Roman"/>
-          <w:sz w:val="28"/>
-          <w:szCs w:val="28"/>
-        </w:rPr>
-        <w:t>Walk</w:t>
-      </w:r>
-      <w:r>
-        <w:rPr>
-          <w:rFonts w:ascii="Times New Roman" w:hAnsi="Times New Roman" w:cs="Times New Roman"/>
-          <w:sz w:val="28"/>
-          <w:szCs w:val="28"/>
-        </w:rPr>
-        <w:t xml:space="preserve"> and Talk” também são erroneamente classificadas.</w:t>
+        <w:t xml:space="preserve"> de Matriz de Confusão</w:t>
+      </w:r>
+    </w:p>
+    <w:p>
+      <w:pPr>
+        <w:jc w:val="both"/>
+        <w:rPr>
+          <w:rFonts w:ascii="Times New Roman" w:hAnsi="Times New Roman" w:cs="Times New Roman"/>
+          <w:sz w:val="28"/>
+          <w:szCs w:val="28"/>
+        </w:rPr>
+      </w:pPr>
+      <w:r>
+        <w:rPr>
+          <w:rFonts w:ascii="Times New Roman" w:hAnsi="Times New Roman" w:cs="Times New Roman"/>
+          <w:sz w:val="28"/>
+          <w:szCs w:val="28"/>
+        </w:rPr>
+        <w:drawing>
+          <wp:anchor distT="0" distB="0" distL="114300" distR="114300" simplePos="0" relativeHeight="251679744" behindDoc="1" locked="0" layoutInCell="1" allowOverlap="1" wp14:anchorId="259279E3" wp14:editId="13EAD581">
+            <wp:simplePos x="0" y="0"/>
+            <wp:positionH relativeFrom="margin">
+              <wp:align>left</wp:align>
+            </wp:positionH>
+            <wp:positionV relativeFrom="paragraph">
+              <wp:posOffset>4039691</wp:posOffset>
+            </wp:positionV>
+            <wp:extent cx="5458460" cy="1735455"/>
+            <wp:effectExtent l="0" t="0" r="8890" b="0"/>
+            <wp:wrapThrough wrapText="bothSides">
+              <wp:wrapPolygon edited="0">
+                <wp:start x="0" y="0"/>
+                <wp:lineTo x="0" y="21339"/>
+                <wp:lineTo x="21560" y="21339"/>
+                <wp:lineTo x="21560" y="0"/>
+                <wp:lineTo x="0" y="0"/>
+              </wp:wrapPolygon>
+            </wp:wrapThrough>
+            <wp:docPr id="286008633" name="Picture 1" descr="A table of numbers and a few black text&#10;&#10;AI-generated content may be incorrect."/>
+            <wp:cNvGraphicFramePr>
+              <a:graphicFrameLocks xmlns:a="http://schemas.openxmlformats.org/drawingml/2006/main" noChangeAspect="1"/>
+            </wp:cNvGraphicFramePr>
+            <a:graphic xmlns:a="http://schemas.openxmlformats.org/drawingml/2006/main">
+              <a:graphicData uri="http://schemas.openxmlformats.org/drawingml/2006/picture">
+                <pic:pic xmlns:pic="http://schemas.openxmlformats.org/drawingml/2006/picture">
+                  <pic:nvPicPr>
+                    <pic:cNvPr id="286008633" name="Picture 1" descr="A table of numbers and a few black text&#10;&#10;AI-generated content may be incorrect."/>
+                    <pic:cNvPicPr/>
+                  </pic:nvPicPr>
+                  <pic:blipFill>
+                    <a:blip r:embed="rId26">
+                      <a:extLst>
+                        <a:ext uri="{28A0092B-C50C-407E-A947-70E740481C1C}">
+                          <a14:useLocalDpi xmlns:a14="http://schemas.microsoft.com/office/drawing/2010/main" val="0"/>
+                        </a:ext>
+                      </a:extLst>
+                    </a:blip>
+                    <a:stretch>
+                      <a:fillRect/>
+                    </a:stretch>
+                  </pic:blipFill>
+                  <pic:spPr>
+                    <a:xfrm>
+                      <a:off x="0" y="0"/>
+                      <a:ext cx="5458460" cy="1735455"/>
+                    </a:xfrm>
+                    <a:prstGeom prst="rect">
+                      <a:avLst/>
+                    </a:prstGeom>
+                  </pic:spPr>
+                </pic:pic>
+              </a:graphicData>
+            </a:graphic>
+            <wp14:sizeRelH relativeFrom="margin">
+              <wp14:pctWidth>0</wp14:pctWidth>
+            </wp14:sizeRelH>
+            <wp14:sizeRelV relativeFrom="margin">
+              <wp14:pctHeight>0</wp14:pctHeight>
+            </wp14:sizeRelV>
+          </wp:anchor>
+        </w:drawing>
+      </w:r>
+      <w:r>
+        <w:rPr>
+          <w:rFonts w:ascii="Times New Roman" w:hAnsi="Times New Roman" w:cs="Times New Roman"/>
+          <w:sz w:val="28"/>
+          <w:szCs w:val="28"/>
+        </w:rPr>
+        <w:t>Fica</w:t>
+      </w:r>
+      <w:r>
+        <w:rPr>
+          <w:rFonts w:ascii="Times New Roman" w:hAnsi="Times New Roman" w:cs="Times New Roman"/>
+          <w:sz w:val="28"/>
+          <w:szCs w:val="28"/>
+        </w:rPr>
+        <w:t xml:space="preserve"> também</w:t>
+      </w:r>
+      <w:r>
+        <w:rPr>
+          <w:rFonts w:ascii="Times New Roman" w:hAnsi="Times New Roman" w:cs="Times New Roman"/>
+          <w:sz w:val="28"/>
+          <w:szCs w:val="28"/>
+        </w:rPr>
+        <w:t xml:space="preserve"> claro que os </w:t>
+      </w:r>
+      <w:r>
+        <w:rPr>
+          <w:rFonts w:ascii="Times New Roman" w:hAnsi="Times New Roman" w:cs="Times New Roman"/>
+          <w:sz w:val="28"/>
+          <w:szCs w:val="28"/>
+        </w:rPr>
+        <w:t>modelos baseados em features</w:t>
+      </w:r>
+      <w:r>
+        <w:rPr>
+          <w:rFonts w:ascii="Times New Roman" w:hAnsi="Times New Roman" w:cs="Times New Roman"/>
+          <w:sz w:val="28"/>
+          <w:szCs w:val="28"/>
+        </w:rPr>
+        <w:t xml:space="preserve"> superaram consistentemente os baseados em embeddings em todos os cenários. Esse padrão repete-se em todas as variações dos datasets </w:t>
+      </w:r>
+      <w:r>
+        <w:rPr>
+          <w:rFonts w:ascii="Times New Roman" w:hAnsi="Times New Roman" w:cs="Times New Roman"/>
+          <w:sz w:val="28"/>
+          <w:szCs w:val="28"/>
+        </w:rPr>
+        <w:t xml:space="preserve">intra-participante </w:t>
+      </w:r>
+      <w:r>
+        <w:rPr>
+          <w:rFonts w:ascii="Times New Roman" w:hAnsi="Times New Roman" w:cs="Times New Roman"/>
+          <w:sz w:val="28"/>
+          <w:szCs w:val="28"/>
+        </w:rPr>
+        <w:t xml:space="preserve">e </w:t>
+      </w:r>
+      <w:r>
+        <w:rPr>
+          <w:rFonts w:ascii="Times New Roman" w:hAnsi="Times New Roman" w:cs="Times New Roman"/>
+          <w:sz w:val="28"/>
+          <w:szCs w:val="28"/>
+        </w:rPr>
+        <w:t>inter-participante</w:t>
+      </w:r>
+      <w:r>
+        <w:rPr>
+          <w:rFonts w:ascii="Times New Roman" w:hAnsi="Times New Roman" w:cs="Times New Roman"/>
+          <w:sz w:val="28"/>
+          <w:szCs w:val="28"/>
+        </w:rPr>
+        <w:t>. Es</w:t>
+      </w:r>
+      <w:r>
+        <w:rPr>
+          <w:rFonts w:ascii="Times New Roman" w:hAnsi="Times New Roman" w:cs="Times New Roman"/>
+          <w:sz w:val="28"/>
+          <w:szCs w:val="28"/>
+        </w:rPr>
+        <w:t>t</w:t>
+      </w:r>
+      <w:r>
+        <w:rPr>
+          <w:rFonts w:ascii="Times New Roman" w:hAnsi="Times New Roman" w:cs="Times New Roman"/>
+          <w:sz w:val="28"/>
+          <w:szCs w:val="28"/>
+        </w:rPr>
+        <w:t>es resultados indicam que</w:t>
       </w:r>
       <w:r>
         <w:rPr>
@@ -7376,105 +8208,79 @@
           <w:sz w:val="28"/>
           <w:szCs w:val="28"/>
         </w:rPr>
-        <w:t>Este comportamento sugere que os sinais capturados pelo modelo não são suficientemente discriminativos para distinguir atividades que diferem apenas por falar, possivelmente porque o fator de fala introduz variações sutis no padrão de movimento que se sobrepõem aos sinais da atividade principal.</w:t>
-      </w:r>
-    </w:p>
-    <w:p>
-      <w:pPr>
-        <w:jc w:val="both"/>
-        <w:rPr>
-          <w:rFonts w:ascii="Times New Roman" w:hAnsi="Times New Roman" w:cs="Times New Roman"/>
-          <w:sz w:val="28"/>
-          <w:szCs w:val="28"/>
-        </w:rPr>
-      </w:pPr>
-      <w:r>
-        <w:rPr>
-          <w:rFonts w:ascii="Times New Roman" w:hAnsi="Times New Roman" w:cs="Times New Roman"/>
-          <w:sz w:val="28"/>
-          <w:szCs w:val="28"/>
-        </w:rPr>
-        <w:t>Fica</w:t>
-      </w:r>
-      <w:r>
-        <w:rPr>
-          <w:rFonts w:ascii="Times New Roman" w:hAnsi="Times New Roman" w:cs="Times New Roman"/>
-          <w:sz w:val="28"/>
-          <w:szCs w:val="28"/>
-        </w:rPr>
-        <w:t xml:space="preserve"> também</w:t>
-      </w:r>
-      <w:r>
-        <w:rPr>
-          <w:rFonts w:ascii="Times New Roman" w:hAnsi="Times New Roman" w:cs="Times New Roman"/>
-          <w:sz w:val="28"/>
-          <w:szCs w:val="28"/>
-        </w:rPr>
-        <w:t xml:space="preserve"> claro que os </w:t>
-      </w:r>
-      <w:r>
-        <w:rPr>
-          <w:rFonts w:ascii="Times New Roman" w:hAnsi="Times New Roman" w:cs="Times New Roman"/>
-          <w:sz w:val="28"/>
-          <w:szCs w:val="28"/>
-        </w:rPr>
-        <w:t>modelos baseados em features</w:t>
-      </w:r>
-      <w:r>
-        <w:rPr>
-          <w:rFonts w:ascii="Times New Roman" w:hAnsi="Times New Roman" w:cs="Times New Roman"/>
-          <w:sz w:val="28"/>
-          <w:szCs w:val="28"/>
-        </w:rPr>
-        <w:t xml:space="preserve"> superaram consistentemente os baseados em embeddings em todos os cenários. Esse padrão repete-se em todas as variações dos datasets </w:t>
-      </w:r>
-      <w:r>
-        <w:rPr>
-          <w:rFonts w:ascii="Times New Roman" w:hAnsi="Times New Roman" w:cs="Times New Roman"/>
-          <w:sz w:val="28"/>
-          <w:szCs w:val="28"/>
-        </w:rPr>
-        <w:t xml:space="preserve">intra-participante </w:t>
-      </w:r>
-      <w:r>
-        <w:rPr>
-          <w:rFonts w:ascii="Times New Roman" w:hAnsi="Times New Roman" w:cs="Times New Roman"/>
-          <w:sz w:val="28"/>
-          <w:szCs w:val="28"/>
-        </w:rPr>
-        <w:t xml:space="preserve">e </w:t>
-      </w:r>
-      <w:r>
-        <w:rPr>
-          <w:rFonts w:ascii="Times New Roman" w:hAnsi="Times New Roman" w:cs="Times New Roman"/>
-          <w:sz w:val="28"/>
-          <w:szCs w:val="28"/>
-        </w:rPr>
-        <w:t>int</w:t>
-      </w:r>
-      <w:r>
-        <w:rPr>
-          <w:rFonts w:ascii="Times New Roman" w:hAnsi="Times New Roman" w:cs="Times New Roman"/>
-          <w:sz w:val="28"/>
-          <w:szCs w:val="28"/>
-        </w:rPr>
-        <w:t>er</w:t>
-      </w:r>
-      <w:r>
-        <w:rPr>
-          <w:rFonts w:ascii="Times New Roman" w:hAnsi="Times New Roman" w:cs="Times New Roman"/>
-          <w:sz w:val="28"/>
-          <w:szCs w:val="28"/>
-        </w:rPr>
-        <w:t>-participante</w:t>
-      </w:r>
-      <w:r>
-        <w:rPr>
-          <w:rFonts w:ascii="Times New Roman" w:hAnsi="Times New Roman" w:cs="Times New Roman"/>
-          <w:sz w:val="28"/>
-          <w:szCs w:val="28"/>
-        </w:rPr>
-        <w:t>. Es</w:t>
+        <w:t>as features extraídas manualmente</w:t>
+      </w:r>
+      <w:r>
+        <w:rPr>
+          <w:rFonts w:ascii="Times New Roman" w:hAnsi="Times New Roman" w:cs="Times New Roman"/>
+          <w:sz w:val="28"/>
+          <w:szCs w:val="28"/>
+        </w:rPr>
+        <w:t xml:space="preserve"> </w:t>
+      </w:r>
+      <w:r>
+        <w:rPr>
+          <w:rFonts w:ascii="Times New Roman" w:hAnsi="Times New Roman" w:cs="Times New Roman"/>
+          <w:sz w:val="28"/>
+          <w:szCs w:val="28"/>
+        </w:rPr>
+        <w:t>fornecem sinais mais discriminativos para a classificação das atividades do que</w:t>
+      </w:r>
+      <w:r>
+        <w:rPr>
+          <w:rFonts w:ascii="Times New Roman" w:hAnsi="Times New Roman" w:cs="Times New Roman"/>
+          <w:sz w:val="28"/>
+          <w:szCs w:val="28"/>
+        </w:rPr>
+        <w:t xml:space="preserve"> embeddings</w:t>
+      </w:r>
+      <w:r>
+        <w:rPr>
+          <w:rFonts w:ascii="Times New Roman" w:hAnsi="Times New Roman" w:cs="Times New Roman"/>
+          <w:sz w:val="28"/>
+          <w:szCs w:val="28"/>
+        </w:rPr>
+        <w:t>. Os embeddings parecem perder informações importantes para distinguir entre atividades, sobretudo quando há variações sutis entre classes.</w:t>
+      </w:r>
+      <w:r>
+        <w:rPr>
+          <w:rFonts w:ascii="Times New Roman" w:hAnsi="Times New Roman" w:cs="Times New Roman"/>
+          <w:sz w:val="28"/>
+          <w:szCs w:val="28"/>
+        </w:rPr>
+        <w:t xml:space="preserve"> </w:t>
+      </w:r>
+      <w:r>
+        <w:rPr>
+          <w:rFonts w:ascii="Times New Roman" w:hAnsi="Times New Roman" w:cs="Times New Roman"/>
+          <w:sz w:val="28"/>
+          <w:szCs w:val="28"/>
+        </w:rPr>
+        <w:t>O</w:t>
+      </w:r>
+      <w:r>
+        <w:rPr>
+          <w:rFonts w:ascii="Times New Roman" w:hAnsi="Times New Roman" w:cs="Times New Roman"/>
+          <w:sz w:val="28"/>
+          <w:szCs w:val="28"/>
+        </w:rPr>
+        <w:t xml:space="preserve"> efeito da seleção de features, observa-se que </w:t>
+      </w:r>
+      <w:r>
+        <w:rPr>
+          <w:rFonts w:ascii="Times New Roman" w:hAnsi="Times New Roman" w:cs="Times New Roman"/>
+          <w:sz w:val="28"/>
+          <w:szCs w:val="28"/>
+        </w:rPr>
+        <w:t>o cenário</w:t>
+      </w:r>
+      <w:r>
+        <w:rPr>
+          <w:rFonts w:ascii="Times New Roman" w:hAnsi="Times New Roman" w:cs="Times New Roman"/>
+          <w:sz w:val="28"/>
+          <w:szCs w:val="28"/>
+        </w:rPr>
+        <w:t xml:space="preserve"> A de cada dataset apresentou consistentemente o melhor desempenho, enquanto as versões B e C, que representam variações com menos features, registraram quedas nas métricas. Es</w:t>
       </w:r>
       <w:r>
         <w:rPr>
@@ -7490,112 +8296,6 @@
           <w:sz w:val="28"/>
           <w:szCs w:val="28"/>
         </w:rPr>
-        <w:t>es resultados indicam que</w:t>
-      </w:r>
-      <w:r>
-        <w:rPr>
-          <w:rFonts w:ascii="Times New Roman" w:hAnsi="Times New Roman" w:cs="Times New Roman"/>
-          <w:sz w:val="28"/>
-          <w:szCs w:val="28"/>
-        </w:rPr>
-        <w:t xml:space="preserve"> </w:t>
-      </w:r>
-      <w:r>
-        <w:rPr>
-          <w:rFonts w:ascii="Times New Roman" w:hAnsi="Times New Roman" w:cs="Times New Roman"/>
-          <w:sz w:val="28"/>
-          <w:szCs w:val="28"/>
-        </w:rPr>
-        <w:t>as features extraídas manualmente</w:t>
-      </w:r>
-      <w:r>
-        <w:rPr>
-          <w:rFonts w:ascii="Times New Roman" w:hAnsi="Times New Roman" w:cs="Times New Roman"/>
-          <w:sz w:val="28"/>
-          <w:szCs w:val="28"/>
-        </w:rPr>
-        <w:t xml:space="preserve"> </w:t>
-      </w:r>
-      <w:r>
-        <w:rPr>
-          <w:rFonts w:ascii="Times New Roman" w:hAnsi="Times New Roman" w:cs="Times New Roman"/>
-          <w:sz w:val="28"/>
-          <w:szCs w:val="28"/>
-        </w:rPr>
-        <w:t>fornecem sinais mais discriminativos para a classificação das atividades do que</w:t>
-      </w:r>
-      <w:r>
-        <w:rPr>
-          <w:rFonts w:ascii="Times New Roman" w:hAnsi="Times New Roman" w:cs="Times New Roman"/>
-          <w:sz w:val="28"/>
-          <w:szCs w:val="28"/>
-        </w:rPr>
-        <w:t xml:space="preserve"> embeddings</w:t>
-      </w:r>
-      <w:r>
-        <w:rPr>
-          <w:rFonts w:ascii="Times New Roman" w:hAnsi="Times New Roman" w:cs="Times New Roman"/>
-          <w:sz w:val="28"/>
-          <w:szCs w:val="28"/>
-        </w:rPr>
-        <w:t>. Os embeddings parecem perder informações importantes para distinguir entre atividades, sobretudo quando há variações sutis entre classes.</w:t>
-      </w:r>
-    </w:p>
-    <w:p>
-      <w:pPr>
-        <w:jc w:val="both"/>
-        <w:rPr>
-          <w:rFonts w:ascii="Times New Roman" w:hAnsi="Times New Roman" w:cs="Times New Roman"/>
-          <w:sz w:val="28"/>
-          <w:szCs w:val="28"/>
-        </w:rPr>
-      </w:pPr>
-      <w:r>
-        <w:rPr>
-          <w:rFonts w:ascii="Times New Roman" w:hAnsi="Times New Roman" w:cs="Times New Roman"/>
-          <w:sz w:val="28"/>
-          <w:szCs w:val="28"/>
-        </w:rPr>
-        <w:t>O</w:t>
-      </w:r>
-      <w:r>
-        <w:rPr>
-          <w:rFonts w:ascii="Times New Roman" w:hAnsi="Times New Roman" w:cs="Times New Roman"/>
-          <w:sz w:val="28"/>
-          <w:szCs w:val="28"/>
-        </w:rPr>
-        <w:t xml:space="preserve"> efeito da seleção de features, observa-se que </w:t>
-      </w:r>
-      <w:r>
-        <w:rPr>
-          <w:rFonts w:ascii="Times New Roman" w:hAnsi="Times New Roman" w:cs="Times New Roman"/>
-          <w:sz w:val="28"/>
-          <w:szCs w:val="28"/>
-        </w:rPr>
-        <w:t>o cenário</w:t>
-      </w:r>
-      <w:r>
-        <w:rPr>
-          <w:rFonts w:ascii="Times New Roman" w:hAnsi="Times New Roman" w:cs="Times New Roman"/>
-          <w:sz w:val="28"/>
-          <w:szCs w:val="28"/>
-        </w:rPr>
-        <w:t xml:space="preserve"> A de cada dataset apresentou consistentemente o melhor desempenho, enquanto as versões B e C, que representam variações com menos features, registraram quedas nas métricas. Es</w:t>
-      </w:r>
-      <w:r>
-        <w:rPr>
-          <w:rFonts w:ascii="Times New Roman" w:hAnsi="Times New Roman" w:cs="Times New Roman"/>
-          <w:sz w:val="28"/>
-          <w:szCs w:val="28"/>
-        </w:rPr>
-        <w:t>t</w:t>
-      </w:r>
-      <w:r>
-        <w:rPr>
-          <w:rFonts w:ascii="Times New Roman" w:hAnsi="Times New Roman" w:cs="Times New Roman"/>
-          <w:sz w:val="28"/>
-          <w:szCs w:val="28"/>
-        </w:rPr>
         <w:t>e padrão sugere que a seleção de features não melhorou o desempenho</w:t>
       </w:r>
       <w:r>
@@ -7624,16 +8324,14 @@
           <w:szCs w:val="28"/>
         </w:rPr>
       </w:pPr>
-    </w:p>
-    <w:p>
-      <w:pPr>
-        <w:jc w:val="both"/>
-        <w:rPr>
-          <w:rFonts w:ascii="Times New Roman" w:hAnsi="Times New Roman" w:cs="Times New Roman"/>
-          <w:sz w:val="28"/>
-          <w:szCs w:val="28"/>
-        </w:rPr>
-      </w:pPr>
+      <w:r>
+        <w:rPr>
+          <w:rFonts w:ascii="Times New Roman" w:hAnsi="Times New Roman" w:cs="Times New Roman"/>
+          <w:sz w:val="28"/>
+          <w:szCs w:val="28"/>
+        </w:rPr>
+        <w:t xml:space="preserve">                                              Tabela de Métricas</w:t>
+      </w:r>
     </w:p>
     <w:p>
       <w:pPr>
@@ -7681,68 +8379,984 @@
     </w:p>
     <w:p>
       <w:pPr>
-        <w:jc w:val="both"/>
-        <w:rPr>
-          <w:rFonts w:ascii="Times New Roman" w:hAnsi="Times New Roman" w:cs="Times New Roman"/>
-          <w:sz w:val="28"/>
-          <w:szCs w:val="28"/>
-        </w:rPr>
-      </w:pPr>
-      <w:r>
-        <w:rPr>
-          <w:rFonts w:ascii="Times New Roman" w:hAnsi="Times New Roman" w:cs="Times New Roman"/>
-          <w:sz w:val="28"/>
-          <w:szCs w:val="28"/>
-        </w:rPr>
-        <w:t>Para determinar se as diferenças entre modelos eram estatisticamente significativas, repetiu-se todo o processo train → validation → test várias vezes, obtendo distribuições de F1-score para cada um dos 12 modelos.</w:t>
-      </w:r>
-    </w:p>
-    <w:p>
-      <w:pPr>
-        <w:jc w:val="both"/>
-        <w:rPr>
-          <w:rFonts w:ascii="Times New Roman" w:hAnsi="Times New Roman" w:cs="Times New Roman"/>
-          <w:sz w:val="28"/>
-          <w:szCs w:val="28"/>
-        </w:rPr>
-      </w:pPr>
-      <w:r>
-        <w:rPr>
-          <w:rFonts w:ascii="Times New Roman" w:hAnsi="Times New Roman" w:cs="Times New Roman"/>
-          <w:sz w:val="28"/>
-          <w:szCs w:val="28"/>
-        </w:rPr>
-        <w:t>Como as distribuições não satisfaziam o pressuposto de normalidade, aplicaram-se testes não paramétricos:</w:t>
-      </w:r>
-    </w:p>
-    <w:p>
-      <w:pPr>
+        <w:spacing w:before="100" w:beforeAutospacing="1" w:after="100" w:afterAutospacing="1" w:line="240" w:lineRule="auto"/>
+        <w:jc w:val="both"/>
+        <w:rPr>
+          <w:rFonts w:ascii="Times New Roman" w:eastAsia="Times New Roman" w:hAnsi="Times New Roman" w:cs="Times New Roman"/>
+          <w:kern w:val="0"/>
+          <w:sz w:val="28"/>
+          <w:szCs w:val="28"/>
+          <w:lang w:eastAsia="pt-PT"/>
+          <w14:ligatures w14:val="none"/>
+        </w:rPr>
+      </w:pPr>
+      <w:r>
+        <w:rPr>
+          <w:rFonts w:ascii="Times New Roman" w:eastAsia="Times New Roman" w:hAnsi="Times New Roman" w:cs="Times New Roman"/>
+          <w:kern w:val="0"/>
+          <w:sz w:val="28"/>
+          <w:szCs w:val="28"/>
+          <w:lang w:eastAsia="pt-PT"/>
+          <w14:ligatures w14:val="none"/>
+        </w:rPr>
+        <w:t>A validação final do desempenho baseou-se numa análise estatística</w:t>
+      </w:r>
+      <w:r>
+        <w:rPr>
+          <w:rFonts w:ascii="Times New Roman" w:eastAsia="Times New Roman" w:hAnsi="Times New Roman" w:cs="Times New Roman"/>
+          <w:kern w:val="0"/>
+          <w:sz w:val="28"/>
+          <w:szCs w:val="28"/>
+          <w:lang w:eastAsia="pt-PT"/>
+          <w14:ligatures w14:val="none"/>
+        </w:rPr>
+        <w:t xml:space="preserve"> </w:t>
+      </w:r>
+      <w:r>
+        <w:rPr>
+          <w:rFonts w:ascii="Times New Roman" w:eastAsia="Times New Roman" w:hAnsi="Times New Roman" w:cs="Times New Roman"/>
+          <w:kern w:val="0"/>
+          <w:sz w:val="28"/>
+          <w:szCs w:val="28"/>
+          <w:lang w:eastAsia="pt-PT"/>
+          <w14:ligatures w14:val="none"/>
+        </w:rPr>
+        <w:t>para assegurar que as superioridades observadas entre as configurações de modelos possuíam significância real. O processo iniciou-se com a aplicação do teste de Kolmogorov-Smirnov para verificar a aderência das distribuições à normalidade. Os resultados deste teste indicaram que os erros dos modelos seguiam uma distribuição normal, o que permitiu a utilização de testes paramétricos, como o teste t, conferindo maior robustez e sensibilidade às conclusões obtidas.</w:t>
+      </w:r>
+    </w:p>
+    <w:p>
+      <w:pPr>
+        <w:spacing w:before="100" w:beforeAutospacing="1" w:after="100" w:afterAutospacing="1" w:line="240" w:lineRule="auto"/>
+        <w:jc w:val="both"/>
+        <w:rPr>
+          <w:rFonts w:ascii="Times New Roman" w:eastAsia="Times New Roman" w:hAnsi="Times New Roman" w:cs="Times New Roman"/>
+          <w:kern w:val="0"/>
+          <w:sz w:val="28"/>
+          <w:szCs w:val="28"/>
+          <w:lang w:eastAsia="pt-PT"/>
+          <w14:ligatures w14:val="none"/>
+        </w:rPr>
+      </w:pPr>
+      <w:r>
+        <w:rPr>
+          <w:rFonts w:ascii="Times New Roman" w:eastAsia="Times New Roman" w:hAnsi="Times New Roman" w:cs="Times New Roman"/>
+          <w:kern w:val="0"/>
+          <w:sz w:val="28"/>
+          <w:szCs w:val="28"/>
+          <w:lang w:eastAsia="pt-PT"/>
+          <w14:ligatures w14:val="none"/>
+        </w:rPr>
+        <w:t>Através de testes t</w:t>
+      </w:r>
+      <w:r>
+        <w:rPr>
+          <w:rFonts w:ascii="Times New Roman" w:eastAsia="Times New Roman" w:hAnsi="Times New Roman" w:cs="Times New Roman"/>
+          <w:kern w:val="0"/>
+          <w:sz w:val="28"/>
+          <w:szCs w:val="28"/>
+          <w:lang w:eastAsia="pt-PT"/>
+          <w14:ligatures w14:val="none"/>
+        </w:rPr>
+        <w:t xml:space="preserve"> </w:t>
+      </w:r>
+      <w:r>
+        <w:rPr>
+          <w:rFonts w:ascii="Times New Roman" w:eastAsia="Times New Roman" w:hAnsi="Times New Roman" w:cs="Times New Roman"/>
+          <w:kern w:val="0"/>
+          <w:sz w:val="28"/>
+          <w:szCs w:val="28"/>
+          <w:lang w:eastAsia="pt-PT"/>
+          <w14:ligatures w14:val="none"/>
+        </w:rPr>
+        <w:t xml:space="preserve">emparelhados, confirmou-se de forma inequívoca que o uso de </w:t>
+      </w:r>
+      <w:r>
+        <w:rPr>
+          <w:rFonts w:ascii="Times New Roman" w:eastAsia="Times New Roman" w:hAnsi="Times New Roman" w:cs="Times New Roman"/>
+          <w:kern w:val="0"/>
+          <w:sz w:val="28"/>
+          <w:szCs w:val="28"/>
+          <w:lang w:eastAsia="pt-PT"/>
+          <w14:ligatures w14:val="none"/>
+        </w:rPr>
+        <w:t>features</w:t>
+      </w:r>
+      <w:r>
+        <w:rPr>
+          <w:rFonts w:ascii="Times New Roman" w:eastAsia="Times New Roman" w:hAnsi="Times New Roman" w:cs="Times New Roman"/>
+          <w:kern w:val="0"/>
+          <w:sz w:val="28"/>
+          <w:szCs w:val="28"/>
+          <w:lang w:eastAsia="pt-PT"/>
+          <w14:ligatures w14:val="none"/>
+        </w:rPr>
+        <w:t xml:space="preserve"> é estatisticamente superior ao uso de </w:t>
+      </w:r>
+      <w:r>
+        <w:rPr>
+          <w:rFonts w:ascii="Times New Roman" w:eastAsia="Times New Roman" w:hAnsi="Times New Roman" w:cs="Times New Roman"/>
+          <w:kern w:val="0"/>
+          <w:sz w:val="28"/>
+          <w:szCs w:val="28"/>
+          <w:lang w:eastAsia="pt-PT"/>
+          <w14:ligatures w14:val="none"/>
+        </w:rPr>
+        <w:t xml:space="preserve">embeddings </w:t>
+      </w:r>
+      <w:r>
+        <w:rPr>
+          <w:rFonts w:ascii="Times New Roman" w:eastAsia="Times New Roman" w:hAnsi="Times New Roman" w:cs="Times New Roman"/>
+          <w:kern w:val="0"/>
+          <w:sz w:val="28"/>
+          <w:szCs w:val="28"/>
+          <w:lang w:eastAsia="pt-PT"/>
+          <w14:ligatures w14:val="none"/>
+        </w:rPr>
+        <w:t>em todos os cenários testados. Da mesma forma, a comparação entre os métodos de seleção revelou que a utilização do conjunto completo de características apresenta um ganho de performance estatisticamente relevante face às abordagens de redução de dimensionalidade por PCA ou seleção por Relief, sugerindo que estas últimas descartam componentes essenciais para a distinção de atividade</w:t>
+      </w:r>
+      <w:r>
+        <w:rPr>
+          <w:rFonts w:ascii="Times New Roman" w:eastAsia="Times New Roman" w:hAnsi="Times New Roman" w:cs="Times New Roman"/>
+          <w:kern w:val="0"/>
+          <w:sz w:val="28"/>
+          <w:szCs w:val="28"/>
+          <w:lang w:eastAsia="pt-PT"/>
+          <w14:ligatures w14:val="none"/>
+        </w:rPr>
+        <w:t>s</w:t>
+      </w:r>
+      <w:r>
+        <w:rPr>
+          <w:rFonts w:ascii="Times New Roman" w:eastAsia="Times New Roman" w:hAnsi="Times New Roman" w:cs="Times New Roman"/>
+          <w:kern w:val="0"/>
+          <w:sz w:val="28"/>
+          <w:szCs w:val="28"/>
+          <w:lang w:eastAsia="pt-PT"/>
+          <w14:ligatures w14:val="none"/>
+        </w:rPr>
+        <w:t>.</w:t>
+      </w:r>
+    </w:p>
+    <w:p>
+      <w:pPr>
+        <w:spacing w:before="100" w:beforeAutospacing="1" w:after="100" w:afterAutospacing="1" w:line="240" w:lineRule="auto"/>
+        <w:jc w:val="both"/>
+        <w:rPr>
+          <w:rFonts w:ascii="Times New Roman" w:eastAsia="Times New Roman" w:hAnsi="Times New Roman" w:cs="Times New Roman"/>
+          <w:kern w:val="0"/>
+          <w:sz w:val="28"/>
+          <w:szCs w:val="28"/>
+          <w:lang w:eastAsia="pt-PT"/>
+          <w14:ligatures w14:val="none"/>
+        </w:rPr>
+      </w:pPr>
+      <w:r>
+        <w:rPr>
+          <w:rFonts w:ascii="Times New Roman" w:eastAsia="Times New Roman" w:hAnsi="Times New Roman" w:cs="Times New Roman"/>
+          <w:kern w:val="0"/>
+          <w:sz w:val="28"/>
+          <w:szCs w:val="28"/>
+          <w:lang w:eastAsia="pt-PT"/>
+          <w14:ligatures w14:val="none"/>
+        </w:rPr>
+        <w:drawing>
+          <wp:anchor distT="0" distB="0" distL="114300" distR="114300" simplePos="0" relativeHeight="251683840" behindDoc="1" locked="0" layoutInCell="1" allowOverlap="1" wp14:anchorId="7FB286B5" wp14:editId="1D27F176">
+            <wp:simplePos x="0" y="0"/>
+            <wp:positionH relativeFrom="margin">
+              <wp:align>center</wp:align>
+            </wp:positionH>
+            <wp:positionV relativeFrom="paragraph">
+              <wp:posOffset>205189</wp:posOffset>
+            </wp:positionV>
+            <wp:extent cx="6010275" cy="3066415"/>
+            <wp:effectExtent l="0" t="0" r="9525" b="635"/>
+            <wp:wrapThrough wrapText="bothSides">
+              <wp:wrapPolygon edited="0">
+                <wp:start x="0" y="0"/>
+                <wp:lineTo x="0" y="21470"/>
+                <wp:lineTo x="21566" y="21470"/>
+                <wp:lineTo x="21566" y="0"/>
+                <wp:lineTo x="0" y="0"/>
+              </wp:wrapPolygon>
+            </wp:wrapThrough>
+            <wp:docPr id="181405675" name="Picture 1" descr="A group of graphs showing different sizes and shapes&#10;&#10;AI-generated content may be incorrect."/>
+            <wp:cNvGraphicFramePr>
+              <a:graphicFrameLocks xmlns:a="http://schemas.openxmlformats.org/drawingml/2006/main" noChangeAspect="1"/>
+            </wp:cNvGraphicFramePr>
+            <a:graphic xmlns:a="http://schemas.openxmlformats.org/drawingml/2006/main">
+              <a:graphicData uri="http://schemas.openxmlformats.org/drawingml/2006/picture">
+                <pic:pic xmlns:pic="http://schemas.openxmlformats.org/drawingml/2006/picture">
+                  <pic:nvPicPr>
+                    <pic:cNvPr id="181405675" name="Picture 1" descr="A group of graphs showing different sizes and shapes&#10;&#10;AI-generated content may be incorrect."/>
+                    <pic:cNvPicPr/>
+                  </pic:nvPicPr>
+                  <pic:blipFill>
+                    <a:blip r:embed="rId27" cstate="print">
+                      <a:extLst>
+                        <a:ext uri="{28A0092B-C50C-407E-A947-70E740481C1C}">
+                          <a14:useLocalDpi xmlns:a14="http://schemas.microsoft.com/office/drawing/2010/main" val="0"/>
+                        </a:ext>
+                      </a:extLst>
+                    </a:blip>
+                    <a:stretch>
+                      <a:fillRect/>
+                    </a:stretch>
+                  </pic:blipFill>
+                  <pic:spPr>
+                    <a:xfrm>
+                      <a:off x="0" y="0"/>
+                      <a:ext cx="6010275" cy="3066415"/>
+                    </a:xfrm>
+                    <a:prstGeom prst="rect">
+                      <a:avLst/>
+                    </a:prstGeom>
+                  </pic:spPr>
+                </pic:pic>
+              </a:graphicData>
+            </a:graphic>
+            <wp14:sizeRelH relativeFrom="margin">
+              <wp14:pctWidth>0</wp14:pctWidth>
+            </wp14:sizeRelH>
+            <wp14:sizeRelV relativeFrom="margin">
+              <wp14:pctHeight>0</wp14:pctHeight>
+            </wp14:sizeRelV>
+          </wp:anchor>
+        </w:drawing>
+      </w:r>
+    </w:p>
+    <w:p>
+      <w:pPr>
+        <w:spacing w:before="100" w:beforeAutospacing="1" w:after="100" w:afterAutospacing="1" w:line="240" w:lineRule="auto"/>
+        <w:jc w:val="both"/>
+        <w:rPr>
+          <w:rFonts w:ascii="Times New Roman" w:eastAsia="Times New Roman" w:hAnsi="Times New Roman" w:cs="Times New Roman"/>
+          <w:kern w:val="0"/>
+          <w:sz w:val="28"/>
+          <w:szCs w:val="28"/>
+          <w:lang w:eastAsia="pt-PT"/>
+          <w14:ligatures w14:val="none"/>
+        </w:rPr>
+      </w:pPr>
+      <w:r>
+        <w:rPr>
+          <w:rFonts w:ascii="Times New Roman" w:eastAsia="Times New Roman" w:hAnsi="Times New Roman" w:cs="Times New Roman"/>
+          <w:kern w:val="0"/>
+          <w:sz w:val="28"/>
+          <w:szCs w:val="28"/>
+          <w:lang w:eastAsia="pt-PT"/>
+          <w14:ligatures w14:val="none"/>
+        </w:rPr>
+        <w:t xml:space="preserve">                          Comparações entre modelos in</w:t>
+      </w:r>
+      <w:r>
+        <w:rPr>
+          <w:rFonts w:ascii="Times New Roman" w:eastAsia="Times New Roman" w:hAnsi="Times New Roman" w:cs="Times New Roman"/>
+          <w:kern w:val="0"/>
+          <w:sz w:val="28"/>
+          <w:szCs w:val="28"/>
+          <w:lang w:eastAsia="pt-PT"/>
+          <w14:ligatures w14:val="none"/>
+        </w:rPr>
+        <w:t>tra-participante</w:t>
+      </w:r>
+    </w:p>
+    <w:p>
+      <w:pPr>
+        <w:spacing w:before="100" w:beforeAutospacing="1" w:after="100" w:afterAutospacing="1" w:line="240" w:lineRule="auto"/>
+        <w:jc w:val="both"/>
+        <w:rPr>
+          <w:rFonts w:ascii="Times New Roman" w:eastAsia="Times New Roman" w:hAnsi="Times New Roman" w:cs="Times New Roman"/>
+          <w:kern w:val="0"/>
+          <w:sz w:val="28"/>
+          <w:szCs w:val="28"/>
+          <w:lang w:eastAsia="pt-PT"/>
+          <w14:ligatures w14:val="none"/>
+        </w:rPr>
+      </w:pPr>
+    </w:p>
+    <w:p>
+      <w:pPr>
+        <w:spacing w:before="100" w:beforeAutospacing="1" w:after="100" w:afterAutospacing="1" w:line="240" w:lineRule="auto"/>
+        <w:jc w:val="both"/>
+        <w:rPr>
+          <w:rFonts w:ascii="Times New Roman" w:eastAsia="Times New Roman" w:hAnsi="Times New Roman" w:cs="Times New Roman"/>
+          <w:kern w:val="0"/>
+          <w:sz w:val="28"/>
+          <w:szCs w:val="28"/>
+          <w:lang w:eastAsia="pt-PT"/>
+          <w14:ligatures w14:val="none"/>
+        </w:rPr>
+      </w:pPr>
+    </w:p>
+    <w:p>
+      <w:pPr>
+        <w:spacing w:before="100" w:beforeAutospacing="1" w:after="100" w:afterAutospacing="1" w:line="240" w:lineRule="auto"/>
+        <w:jc w:val="both"/>
+        <w:rPr>
+          <w:rFonts w:ascii="Times New Roman" w:eastAsia="Times New Roman" w:hAnsi="Times New Roman" w:cs="Times New Roman"/>
+          <w:kern w:val="0"/>
+          <w:sz w:val="28"/>
+          <w:szCs w:val="28"/>
+          <w:lang w:eastAsia="pt-PT"/>
+          <w14:ligatures w14:val="none"/>
+        </w:rPr>
+      </w:pPr>
+      <w:r>
+        <w:rPr>
+          <w:rFonts w:ascii="Times New Roman" w:eastAsia="Times New Roman" w:hAnsi="Times New Roman" w:cs="Times New Roman"/>
+          <w:kern w:val="0"/>
+          <w:sz w:val="28"/>
+          <w:szCs w:val="28"/>
+          <w:lang w:eastAsia="pt-PT"/>
+          <w14:ligatures w14:val="none"/>
+        </w:rPr>
+        <w:lastRenderedPageBreak/>
+        <w:drawing>
+          <wp:anchor distT="0" distB="0" distL="114300" distR="114300" simplePos="0" relativeHeight="251684864" behindDoc="1" locked="0" layoutInCell="1" allowOverlap="1" wp14:anchorId="085CAE01" wp14:editId="738EA127">
+            <wp:simplePos x="0" y="0"/>
+            <wp:positionH relativeFrom="margin">
+              <wp:align>center</wp:align>
+            </wp:positionH>
+            <wp:positionV relativeFrom="paragraph">
+              <wp:posOffset>-414037</wp:posOffset>
+            </wp:positionV>
+            <wp:extent cx="5839302" cy="2969777"/>
+            <wp:effectExtent l="0" t="0" r="0" b="2540"/>
+            <wp:wrapNone/>
+            <wp:docPr id="326970306" name="Picture 1" descr="A group of graphs showing different sizes and shapes&#10;&#10;AI-generated content may be incorrect."/>
+            <wp:cNvGraphicFramePr>
+              <a:graphicFrameLocks xmlns:a="http://schemas.openxmlformats.org/drawingml/2006/main" noChangeAspect="1"/>
+            </wp:cNvGraphicFramePr>
+            <a:graphic xmlns:a="http://schemas.openxmlformats.org/drawingml/2006/main">
+              <a:graphicData uri="http://schemas.openxmlformats.org/drawingml/2006/picture">
+                <pic:pic xmlns:pic="http://schemas.openxmlformats.org/drawingml/2006/picture">
+                  <pic:nvPicPr>
+                    <pic:cNvPr id="326970306" name="Picture 1" descr="A group of graphs showing different sizes and shapes&#10;&#10;AI-generated content may be incorrect."/>
+                    <pic:cNvPicPr/>
+                  </pic:nvPicPr>
+                  <pic:blipFill>
+                    <a:blip r:embed="rId28" cstate="print">
+                      <a:extLst>
+                        <a:ext uri="{28A0092B-C50C-407E-A947-70E740481C1C}">
+                          <a14:useLocalDpi xmlns:a14="http://schemas.microsoft.com/office/drawing/2010/main" val="0"/>
+                        </a:ext>
+                      </a:extLst>
+                    </a:blip>
+                    <a:stretch>
+                      <a:fillRect/>
+                    </a:stretch>
+                  </pic:blipFill>
+                  <pic:spPr>
+                    <a:xfrm>
+                      <a:off x="0" y="0"/>
+                      <a:ext cx="5839302" cy="2969777"/>
+                    </a:xfrm>
+                    <a:prstGeom prst="rect">
+                      <a:avLst/>
+                    </a:prstGeom>
+                  </pic:spPr>
+                </pic:pic>
+              </a:graphicData>
+            </a:graphic>
+            <wp14:sizeRelH relativeFrom="margin">
+              <wp14:pctWidth>0</wp14:pctWidth>
+            </wp14:sizeRelH>
+            <wp14:sizeRelV relativeFrom="margin">
+              <wp14:pctHeight>0</wp14:pctHeight>
+            </wp14:sizeRelV>
+          </wp:anchor>
+        </w:drawing>
+      </w:r>
+    </w:p>
+    <w:p>
+      <w:pPr>
+        <w:spacing w:before="100" w:beforeAutospacing="1" w:after="100" w:afterAutospacing="1" w:line="240" w:lineRule="auto"/>
+        <w:jc w:val="both"/>
+        <w:rPr>
+          <w:rFonts w:ascii="Times New Roman" w:eastAsia="Times New Roman" w:hAnsi="Times New Roman" w:cs="Times New Roman"/>
+          <w:kern w:val="0"/>
+          <w:sz w:val="28"/>
+          <w:szCs w:val="28"/>
+          <w:lang w:eastAsia="pt-PT"/>
+          <w14:ligatures w14:val="none"/>
+        </w:rPr>
+      </w:pPr>
+    </w:p>
+    <w:p>
+      <w:pPr>
+        <w:spacing w:before="100" w:beforeAutospacing="1" w:after="100" w:afterAutospacing="1" w:line="240" w:lineRule="auto"/>
+        <w:jc w:val="both"/>
+        <w:rPr>
+          <w:rFonts w:ascii="Times New Roman" w:eastAsia="Times New Roman" w:hAnsi="Times New Roman" w:cs="Times New Roman"/>
+          <w:kern w:val="0"/>
+          <w:sz w:val="28"/>
+          <w:szCs w:val="28"/>
+          <w:lang w:eastAsia="pt-PT"/>
+          <w14:ligatures w14:val="none"/>
+        </w:rPr>
+      </w:pPr>
+    </w:p>
+    <w:p>
+      <w:pPr>
+        <w:spacing w:before="100" w:beforeAutospacing="1" w:after="100" w:afterAutospacing="1" w:line="240" w:lineRule="auto"/>
+        <w:jc w:val="both"/>
+        <w:rPr>
+          <w:rFonts w:ascii="Times New Roman" w:eastAsia="Times New Roman" w:hAnsi="Times New Roman" w:cs="Times New Roman"/>
+          <w:kern w:val="0"/>
+          <w:sz w:val="28"/>
+          <w:szCs w:val="28"/>
+          <w:lang w:eastAsia="pt-PT"/>
+          <w14:ligatures w14:val="none"/>
+        </w:rPr>
+      </w:pPr>
+    </w:p>
+    <w:p>
+      <w:pPr>
+        <w:spacing w:before="100" w:beforeAutospacing="1" w:after="100" w:afterAutospacing="1" w:line="240" w:lineRule="auto"/>
+        <w:jc w:val="both"/>
+        <w:rPr>
+          <w:rFonts w:ascii="Times New Roman" w:eastAsia="Times New Roman" w:hAnsi="Times New Roman" w:cs="Times New Roman"/>
+          <w:kern w:val="0"/>
+          <w:sz w:val="28"/>
+          <w:szCs w:val="28"/>
+          <w:lang w:eastAsia="pt-PT"/>
+          <w14:ligatures w14:val="none"/>
+        </w:rPr>
+      </w:pPr>
+    </w:p>
+    <w:p>
+      <w:pPr>
+        <w:spacing w:before="100" w:beforeAutospacing="1" w:after="100" w:afterAutospacing="1" w:line="240" w:lineRule="auto"/>
+        <w:jc w:val="both"/>
+        <w:rPr>
+          <w:rFonts w:ascii="Times New Roman" w:eastAsia="Times New Roman" w:hAnsi="Times New Roman" w:cs="Times New Roman"/>
+          <w:kern w:val="0"/>
+          <w:sz w:val="28"/>
+          <w:szCs w:val="28"/>
+          <w:lang w:eastAsia="pt-PT"/>
+          <w14:ligatures w14:val="none"/>
+        </w:rPr>
+      </w:pPr>
+    </w:p>
+    <w:p>
+      <w:pPr>
+        <w:spacing w:before="100" w:beforeAutospacing="1" w:after="100" w:afterAutospacing="1" w:line="240" w:lineRule="auto"/>
+        <w:jc w:val="both"/>
+        <w:rPr>
+          <w:rFonts w:ascii="Times New Roman" w:eastAsia="Times New Roman" w:hAnsi="Times New Roman" w:cs="Times New Roman"/>
+          <w:kern w:val="0"/>
+          <w:sz w:val="28"/>
+          <w:szCs w:val="28"/>
+          <w:lang w:eastAsia="pt-PT"/>
+          <w14:ligatures w14:val="none"/>
+        </w:rPr>
+      </w:pPr>
+    </w:p>
+    <w:p>
+      <w:pPr>
+        <w:spacing w:before="100" w:beforeAutospacing="1" w:after="100" w:afterAutospacing="1" w:line="240" w:lineRule="auto"/>
+        <w:ind w:left="1416"/>
+        <w:jc w:val="both"/>
+        <w:rPr>
+          <w:rFonts w:ascii="Times New Roman" w:eastAsia="Times New Roman" w:hAnsi="Times New Roman" w:cs="Times New Roman"/>
+          <w:kern w:val="0"/>
+          <w:sz w:val="28"/>
+          <w:szCs w:val="28"/>
+          <w:lang w:eastAsia="pt-PT"/>
+          <w14:ligatures w14:val="none"/>
+        </w:rPr>
+      </w:pPr>
+      <w:r>
+        <w:rPr>
+          <w:rFonts w:ascii="Times New Roman" w:eastAsia="Times New Roman" w:hAnsi="Times New Roman" w:cs="Times New Roman"/>
+          <w:kern w:val="0"/>
+          <w:sz w:val="28"/>
+          <w:szCs w:val="28"/>
+          <w:lang w:eastAsia="pt-PT"/>
+          <w14:ligatures w14:val="none"/>
+        </w:rPr>
+        <w:t xml:space="preserve">      </w:t>
+      </w:r>
+      <w:r>
+        <w:rPr>
+          <w:rFonts w:ascii="Times New Roman" w:eastAsia="Times New Roman" w:hAnsi="Times New Roman" w:cs="Times New Roman"/>
+          <w:kern w:val="0"/>
+          <w:sz w:val="28"/>
+          <w:szCs w:val="28"/>
+          <w:lang w:eastAsia="pt-PT"/>
+          <w14:ligatures w14:val="none"/>
+        </w:rPr>
+        <w:t>Comparações entre modelos int</w:t>
+      </w:r>
+      <w:r>
+        <w:rPr>
+          <w:rFonts w:ascii="Times New Roman" w:eastAsia="Times New Roman" w:hAnsi="Times New Roman" w:cs="Times New Roman"/>
+          <w:kern w:val="0"/>
+          <w:sz w:val="28"/>
+          <w:szCs w:val="28"/>
+          <w:lang w:eastAsia="pt-PT"/>
+          <w14:ligatures w14:val="none"/>
+        </w:rPr>
+        <w:t>er</w:t>
+      </w:r>
+      <w:r>
+        <w:rPr>
+          <w:rFonts w:ascii="Times New Roman" w:eastAsia="Times New Roman" w:hAnsi="Times New Roman" w:cs="Times New Roman"/>
+          <w:kern w:val="0"/>
+          <w:sz w:val="28"/>
+          <w:szCs w:val="28"/>
+          <w:lang w:eastAsia="pt-PT"/>
+          <w14:ligatures w14:val="none"/>
+        </w:rPr>
+        <w:t>-participante</w:t>
+      </w:r>
+    </w:p>
+    <w:p>
+      <w:pPr>
+        <w:spacing w:before="100" w:beforeAutospacing="1" w:after="100" w:afterAutospacing="1" w:line="240" w:lineRule="auto"/>
+        <w:jc w:val="both"/>
+        <w:rPr>
+          <w:rFonts w:ascii="Times New Roman" w:eastAsia="Times New Roman" w:hAnsi="Times New Roman" w:cs="Times New Roman"/>
+          <w:kern w:val="0"/>
+          <w:sz w:val="28"/>
+          <w:szCs w:val="28"/>
+          <w:lang w:eastAsia="pt-PT"/>
+          <w14:ligatures w14:val="none"/>
+        </w:rPr>
+      </w:pPr>
+      <w:r>
+        <w:rPr>
+          <w:rFonts w:ascii="Times New Roman" w:eastAsia="Times New Roman" w:hAnsi="Times New Roman" w:cs="Times New Roman"/>
+          <w:kern w:val="0"/>
+          <w:sz w:val="28"/>
+          <w:szCs w:val="28"/>
+          <w:lang w:eastAsia="pt-PT"/>
+          <w14:ligatures w14:val="none"/>
+        </w:rPr>
+        <w:t>Finalmente, a aplicação de testes t</w:t>
+      </w:r>
+      <w:r>
+        <w:rPr>
+          <w:rFonts w:ascii="Times New Roman" w:eastAsia="Times New Roman" w:hAnsi="Times New Roman" w:cs="Times New Roman"/>
+          <w:kern w:val="0"/>
+          <w:sz w:val="28"/>
+          <w:szCs w:val="28"/>
+          <w:lang w:eastAsia="pt-PT"/>
+          <w14:ligatures w14:val="none"/>
+        </w:rPr>
+        <w:t xml:space="preserve"> </w:t>
+      </w:r>
+      <w:r>
+        <w:rPr>
+          <w:rFonts w:ascii="Times New Roman" w:eastAsia="Times New Roman" w:hAnsi="Times New Roman" w:cs="Times New Roman"/>
+          <w:kern w:val="0"/>
+          <w:sz w:val="28"/>
+          <w:szCs w:val="28"/>
+          <w:lang w:eastAsia="pt-PT"/>
+          <w14:ligatures w14:val="none"/>
+        </w:rPr>
+        <w:t>independentes para comparar as estratégias de divisão de dados confirmou que a diferença de desempenho entre a abordagem intra-participante e a inter-participante não é fruto do acaso. Esta evidência estatística valida a hipótese de que modelos avaliados em novos utilizadores sofrem um impacto real na precisão devido à variabilidade biomecânica, consolidando a estratégia baseada em participantes como o método mais honesto e robusto para estimar o sucesso do sistema em cenários reais.</w:t>
+      </w:r>
+    </w:p>
+    <w:p>
+      <w:pPr>
+        <w:spacing w:before="100" w:beforeAutospacing="1" w:after="100" w:afterAutospacing="1" w:line="240" w:lineRule="auto"/>
+        <w:jc w:val="both"/>
+        <w:rPr>
+          <w:rFonts w:ascii="Times New Roman" w:eastAsia="Times New Roman" w:hAnsi="Times New Roman" w:cs="Times New Roman"/>
+          <w:kern w:val="0"/>
+          <w:sz w:val="28"/>
+          <w:szCs w:val="28"/>
+          <w:lang w:eastAsia="pt-PT"/>
+          <w14:ligatures w14:val="none"/>
+        </w:rPr>
+      </w:pPr>
+      <w:r>
+        <w:rPr>
+          <w:rFonts w:ascii="Times New Roman" w:eastAsia="Times New Roman" w:hAnsi="Times New Roman" w:cs="Times New Roman"/>
+          <w:kern w:val="0"/>
+          <w:sz w:val="28"/>
+          <w:szCs w:val="28"/>
+          <w:lang w:eastAsia="pt-PT"/>
+          <w14:ligatures w14:val="none"/>
+        </w:rPr>
+        <w:drawing>
+          <wp:anchor distT="0" distB="0" distL="114300" distR="114300" simplePos="0" relativeHeight="251685888" behindDoc="1" locked="0" layoutInCell="1" allowOverlap="1" wp14:anchorId="22E5AD2D" wp14:editId="6581D15A">
+            <wp:simplePos x="0" y="0"/>
+            <wp:positionH relativeFrom="margin">
+              <wp:align>center</wp:align>
+            </wp:positionH>
+            <wp:positionV relativeFrom="paragraph">
+              <wp:posOffset>151422</wp:posOffset>
+            </wp:positionV>
+            <wp:extent cx="6077964" cy="3091157"/>
+            <wp:effectExtent l="0" t="0" r="0" b="0"/>
+            <wp:wrapNone/>
+            <wp:docPr id="1581287129" name="Picture 1" descr="A group of graphs showing different sizes and colors&#10;&#10;AI-generated content may be incorrect."/>
+            <wp:cNvGraphicFramePr>
+              <a:graphicFrameLocks xmlns:a="http://schemas.openxmlformats.org/drawingml/2006/main" noChangeAspect="1"/>
+            </wp:cNvGraphicFramePr>
+            <a:graphic xmlns:a="http://schemas.openxmlformats.org/drawingml/2006/main">
+              <a:graphicData uri="http://schemas.openxmlformats.org/drawingml/2006/picture">
+                <pic:pic xmlns:pic="http://schemas.openxmlformats.org/drawingml/2006/picture">
+                  <pic:nvPicPr>
+                    <pic:cNvPr id="1581287129" name="Picture 1" descr="A group of graphs showing different sizes and colors&#10;&#10;AI-generated content may be incorrect."/>
+                    <pic:cNvPicPr/>
+                  </pic:nvPicPr>
+                  <pic:blipFill>
+                    <a:blip r:embed="rId29" cstate="print">
+                      <a:extLst>
+                        <a:ext uri="{28A0092B-C50C-407E-A947-70E740481C1C}">
+                          <a14:useLocalDpi xmlns:a14="http://schemas.microsoft.com/office/drawing/2010/main" val="0"/>
+                        </a:ext>
+                      </a:extLst>
+                    </a:blip>
+                    <a:stretch>
+                      <a:fillRect/>
+                    </a:stretch>
+                  </pic:blipFill>
+                  <pic:spPr>
+                    <a:xfrm>
+                      <a:off x="0" y="0"/>
+                      <a:ext cx="6077964" cy="3091157"/>
+                    </a:xfrm>
+                    <a:prstGeom prst="rect">
+                      <a:avLst/>
+                    </a:prstGeom>
+                  </pic:spPr>
+                </pic:pic>
+              </a:graphicData>
+            </a:graphic>
+            <wp14:sizeRelH relativeFrom="margin">
+              <wp14:pctWidth>0</wp14:pctWidth>
+            </wp14:sizeRelH>
+            <wp14:sizeRelV relativeFrom="margin">
+              <wp14:pctHeight>0</wp14:pctHeight>
+            </wp14:sizeRelV>
+          </wp:anchor>
+        </w:drawing>
+      </w:r>
+    </w:p>
+    <w:p>
+      <w:pPr>
+        <w:spacing w:before="100" w:beforeAutospacing="1" w:after="100" w:afterAutospacing="1" w:line="240" w:lineRule="auto"/>
+        <w:jc w:val="both"/>
+        <w:rPr>
+          <w:rFonts w:ascii="Times New Roman" w:eastAsia="Times New Roman" w:hAnsi="Times New Roman" w:cs="Times New Roman"/>
+          <w:kern w:val="0"/>
+          <w:sz w:val="28"/>
+          <w:szCs w:val="28"/>
+          <w:lang w:eastAsia="pt-PT"/>
+          <w14:ligatures w14:val="none"/>
+        </w:rPr>
+      </w:pPr>
+    </w:p>
+    <w:p>
+      <w:pPr>
+        <w:spacing w:before="100" w:beforeAutospacing="1" w:after="100" w:afterAutospacing="1" w:line="240" w:lineRule="auto"/>
+        <w:jc w:val="both"/>
+        <w:rPr>
+          <w:rFonts w:ascii="Times New Roman" w:eastAsia="Times New Roman" w:hAnsi="Times New Roman" w:cs="Times New Roman"/>
+          <w:kern w:val="0"/>
+          <w:sz w:val="28"/>
+          <w:szCs w:val="28"/>
+          <w:lang w:eastAsia="pt-PT"/>
+          <w14:ligatures w14:val="none"/>
+        </w:rPr>
+      </w:pPr>
+    </w:p>
+    <w:p>
+      <w:pPr>
+        <w:spacing w:before="100" w:beforeAutospacing="1" w:after="100" w:afterAutospacing="1" w:line="240" w:lineRule="auto"/>
+        <w:jc w:val="both"/>
+        <w:rPr>
+          <w:rFonts w:ascii="Times New Roman" w:eastAsia="Times New Roman" w:hAnsi="Times New Roman" w:cs="Times New Roman"/>
+          <w:kern w:val="0"/>
+          <w:sz w:val="28"/>
+          <w:szCs w:val="28"/>
+          <w:lang w:eastAsia="pt-PT"/>
+          <w14:ligatures w14:val="none"/>
+        </w:rPr>
+      </w:pPr>
+    </w:p>
+    <w:p>
+      <w:pPr>
+        <w:spacing w:before="100" w:beforeAutospacing="1" w:after="100" w:afterAutospacing="1" w:line="240" w:lineRule="auto"/>
+        <w:jc w:val="both"/>
+        <w:rPr>
+          <w:rFonts w:ascii="Times New Roman" w:eastAsia="Times New Roman" w:hAnsi="Times New Roman" w:cs="Times New Roman"/>
+          <w:kern w:val="0"/>
+          <w:sz w:val="28"/>
+          <w:szCs w:val="28"/>
+          <w:lang w:eastAsia="pt-PT"/>
+          <w14:ligatures w14:val="none"/>
+        </w:rPr>
+      </w:pPr>
+    </w:p>
+    <w:p>
+      <w:pPr>
+        <w:spacing w:before="100" w:beforeAutospacing="1" w:after="100" w:afterAutospacing="1" w:line="240" w:lineRule="auto"/>
+        <w:jc w:val="both"/>
+        <w:rPr>
+          <w:rFonts w:ascii="Times New Roman" w:eastAsia="Times New Roman" w:hAnsi="Times New Roman" w:cs="Times New Roman"/>
+          <w:kern w:val="0"/>
+          <w:sz w:val="28"/>
+          <w:szCs w:val="28"/>
+          <w:lang w:eastAsia="pt-PT"/>
+          <w14:ligatures w14:val="none"/>
+        </w:rPr>
+      </w:pPr>
+    </w:p>
+    <w:p>
+      <w:pPr>
+        <w:spacing w:before="100" w:beforeAutospacing="1" w:after="100" w:afterAutospacing="1" w:line="240" w:lineRule="auto"/>
+        <w:jc w:val="both"/>
+        <w:rPr>
+          <w:rFonts w:ascii="Times New Roman" w:eastAsia="Times New Roman" w:hAnsi="Times New Roman" w:cs="Times New Roman"/>
+          <w:kern w:val="0"/>
+          <w:sz w:val="28"/>
+          <w:szCs w:val="28"/>
+          <w:lang w:eastAsia="pt-PT"/>
+          <w14:ligatures w14:val="none"/>
+        </w:rPr>
+      </w:pPr>
+    </w:p>
+    <w:p>
+      <w:pPr>
+        <w:spacing w:before="100" w:beforeAutospacing="1" w:after="100" w:afterAutospacing="1" w:line="240" w:lineRule="auto"/>
+        <w:jc w:val="both"/>
+        <w:rPr>
+          <w:rFonts w:ascii="Times New Roman" w:eastAsia="Times New Roman" w:hAnsi="Times New Roman" w:cs="Times New Roman"/>
+          <w:kern w:val="0"/>
+          <w:sz w:val="28"/>
+          <w:szCs w:val="28"/>
+          <w:lang w:eastAsia="pt-PT"/>
+          <w14:ligatures w14:val="none"/>
+        </w:rPr>
+      </w:pPr>
+    </w:p>
+    <w:p>
+      <w:pPr>
+        <w:spacing w:before="100" w:beforeAutospacing="1" w:after="100" w:afterAutospacing="1" w:line="240" w:lineRule="auto"/>
+        <w:jc w:val="both"/>
+        <w:rPr>
+          <w:rFonts w:ascii="Times New Roman" w:eastAsia="Times New Roman" w:hAnsi="Times New Roman" w:cs="Times New Roman"/>
+          <w:kern w:val="0"/>
+          <w:sz w:val="28"/>
+          <w:szCs w:val="28"/>
+          <w:lang w:eastAsia="pt-PT"/>
+          <w14:ligatures w14:val="none"/>
+        </w:rPr>
+      </w:pPr>
+    </w:p>
+    <w:p>
+      <w:pPr>
+        <w:spacing w:before="100" w:beforeAutospacing="1" w:after="100" w:afterAutospacing="1" w:line="240" w:lineRule="auto"/>
+        <w:jc w:val="both"/>
+        <w:rPr>
+          <w:rFonts w:ascii="Times New Roman" w:eastAsia="Times New Roman" w:hAnsi="Times New Roman" w:cs="Times New Roman"/>
+          <w:kern w:val="0"/>
+          <w:sz w:val="28"/>
+          <w:szCs w:val="28"/>
+          <w:lang w:eastAsia="pt-PT"/>
+          <w14:ligatures w14:val="none"/>
+        </w:rPr>
+      </w:pPr>
+      <w:r>
+        <w:rPr>
+          <w:rFonts w:ascii="Times New Roman" w:eastAsia="Times New Roman" w:hAnsi="Times New Roman" w:cs="Times New Roman"/>
+          <w:kern w:val="0"/>
+          <w:sz w:val="28"/>
+          <w:szCs w:val="28"/>
+          <w:lang w:eastAsia="pt-PT"/>
+          <w14:ligatures w14:val="none"/>
+        </w:rPr>
+        <w:t xml:space="preserve">                       </w:t>
+      </w:r>
+      <w:r>
+        <w:rPr>
+          <w:rFonts w:ascii="Times New Roman" w:eastAsia="Times New Roman" w:hAnsi="Times New Roman" w:cs="Times New Roman"/>
+          <w:kern w:val="0"/>
+          <w:sz w:val="28"/>
+          <w:szCs w:val="28"/>
+          <w:lang w:eastAsia="pt-PT"/>
+          <w14:ligatures w14:val="none"/>
+        </w:rPr>
+        <w:t xml:space="preserve">Comparações entre </w:t>
+      </w:r>
+      <w:r>
+        <w:rPr>
+          <w:rFonts w:ascii="Times New Roman" w:eastAsia="Times New Roman" w:hAnsi="Times New Roman" w:cs="Times New Roman"/>
+          <w:kern w:val="0"/>
+          <w:sz w:val="28"/>
+          <w:szCs w:val="28"/>
+          <w:lang w:eastAsia="pt-PT"/>
+          <w14:ligatures w14:val="none"/>
+        </w:rPr>
+        <w:t>diferentes métodos de partição</w:t>
+      </w:r>
+    </w:p>
+    <w:p>
+      <w:pPr>
+        <w:pStyle w:val="ListParagraph"/>
         <w:numPr>
           <w:ilvl w:val="0"/>
-          <w:numId w:val="26"/>
+          <w:numId w:val="2"/>
         </w:numPr>
-        <w:jc w:val="both"/>
-        <w:rPr>
-          <w:rFonts w:ascii="Times New Roman" w:hAnsi="Times New Roman" w:cs="Times New Roman"/>
-          <w:sz w:val="28"/>
-          <w:szCs w:val="28"/>
-        </w:rPr>
-      </w:pPr>
-      <w:r>
-        <w:rPr>
-          <w:rFonts w:ascii="Times New Roman" w:hAnsi="Times New Roman" w:cs="Times New Roman"/>
-          <w:sz w:val="28"/>
-          <w:szCs w:val="28"/>
-        </w:rPr>
-        <w:t>Wilcoxon signed-rank test, quando os modelos eram comparados sobre as mesmas repetições;</w:t>
+        <w:spacing w:before="100" w:beforeAutospacing="1" w:after="100" w:afterAutospacing="1" w:line="240" w:lineRule="auto"/>
+        <w:jc w:val="both"/>
+        <w:rPr>
+          <w:rFonts w:ascii="Times New Roman" w:eastAsia="Times New Roman" w:hAnsi="Times New Roman" w:cs="Times New Roman"/>
+          <w:kern w:val="0"/>
+          <w:sz w:val="28"/>
+          <w:szCs w:val="28"/>
+          <w:lang w:eastAsia="pt-PT"/>
+          <w14:ligatures w14:val="none"/>
+        </w:rPr>
+      </w:pPr>
+      <w:r>
+        <w:rPr>
+          <w:rFonts w:ascii="Times New Roman" w:hAnsi="Times New Roman" w:cs="Times New Roman"/>
+          <w:b/>
+          <w:bCs/>
+          <w:sz w:val="48"/>
+          <w:szCs w:val="48"/>
+        </w:rPr>
+        <w:lastRenderedPageBreak/>
+        <w:t xml:space="preserve">Modelo de </w:t>
+      </w:r>
+      <w:r>
+        <w:rPr>
+          <w:rFonts w:ascii="Times New Roman" w:hAnsi="Times New Roman" w:cs="Times New Roman"/>
+          <w:b/>
+          <w:bCs/>
+          <w:sz w:val="48"/>
+          <w:szCs w:val="48"/>
+        </w:rPr>
+        <w:t>I</w:t>
+      </w:r>
+      <w:r>
+        <w:rPr>
+          <w:rFonts w:ascii="Times New Roman" w:hAnsi="Times New Roman" w:cs="Times New Roman"/>
+          <w:b/>
+          <w:bCs/>
+          <w:sz w:val="48"/>
+          <w:szCs w:val="48"/>
+        </w:rPr>
+        <w:t>mplantação</w:t>
+      </w:r>
+    </w:p>
+    <w:p>
+      <w:pPr>
+        <w:jc w:val="both"/>
+        <w:rPr>
+          <w:rFonts w:ascii="Times New Roman" w:hAnsi="Times New Roman" w:cs="Times New Roman"/>
+          <w:sz w:val="28"/>
+          <w:szCs w:val="28"/>
+        </w:rPr>
+      </w:pPr>
+      <w:r>
+        <w:rPr>
+          <w:rFonts w:ascii="Times New Roman" w:hAnsi="Times New Roman" w:cs="Times New Roman"/>
+          <w:sz w:val="28"/>
+          <w:szCs w:val="28"/>
+        </w:rPr>
+        <w:t xml:space="preserve">Para a fase de deployment, foi selecionado o modelo </w:t>
+      </w:r>
+      <w:r>
+        <w:rPr>
+          <w:rFonts w:ascii="Times New Roman" w:hAnsi="Times New Roman" w:cs="Times New Roman"/>
+          <w:b/>
+          <w:bCs/>
+          <w:sz w:val="28"/>
+          <w:szCs w:val="28"/>
+        </w:rPr>
+        <w:t>Participant-Features-A</w:t>
+      </w:r>
+      <w:r>
+        <w:rPr>
+          <w:rFonts w:ascii="Times New Roman" w:hAnsi="Times New Roman" w:cs="Times New Roman"/>
+          <w:sz w:val="28"/>
+          <w:szCs w:val="28"/>
+        </w:rPr>
+        <w:t xml:space="preserve">, com k = 19. Este modelo destaca-se por utilizar o conjunto completo de </w:t>
+      </w:r>
+      <w:r>
+        <w:rPr>
+          <w:rFonts w:ascii="Times New Roman" w:hAnsi="Times New Roman" w:cs="Times New Roman"/>
+          <w:sz w:val="28"/>
+          <w:szCs w:val="28"/>
+        </w:rPr>
+        <w:t>features</w:t>
+      </w:r>
+      <w:r>
+        <w:rPr>
+          <w:rFonts w:ascii="Times New Roman" w:hAnsi="Times New Roman" w:cs="Times New Roman"/>
+          <w:sz w:val="28"/>
+          <w:szCs w:val="28"/>
+        </w:rPr>
+        <w:t>, o que provou estatisticamente ser mais eficaz do que o uso de embeddings ou técnicas de redução de dimensionalidade</w:t>
+      </w:r>
+      <w:r>
+        <w:rPr>
+          <w:rFonts w:ascii="Times New Roman" w:hAnsi="Times New Roman" w:cs="Times New Roman"/>
+          <w:sz w:val="28"/>
+          <w:szCs w:val="28"/>
+        </w:rPr>
+        <w:t>.</w:t>
+      </w:r>
+    </w:p>
+    <w:p>
+      <w:pPr>
+        <w:jc w:val="both"/>
+        <w:rPr>
+          <w:rFonts w:ascii="Times New Roman" w:hAnsi="Times New Roman" w:cs="Times New Roman"/>
+          <w:sz w:val="28"/>
+          <w:szCs w:val="28"/>
+        </w:rPr>
+      </w:pPr>
+      <w:r>
+        <w:rPr>
+          <w:rFonts w:ascii="Times New Roman" w:hAnsi="Times New Roman" w:cs="Times New Roman"/>
+          <w:sz w:val="28"/>
+          <w:szCs w:val="28"/>
+        </w:rPr>
+        <w:t>A função de classificação segue uma estrutura pipeline que transforma uma janela temporal bruta de 256 amostras (5 segundos a 5</w:t>
+      </w:r>
+      <w:r>
+        <w:rPr>
+          <w:rFonts w:ascii="Times New Roman" w:hAnsi="Times New Roman" w:cs="Times New Roman"/>
+          <w:sz w:val="28"/>
+          <w:szCs w:val="28"/>
+        </w:rPr>
+        <w:t>1.5</w:t>
+      </w:r>
+      <w:r>
+        <w:rPr>
+          <w:rFonts w:ascii="Times New Roman" w:hAnsi="Times New Roman" w:cs="Times New Roman"/>
+          <w:sz w:val="28"/>
+          <w:szCs w:val="28"/>
+        </w:rPr>
+        <w:t>Hz) numa previsão de atividade</w:t>
+      </w:r>
+      <w:r>
+        <w:rPr>
+          <w:rFonts w:ascii="Times New Roman" w:hAnsi="Times New Roman" w:cs="Times New Roman"/>
+          <w:sz w:val="28"/>
+          <w:szCs w:val="28"/>
+        </w:rPr>
+        <w:t xml:space="preserve"> seguindo as etapas:</w:t>
       </w:r>
     </w:p>
     <w:p>
       <w:pPr>
         <w:numPr>
           <w:ilvl w:val="0"/>
-          <w:numId w:val="26"/>
+          <w:numId w:val="28"/>
         </w:numPr>
+        <w:tabs>
+          <w:tab w:val="num" w:pos="720"/>
+        </w:tabs>
         <w:jc w:val="both"/>
         <w:rPr>
           <w:rFonts w:ascii="Times New Roman" w:hAnsi="Times New Roman" w:cs="Times New Roman"/>
@@ -7758,25 +9372,49 @@
           <w:sz w:val="28"/>
           <w:szCs w:val="28"/>
         </w:rPr>
-        <w:t>Mann–Whitney U test</w:t>
-      </w:r>
-      <w:r>
-        <w:rPr>
-          <w:rFonts w:ascii="Times New Roman" w:hAnsi="Times New Roman" w:cs="Times New Roman"/>
-          <w:sz w:val="28"/>
-          <w:szCs w:val="28"/>
-        </w:rPr>
-        <w:t>, quando as comparações não eram emparelhadas.</w:t>
-      </w:r>
-      <w:r>
-        <w:rPr>
-          <w:rFonts w:ascii="Times New Roman" w:hAnsi="Times New Roman" w:cs="Times New Roman"/>
-          <w:sz w:val="28"/>
-          <w:szCs w:val="28"/>
-        </w:rPr>
-        <w:br/>
-        <w:t xml:space="preserve">O nível de significância adotado foi </w:t>
-      </w:r>
+        <w:t>Extração de Features:</w:t>
+      </w:r>
+      <w:r>
+        <w:rPr>
+          <w:rFonts w:ascii="Times New Roman" w:hAnsi="Times New Roman" w:cs="Times New Roman"/>
+          <w:sz w:val="28"/>
+          <w:szCs w:val="28"/>
+        </w:rPr>
+        <w:t xml:space="preserve"> Cálculo das métricas estatísticas e espectrais para cada eixo</w:t>
+      </w:r>
+      <w:r>
+        <w:rPr>
+          <w:rFonts w:ascii="Times New Roman" w:hAnsi="Times New Roman" w:cs="Times New Roman"/>
+          <w:sz w:val="28"/>
+          <w:szCs w:val="28"/>
+        </w:rPr>
+        <w:t xml:space="preserve"> de cada variável</w:t>
+      </w:r>
+      <w:r>
+        <w:rPr>
+          <w:rFonts w:ascii="Times New Roman" w:hAnsi="Times New Roman" w:cs="Times New Roman"/>
+          <w:sz w:val="28"/>
+          <w:szCs w:val="28"/>
+        </w:rPr>
+        <w:t>.</w:t>
+      </w:r>
+    </w:p>
+    <w:p>
+      <w:pPr>
+        <w:numPr>
+          <w:ilvl w:val="0"/>
+          <w:numId w:val="28"/>
+        </w:numPr>
+        <w:tabs>
+          <w:tab w:val="num" w:pos="720"/>
+        </w:tabs>
+        <w:jc w:val="both"/>
+        <w:rPr>
+          <w:rFonts w:ascii="Times New Roman" w:hAnsi="Times New Roman" w:cs="Times New Roman"/>
+          <w:sz w:val="28"/>
+          <w:szCs w:val="28"/>
+        </w:rPr>
+      </w:pPr>
       <w:r>
         <w:rPr>
           <w:rFonts w:ascii="Times New Roman" w:hAnsi="Times New Roman" w:cs="Times New Roman"/>
@@ -7785,56 +9423,33 @@
           <w:sz w:val="28"/>
           <w:szCs w:val="28"/>
         </w:rPr>
-        <w:t>α = 0.05</w:t>
-      </w:r>
-      <w:r>
-        <w:rPr>
-          <w:rFonts w:ascii="Times New Roman" w:hAnsi="Times New Roman" w:cs="Times New Roman"/>
-          <w:sz w:val="28"/>
-          <w:szCs w:val="28"/>
-        </w:rPr>
-        <w:t>.</w:t>
-      </w:r>
-    </w:p>
-    <w:p>
-      <w:pPr>
-        <w:jc w:val="both"/>
-        <w:rPr>
-          <w:rFonts w:ascii="Times New Roman" w:hAnsi="Times New Roman" w:cs="Times New Roman"/>
-          <w:sz w:val="28"/>
-          <w:szCs w:val="28"/>
-        </w:rPr>
-      </w:pPr>
-      <w:r>
-        <w:rPr>
-          <w:rFonts w:ascii="Times New Roman" w:hAnsi="Times New Roman" w:cs="Times New Roman"/>
-          <w:sz w:val="28"/>
-          <w:szCs w:val="28"/>
-        </w:rPr>
-        <w:t>Os testes revelaram que:</w:t>
+        <w:t>Normalização (Z-Score):</w:t>
+      </w:r>
+      <w:r>
+        <w:rPr>
+          <w:rFonts w:ascii="Times New Roman" w:hAnsi="Times New Roman" w:cs="Times New Roman"/>
+          <w:sz w:val="28"/>
+          <w:szCs w:val="28"/>
+        </w:rPr>
+        <w:t xml:space="preserve"> Aplicação dos parâmetros de média e desvio padrão guardados durante o treino para alinhar a escala das features.</w:t>
       </w:r>
     </w:p>
     <w:p>
       <w:pPr>
         <w:numPr>
           <w:ilvl w:val="0"/>
-          <w:numId w:val="27"/>
+          <w:numId w:val="28"/>
         </w:numPr>
-        <w:jc w:val="both"/>
-        <w:rPr>
-          <w:rFonts w:ascii="Times New Roman" w:hAnsi="Times New Roman" w:cs="Times New Roman"/>
-          <w:sz w:val="28"/>
-          <w:szCs w:val="28"/>
-        </w:rPr>
-      </w:pPr>
-      <w:r>
-        <w:rPr>
-          <w:rFonts w:ascii="Times New Roman" w:hAnsi="Times New Roman" w:cs="Times New Roman"/>
-          <w:sz w:val="28"/>
-          <w:szCs w:val="28"/>
-        </w:rPr>
-        <w:t xml:space="preserve">O </w:t>
-      </w:r>
+        <w:tabs>
+          <w:tab w:val="num" w:pos="720"/>
+        </w:tabs>
+        <w:jc w:val="both"/>
+        <w:rPr>
+          <w:rFonts w:ascii="Times New Roman" w:hAnsi="Times New Roman" w:cs="Times New Roman"/>
+          <w:sz w:val="28"/>
+          <w:szCs w:val="28"/>
+        </w:rPr>
+      </w:pPr>
       <w:r>
         <w:rPr>
           <w:rFonts w:ascii="Times New Roman" w:hAnsi="Times New Roman" w:cs="Times New Roman"/>
@@ -7843,78 +9458,108 @@
           <w:sz w:val="28"/>
           <w:szCs w:val="28"/>
         </w:rPr>
-        <w:t>Participant Features A</w:t>
-      </w:r>
-      <w:r>
-        <w:rPr>
-          <w:rFonts w:ascii="Times New Roman" w:hAnsi="Times New Roman" w:cs="Times New Roman"/>
-          <w:sz w:val="28"/>
-          <w:szCs w:val="28"/>
-        </w:rPr>
-        <w:t xml:space="preserve"> teve desempenho estatisticamente superior aos restantes modelos baseados em features.</w:t>
-      </w:r>
-    </w:p>
-    <w:p>
-      <w:pPr>
+        <w:t>Classificação kNN:</w:t>
+      </w:r>
+      <w:r>
+        <w:rPr>
+          <w:rFonts w:ascii="Times New Roman" w:hAnsi="Times New Roman" w:cs="Times New Roman"/>
+          <w:sz w:val="28"/>
+          <w:szCs w:val="28"/>
+        </w:rPr>
+        <w:t xml:space="preserve"> O vetor de features resultante é classificado pelo modelo no espaço multidimensional.</w:t>
+      </w:r>
+    </w:p>
+    <w:p>
+      <w:pPr>
+        <w:jc w:val="both"/>
+        <w:rPr>
+          <w:rFonts w:ascii="Times New Roman" w:hAnsi="Times New Roman" w:cs="Times New Roman"/>
+          <w:sz w:val="28"/>
+          <w:szCs w:val="28"/>
+        </w:rPr>
+      </w:pPr>
+    </w:p>
+    <w:p>
+      <w:pPr>
+        <w:pStyle w:val="ListParagraph"/>
         <w:numPr>
           <w:ilvl w:val="0"/>
-          <w:numId w:val="27"/>
+          <w:numId w:val="2"/>
         </w:numPr>
-        <w:jc w:val="both"/>
-        <w:rPr>
-          <w:rFonts w:ascii="Times New Roman" w:hAnsi="Times New Roman" w:cs="Times New Roman"/>
-          <w:sz w:val="28"/>
-          <w:szCs w:val="28"/>
-        </w:rPr>
-      </w:pPr>
-      <w:r>
-        <w:rPr>
-          <w:rFonts w:ascii="Times New Roman" w:hAnsi="Times New Roman" w:cs="Times New Roman"/>
-          <w:sz w:val="28"/>
-          <w:szCs w:val="28"/>
-        </w:rPr>
-        <w:t>As abordagens PCA e ReliefF mostraram diferenças significativas entre si, mas ambas ficaram abaixo do Features A.</w:t>
+        <w:spacing w:before="100" w:beforeAutospacing="1" w:after="100" w:afterAutospacing="1" w:line="240" w:lineRule="auto"/>
+        <w:jc w:val="both"/>
+        <w:rPr>
+          <w:rFonts w:ascii="Times New Roman" w:eastAsia="Times New Roman" w:hAnsi="Times New Roman" w:cs="Times New Roman"/>
+          <w:kern w:val="0"/>
+          <w:sz w:val="28"/>
+          <w:szCs w:val="28"/>
+          <w:lang w:eastAsia="pt-PT"/>
+          <w14:ligatures w14:val="none"/>
+        </w:rPr>
+      </w:pPr>
+      <w:r>
+        <w:rPr>
+          <w:rFonts w:ascii="Times New Roman" w:hAnsi="Times New Roman" w:cs="Times New Roman"/>
+          <w:b/>
+          <w:bCs/>
+          <w:sz w:val="48"/>
+          <w:szCs w:val="48"/>
+        </w:rPr>
+        <w:t>M</w:t>
+      </w:r>
+      <w:r>
+        <w:rPr>
+          <w:rFonts w:ascii="Times New Roman" w:hAnsi="Times New Roman" w:cs="Times New Roman"/>
+          <w:b/>
+          <w:bCs/>
+          <w:sz w:val="48"/>
+          <w:szCs w:val="48"/>
+        </w:rPr>
+        <w:t>elhorias Abordadas</w:t>
+      </w:r>
+    </w:p>
+    <w:p>
+      <w:pPr>
+        <w:jc w:val="both"/>
+        <w:rPr>
+          <w:rFonts w:ascii="Times New Roman" w:hAnsi="Times New Roman" w:cs="Times New Roman"/>
+          <w:sz w:val="28"/>
+          <w:szCs w:val="28"/>
+        </w:rPr>
+      </w:pPr>
+      <w:r>
+        <w:rPr>
+          <w:rFonts w:ascii="Times New Roman" w:hAnsi="Times New Roman" w:cs="Times New Roman"/>
+          <w:sz w:val="28"/>
+          <w:szCs w:val="28"/>
+        </w:rPr>
+        <w:t>Para elevar a eficácia do sistema de reconhecimento de atividades, foram identificadas e exploradas diversas vias de otimização, focadas tanto na qualidade dos dados como na parametrização do algoritmo de aprendizagem</w:t>
+      </w:r>
+      <w:r>
+        <w:rPr>
+          <w:rFonts w:ascii="Times New Roman" w:hAnsi="Times New Roman" w:cs="Times New Roman"/>
+          <w:sz w:val="28"/>
+          <w:szCs w:val="28"/>
+        </w:rPr>
+        <w:t>:</w:t>
       </w:r>
     </w:p>
     <w:p>
       <w:pPr>
         <w:numPr>
           <w:ilvl w:val="0"/>
-          <w:numId w:val="27"/>
+          <w:numId w:val="29"/>
         </w:numPr>
-        <w:jc w:val="both"/>
-        <w:rPr>
-          <w:rFonts w:ascii="Times New Roman" w:hAnsi="Times New Roman" w:cs="Times New Roman"/>
-          <w:sz w:val="28"/>
-          <w:szCs w:val="28"/>
-        </w:rPr>
-      </w:pPr>
-      <w:r>
-        <w:rPr>
-          <w:rFonts w:ascii="Times New Roman" w:hAnsi="Times New Roman" w:cs="Times New Roman"/>
-          <w:sz w:val="28"/>
-          <w:szCs w:val="28"/>
-        </w:rPr>
-        <w:t>Os modelos que usavam embeddings também apresentaram diferenças estatísticas relevantes, sem alcançar o desempenho do modelo final.</w:t>
-      </w:r>
-    </w:p>
-    <w:p>
-      <w:pPr>
-        <w:jc w:val="both"/>
-        <w:rPr>
-          <w:rFonts w:ascii="Times New Roman" w:hAnsi="Times New Roman" w:cs="Times New Roman"/>
-          <w:sz w:val="28"/>
-          <w:szCs w:val="28"/>
-        </w:rPr>
-      </w:pPr>
-      <w:r>
-        <w:rPr>
-          <w:rFonts w:ascii="Times New Roman" w:hAnsi="Times New Roman" w:cs="Times New Roman"/>
-          <w:sz w:val="28"/>
-          <w:szCs w:val="28"/>
-        </w:rPr>
-        <w:t xml:space="preserve">Assim, o modelo </w:t>
-      </w:r>
+        <w:tabs>
+          <w:tab w:val="num" w:pos="720"/>
+        </w:tabs>
+        <w:jc w:val="both"/>
+        <w:rPr>
+          <w:rFonts w:ascii="Times New Roman" w:hAnsi="Times New Roman" w:cs="Times New Roman"/>
+          <w:sz w:val="28"/>
+          <w:szCs w:val="28"/>
+        </w:rPr>
+      </w:pPr>
       <w:r>
         <w:rPr>
           <w:rFonts w:ascii="Times New Roman" w:hAnsi="Times New Roman" w:cs="Times New Roman"/>
@@ -7923,26 +9568,372 @@
           <w:sz w:val="28"/>
           <w:szCs w:val="28"/>
         </w:rPr>
-        <w:t>Participant Features A (k = 19)</w:t>
-      </w:r>
-      <w:r>
-        <w:rPr>
-          <w:rFonts w:ascii="Times New Roman" w:hAnsi="Times New Roman" w:cs="Times New Roman"/>
-          <w:sz w:val="28"/>
-          <w:szCs w:val="28"/>
-        </w:rPr>
-        <w:t xml:space="preserve"> foi validado como a escolha mais robusta entre os 12 modelos estudados.</w:t>
-      </w:r>
-    </w:p>
-    <w:p>
-      <w:pPr>
-        <w:jc w:val="both"/>
-        <w:rPr>
-          <w:rFonts w:ascii="Times New Roman" w:hAnsi="Times New Roman" w:cs="Times New Roman"/>
-          <w:sz w:val="28"/>
-          <w:szCs w:val="28"/>
-        </w:rPr>
-      </w:pPr>
+        <w:t>Refinação do Dataset:</w:t>
+      </w:r>
+      <w:r>
+        <w:rPr>
+          <w:rFonts w:ascii="Times New Roman" w:hAnsi="Times New Roman" w:cs="Times New Roman"/>
+          <w:sz w:val="28"/>
+          <w:szCs w:val="28"/>
+        </w:rPr>
+        <w:t xml:space="preserve"> Procedeu-se à remoção seletiva de outliers identificados pelos métodos IQR e Z-Score, eliminando ruído que poderia distorcer as fronteiras de decisão do kNN.</w:t>
+      </w:r>
+    </w:p>
+    <w:p>
+      <w:pPr>
+        <w:numPr>
+          <w:ilvl w:val="0"/>
+          <w:numId w:val="29"/>
+        </w:numPr>
+        <w:tabs>
+          <w:tab w:val="num" w:pos="720"/>
+        </w:tabs>
+        <w:jc w:val="both"/>
+        <w:rPr>
+          <w:rFonts w:ascii="Times New Roman" w:hAnsi="Times New Roman" w:cs="Times New Roman"/>
+          <w:sz w:val="28"/>
+          <w:szCs w:val="28"/>
+        </w:rPr>
+      </w:pPr>
+      <w:r>
+        <w:rPr>
+          <w:rFonts w:ascii="Times New Roman" w:hAnsi="Times New Roman" w:cs="Times New Roman"/>
+          <w:b/>
+          <w:bCs/>
+          <w:sz w:val="28"/>
+          <w:szCs w:val="28"/>
+        </w:rPr>
+        <w:t>Balanceamento Estratégico:</w:t>
+      </w:r>
+      <w:r>
+        <w:rPr>
+          <w:rFonts w:ascii="Times New Roman" w:hAnsi="Times New Roman" w:cs="Times New Roman"/>
+          <w:sz w:val="28"/>
+          <w:szCs w:val="28"/>
+        </w:rPr>
+        <w:t xml:space="preserve"> Utilizou-se a técnica SMOTE no dataset de treino para equilibrar as classes minoritárias</w:t>
+      </w:r>
+      <w:r>
+        <w:rPr>
+          <w:rFonts w:ascii="Times New Roman" w:hAnsi="Times New Roman" w:cs="Times New Roman"/>
+          <w:sz w:val="28"/>
+          <w:szCs w:val="28"/>
+        </w:rPr>
+        <w:t xml:space="preserve"> </w:t>
+      </w:r>
+      <w:r>
+        <w:rPr>
+          <w:rFonts w:ascii="Times New Roman" w:hAnsi="Times New Roman" w:cs="Times New Roman"/>
+          <w:sz w:val="28"/>
+          <w:szCs w:val="28"/>
+        </w:rPr>
+        <w:t>prevenindo o enviesamento do modelo para as atividades mais frequentes.</w:t>
+      </w:r>
+    </w:p>
+    <w:p>
+      <w:pPr>
+        <w:pStyle w:val="ListParagraph"/>
+        <w:numPr>
+          <w:ilvl w:val="0"/>
+          <w:numId w:val="29"/>
+        </w:numPr>
+        <w:jc w:val="both"/>
+        <w:rPr>
+          <w:rFonts w:ascii="Times New Roman" w:hAnsi="Times New Roman" w:cs="Times New Roman"/>
+          <w:sz w:val="28"/>
+          <w:szCs w:val="28"/>
+        </w:rPr>
+      </w:pPr>
+      <w:r>
+        <w:rPr>
+          <w:rFonts w:ascii="Times New Roman" w:hAnsi="Times New Roman" w:cs="Times New Roman"/>
+          <w:b/>
+          <w:bCs/>
+          <w:sz w:val="28"/>
+          <w:szCs w:val="28"/>
+        </w:rPr>
+        <w:t>Distance Weights:</w:t>
+      </w:r>
+      <w:r>
+        <w:rPr>
+          <w:rFonts w:ascii="Times New Roman" w:hAnsi="Times New Roman" w:cs="Times New Roman"/>
+          <w:sz w:val="28"/>
+          <w:szCs w:val="28"/>
+        </w:rPr>
+        <w:t xml:space="preserve"> Atribuição de pesos inversamente proporcionais à distância, garantindo que vizinhos mais próximos tenham maior influência na decisão.</w:t>
+      </w:r>
+    </w:p>
+    <w:p>
+      <w:pPr>
+        <w:pStyle w:val="ListParagraph"/>
+        <w:numPr>
+          <w:ilvl w:val="0"/>
+          <w:numId w:val="29"/>
+        </w:numPr>
+        <w:jc w:val="both"/>
+        <w:rPr>
+          <w:rFonts w:ascii="Times New Roman" w:hAnsi="Times New Roman" w:cs="Times New Roman"/>
+          <w:sz w:val="28"/>
+          <w:szCs w:val="28"/>
+        </w:rPr>
+      </w:pPr>
+      <w:r>
+        <w:rPr>
+          <w:rFonts w:ascii="Times New Roman" w:hAnsi="Times New Roman" w:cs="Times New Roman"/>
+          <w:b/>
+          <w:bCs/>
+          <w:sz w:val="28"/>
+          <w:szCs w:val="28"/>
+        </w:rPr>
+        <w:t>Métrica de Manhattan:</w:t>
+      </w:r>
+      <w:r>
+        <w:rPr>
+          <w:rFonts w:ascii="Times New Roman" w:hAnsi="Times New Roman" w:cs="Times New Roman"/>
+          <w:sz w:val="28"/>
+          <w:szCs w:val="28"/>
+        </w:rPr>
+        <w:t xml:space="preserve"> Testou-se a distânci</w:t>
+      </w:r>
+      <w:r>
+        <w:rPr>
+          <w:rFonts w:ascii="Times New Roman" w:hAnsi="Times New Roman" w:cs="Times New Roman"/>
+          <w:sz w:val="28"/>
+          <w:szCs w:val="28"/>
+        </w:rPr>
+        <w:t>a</w:t>
+      </w:r>
+      <w:r>
+        <w:rPr>
+          <w:rFonts w:ascii="Times New Roman" w:hAnsi="Times New Roman" w:cs="Times New Roman"/>
+          <w:sz w:val="28"/>
+          <w:szCs w:val="28"/>
+        </w:rPr>
+        <w:t xml:space="preserve"> como alternativa à Euclidiana, por ser frequentemente mais robusta em espaços de características de escalas heterogéneas.</w:t>
+      </w:r>
+    </w:p>
+    <w:p>
+      <w:pPr>
+        <w:numPr>
+          <w:ilvl w:val="0"/>
+          <w:numId w:val="29"/>
+        </w:numPr>
+        <w:tabs>
+          <w:tab w:val="num" w:pos="720"/>
+        </w:tabs>
+        <w:jc w:val="both"/>
+        <w:rPr>
+          <w:rFonts w:ascii="Times New Roman" w:hAnsi="Times New Roman" w:cs="Times New Roman"/>
+          <w:sz w:val="28"/>
+          <w:szCs w:val="28"/>
+        </w:rPr>
+      </w:pPr>
+      <w:r>
+        <w:rPr>
+          <w:rFonts w:ascii="Times New Roman" w:hAnsi="Times New Roman" w:cs="Times New Roman"/>
+          <w:b/>
+          <w:bCs/>
+          <w:sz w:val="28"/>
+          <w:szCs w:val="28"/>
+        </w:rPr>
+        <w:t>Arquitetura Multi-Dispositivo:</w:t>
+      </w:r>
+      <w:r>
+        <w:rPr>
+          <w:rFonts w:ascii="Times New Roman" w:hAnsi="Times New Roman" w:cs="Times New Roman"/>
+          <w:sz w:val="28"/>
+          <w:szCs w:val="28"/>
+        </w:rPr>
+        <w:t xml:space="preserve"> Explorou-se a ideia de treinar cinco classificadores independentes</w:t>
+      </w:r>
+      <w:r>
+        <w:rPr>
+          <w:rFonts w:ascii="Times New Roman" w:hAnsi="Times New Roman" w:cs="Times New Roman"/>
+          <w:sz w:val="28"/>
+          <w:szCs w:val="28"/>
+        </w:rPr>
+        <w:t>,</w:t>
+      </w:r>
+      <w:r>
+        <w:rPr>
+          <w:rFonts w:ascii="Times New Roman" w:hAnsi="Times New Roman" w:cs="Times New Roman"/>
+          <w:sz w:val="28"/>
+          <w:szCs w:val="28"/>
+        </w:rPr>
+        <w:t xml:space="preserve"> um dedicado a cada um dos cinco dispositivos. Dependendo da origem da amostra, o sistema utiliza o classificador especializado, permitindo captar melhor as biomecânicas de cada </w:t>
+      </w:r>
+      <w:r>
+        <w:rPr>
+          <w:rFonts w:ascii="Times New Roman" w:hAnsi="Times New Roman" w:cs="Times New Roman"/>
+          <w:sz w:val="28"/>
+          <w:szCs w:val="28"/>
+        </w:rPr>
+        <w:t>componente</w:t>
+      </w:r>
+      <w:r>
+        <w:rPr>
+          <w:rFonts w:ascii="Times New Roman" w:hAnsi="Times New Roman" w:cs="Times New Roman"/>
+          <w:sz w:val="28"/>
+          <w:szCs w:val="28"/>
+        </w:rPr>
+        <w:t xml:space="preserve"> corporal.</w:t>
+      </w:r>
+    </w:p>
+    <w:p>
+      <w:pPr>
+        <w:jc w:val="both"/>
+        <w:rPr>
+          <w:rFonts w:ascii="Times New Roman" w:hAnsi="Times New Roman" w:cs="Times New Roman"/>
+          <w:sz w:val="28"/>
+          <w:szCs w:val="28"/>
+        </w:rPr>
+      </w:pPr>
+      <w:r>
+        <w:rPr>
+          <w:rFonts w:ascii="Times New Roman" w:hAnsi="Times New Roman" w:cs="Times New Roman"/>
+          <w:sz w:val="28"/>
+          <w:szCs w:val="28"/>
+        </w:rPr>
+        <w:t>As melhorias implementadas visam reduzir a confusão observada entre atividades com e sem fala . A remoção de outliers e o balanceamento com SMOTE permitem que o modelo defina melhor os padrões subtis do sinal, resultando numa matriz de confusão mais limpa e num F1-score mais elevado, especialmente na estratégia de divisão por participantes</w:t>
+      </w:r>
+      <w:r>
+        <w:rPr>
+          <w:rFonts w:ascii="Times New Roman" w:hAnsi="Times New Roman" w:cs="Times New Roman"/>
+          <w:sz w:val="28"/>
+          <w:szCs w:val="28"/>
+        </w:rPr>
+        <w:t>.</w:t>
+      </w:r>
+    </w:p>
+    <w:p>
+      <w:pPr>
+        <w:jc w:val="both"/>
+        <w:rPr>
+          <w:rFonts w:ascii="Times New Roman" w:hAnsi="Times New Roman" w:cs="Times New Roman"/>
+          <w:sz w:val="28"/>
+          <w:szCs w:val="28"/>
+        </w:rPr>
+      </w:pPr>
+    </w:p>
+    <w:p>
+      <w:pPr>
+        <w:pStyle w:val="ListParagraph"/>
+        <w:numPr>
+          <w:ilvl w:val="0"/>
+          <w:numId w:val="2"/>
+        </w:numPr>
+        <w:spacing w:before="100" w:beforeAutospacing="1" w:after="100" w:afterAutospacing="1" w:line="240" w:lineRule="auto"/>
+        <w:jc w:val="both"/>
+        <w:rPr>
+          <w:rFonts w:ascii="Times New Roman" w:eastAsia="Times New Roman" w:hAnsi="Times New Roman" w:cs="Times New Roman"/>
+          <w:kern w:val="0"/>
+          <w:sz w:val="28"/>
+          <w:szCs w:val="28"/>
+          <w:lang w:eastAsia="pt-PT"/>
+          <w14:ligatures w14:val="none"/>
+        </w:rPr>
+      </w:pPr>
+      <w:r>
+        <w:rPr>
+          <w:rFonts w:ascii="Times New Roman" w:hAnsi="Times New Roman" w:cs="Times New Roman"/>
+          <w:b/>
+          <w:bCs/>
+          <w:sz w:val="48"/>
+          <w:szCs w:val="48"/>
+        </w:rPr>
+        <w:t>Conclusão</w:t>
+      </w:r>
+    </w:p>
+    <w:p>
+      <w:pPr>
+        <w:spacing w:after="100" w:afterAutospacing="1" w:line="240" w:lineRule="auto"/>
+        <w:jc w:val="both"/>
+        <w:rPr>
+          <w:rFonts w:ascii="Times New Roman" w:eastAsia="Times New Roman" w:hAnsi="Times New Roman" w:cs="Times New Roman"/>
+          <w:kern w:val="0"/>
+          <w:sz w:val="28"/>
+          <w:szCs w:val="28"/>
+          <w:lang w:eastAsia="pt-PT"/>
+          <w14:ligatures w14:val="none"/>
+        </w:rPr>
+      </w:pPr>
+      <w:r>
+        <w:rPr>
+          <w:rFonts w:ascii="Times New Roman" w:eastAsia="Times New Roman" w:hAnsi="Times New Roman" w:cs="Times New Roman"/>
+          <w:kern w:val="0"/>
+          <w:sz w:val="28"/>
+          <w:szCs w:val="28"/>
+          <w:lang w:eastAsia="pt-PT"/>
+          <w14:ligatures w14:val="none"/>
+        </w:rPr>
+        <w:t>O</w:t>
+      </w:r>
+      <w:r>
+        <w:rPr>
+          <w:rFonts w:ascii="Times New Roman" w:eastAsia="Times New Roman" w:hAnsi="Times New Roman" w:cs="Times New Roman"/>
+          <w:kern w:val="0"/>
+          <w:sz w:val="28"/>
+          <w:szCs w:val="28"/>
+          <w:lang w:eastAsia="pt-PT"/>
+          <w14:ligatures w14:val="none"/>
+        </w:rPr>
+        <w:t xml:space="preserve"> </w:t>
+      </w:r>
+      <w:r>
+        <w:rPr>
+          <w:rFonts w:ascii="Times New Roman" w:eastAsia="Times New Roman" w:hAnsi="Times New Roman" w:cs="Times New Roman"/>
+          <w:kern w:val="0"/>
+          <w:sz w:val="28"/>
+          <w:szCs w:val="28"/>
+          <w:lang w:eastAsia="pt-PT"/>
+          <w14:ligatures w14:val="none"/>
+        </w:rPr>
+        <w:t xml:space="preserve">trabalho permitiu validar uma pipeline completa de reconhecimento de atividades humanas, desde o pré-processamento físico até à validação estatística rigorosa. A comparação sistemática dos 12 modelos demonstrou que as </w:t>
+      </w:r>
+      <w:r>
+        <w:rPr>
+          <w:rFonts w:ascii="Times New Roman" w:eastAsia="Times New Roman" w:hAnsi="Times New Roman" w:cs="Times New Roman"/>
+          <w:kern w:val="0"/>
+          <w:sz w:val="28"/>
+          <w:szCs w:val="28"/>
+          <w:lang w:eastAsia="pt-PT"/>
+          <w14:ligatures w14:val="none"/>
+        </w:rPr>
+        <w:t>features manuais</w:t>
+      </w:r>
+      <w:r>
+        <w:rPr>
+          <w:rFonts w:ascii="Times New Roman" w:eastAsia="Times New Roman" w:hAnsi="Times New Roman" w:cs="Times New Roman"/>
+          <w:kern w:val="0"/>
+          <w:sz w:val="28"/>
+          <w:szCs w:val="28"/>
+          <w:lang w:eastAsia="pt-PT"/>
+          <w14:ligatures w14:val="none"/>
+        </w:rPr>
+        <w:t xml:space="preserve"> superam os embeddings</w:t>
+      </w:r>
+      <w:r>
+        <w:rPr>
+          <w:rFonts w:ascii="Times New Roman" w:eastAsia="Times New Roman" w:hAnsi="Times New Roman" w:cs="Times New Roman"/>
+          <w:kern w:val="0"/>
+          <w:sz w:val="28"/>
+          <w:szCs w:val="28"/>
+          <w:lang w:eastAsia="pt-PT"/>
+          <w14:ligatures w14:val="none"/>
+        </w:rPr>
+        <w:t xml:space="preserve"> na resolução do problema</w:t>
+      </w:r>
+      <w:r>
+        <w:rPr>
+          <w:rFonts w:ascii="Times New Roman" w:eastAsia="Times New Roman" w:hAnsi="Times New Roman" w:cs="Times New Roman"/>
+          <w:kern w:val="0"/>
+          <w:sz w:val="28"/>
+          <w:szCs w:val="28"/>
+          <w:lang w:eastAsia="pt-PT"/>
+          <w14:ligatures w14:val="none"/>
+        </w:rPr>
+        <w:t xml:space="preserve">. </w:t>
+      </w:r>
     </w:p>
     <w:p>
       <w:pPr>
@@ -7955,7 +9946,7 @@
       </w:pPr>
     </w:p>
     <w:sectPr>
-      <w:footerReference w:type="default" r:id="rId22"/>
+      <w:footerReference w:type="default" r:id="rId30"/>
       <w:pgSz w:w="11906" w:h="16838"/>
       <w:pgMar w:top="1417" w:right="1701" w:bottom="1417" w:left="1701" w:header="708" w:footer="708" w:gutter="0"/>
       <w:cols w:space="708"/>
@@ -10829,6 +12820,272 @@
     </w:lvl>
   </w:abstractNum>
   <w:abstractNum w:abstractNumId="25" w15:restartNumberingAfterBreak="0">
+    <w:nsid w:val="73F955A8"/>
+    <w:multiLevelType w:val="multilevel"/>
+    <w:tmpl w:val="B6F8F874"/>
+    <w:lvl w:ilvl="0">
+      <w:start w:val="1"/>
+      <w:numFmt w:val="bullet"/>
+      <w:lvlText w:val=""/>
+      <w:lvlJc w:val="left"/>
+      <w:pPr>
+        <w:tabs>
+          <w:tab w:val="num" w:pos="360"/>
+        </w:tabs>
+        <w:ind w:left="360" w:hanging="360"/>
+      </w:pPr>
+      <w:rPr>
+        <w:rFonts w:ascii="Symbol" w:hAnsi="Symbol" w:hint="default"/>
+      </w:rPr>
+    </w:lvl>
+    <w:lvl w:ilvl="1" w:tentative="1">
+      <w:start w:val="1"/>
+      <w:numFmt w:val="decimal"/>
+      <w:lvlText w:val="%2."/>
+      <w:lvlJc w:val="left"/>
+      <w:pPr>
+        <w:tabs>
+          <w:tab w:val="num" w:pos="1080"/>
+        </w:tabs>
+        <w:ind w:left="1080" w:hanging="360"/>
+      </w:pPr>
+    </w:lvl>
+    <w:lvl w:ilvl="2" w:tentative="1">
+      <w:start w:val="1"/>
+      <w:numFmt w:val="decimal"/>
+      <w:lvlText w:val="%3."/>
+      <w:lvlJc w:val="left"/>
+      <w:pPr>
+        <w:tabs>
+          <w:tab w:val="num" w:pos="1800"/>
+        </w:tabs>
+        <w:ind w:left="1800" w:hanging="360"/>
+      </w:pPr>
+    </w:lvl>
+    <w:lvl w:ilvl="3" w:tentative="1">
+      <w:start w:val="1"/>
+      <w:numFmt w:val="decimal"/>
+      <w:lvlText w:val="%4."/>
+      <w:lvlJc w:val="left"/>
+      <w:pPr>
+        <w:tabs>
+          <w:tab w:val="num" w:pos="2520"/>
+        </w:tabs>
+        <w:ind w:left="2520" w:hanging="360"/>
+      </w:pPr>
+    </w:lvl>
+    <w:lvl w:ilvl="4" w:tentative="1">
+      <w:start w:val="1"/>
+      <w:numFmt w:val="decimal"/>
+      <w:lvlText w:val="%5."/>
+      <w:lvlJc w:val="left"/>
+      <w:pPr>
+        <w:tabs>
+          <w:tab w:val="num" w:pos="3240"/>
+        </w:tabs>
+        <w:ind w:left="3240" w:hanging="360"/>
+      </w:pPr>
+    </w:lvl>
+    <w:lvl w:ilvl="5" w:tentative="1">
+      <w:start w:val="1"/>
+      <w:numFmt w:val="decimal"/>
+      <w:lvlText w:val="%6."/>
+      <w:lvlJc w:val="left"/>
+      <w:pPr>
+        <w:tabs>
+          <w:tab w:val="num" w:pos="3960"/>
+        </w:tabs>
+        <w:ind w:left="3960" w:hanging="360"/>
+      </w:pPr>
+    </w:lvl>
+    <w:lvl w:ilvl="6" w:tentative="1">
+      <w:start w:val="1"/>
+      <w:numFmt w:val="decimal"/>
+      <w:lvlText w:val="%7."/>
+      <w:lvlJc w:val="left"/>
+      <w:pPr>
+        <w:tabs>
+          <w:tab w:val="num" w:pos="4680"/>
+        </w:tabs>
+        <w:ind w:left="4680" w:hanging="360"/>
+      </w:pPr>
+    </w:lvl>
+    <w:lvl w:ilvl="7" w:tentative="1">
+      <w:start w:val="1"/>
+      <w:numFmt w:val="decimal"/>
+      <w:lvlText w:val="%8."/>
+      <w:lvlJc w:val="left"/>
+      <w:pPr>
+        <w:tabs>
+          <w:tab w:val="num" w:pos="5400"/>
+        </w:tabs>
+        <w:ind w:left="5400" w:hanging="360"/>
+      </w:pPr>
+    </w:lvl>
+    <w:lvl w:ilvl="8" w:tentative="1">
+      <w:start w:val="1"/>
+      <w:numFmt w:val="decimal"/>
+      <w:lvlText w:val="%9."/>
+      <w:lvlJc w:val="left"/>
+      <w:pPr>
+        <w:tabs>
+          <w:tab w:val="num" w:pos="6120"/>
+        </w:tabs>
+        <w:ind w:left="6120" w:hanging="360"/>
+      </w:pPr>
+    </w:lvl>
+  </w:abstractNum>
+  <w:abstractNum w:abstractNumId="26" w15:restartNumberingAfterBreak="0">
+    <w:nsid w:val="750F050F"/>
+    <w:multiLevelType w:val="multilevel"/>
+    <w:tmpl w:val="CFDA6254"/>
+    <w:lvl w:ilvl="0">
+      <w:start w:val="1"/>
+      <w:numFmt w:val="bullet"/>
+      <w:lvlText w:val=""/>
+      <w:lvlJc w:val="left"/>
+      <w:pPr>
+        <w:tabs>
+          <w:tab w:val="num" w:pos="360"/>
+        </w:tabs>
+        <w:ind w:left="360" w:hanging="360"/>
+      </w:pPr>
+      <w:rPr>
+        <w:rFonts w:ascii="Symbol" w:hAnsi="Symbol" w:hint="default"/>
+        <w:sz w:val="28"/>
+        <w:szCs w:val="40"/>
+      </w:rPr>
+    </w:lvl>
+    <w:lvl w:ilvl="1">
+      <w:start w:val="1"/>
+      <w:numFmt w:val="bullet"/>
+      <w:lvlText w:val="o"/>
+      <w:lvlJc w:val="left"/>
+      <w:pPr>
+        <w:tabs>
+          <w:tab w:val="num" w:pos="360"/>
+        </w:tabs>
+        <w:ind w:left="360" w:hanging="360"/>
+      </w:pPr>
+      <w:rPr>
+        <w:rFonts w:ascii="Courier New" w:hAnsi="Courier New" w:hint="default"/>
+        <w:sz w:val="20"/>
+      </w:rPr>
+    </w:lvl>
+    <w:lvl w:ilvl="2" w:tentative="1">
+      <w:start w:val="1"/>
+      <w:numFmt w:val="bullet"/>
+      <w:lvlText w:val=""/>
+      <w:lvlJc w:val="left"/>
+      <w:pPr>
+        <w:tabs>
+          <w:tab w:val="num" w:pos="1800"/>
+        </w:tabs>
+        <w:ind w:left="1800" w:hanging="360"/>
+      </w:pPr>
+      <w:rPr>
+        <w:rFonts w:ascii="Wingdings" w:hAnsi="Wingdings" w:hint="default"/>
+        <w:sz w:val="20"/>
+      </w:rPr>
+    </w:lvl>
+    <w:lvl w:ilvl="3" w:tentative="1">
+      <w:start w:val="1"/>
+      <w:numFmt w:val="bullet"/>
+      <w:lvlText w:val=""/>
+      <w:lvlJc w:val="left"/>
+      <w:pPr>
+        <w:tabs>
+          <w:tab w:val="num" w:pos="2520"/>
+        </w:tabs>
+        <w:ind w:left="2520" w:hanging="360"/>
+      </w:pPr>
+      <w:rPr>
+        <w:rFonts w:ascii="Wingdings" w:hAnsi="Wingdings" w:hint="default"/>
+        <w:sz w:val="20"/>
+      </w:rPr>
+    </w:lvl>
+    <w:lvl w:ilvl="4" w:tentative="1">
+      <w:start w:val="1"/>
+      <w:numFmt w:val="bullet"/>
+      <w:lvlText w:val=""/>
+      <w:lvlJc w:val="left"/>
+      <w:pPr>
+        <w:tabs>
+          <w:tab w:val="num" w:pos="3240"/>
+        </w:tabs>
+        <w:ind w:left="3240" w:hanging="360"/>
+      </w:pPr>
+      <w:rPr>
+        <w:rFonts w:ascii="Wingdings" w:hAnsi="Wingdings" w:hint="default"/>
+        <w:sz w:val="20"/>
+      </w:rPr>
+    </w:lvl>
+    <w:lvl w:ilvl="5" w:tentative="1">
+      <w:start w:val="1"/>
+      <w:numFmt w:val="bullet"/>
+      <w:lvlText w:val=""/>
+      <w:lvlJc w:val="left"/>
+      <w:pPr>
+        <w:tabs>
+          <w:tab w:val="num" w:pos="3960"/>
+        </w:tabs>
+        <w:ind w:left="3960" w:hanging="360"/>
+      </w:pPr>
+      <w:rPr>
+        <w:rFonts w:ascii="Wingdings" w:hAnsi="Wingdings" w:hint="default"/>
+        <w:sz w:val="20"/>
+      </w:rPr>
+    </w:lvl>
+    <w:lvl w:ilvl="6" w:tentative="1">
+      <w:start w:val="1"/>
+      <w:numFmt w:val="bullet"/>
+      <w:lvlText w:val=""/>
+      <w:lvlJc w:val="left"/>
+      <w:pPr>
+        <w:tabs>
+          <w:tab w:val="num" w:pos="4680"/>
+        </w:tabs>
+        <w:ind w:left="4680" w:hanging="360"/>
+      </w:pPr>
+      <w:rPr>
+        <w:rFonts w:ascii="Wingdings" w:hAnsi="Wingdings" w:hint="default"/>
+        <w:sz w:val="20"/>
+      </w:rPr>
+    </w:lvl>
+    <w:lvl w:ilvl="7" w:tentative="1">
+      <w:start w:val="1"/>
+      <w:numFmt w:val="bullet"/>
+      <w:lvlText w:val=""/>
+      <w:lvlJc w:val="left"/>
+      <w:pPr>
+        <w:tabs>
+          <w:tab w:val="num" w:pos="5400"/>
+        </w:tabs>
+        <w:ind w:left="5400" w:hanging="360"/>
+      </w:pPr>
+      <w:rPr>
+        <w:rFonts w:ascii="Wingdings" w:hAnsi="Wingdings" w:hint="default"/>
+        <w:sz w:val="20"/>
+      </w:rPr>
+    </w:lvl>
+    <w:lvl w:ilvl="8" w:tentative="1">
+      <w:start w:val="1"/>
+      <w:numFmt w:val="bullet"/>
+      <w:lvlText w:val=""/>
+      <w:lvlJc w:val="left"/>
+      <w:pPr>
+        <w:tabs>
+          <w:tab w:val="num" w:pos="6120"/>
+        </w:tabs>
+        <w:ind w:left="6120" w:hanging="360"/>
+      </w:pPr>
+      <w:rPr>
+        <w:rFonts w:ascii="Wingdings" w:hAnsi="Wingdings" w:hint="default"/>
+        <w:sz w:val="20"/>
+      </w:rPr>
+    </w:lvl>
+  </w:abstractNum>
+  <w:abstractNum w:abstractNumId="27" w15:restartNumberingAfterBreak="0">
     <w:nsid w:val="78912538"/>
     <w:multiLevelType w:val="multilevel"/>
     <w:tmpl w:val="15BE714C"/>
@@ -10977,7 +13234,7 @@
       </w:rPr>
     </w:lvl>
   </w:abstractNum>
-  <w:abstractNum w:abstractNumId="26" w15:restartNumberingAfterBreak="0">
+  <w:abstractNum w:abstractNumId="28" w15:restartNumberingAfterBreak="0">
     <w:nsid w:val="7F385848"/>
     <w:multiLevelType w:val="hybridMultilevel"/>
     <w:tmpl w:val="202EFB88"/>
@@ -11112,7 +13369,7 @@
     <w:abstractNumId w:val="13"/>
   </w:num>
   <w:num w:numId="8" w16cid:durableId="2030787739">
-    <w:abstractNumId w:val="26"/>
+    <w:abstractNumId w:val="28"/>
   </w:num>
   <w:num w:numId="9" w16cid:durableId="1608923020">
     <w:abstractNumId w:val="8"/>
@@ -11169,7 +13426,13 @@
     <w:abstractNumId w:val="24"/>
   </w:num>
   <w:num w:numId="27" w16cid:durableId="2087191153">
+    <w:abstractNumId w:val="27"/>
+  </w:num>
+  <w:num w:numId="28" w16cid:durableId="615328650">
     <w:abstractNumId w:val="25"/>
+  </w:num>
+  <w:num w:numId="29" w16cid:durableId="889876423">
+    <w:abstractNumId w:val="26"/>
   </w:num>
   <w:numIdMacAtCleanup w:val="19"/>
 </w:numbering>
@@ -12224,6 +14487,36 @@
       <w:rFonts w:ascii="Times New Roman" w:hAnsi="Times New Roman" w:cs="Times New Roman"/>
     </w:rPr>
   </w:style>
+  <w:style w:type="character" w:customStyle="1" w:styleId="citation-129">
+    <w:name w:val="citation-129"/>
+    <w:basedOn w:val="DefaultParagraphFont"/>
+    <w:rsid w:val="00B47706"/>
+  </w:style>
+  <w:style w:type="character" w:customStyle="1" w:styleId="citation-128">
+    <w:name w:val="citation-128"/>
+    <w:basedOn w:val="DefaultParagraphFont"/>
+    <w:rsid w:val="00B47706"/>
+  </w:style>
+  <w:style w:type="character" w:customStyle="1" w:styleId="citation-127">
+    <w:name w:val="citation-127"/>
+    <w:basedOn w:val="DefaultParagraphFont"/>
+    <w:rsid w:val="00B47706"/>
+  </w:style>
+  <w:style w:type="character" w:customStyle="1" w:styleId="citation-126">
+    <w:name w:val="citation-126"/>
+    <w:basedOn w:val="DefaultParagraphFont"/>
+    <w:rsid w:val="00B47706"/>
+  </w:style>
+  <w:style w:type="character" w:customStyle="1" w:styleId="math-inline">
+    <w:name w:val="math-inline"/>
+    <w:basedOn w:val="DefaultParagraphFont"/>
+    <w:rsid w:val="00B47706"/>
+  </w:style>
+  <w:style w:type="character" w:customStyle="1" w:styleId="citation-125">
+    <w:name w:val="citation-125"/>
+    <w:basedOn w:val="DefaultParagraphFont"/>
+    <w:rsid w:val="00B47706"/>
+  </w:style>
 </w:styles>
 </file>
 

--- a/docs/Relatório.docx
+++ b/docs/Relatório.docx
@@ -832,6 +832,24 @@
         </w:rPr>
         <w:t>Introdução</w:t>
       </w:r>
+      <w:r>
+        <w:rPr>
+          <w:rFonts w:ascii="Times New Roman" w:hAnsi="Times New Roman" w:cs="Times New Roman"/>
+          <w:b/>
+          <w:bCs/>
+          <w:sz w:val="40"/>
+          <w:szCs w:val="40"/>
+        </w:rPr>
+        <w:t xml:space="preserve"> </w:t>
+      </w:r>
+      <w:r>
+        <w:rPr>
+          <w:rFonts w:ascii="Times New Roman" w:hAnsi="Times New Roman" w:cs="Times New Roman"/>
+          <w:sz w:val="28"/>
+          <w:szCs w:val="28"/>
+        </w:rPr>
+        <w:t>(3)</w:t>
+      </w:r>
     </w:p>
     <w:p>
       <w:pPr>
@@ -859,6 +877,30 @@
         </w:rPr>
         <w:t xml:space="preserve">Dados e Contexto </w:t>
       </w:r>
+      <w:r>
+        <w:rPr>
+          <w:rFonts w:ascii="Times New Roman" w:hAnsi="Times New Roman" w:cs="Times New Roman"/>
+          <w:sz w:val="28"/>
+          <w:szCs w:val="28"/>
+        </w:rPr>
+        <w:t>(</w:t>
+      </w:r>
+      <w:r>
+        <w:rPr>
+          <w:rFonts w:ascii="Times New Roman" w:hAnsi="Times New Roman" w:cs="Times New Roman"/>
+          <w:sz w:val="28"/>
+          <w:szCs w:val="28"/>
+        </w:rPr>
+        <w:t>3</w:t>
+      </w:r>
+      <w:r>
+        <w:rPr>
+          <w:rFonts w:ascii="Times New Roman" w:hAnsi="Times New Roman" w:cs="Times New Roman"/>
+          <w:sz w:val="28"/>
+          <w:szCs w:val="28"/>
+        </w:rPr>
+        <w:t>)</w:t>
+      </w:r>
     </w:p>
     <w:p>
       <w:pPr>
@@ -886,6 +928,40 @@
         </w:rPr>
         <w:t>Cálculo dos Módulos dos Vetores</w:t>
       </w:r>
+      <w:r>
+        <w:rPr>
+          <w:rFonts w:ascii="Times New Roman" w:hAnsi="Times New Roman" w:cs="Times New Roman"/>
+          <w:b/>
+          <w:bCs/>
+          <w:sz w:val="40"/>
+          <w:szCs w:val="40"/>
+        </w:rPr>
+        <w:t xml:space="preserve"> </w:t>
+      </w:r>
+      <w:r>
+        <w:rPr>
+          <w:rFonts w:ascii="Times New Roman" w:hAnsi="Times New Roman" w:cs="Times New Roman"/>
+          <w:sz w:val="28"/>
+          <w:szCs w:val="28"/>
+        </w:rPr>
+        <w:t>(</w:t>
+      </w:r>
+      <w:r>
+        <w:rPr>
+          <w:rFonts w:ascii="Times New Roman" w:hAnsi="Times New Roman" w:cs="Times New Roman"/>
+          <w:sz w:val="28"/>
+          <w:szCs w:val="28"/>
+        </w:rPr>
+        <w:t>3</w:t>
+      </w:r>
+      <w:r>
+        <w:rPr>
+          <w:rFonts w:ascii="Times New Roman" w:hAnsi="Times New Roman" w:cs="Times New Roman"/>
+          <w:sz w:val="28"/>
+          <w:szCs w:val="28"/>
+        </w:rPr>
+        <w:t>)</w:t>
+      </w:r>
     </w:p>
     <w:p>
       <w:pPr>
@@ -950,6 +1026,30 @@
         </w:rPr>
         <w:t xml:space="preserve"> de Outliers </w:t>
       </w:r>
+      <w:r>
+        <w:rPr>
+          <w:rFonts w:ascii="Times New Roman" w:hAnsi="Times New Roman" w:cs="Times New Roman"/>
+          <w:sz w:val="28"/>
+          <w:szCs w:val="28"/>
+        </w:rPr>
+        <w:t>(</w:t>
+      </w:r>
+      <w:r>
+        <w:rPr>
+          <w:rFonts w:ascii="Times New Roman" w:hAnsi="Times New Roman" w:cs="Times New Roman"/>
+          <w:sz w:val="28"/>
+          <w:szCs w:val="28"/>
+        </w:rPr>
+        <w:t>4</w:t>
+      </w:r>
+      <w:r>
+        <w:rPr>
+          <w:rFonts w:ascii="Times New Roman" w:hAnsi="Times New Roman" w:cs="Times New Roman"/>
+          <w:sz w:val="28"/>
+          <w:szCs w:val="28"/>
+        </w:rPr>
+        <w:t>)</w:t>
+      </w:r>
     </w:p>
     <w:p>
       <w:pPr>
@@ -992,6 +1092,41 @@
         <w:t>Normalidade</w:t>
       </w:r>
       <w:proofErr w:type="spellEnd"/>
+      <w:r>
+        <w:rPr>
+          <w:rFonts w:ascii="Times New Roman" w:hAnsi="Times New Roman" w:cs="Times New Roman"/>
+          <w:b/>
+          <w:bCs/>
+          <w:sz w:val="40"/>
+          <w:szCs w:val="40"/>
+          <w:lang w:val="en-US"/>
+        </w:rPr>
+        <w:t xml:space="preserve"> </w:t>
+      </w:r>
+      <w:r>
+        <w:rPr>
+          <w:rFonts w:ascii="Times New Roman" w:hAnsi="Times New Roman" w:cs="Times New Roman"/>
+          <w:sz w:val="28"/>
+          <w:szCs w:val="28"/>
+        </w:rPr>
+        <w:t>(</w:t>
+      </w:r>
+      <w:r>
+        <w:rPr>
+          <w:rFonts w:ascii="Times New Roman" w:hAnsi="Times New Roman" w:cs="Times New Roman"/>
+          <w:sz w:val="28"/>
+          <w:szCs w:val="28"/>
+        </w:rPr>
+        <w:t>8</w:t>
+      </w:r>
+      <w:r>
+        <w:rPr>
+          <w:rFonts w:ascii="Times New Roman" w:hAnsi="Times New Roman" w:cs="Times New Roman"/>
+          <w:sz w:val="28"/>
+          <w:szCs w:val="28"/>
+        </w:rPr>
+        <w:t>)</w:t>
+      </w:r>
     </w:p>
     <w:p>
       <w:pPr>
@@ -1017,7 +1152,51 @@
           <w:sz w:val="40"/>
           <w:szCs w:val="40"/>
         </w:rPr>
-        <w:t>Segmentação Temporal e Extração de Features</w:t>
+        <w:t>Extração de Features</w:t>
+      </w:r>
+      <w:r>
+        <w:rPr>
+          <w:rFonts w:ascii="Times New Roman" w:hAnsi="Times New Roman" w:cs="Times New Roman"/>
+          <w:b/>
+          <w:bCs/>
+          <w:sz w:val="40"/>
+          <w:szCs w:val="40"/>
+        </w:rPr>
+        <w:t xml:space="preserve"> </w:t>
+      </w:r>
+      <w:r>
+        <w:rPr>
+          <w:rFonts w:ascii="Times New Roman" w:hAnsi="Times New Roman" w:cs="Times New Roman"/>
+          <w:sz w:val="28"/>
+          <w:szCs w:val="28"/>
+        </w:rPr>
+        <w:t>(</w:t>
+      </w:r>
+      <w:r>
+        <w:rPr>
+          <w:rFonts w:ascii="Times New Roman" w:hAnsi="Times New Roman" w:cs="Times New Roman"/>
+          <w:sz w:val="28"/>
+          <w:szCs w:val="28"/>
+        </w:rPr>
+        <w:t>9</w:t>
+      </w:r>
+      <w:r>
+        <w:rPr>
+          <w:rFonts w:ascii="Times New Roman" w:hAnsi="Times New Roman" w:cs="Times New Roman"/>
+          <w:sz w:val="28"/>
+          <w:szCs w:val="28"/>
+        </w:rPr>
+        <w:t>)</w:t>
+      </w:r>
+      <w:r>
+        <w:rPr>
+          <w:rFonts w:ascii="Times New Roman" w:hAnsi="Times New Roman" w:cs="Times New Roman"/>
+          <w:b/>
+          <w:bCs/>
+          <w:sz w:val="40"/>
+          <w:szCs w:val="40"/>
+        </w:rPr>
+        <w:t xml:space="preserve"> </w:t>
       </w:r>
     </w:p>
     <w:p>
@@ -1046,6 +1225,40 @@
         </w:rPr>
         <w:t>Normalização e PCA</w:t>
       </w:r>
+      <w:r>
+        <w:rPr>
+          <w:rFonts w:ascii="Times New Roman" w:hAnsi="Times New Roman" w:cs="Times New Roman"/>
+          <w:b/>
+          <w:bCs/>
+          <w:sz w:val="40"/>
+          <w:szCs w:val="40"/>
+        </w:rPr>
+        <w:t xml:space="preserve"> </w:t>
+      </w:r>
+      <w:r>
+        <w:rPr>
+          <w:rFonts w:ascii="Times New Roman" w:hAnsi="Times New Roman" w:cs="Times New Roman"/>
+          <w:sz w:val="28"/>
+          <w:szCs w:val="28"/>
+        </w:rPr>
+        <w:t>(</w:t>
+      </w:r>
+      <w:r>
+        <w:rPr>
+          <w:rFonts w:ascii="Times New Roman" w:hAnsi="Times New Roman" w:cs="Times New Roman"/>
+          <w:sz w:val="28"/>
+          <w:szCs w:val="28"/>
+        </w:rPr>
+        <w:t>9</w:t>
+      </w:r>
+      <w:r>
+        <w:rPr>
+          <w:rFonts w:ascii="Times New Roman" w:hAnsi="Times New Roman" w:cs="Times New Roman"/>
+          <w:sz w:val="28"/>
+          <w:szCs w:val="28"/>
+        </w:rPr>
+        <w:t>)</w:t>
+      </w:r>
     </w:p>
     <w:p>
       <w:pPr>
@@ -1073,6 +1286,40 @@
         </w:rPr>
         <w:t>Seleção de Features</w:t>
       </w:r>
+      <w:r>
+        <w:rPr>
+          <w:rFonts w:ascii="Times New Roman" w:hAnsi="Times New Roman" w:cs="Times New Roman"/>
+          <w:b/>
+          <w:bCs/>
+          <w:sz w:val="40"/>
+          <w:szCs w:val="40"/>
+        </w:rPr>
+        <w:t xml:space="preserve"> </w:t>
+      </w:r>
+      <w:r>
+        <w:rPr>
+          <w:rFonts w:ascii="Times New Roman" w:hAnsi="Times New Roman" w:cs="Times New Roman"/>
+          <w:sz w:val="28"/>
+          <w:szCs w:val="28"/>
+        </w:rPr>
+        <w:t>(1</w:t>
+      </w:r>
+      <w:r>
+        <w:rPr>
+          <w:rFonts w:ascii="Times New Roman" w:hAnsi="Times New Roman" w:cs="Times New Roman"/>
+          <w:sz w:val="28"/>
+          <w:szCs w:val="28"/>
+        </w:rPr>
+        <w:t>0</w:t>
+      </w:r>
+      <w:r>
+        <w:rPr>
+          <w:rFonts w:ascii="Times New Roman" w:hAnsi="Times New Roman" w:cs="Times New Roman"/>
+          <w:sz w:val="28"/>
+          <w:szCs w:val="28"/>
+        </w:rPr>
+        <w:t>)</w:t>
+      </w:r>
     </w:p>
     <w:p>
       <w:pPr>
@@ -1100,6 +1347,40 @@
         </w:rPr>
         <w:t>Aumentação dos Dados</w:t>
       </w:r>
+      <w:r>
+        <w:rPr>
+          <w:rFonts w:ascii="Times New Roman" w:hAnsi="Times New Roman" w:cs="Times New Roman"/>
+          <w:b/>
+          <w:bCs/>
+          <w:sz w:val="40"/>
+          <w:szCs w:val="40"/>
+        </w:rPr>
+        <w:t xml:space="preserve"> </w:t>
+      </w:r>
+      <w:r>
+        <w:rPr>
+          <w:rFonts w:ascii="Times New Roman" w:hAnsi="Times New Roman" w:cs="Times New Roman"/>
+          <w:sz w:val="28"/>
+          <w:szCs w:val="28"/>
+        </w:rPr>
+        <w:t>(1</w:t>
+      </w:r>
+      <w:r>
+        <w:rPr>
+          <w:rFonts w:ascii="Times New Roman" w:hAnsi="Times New Roman" w:cs="Times New Roman"/>
+          <w:sz w:val="28"/>
+          <w:szCs w:val="28"/>
+        </w:rPr>
+        <w:t>1</w:t>
+      </w:r>
+      <w:r>
+        <w:rPr>
+          <w:rFonts w:ascii="Times New Roman" w:hAnsi="Times New Roman" w:cs="Times New Roman"/>
+          <w:sz w:val="28"/>
+          <w:szCs w:val="28"/>
+        </w:rPr>
+        <w:t>)</w:t>
+      </w:r>
     </w:p>
     <w:p>
       <w:pPr>
@@ -1127,6 +1408,40 @@
         </w:rPr>
         <w:t>Embeddings</w:t>
       </w:r>
+      <w:r>
+        <w:rPr>
+          <w:rFonts w:ascii="Times New Roman" w:hAnsi="Times New Roman" w:cs="Times New Roman"/>
+          <w:b/>
+          <w:bCs/>
+          <w:sz w:val="40"/>
+          <w:szCs w:val="40"/>
+        </w:rPr>
+        <w:t xml:space="preserve"> </w:t>
+      </w:r>
+      <w:r>
+        <w:rPr>
+          <w:rFonts w:ascii="Times New Roman" w:hAnsi="Times New Roman" w:cs="Times New Roman"/>
+          <w:sz w:val="28"/>
+          <w:szCs w:val="28"/>
+        </w:rPr>
+        <w:t>(1</w:t>
+      </w:r>
+      <w:r>
+        <w:rPr>
+          <w:rFonts w:ascii="Times New Roman" w:hAnsi="Times New Roman" w:cs="Times New Roman"/>
+          <w:sz w:val="28"/>
+          <w:szCs w:val="28"/>
+        </w:rPr>
+        <w:t>2</w:t>
+      </w:r>
+      <w:r>
+        <w:rPr>
+          <w:rFonts w:ascii="Times New Roman" w:hAnsi="Times New Roman" w:cs="Times New Roman"/>
+          <w:sz w:val="28"/>
+          <w:szCs w:val="28"/>
+        </w:rPr>
+        <w:t>)</w:t>
+      </w:r>
     </w:p>
     <w:p>
       <w:pPr>
@@ -1154,6 +1469,40 @@
         </w:rPr>
         <w:t>Estratégias de Divisão de Dados</w:t>
       </w:r>
+      <w:r>
+        <w:rPr>
+          <w:rFonts w:ascii="Times New Roman" w:hAnsi="Times New Roman" w:cs="Times New Roman"/>
+          <w:b/>
+          <w:bCs/>
+          <w:sz w:val="40"/>
+          <w:szCs w:val="40"/>
+        </w:rPr>
+        <w:t xml:space="preserve"> </w:t>
+      </w:r>
+      <w:r>
+        <w:rPr>
+          <w:rFonts w:ascii="Times New Roman" w:hAnsi="Times New Roman" w:cs="Times New Roman"/>
+          <w:sz w:val="28"/>
+          <w:szCs w:val="28"/>
+        </w:rPr>
+        <w:t>(1</w:t>
+      </w:r>
+      <w:r>
+        <w:rPr>
+          <w:rFonts w:ascii="Times New Roman" w:hAnsi="Times New Roman" w:cs="Times New Roman"/>
+          <w:sz w:val="28"/>
+          <w:szCs w:val="28"/>
+        </w:rPr>
+        <w:t>2</w:t>
+      </w:r>
+      <w:r>
+        <w:rPr>
+          <w:rFonts w:ascii="Times New Roman" w:hAnsi="Times New Roman" w:cs="Times New Roman"/>
+          <w:sz w:val="28"/>
+          <w:szCs w:val="28"/>
+        </w:rPr>
+        <w:t>)</w:t>
+      </w:r>
     </w:p>
     <w:p>
       <w:pPr>
@@ -1181,6 +1530,40 @@
         </w:rPr>
         <w:t>Classificador k-Nearest Neighbors</w:t>
       </w:r>
+      <w:r>
+        <w:rPr>
+          <w:rFonts w:ascii="Times New Roman" w:hAnsi="Times New Roman" w:cs="Times New Roman"/>
+          <w:b/>
+          <w:bCs/>
+          <w:sz w:val="40"/>
+          <w:szCs w:val="40"/>
+        </w:rPr>
+        <w:t xml:space="preserve"> </w:t>
+      </w:r>
+      <w:r>
+        <w:rPr>
+          <w:rFonts w:ascii="Times New Roman" w:hAnsi="Times New Roman" w:cs="Times New Roman"/>
+          <w:sz w:val="28"/>
+          <w:szCs w:val="28"/>
+        </w:rPr>
+        <w:t>(1</w:t>
+      </w:r>
+      <w:r>
+        <w:rPr>
+          <w:rFonts w:ascii="Times New Roman" w:hAnsi="Times New Roman" w:cs="Times New Roman"/>
+          <w:sz w:val="28"/>
+          <w:szCs w:val="28"/>
+        </w:rPr>
+        <w:t>3</w:t>
+      </w:r>
+      <w:r>
+        <w:rPr>
+          <w:rFonts w:ascii="Times New Roman" w:hAnsi="Times New Roman" w:cs="Times New Roman"/>
+          <w:sz w:val="28"/>
+          <w:szCs w:val="28"/>
+        </w:rPr>
+        <w:t>)</w:t>
+      </w:r>
     </w:p>
     <w:p>
       <w:pPr>
@@ -1208,6 +1591,40 @@
         </w:rPr>
         <w:t>Avaliação dos Modelos</w:t>
       </w:r>
+      <w:r>
+        <w:rPr>
+          <w:rFonts w:ascii="Times New Roman" w:hAnsi="Times New Roman" w:cs="Times New Roman"/>
+          <w:b/>
+          <w:bCs/>
+          <w:sz w:val="40"/>
+          <w:szCs w:val="40"/>
+        </w:rPr>
+        <w:t xml:space="preserve"> </w:t>
+      </w:r>
+      <w:r>
+        <w:rPr>
+          <w:rFonts w:ascii="Times New Roman" w:hAnsi="Times New Roman" w:cs="Times New Roman"/>
+          <w:sz w:val="28"/>
+          <w:szCs w:val="28"/>
+        </w:rPr>
+        <w:t>(1</w:t>
+      </w:r>
+      <w:r>
+        <w:rPr>
+          <w:rFonts w:ascii="Times New Roman" w:hAnsi="Times New Roman" w:cs="Times New Roman"/>
+          <w:sz w:val="28"/>
+          <w:szCs w:val="28"/>
+        </w:rPr>
+        <w:t>4</w:t>
+      </w:r>
+      <w:r>
+        <w:rPr>
+          <w:rFonts w:ascii="Times New Roman" w:hAnsi="Times New Roman" w:cs="Times New Roman"/>
+          <w:sz w:val="28"/>
+          <w:szCs w:val="28"/>
+        </w:rPr>
+        <w:t>)</w:t>
+      </w:r>
     </w:p>
     <w:p>
       <w:pPr>
@@ -1235,6 +1652,40 @@
         </w:rPr>
         <w:t>Testes de Hipótese</w:t>
       </w:r>
+      <w:r>
+        <w:rPr>
+          <w:rFonts w:ascii="Times New Roman" w:hAnsi="Times New Roman" w:cs="Times New Roman"/>
+          <w:b/>
+          <w:bCs/>
+          <w:sz w:val="40"/>
+          <w:szCs w:val="40"/>
+        </w:rPr>
+        <w:t xml:space="preserve"> </w:t>
+      </w:r>
+      <w:r>
+        <w:rPr>
+          <w:rFonts w:ascii="Times New Roman" w:hAnsi="Times New Roman" w:cs="Times New Roman"/>
+          <w:sz w:val="28"/>
+          <w:szCs w:val="28"/>
+        </w:rPr>
+        <w:t>(1</w:t>
+      </w:r>
+      <w:r>
+        <w:rPr>
+          <w:rFonts w:ascii="Times New Roman" w:hAnsi="Times New Roman" w:cs="Times New Roman"/>
+          <w:sz w:val="28"/>
+          <w:szCs w:val="28"/>
+        </w:rPr>
+        <w:t>6</w:t>
+      </w:r>
+      <w:r>
+        <w:rPr>
+          <w:rFonts w:ascii="Times New Roman" w:hAnsi="Times New Roman" w:cs="Times New Roman"/>
+          <w:sz w:val="28"/>
+          <w:szCs w:val="28"/>
+        </w:rPr>
+        <w:t>)</w:t>
+      </w:r>
     </w:p>
     <w:p>
       <w:pPr>
@@ -1261,6 +1712,40 @@
           <w:szCs w:val="40"/>
         </w:rPr>
         <w:t>Modelo de Implantação</w:t>
+      </w:r>
+      <w:r>
+        <w:rPr>
+          <w:rFonts w:ascii="Times New Roman" w:hAnsi="Times New Roman" w:cs="Times New Roman"/>
+          <w:b/>
+          <w:bCs/>
+          <w:sz w:val="40"/>
+          <w:szCs w:val="40"/>
+        </w:rPr>
+        <w:t xml:space="preserve"> </w:t>
+      </w:r>
+      <w:r>
+        <w:rPr>
+          <w:rFonts w:ascii="Times New Roman" w:hAnsi="Times New Roman" w:cs="Times New Roman"/>
+          <w:sz w:val="28"/>
+          <w:szCs w:val="28"/>
+        </w:rPr>
+        <w:t>(1</w:t>
+      </w:r>
+      <w:r>
+        <w:rPr>
+          <w:rFonts w:ascii="Times New Roman" w:hAnsi="Times New Roman" w:cs="Times New Roman"/>
+          <w:sz w:val="28"/>
+          <w:szCs w:val="28"/>
+        </w:rPr>
+        <w:t>8</w:t>
+      </w:r>
+      <w:r>
+        <w:rPr>
+          <w:rFonts w:ascii="Times New Roman" w:hAnsi="Times New Roman" w:cs="Times New Roman"/>
+          <w:sz w:val="28"/>
+          <w:szCs w:val="28"/>
+        </w:rPr>
+        <w:t>)</w:t>
       </w:r>
     </w:p>
     <w:p>
@@ -5004,7 +5489,7 @@
           <w:szCs w:val="28"/>
         </w:rPr>
         <w:drawing>
-          <wp:anchor distT="0" distB="0" distL="114300" distR="114300" simplePos="0" relativeHeight="251675648" behindDoc="1" locked="0" layoutInCell="1" allowOverlap="1" wp14:anchorId="54A8846A" wp14:editId="25772555">
+          <wp:anchor distT="0" distB="0" distL="114300" distR="114300" simplePos="0" relativeHeight="251675648" behindDoc="1" locked="0" layoutInCell="1" allowOverlap="1" wp14:anchorId="54A8846A" wp14:editId="0CBB94B4">
             <wp:simplePos x="0" y="0"/>
             <wp:positionH relativeFrom="margin">
               <wp:posOffset>-325289</wp:posOffset>
@@ -5481,7 +5966,6 @@
           <w:rFonts w:ascii="Times New Roman" w:hAnsi="Times New Roman" w:cs="Times New Roman"/>
           <w:sz w:val="28"/>
           <w:szCs w:val="28"/>
-          <w:lang w:val="en-US"/>
         </w:rPr>
         <w:t xml:space="preserve"> </w:t>
       </w:r>
@@ -6085,35 +6569,27 @@
           <w:szCs w:val="28"/>
           <w:lang w:val="en-US"/>
         </w:rPr>
-        <w:t xml:space="preserve"> </w:t>
-      </w:r>
-      <w:r>
-        <w:rPr>
-          <w:rFonts w:ascii="Times New Roman" w:hAnsi="Times New Roman" w:cs="Times New Roman"/>
-          <w:sz w:val="28"/>
-          <w:szCs w:val="28"/>
-          <w:lang w:val="en-US"/>
-        </w:rPr>
-        <w:t>1819 samples</w:t>
-      </w:r>
-    </w:p>
-    <w:p>
-      <w:pPr>
-        <w:jc w:val="both"/>
-        <w:rPr>
-          <w:rFonts w:ascii="Times New Roman" w:hAnsi="Times New Roman" w:cs="Times New Roman"/>
-          <w:sz w:val="28"/>
-          <w:szCs w:val="28"/>
-        </w:rPr>
-      </w:pPr>
-      <w:r>
-        <w:rPr>
-          <w:rFonts w:ascii="Times New Roman" w:hAnsi="Times New Roman" w:cs="Times New Roman"/>
+        <w:t xml:space="preserve"> 1819 samples</w:t>
+      </w:r>
+    </w:p>
+    <w:p>
+      <w:pPr>
+        <w:jc w:val="both"/>
+        <w:rPr>
+          <w:rFonts w:ascii="Times New Roman" w:hAnsi="Times New Roman" w:cs="Times New Roman"/>
+          <w:sz w:val="28"/>
+          <w:szCs w:val="28"/>
+        </w:rPr>
+      </w:pPr>
+      <w:r>
+        <w:rPr>
+          <w:rFonts w:ascii="Times New Roman" w:hAnsi="Times New Roman" w:cs="Times New Roman"/>
+          <w:noProof/>
           <w:sz w:val="28"/>
           <w:szCs w:val="28"/>
         </w:rPr>
         <w:drawing>
-          <wp:anchor distT="0" distB="0" distL="114300" distR="114300" simplePos="0" relativeHeight="251678720" behindDoc="1" locked="0" layoutInCell="1" allowOverlap="1" wp14:anchorId="47794484" wp14:editId="18C28407">
+          <wp:anchor distT="0" distB="0" distL="114300" distR="114300" simplePos="0" relativeHeight="251678720" behindDoc="1" locked="0" layoutInCell="1" allowOverlap="1" wp14:anchorId="47794484" wp14:editId="3994638B">
             <wp:simplePos x="0" y="0"/>
             <wp:positionH relativeFrom="margin">
               <wp:align>left</wp:align>
@@ -7534,6 +8010,7 @@
       <w:r>
         <w:rPr>
           <w:rFonts w:ascii="Times New Roman" w:hAnsi="Times New Roman" w:cs="Times New Roman"/>
+          <w:noProof/>
           <w:sz w:val="28"/>
           <w:szCs w:val="28"/>
         </w:rPr>
@@ -7806,6 +8283,7 @@
       <w:r>
         <w:rPr>
           <w:rFonts w:ascii="Times New Roman" w:hAnsi="Times New Roman" w:cs="Times New Roman"/>
+          <w:noProof/>
           <w:sz w:val="28"/>
           <w:szCs w:val="28"/>
         </w:rPr>
@@ -7877,6 +8355,7 @@
       <w:r>
         <w:rPr>
           <w:rFonts w:ascii="Times New Roman" w:hAnsi="Times New Roman" w:cs="Times New Roman"/>
+          <w:noProof/>
           <w:sz w:val="28"/>
           <w:szCs w:val="28"/>
         </w:rPr>
@@ -8039,6 +8518,7 @@
       <w:r>
         <w:rPr>
           <w:rFonts w:ascii="Times New Roman" w:hAnsi="Times New Roman" w:cs="Times New Roman"/>
+          <w:noProof/>
           <w:sz w:val="28"/>
           <w:szCs w:val="28"/>
         </w:rPr>
@@ -8553,6 +9033,7 @@
       <w:r>
         <w:rPr>
           <w:rFonts w:ascii="Times New Roman" w:eastAsia="Times New Roman" w:hAnsi="Times New Roman" w:cs="Times New Roman"/>
+          <w:noProof/>
           <w:kern w:val="0"/>
           <w:sz w:val="28"/>
           <w:szCs w:val="28"/>
@@ -8560,7 +9041,7 @@
           <w14:ligatures w14:val="none"/>
         </w:rPr>
         <w:drawing>
-          <wp:anchor distT="0" distB="0" distL="114300" distR="114300" simplePos="0" relativeHeight="251683840" behindDoc="1" locked="0" layoutInCell="1" allowOverlap="1" wp14:anchorId="7FB286B5" wp14:editId="1D27F176">
+          <wp:anchor distT="0" distB="0" distL="114300" distR="114300" simplePos="0" relativeHeight="251683840" behindDoc="1" locked="0" layoutInCell="1" allowOverlap="1" wp14:anchorId="7FB286B5" wp14:editId="1747D3C8">
             <wp:simplePos x="0" y="0"/>
             <wp:positionH relativeFrom="margin">
               <wp:align>center</wp:align>
@@ -8704,6 +9185,7 @@
       <w:r>
         <w:rPr>
           <w:rFonts w:ascii="Times New Roman" w:eastAsia="Times New Roman" w:hAnsi="Times New Roman" w:cs="Times New Roman"/>
+          <w:noProof/>
           <w:kern w:val="0"/>
           <w:sz w:val="28"/>
           <w:szCs w:val="28"/>
@@ -8712,7 +9194,7 @@
         </w:rPr>
         <w:lastRenderedPageBreak/>
         <w:drawing>
-          <wp:anchor distT="0" distB="0" distL="114300" distR="114300" simplePos="0" relativeHeight="251684864" behindDoc="1" locked="0" layoutInCell="1" allowOverlap="1" wp14:anchorId="085CAE01" wp14:editId="738EA127">
+          <wp:anchor distT="0" distB="0" distL="114300" distR="114300" simplePos="0" relativeHeight="251684864" behindDoc="1" locked="0" layoutInCell="1" allowOverlap="1" wp14:anchorId="085CAE01" wp14:editId="57E214E1">
             <wp:simplePos x="0" y="0"/>
             <wp:positionH relativeFrom="margin">
               <wp:align>center</wp:align>
@@ -8886,9 +9368,13 @@
           <w:lang w:eastAsia="pt-PT"/>
           <w14:ligatures w14:val="none"/>
         </w:rPr>
-        <w:t>Comparações entre modelos int</w:t>
-      </w:r>
-      <w:r>
+        <w:t>Comparações entre modelos inter-participante</w:t>
+      </w:r>
+    </w:p>
+    <w:p>
+      <w:pPr>
+        <w:spacing w:before="100" w:beforeAutospacing="1" w:after="100" w:afterAutospacing="1" w:line="240" w:lineRule="auto"/>
+        <w:jc w:val="both"/>
         <w:rPr>
           <w:rFonts w:ascii="Times New Roman" w:eastAsia="Times New Roman" w:hAnsi="Times New Roman" w:cs="Times New Roman"/>
           <w:kern w:val="0"/>
@@ -8897,8 +9383,7 @@
           <w:lang w:eastAsia="pt-PT"/>
           <w14:ligatures w14:val="none"/>
         </w:rPr>
-        <w:t>er</w:t>
-      </w:r>
+      </w:pPr>
       <w:r>
         <w:rPr>
           <w:rFonts w:ascii="Times New Roman" w:eastAsia="Times New Roman" w:hAnsi="Times New Roman" w:cs="Times New Roman"/>
@@ -8908,13 +9393,9 @@
           <w:lang w:eastAsia="pt-PT"/>
           <w14:ligatures w14:val="none"/>
         </w:rPr>
-        <w:t>-participante</w:t>
-      </w:r>
-    </w:p>
-    <w:p>
-      <w:pPr>
-        <w:spacing w:before="100" w:beforeAutospacing="1" w:after="100" w:afterAutospacing="1" w:line="240" w:lineRule="auto"/>
-        <w:jc w:val="both"/>
+        <w:t>Finalmente, a aplicação de testes t</w:t>
+      </w:r>
+      <w:r>
         <w:rPr>
           <w:rFonts w:ascii="Times New Roman" w:eastAsia="Times New Roman" w:hAnsi="Times New Roman" w:cs="Times New Roman"/>
           <w:kern w:val="0"/>
@@ -8923,7 +9404,8 @@
           <w:lang w:eastAsia="pt-PT"/>
           <w14:ligatures w14:val="none"/>
         </w:rPr>
-      </w:pPr>
+        <w:t xml:space="preserve"> </w:t>
+      </w:r>
       <w:r>
         <w:rPr>
           <w:rFonts w:ascii="Times New Roman" w:eastAsia="Times New Roman" w:hAnsi="Times New Roman" w:cs="Times New Roman"/>
@@ -8933,9 +9415,13 @@
           <w:lang w:eastAsia="pt-PT"/>
           <w14:ligatures w14:val="none"/>
         </w:rPr>
-        <w:t>Finalmente, a aplicação de testes t</w:t>
-      </w:r>
-      <w:r>
+        <w:t>independentes para comparar as estratégias de divisão de dados confirmou que a diferença de desempenho entre a abordagem intra-participante e a inter-participante não é fruto do acaso. Esta evidência estatística valida a hipótese de que modelos avaliados em novos utilizadores sofrem um impacto real na precisão devido à variabilidade biomecânica, consolidando a estratégia baseada em participantes como o método mais honesto e robusto para estimar o sucesso do sistema em cenários reais.</w:t>
+      </w:r>
+    </w:p>
+    <w:p>
+      <w:pPr>
+        <w:spacing w:before="100" w:beforeAutospacing="1" w:after="100" w:afterAutospacing="1" w:line="240" w:lineRule="auto"/>
+        <w:jc w:val="both"/>
         <w:rPr>
           <w:rFonts w:ascii="Times New Roman" w:eastAsia="Times New Roman" w:hAnsi="Times New Roman" w:cs="Times New Roman"/>
           <w:kern w:val="0"/>
@@ -8944,44 +9430,19 @@
           <w:lang w:eastAsia="pt-PT"/>
           <w14:ligatures w14:val="none"/>
         </w:rPr>
-        <w:t xml:space="preserve"> </w:t>
-      </w:r>
+      </w:pPr>
       <w:r>
         <w:rPr>
           <w:rFonts w:ascii="Times New Roman" w:eastAsia="Times New Roman" w:hAnsi="Times New Roman" w:cs="Times New Roman"/>
+          <w:noProof/>
           <w:kern w:val="0"/>
           <w:sz w:val="28"/>
           <w:szCs w:val="28"/>
           <w:lang w:eastAsia="pt-PT"/>
           <w14:ligatures w14:val="none"/>
         </w:rPr>
-        <w:t>independentes para comparar as estratégias de divisão de dados confirmou que a diferença de desempenho entre a abordagem intra-participante e a inter-participante não é fruto do acaso. Esta evidência estatística valida a hipótese de que modelos avaliados em novos utilizadores sofrem um impacto real na precisão devido à variabilidade biomecânica, consolidando a estratégia baseada em participantes como o método mais honesto e robusto para estimar o sucesso do sistema em cenários reais.</w:t>
-      </w:r>
-    </w:p>
-    <w:p>
-      <w:pPr>
-        <w:spacing w:before="100" w:beforeAutospacing="1" w:after="100" w:afterAutospacing="1" w:line="240" w:lineRule="auto"/>
-        <w:jc w:val="both"/>
-        <w:rPr>
-          <w:rFonts w:ascii="Times New Roman" w:eastAsia="Times New Roman" w:hAnsi="Times New Roman" w:cs="Times New Roman"/>
-          <w:kern w:val="0"/>
-          <w:sz w:val="28"/>
-          <w:szCs w:val="28"/>
-          <w:lang w:eastAsia="pt-PT"/>
-          <w14:ligatures w14:val="none"/>
-        </w:rPr>
-      </w:pPr>
-      <w:r>
-        <w:rPr>
-          <w:rFonts w:ascii="Times New Roman" w:eastAsia="Times New Roman" w:hAnsi="Times New Roman" w:cs="Times New Roman"/>
-          <w:kern w:val="0"/>
-          <w:sz w:val="28"/>
-          <w:szCs w:val="28"/>
-          <w:lang w:eastAsia="pt-PT"/>
-          <w14:ligatures w14:val="none"/>
-        </w:rPr>
         <w:drawing>
-          <wp:anchor distT="0" distB="0" distL="114300" distR="114300" simplePos="0" relativeHeight="251685888" behindDoc="1" locked="0" layoutInCell="1" allowOverlap="1" wp14:anchorId="22E5AD2D" wp14:editId="6581D15A">
+          <wp:anchor distT="0" distB="0" distL="114300" distR="114300" simplePos="0" relativeHeight="251685888" behindDoc="1" locked="0" layoutInCell="1" allowOverlap="1" wp14:anchorId="22E5AD2D" wp14:editId="779630FB">
             <wp:simplePos x="0" y="0"/>
             <wp:positionH relativeFrom="margin">
               <wp:align>center</wp:align>
@@ -9171,18 +9632,7 @@
           <w:lang w:eastAsia="pt-PT"/>
           <w14:ligatures w14:val="none"/>
         </w:rPr>
-        <w:t xml:space="preserve">                       </w:t>
-      </w:r>
-      <w:r>
-        <w:rPr>
-          <w:rFonts w:ascii="Times New Roman" w:eastAsia="Times New Roman" w:hAnsi="Times New Roman" w:cs="Times New Roman"/>
-          <w:kern w:val="0"/>
-          <w:sz w:val="28"/>
-          <w:szCs w:val="28"/>
-          <w:lang w:eastAsia="pt-PT"/>
-          <w14:ligatures w14:val="none"/>
-        </w:rPr>
-        <w:t xml:space="preserve">Comparações entre </w:t>
+        <w:t xml:space="preserve">                       Comparações entre </w:t>
       </w:r>
       <w:r>
         <w:rPr>
@@ -9685,6 +10135,7 @@
           <w:sz w:val="28"/>
           <w:szCs w:val="28"/>
         </w:rPr>
+        <w:lastRenderedPageBreak/>
         <w:t>Métrica de Manhattan:</w:t>
       </w:r>
       <w:r>
@@ -14042,6 +14493,7 @@
   <w:style w:type="character" w:default="1" w:styleId="DefaultParagraphFont">
     <w:name w:val="Default Paragraph Font"/>
     <w:uiPriority w:val="1"/>
+    <w:semiHidden/>
     <w:unhideWhenUsed/>
   </w:style>
   <w:style w:type="table" w:default="1" w:styleId="TableNormal">
